--- a/idris/Python Angular/Idris_Sadiq.docx
+++ b/idris/Python Angular/Idris_Sadiq.docx
@@ -1,6 +1,6 @@
 
 <file path=word/document.xml><?xml version="1.0" encoding="utf-8"?>
-<w:document xmlns:wpc="http://schemas.microsoft.com/office/word/2010/wordprocessingCanvas" xmlns:cx="http://schemas.microsoft.com/office/drawing/2014/chartex" xmlns:cx1="http://schemas.microsoft.com/office/drawing/2015/9/8/chartex" xmlns:cx2="http://schemas.microsoft.com/office/drawing/2015/10/21/chartex" xmlns:cx3="http://schemas.microsoft.com/office/drawing/2016/5/9/chartex" xmlns:cx4="http://schemas.microsoft.com/office/drawing/2016/5/10/chartex" xmlns:cx5="http://schemas.microsoft.com/office/drawing/2016/5/11/chartex" xmlns:cx6="http://schemas.microsoft.com/office/drawing/2016/5/12/chartex" xmlns:cx7="http://schemas.microsoft.com/office/drawing/2016/5/13/chartex" xmlns:cx8="http://schemas.microsoft.com/office/drawing/2016/5/14/chartex" xmlns:mc="http://schemas.openxmlformats.org/markup-compatibility/2006" xmlns:aink="http://schemas.microsoft.com/office/drawing/2016/ink" xmlns:am3d="http://schemas.microsoft.com/office/drawing/2017/model3d" xmlns:o="urn:schemas-microsoft-com:office:office" xmlns:oel="http://schemas.microsoft.com/office/2019/extlst" xmlns:r="http://schemas.openxmlformats.org/officeDocument/2006/relationships" xmlns:m="http://schemas.openxmlformats.org/officeDocument/2006/math" xmlns:v="urn:schemas-microsoft-com:vml" xmlns:wp14="http://schemas.microsoft.com/office/word/2010/wordprocessingDrawing" xmlns:wp="http://schemas.openxmlformats.org/drawingml/2006/wordprocessingDrawing" xmlns:w10="urn:schemas-microsoft-com:office:word" xmlns:w="http://schemas.openxmlformats.org/wordprocessingml/2006/main" xmlns:w14="http://schemas.microsoft.com/office/word/2010/wordml" xmlns:w15="http://schemas.microsoft.com/office/word/2012/wordml" xmlns:w16cex="http://schemas.microsoft.com/office/word/2018/wordml/cex" xmlns:w16cid="http://schemas.microsoft.com/office/word/2016/wordml/cid" xmlns:w16="http://schemas.microsoft.com/office/word/2018/wordml" xmlns:w16du="http://schemas.microsoft.com/office/word/2023/wordml/word16du" xmlns:w16sdtdh="http://schemas.microsoft.com/office/word/2020/wordml/sdtdatahash" xmlns:w16sdtfl="http://schemas.microsoft.com/office/word/2024/wordml/sdtformatlock" xmlns:w16se="http://schemas.microsoft.com/office/word/2015/wordml/symex" xmlns:wpg="http://schemas.microsoft.com/office/word/2010/wordprocessingGroup" xmlns:wpi="http://schemas.microsoft.com/office/word/2010/wordprocessingInk" xmlns:wne="http://schemas.microsoft.com/office/word/2006/wordml" xmlns:wps="http://schemas.microsoft.com/office/word/2010/wordprocessingShape" mc:Ignorable="w14 w15 w16se w16cid w16 w16cex w16sdtdh w16sdtfl w16du wp14">
+<w:document xmlns:wpc="http://schemas.microsoft.com/office/word/2010/wordprocessingCanvas" xmlns:mc="http://schemas.openxmlformats.org/markup-compatibility/2006" xmlns:o="urn:schemas-microsoft-com:office:office" xmlns:r="http://schemas.openxmlformats.org/officeDocument/2006/relationships" xmlns:m="http://schemas.openxmlformats.org/officeDocument/2006/math" xmlns:v="urn:schemas-microsoft-com:vml" xmlns:wp14="http://schemas.microsoft.com/office/word/2010/wordprocessingDrawing" xmlns:wp="http://schemas.openxmlformats.org/drawingml/2006/wordprocessingDrawing" xmlns:w10="urn:schemas-microsoft-com:office:word" xmlns:w="http://schemas.openxmlformats.org/wordprocessingml/2006/main" xmlns:w14="http://schemas.microsoft.com/office/word/2010/wordml" xmlns:wpg="http://schemas.microsoft.com/office/word/2010/wordprocessingGroup" xmlns:wpi="http://schemas.microsoft.com/office/word/2010/wordprocessingInk" xmlns:wne="http://schemas.microsoft.com/office/word/2006/wordml" xmlns:wps="http://schemas.microsoft.com/office/word/2010/wordprocessingShape" mc:Ignorable="w14 wp14">
   <w:body>
     <w:tbl>
       <w:tblPr>
@@ -20,15 +20,9 @@
         <w:tblLook w:val="04A0" w:firstRow="1" w:lastRow="0" w:firstColumn="1" w:lastColumn="0" w:noHBand="0" w:noVBand="1"/>
       </w:tblPr>
       <w:tblGrid>
-        <w:gridCol w:w="10180"/>
+        <w:gridCol w:w="10420"/>
       </w:tblGrid>
       <w:tr>
-        <w:tblPrEx>
-          <w:tblCellMar>
-            <w:top w:w="0" w:type="dxa"/>
-            <w:bottom w:w="0" w:type="dxa"/>
-          </w:tblCellMar>
-        </w:tblPrEx>
         <w:tc>
           <w:tcPr>
             <w:tcW w:w="0" w:type="auto"/>
@@ -52,6 +46,7 @@
               <w:spacing w:after="40"/>
               <w:jc w:val="center"/>
             </w:pPr>
+            <w:proofErr w:type="spellStart"/>
             <w:r>
               <w:rPr>
                 <w:rFonts w:ascii="Arial" w:eastAsia="Arial" w:hAnsi="Arial" w:cs="Arial"/>
@@ -61,8 +56,33 @@
                 <w:sz w:val="48"/>
                 <w:szCs w:val="48"/>
               </w:rPr>
-              <w:t>Idris Sadiq</w:t>
+              <w:t>Idris</w:t>
             </w:r>
+            <w:proofErr w:type="spellEnd"/>
+            <w:r>
+              <w:rPr>
+                <w:rFonts w:ascii="Arial" w:eastAsia="Arial" w:hAnsi="Arial" w:cs="Arial"/>
+                <w:b/>
+                <w:bCs/>
+                <w:color w:val="FFFFFF"/>
+                <w:sz w:val="48"/>
+                <w:szCs w:val="48"/>
+              </w:rPr>
+              <w:t xml:space="preserve"> </w:t>
+            </w:r>
+            <w:proofErr w:type="spellStart"/>
+            <w:r>
+              <w:rPr>
+                <w:rFonts w:ascii="Arial" w:eastAsia="Arial" w:hAnsi="Arial" w:cs="Arial"/>
+                <w:b/>
+                <w:bCs/>
+                <w:color w:val="FFFFFF"/>
+                <w:sz w:val="48"/>
+                <w:szCs w:val="48"/>
+              </w:rPr>
+              <w:t>Sadiq</w:t>
+            </w:r>
+            <w:proofErr w:type="spellEnd"/>
           </w:p>
           <w:p>
             <w:pPr>
@@ -84,37 +104,26 @@
               <w:spacing w:after="40"/>
               <w:jc w:val="center"/>
             </w:pPr>
-            <w:proofErr w:type="gramStart"/>
             <w:r>
               <w:rPr>
                 <w:rFonts w:ascii="Arial" w:eastAsia="Arial" w:hAnsi="Arial" w:cs="Arial"/>
                 <w:color w:val="BBBBBB"/>
               </w:rPr>
-              <w:t>idrissadiqdev@outlook.com  |</w:t>
+              <w:t xml:space="preserve">idrissadiqdev@outlook.com  </w:t>
             </w:r>
-            <w:proofErr w:type="gramEnd"/>
             <w:r>
               <w:rPr>
                 <w:rFonts w:ascii="Arial" w:eastAsia="Arial" w:hAnsi="Arial" w:cs="Arial"/>
                 <w:color w:val="BBBBBB"/>
               </w:rPr>
-              <w:t xml:space="preserve">  +1 </w:t>
+              <w:t>+1 (424) 458-6548</w:t>
             </w:r>
-            <w:proofErr w:type="gramStart"/>
             <w:r>
               <w:rPr>
                 <w:rFonts w:ascii="Arial" w:eastAsia="Arial" w:hAnsi="Arial" w:cs="Arial"/>
                 <w:color w:val="BBBBBB"/>
               </w:rPr>
-              <w:t>9297829204  |</w:t>
-            </w:r>
-            <w:proofErr w:type="gramEnd"/>
-            <w:r>
-              <w:rPr>
-                <w:rFonts w:ascii="Arial" w:eastAsia="Arial" w:hAnsi="Arial" w:cs="Arial"/>
-                <w:color w:val="BBBBBB"/>
-              </w:rPr>
-              <w:t xml:space="preserve">  Los Angeles, California, United States</w:t>
+              <w:t>|  Los Angeles, California, United States</w:t>
             </w:r>
           </w:p>
           <w:p>
@@ -128,6 +137,8 @@
               </w:rPr>
               <w:t>LinkedIn: linkedin.com/in/idris-sadiq-958b453a6</w:t>
             </w:r>
+            <w:bookmarkStart w:id="0" w:name="_GoBack"/>
+            <w:bookmarkEnd w:id="0"/>
           </w:p>
         </w:tc>
       </w:tr>
@@ -167,27 +178,25 @@
           <w:sz w:val="21"/>
           <w:szCs w:val="21"/>
         </w:rPr>
-        <w:t xml:space="preserve">Senior Software Engineer with ~10 </w:t>
-      </w:r>
-      <w:proofErr w:type="gramStart"/>
-      <w:r>
-        <w:rPr>
-          <w:rFonts w:ascii="Arial" w:eastAsia="Arial" w:hAnsi="Arial" w:cs="Arial"/>
-          <w:color w:val="111111"/>
-          <w:sz w:val="21"/>
-          <w:szCs w:val="21"/>
-        </w:rPr>
-        <w:t>years</w:t>
-      </w:r>
-      <w:proofErr w:type="gramEnd"/>
-      <w:r>
-        <w:rPr>
-          <w:rFonts w:ascii="Arial" w:eastAsia="Arial" w:hAnsi="Arial" w:cs="Arial"/>
-          <w:color w:val="111111"/>
-          <w:sz w:val="21"/>
-          <w:szCs w:val="21"/>
-        </w:rPr>
-        <w:t xml:space="preserve"> building and operating Angular + Python systems end-to-end, spanning UI architecture, API design, data modeling, and production reliability. Strong focus on scalable web platforms, performance tuning, and pragmatic engineering that turns ambiguous requirements into shippable increments with clear ownership. Experienced modernizing legacy frontends, designing REST/</w:t>
+        <w:t>Senior Software Engineer with ~10 years</w:t>
+      </w:r>
+      <w:r>
+        <w:rPr>
+          <w:rFonts w:ascii="Arial" w:eastAsia="Arial" w:hAnsi="Arial" w:cs="Arial"/>
+          <w:color w:val="111111"/>
+          <w:sz w:val="21"/>
+          <w:szCs w:val="21"/>
+        </w:rPr>
+        <w:t xml:space="preserve"> building and operating Angular + Python systems end-to-end, spanning UI architecture, API design, data modeling, and production reliability. Strong focus on scalable web platforms, performance tuning, and pragmatic engineering that turns ambiguous require</w:t>
+      </w:r>
+      <w:r>
+        <w:rPr>
+          <w:rFonts w:ascii="Arial" w:eastAsia="Arial" w:hAnsi="Arial" w:cs="Arial"/>
+          <w:color w:val="111111"/>
+          <w:sz w:val="21"/>
+          <w:szCs w:val="21"/>
+        </w:rPr>
+        <w:t>ments into shippable increments with clear ownership. Experienced modernizing legacy frontends, designing REST/</w:t>
       </w:r>
       <w:proofErr w:type="spellStart"/>
       <w:r>
@@ -207,7 +216,16 @@
           <w:sz w:val="21"/>
           <w:szCs w:val="21"/>
         </w:rPr>
-        <w:t xml:space="preserve"> services, building event-driven backends, and improving observability to reduce on-call noise. Comfortable partnering with product and non-engineering stakeholders, setting measurable outcomes, and delivering features safely through testing, CI/CD, and staged rollouts.</w:t>
+        <w:t xml:space="preserve"> services, building event-driven backends, and improving observability to reduce on-call noise. Comfortable partnering with product and no</w:t>
+      </w:r>
+      <w:r>
+        <w:rPr>
+          <w:rFonts w:ascii="Arial" w:eastAsia="Arial" w:hAnsi="Arial" w:cs="Arial"/>
+          <w:color w:val="111111"/>
+          <w:sz w:val="21"/>
+          <w:szCs w:val="21"/>
+        </w:rPr>
+        <w:t>n-engineering stakeholders, setting measurable outcomes, and delivering features safely through testing, CI/CD, and staged rollouts.</w:t>
       </w:r>
     </w:p>
     <w:p>
@@ -250,7 +268,16 @@
           <w:sz w:val="21"/>
           <w:szCs w:val="21"/>
         </w:rPr>
-        <w:t>Python, TypeScript, JavaScript (ES6+), SQL, HTML5, CSS3, Bash, Go (basic scripting for tooling), OOP &amp; SOLID principles, Data Structures &amp; Algorithms, Concurrency (threads, async I/O), Design Patterns (factory, strategy, observer), Code Quality (linting, formatting, static analysis)</w:t>
+        <w:t xml:space="preserve">Python, TypeScript, JavaScript (ES6+), SQL, HTML5, CSS3, Bash, Go (basic scripting for tooling), OOP &amp; </w:t>
+      </w:r>
+      <w:r>
+        <w:rPr>
+          <w:rFonts w:ascii="Arial" w:eastAsia="Arial" w:hAnsi="Arial" w:cs="Arial"/>
+          <w:color w:val="111111"/>
+          <w:sz w:val="21"/>
+          <w:szCs w:val="21"/>
+        </w:rPr>
+        <w:t>SOLID principles, Data Structures &amp; Algorithms, Concurrency (threads, async I/O), Design Patterns (factory, strategy, observer), Code Quality (linting, formatting, static analysis)</w:t>
       </w:r>
     </w:p>
     <w:p>
@@ -275,7 +302,7 @@
           <w:sz w:val="21"/>
           <w:szCs w:val="21"/>
         </w:rPr>
-        <w:t xml:space="preserve">Angular, AngularJS (1.x), </w:t>
+        <w:t xml:space="preserve">Angular, </w:t>
       </w:r>
       <w:proofErr w:type="spellStart"/>
       <w:r>
@@ -285,6 +312,26 @@
           <w:sz w:val="21"/>
           <w:szCs w:val="21"/>
         </w:rPr>
+        <w:t>AngularJS</w:t>
+      </w:r>
+      <w:proofErr w:type="spellEnd"/>
+      <w:r>
+        <w:rPr>
+          <w:rFonts w:ascii="Arial" w:eastAsia="Arial" w:hAnsi="Arial" w:cs="Arial"/>
+          <w:color w:val="111111"/>
+          <w:sz w:val="21"/>
+          <w:szCs w:val="21"/>
+        </w:rPr>
+        <w:t xml:space="preserve"> (1.x), </w:t>
+      </w:r>
+      <w:proofErr w:type="spellStart"/>
+      <w:r>
+        <w:rPr>
+          <w:rFonts w:ascii="Arial" w:eastAsia="Arial" w:hAnsi="Arial" w:cs="Arial"/>
+          <w:color w:val="111111"/>
+          <w:sz w:val="21"/>
+          <w:szCs w:val="21"/>
+        </w:rPr>
         <w:t>RxJS</w:t>
       </w:r>
       <w:proofErr w:type="spellEnd"/>
@@ -315,7 +362,54 @@
           <w:sz w:val="21"/>
           <w:szCs w:val="21"/>
         </w:rPr>
-        <w:t>, Reactive Forms, Angular Router, HTTP Interceptors, Route Guards, Standalone Components (modern Angular patterns), Component-driven UI architecture, Micro-frontend patterns (module federation-style integration), Design Systems &amp; UI libraries (Material UI concepts, theming, tokens), Performance profiling (Lighthouse, Web Vitals), Accessibility (WCAG-minded UI), SSR concepts and caching strategy awareness, Testing (Jasmine, Karma, Jest for TS projects, Angular Testing Utilities), E2E Testing (Cypress, Playwright - familiar), Build tooling (Vite concepts, Webpack, bundling optimization), REST/</w:t>
+        <w:t>, Reactive Forms, Angular Rou</w:t>
+      </w:r>
+      <w:r>
+        <w:rPr>
+          <w:rFonts w:ascii="Arial" w:eastAsia="Arial" w:hAnsi="Arial" w:cs="Arial"/>
+          <w:color w:val="111111"/>
+          <w:sz w:val="21"/>
+          <w:szCs w:val="21"/>
+        </w:rPr>
+        <w:t>ter, HTTP Interceptors, Route Guards, Standalone Components (modern Angular patterns), Component-driven UI architecture, Micro-frontend patterns (module federation-style integration), Design Systems &amp; UI libraries (Material UI concepts, theming, tokens), P</w:t>
+      </w:r>
+      <w:r>
+        <w:rPr>
+          <w:rFonts w:ascii="Arial" w:eastAsia="Arial" w:hAnsi="Arial" w:cs="Arial"/>
+          <w:color w:val="111111"/>
+          <w:sz w:val="21"/>
+          <w:szCs w:val="21"/>
+        </w:rPr>
+        <w:t>erformance profiling (Lighthouse, Web Vitals), Accessibility (WCAG-minded UI), SSR concepts and caching strategy awareness, Testing (Jasmine, Karma, Jest for TS projects, Angular Testing Utilities), E2E Testing (Cypress, Playwright - familiar), Build tooli</w:t>
+      </w:r>
+      <w:r>
+        <w:rPr>
+          <w:rFonts w:ascii="Arial" w:eastAsia="Arial" w:hAnsi="Arial" w:cs="Arial"/>
+          <w:color w:val="111111"/>
+          <w:sz w:val="21"/>
+          <w:szCs w:val="21"/>
+        </w:rPr>
+        <w:t xml:space="preserve">ng (Vite concepts, </w:t>
+      </w:r>
+      <w:proofErr w:type="spellStart"/>
+      <w:r>
+        <w:rPr>
+          <w:rFonts w:ascii="Arial" w:eastAsia="Arial" w:hAnsi="Arial" w:cs="Arial"/>
+          <w:color w:val="111111"/>
+          <w:sz w:val="21"/>
+          <w:szCs w:val="21"/>
+        </w:rPr>
+        <w:t>Webpack</w:t>
+      </w:r>
+      <w:proofErr w:type="spellEnd"/>
+      <w:r>
+        <w:rPr>
+          <w:rFonts w:ascii="Arial" w:eastAsia="Arial" w:hAnsi="Arial" w:cs="Arial"/>
+          <w:color w:val="111111"/>
+          <w:sz w:val="21"/>
+          <w:szCs w:val="21"/>
+        </w:rPr>
+        <w:t>, bundling optimization), REST/</w:t>
       </w:r>
       <w:proofErr w:type="spellStart"/>
       <w:r>
@@ -420,7 +514,7 @@
           <w:sz w:val="21"/>
           <w:szCs w:val="21"/>
         </w:rPr>
-        <w:t xml:space="preserve">, Django, Django REST Framework (DRF), Flask, ASGI/WSGI deployment concepts, API Design (REST), </w:t>
+        <w:t xml:space="preserve">, </w:t>
       </w:r>
       <w:proofErr w:type="spellStart"/>
       <w:r>
@@ -430,6 +524,55 @@
           <w:sz w:val="21"/>
           <w:szCs w:val="21"/>
         </w:rPr>
+        <w:t>Django</w:t>
+      </w:r>
+      <w:proofErr w:type="spellEnd"/>
+      <w:r>
+        <w:rPr>
+          <w:rFonts w:ascii="Arial" w:eastAsia="Arial" w:hAnsi="Arial" w:cs="Arial"/>
+          <w:color w:val="111111"/>
+          <w:sz w:val="21"/>
+          <w:szCs w:val="21"/>
+        </w:rPr>
+        <w:t xml:space="preserve">, </w:t>
+      </w:r>
+      <w:proofErr w:type="spellStart"/>
+      <w:r>
+        <w:rPr>
+          <w:rFonts w:ascii="Arial" w:eastAsia="Arial" w:hAnsi="Arial" w:cs="Arial"/>
+          <w:color w:val="111111"/>
+          <w:sz w:val="21"/>
+          <w:szCs w:val="21"/>
+        </w:rPr>
+        <w:t>Django</w:t>
+      </w:r>
+      <w:proofErr w:type="spellEnd"/>
+      <w:r>
+        <w:rPr>
+          <w:rFonts w:ascii="Arial" w:eastAsia="Arial" w:hAnsi="Arial" w:cs="Arial"/>
+          <w:color w:val="111111"/>
+          <w:sz w:val="21"/>
+          <w:szCs w:val="21"/>
+        </w:rPr>
+        <w:t xml:space="preserve"> REST Framework (DRF), Flask, ASGI/WSGI deployment conc</w:t>
+      </w:r>
+      <w:r>
+        <w:rPr>
+          <w:rFonts w:ascii="Arial" w:eastAsia="Arial" w:hAnsi="Arial" w:cs="Arial"/>
+          <w:color w:val="111111"/>
+          <w:sz w:val="21"/>
+          <w:szCs w:val="21"/>
+        </w:rPr>
+        <w:t xml:space="preserve">epts, API Design (REST), </w:t>
+      </w:r>
+      <w:proofErr w:type="spellStart"/>
+      <w:r>
+        <w:rPr>
+          <w:rFonts w:ascii="Arial" w:eastAsia="Arial" w:hAnsi="Arial" w:cs="Arial"/>
+          <w:color w:val="111111"/>
+          <w:sz w:val="21"/>
+          <w:szCs w:val="21"/>
+        </w:rPr>
         <w:t>GraphQL</w:t>
       </w:r>
       <w:proofErr w:type="spellEnd"/>
@@ -460,7 +603,16 @@
           <w:sz w:val="21"/>
           <w:szCs w:val="21"/>
         </w:rPr>
-        <w:t xml:space="preserve"> (real-time updates), Rate Limiting &amp; Retries, Idempotency Patterns, Caching Strategies (Redis patterns), API Versioning, Webhook Design &amp; Verification, File/Media Handling (S3-style workflows), Data validation &amp; serialization (</w:t>
+        <w:t xml:space="preserve"> (real-time updates), Rate Limiting &amp; Retries, Idemp</w:t>
+      </w:r>
+      <w:r>
+        <w:rPr>
+          <w:rFonts w:ascii="Arial" w:eastAsia="Arial" w:hAnsi="Arial" w:cs="Arial"/>
+          <w:color w:val="111111"/>
+          <w:sz w:val="21"/>
+          <w:szCs w:val="21"/>
+        </w:rPr>
+        <w:t>otency Patterns, Caching Strategies (Redis patterns), API Versioning, Webhook Design &amp; Verification, File/Media Handling (S3-style workflows), Data validation &amp; serialization (</w:t>
       </w:r>
       <w:proofErr w:type="spellStart"/>
       <w:r>
@@ -480,7 +632,16 @@
           <w:sz w:val="21"/>
           <w:szCs w:val="21"/>
         </w:rPr>
-        <w:t>/Marshmallow-style patterns), Security hardening (OWASP-minded practices, input validation, output encoding)</w:t>
+        <w:t>/Marshmallow-style patterns), Security hardening (OWASP-minded practices</w:t>
+      </w:r>
+      <w:r>
+        <w:rPr>
+          <w:rFonts w:ascii="Arial" w:eastAsia="Arial" w:hAnsi="Arial" w:cs="Arial"/>
+          <w:color w:val="111111"/>
+          <w:sz w:val="21"/>
+          <w:szCs w:val="21"/>
+        </w:rPr>
+        <w:t>, input validation, output encoding)</w:t>
       </w:r>
     </w:p>
     <w:p>
@@ -505,27 +666,16 @@
           <w:sz w:val="21"/>
           <w:szCs w:val="21"/>
         </w:rPr>
-        <w:t>PostgreSQL, MySQL, MongoDB, Redis, Schema Design, Indexing Strategies, SQL Query Tuning, Transactions &amp; Isolation Levels, Pagination at scale (keyset/seek pagination), Data Modeling for Analytics, Migration workflows (zero/</w:t>
-      </w:r>
-      <w:proofErr w:type="gramStart"/>
-      <w:r>
-        <w:rPr>
-          <w:rFonts w:ascii="Arial" w:eastAsia="Arial" w:hAnsi="Arial" w:cs="Arial"/>
-          <w:color w:val="111111"/>
-          <w:sz w:val="21"/>
-          <w:szCs w:val="21"/>
-        </w:rPr>
-        <w:t>low-downtime</w:t>
-      </w:r>
-      <w:proofErr w:type="gramEnd"/>
-      <w:r>
-        <w:rPr>
-          <w:rFonts w:ascii="Arial" w:eastAsia="Arial" w:hAnsi="Arial" w:cs="Arial"/>
-          <w:color w:val="111111"/>
-          <w:sz w:val="21"/>
-          <w:szCs w:val="21"/>
-        </w:rPr>
-        <w:t>), Backup/restore and reliability basics, Performance troubleshooting (slow query logs, execution plans)</w:t>
+        <w:t>PostgreSQL, MySQL, MongoDB, Redis, Schema Design, Indexing Strategies, SQL Query Tuning, Transactions &amp; Isolation Levels, Pagination at scale (keyset/seek pagination), Data Modeling for Analytics, Migration w</w:t>
+      </w:r>
+      <w:r>
+        <w:rPr>
+          <w:rFonts w:ascii="Arial" w:eastAsia="Arial" w:hAnsi="Arial" w:cs="Arial"/>
+          <w:color w:val="111111"/>
+          <w:sz w:val="21"/>
+          <w:szCs w:val="21"/>
+        </w:rPr>
+        <w:t>orkflows (zero/low-downtime), Backup/restore and reliability basics, Performance troubleshooting (slow query logs, execution plans)</w:t>
       </w:r>
     </w:p>
     <w:p>
@@ -570,27 +720,27 @@
           <w:sz w:val="21"/>
           <w:szCs w:val="21"/>
         </w:rPr>
-        <w:t xml:space="preserve">, CloudWatch, IAM, Secrets Management (SSM/Secrets Manager patterns), CDN </w:t>
-      </w:r>
-      <w:proofErr w:type="gramStart"/>
-      <w:r>
-        <w:rPr>
-          <w:rFonts w:ascii="Arial" w:eastAsia="Arial" w:hAnsi="Arial" w:cs="Arial"/>
-          <w:color w:val="111111"/>
-          <w:sz w:val="21"/>
-          <w:szCs w:val="21"/>
-        </w:rPr>
-        <w:t>caching</w:t>
-      </w:r>
-      <w:proofErr w:type="gramEnd"/>
-      <w:r>
-        <w:rPr>
-          <w:rFonts w:ascii="Arial" w:eastAsia="Arial" w:hAnsi="Arial" w:cs="Arial"/>
-          <w:color w:val="111111"/>
-          <w:sz w:val="21"/>
-          <w:szCs w:val="21"/>
-        </w:rPr>
-        <w:t xml:space="preserve"> and invalidation strategy, Cost-aware architecture decisions</w:t>
+        <w:t xml:space="preserve">, </w:t>
+      </w:r>
+      <w:proofErr w:type="spellStart"/>
+      <w:r>
+        <w:rPr>
+          <w:rFonts w:ascii="Arial" w:eastAsia="Arial" w:hAnsi="Arial" w:cs="Arial"/>
+          <w:color w:val="111111"/>
+          <w:sz w:val="21"/>
+          <w:szCs w:val="21"/>
+        </w:rPr>
+        <w:t>CloudWatch</w:t>
+      </w:r>
+      <w:proofErr w:type="spellEnd"/>
+      <w:r>
+        <w:rPr>
+          <w:rFonts w:ascii="Arial" w:eastAsia="Arial" w:hAnsi="Arial" w:cs="Arial"/>
+          <w:color w:val="111111"/>
+          <w:sz w:val="21"/>
+          <w:szCs w:val="21"/>
+        </w:rPr>
+        <w:t>, IAM, Secrets Management (SSM/Secrets Manager patterns), CDN caching and invalidation strategy, Cost-aware architecture decisions</w:t>
       </w:r>
     </w:p>
     <w:p>
@@ -615,7 +765,16 @@
           <w:sz w:val="21"/>
           <w:szCs w:val="21"/>
         </w:rPr>
-        <w:t>Docker, Kubernetes, Terraform, CI/CD Pipelines, GitHub Actions, Jenkins, Release Automation, Artifact Versioning &amp; Promotion, Blue/Green and Canary rollouts, Environment promotion and staged deployments, Runbooks and operational readiness checks</w:t>
+        <w:t>Docker, Kubernetes, Terraform, CI/CD Pipelines, GitHub Actions, Jenkins, Release Automation, Artifact Ver</w:t>
+      </w:r>
+      <w:r>
+        <w:rPr>
+          <w:rFonts w:ascii="Arial" w:eastAsia="Arial" w:hAnsi="Arial" w:cs="Arial"/>
+          <w:color w:val="111111"/>
+          <w:sz w:val="21"/>
+          <w:szCs w:val="21"/>
+        </w:rPr>
+        <w:t>sioning &amp; Promotion, Blue/Green and Canary rollouts, Environment promotion and staged deployments, Runbooks and operational readiness checks</w:t>
       </w:r>
     </w:p>
     <w:p>
@@ -640,7 +799,16 @@
           <w:sz w:val="21"/>
           <w:szCs w:val="21"/>
         </w:rPr>
-        <w:t>Structured Logging, Metrics &amp; Dashboards, Distributed Tracing, Prometheus, Grafana, Datadog, SLO/SLI Design, Incident Response, Postmortems and follow-ups, Alert tuning to reduce on-call noise, Correlation IDs and request tracing across services</w:t>
+        <w:t>Structured Logging, Metrics &amp; Dashboards, Distributed Tracing, Prometheus, Grafana, Datadog, SLO/SLI</w:t>
+      </w:r>
+      <w:r>
+        <w:rPr>
+          <w:rFonts w:ascii="Arial" w:eastAsia="Arial" w:hAnsi="Arial" w:cs="Arial"/>
+          <w:color w:val="111111"/>
+          <w:sz w:val="21"/>
+          <w:szCs w:val="21"/>
+        </w:rPr>
+        <w:t xml:space="preserve"> Design, Incident Response, Postmortems and follow-ups, Alert tuning to reduce on-call noise, Correlation IDs and request tracing across services</w:t>
       </w:r>
     </w:p>
     <w:p>
@@ -676,7 +844,16 @@
           <w:sz w:val="21"/>
           <w:szCs w:val="21"/>
         </w:rPr>
-        <w:t>, Unit Testing, Integration Testing, Contract Testing, Load/Performance Testing (k6-like patterns), Jest, Angular component testing patterns, Cypress, Playwright (familiar), Mocking strategies and test data management, Test pyramid strategy and CI gating</w:t>
+        <w:t>, Unit Testing, Integration Testing, Contract Testing, Load/Performance Testing (k6-like patter</w:t>
+      </w:r>
+      <w:r>
+        <w:rPr>
+          <w:rFonts w:ascii="Arial" w:eastAsia="Arial" w:hAnsi="Arial" w:cs="Arial"/>
+          <w:color w:val="111111"/>
+          <w:sz w:val="21"/>
+          <w:szCs w:val="21"/>
+        </w:rPr>
+        <w:t>ns), Jest, Angular component testing patterns, Cypress, Playwright (familiar), Mocking strategies and test data management, Test pyramid strategy and CI gating</w:t>
       </w:r>
     </w:p>
     <w:p>
@@ -701,7 +878,25 @@
           <w:sz w:val="21"/>
           <w:szCs w:val="21"/>
         </w:rPr>
-        <w:t>System Design, Clean Architecture / Layered Services, Monolith-to-services decomposition, Secure-by-default engineering, Code Reviews &amp; Mentorship, Incremental delivery and scoping, Documentation and runbooks, Design docs (RFCs) and tradeoff analysis, Operational ownership (on-call hygiene, stability work), Stakeholder management and expectation setting</w:t>
+        <w:t>System Design, Clean Architecture / Layered Services, Monolith-to-serv</w:t>
+      </w:r>
+      <w:r>
+        <w:rPr>
+          <w:rFonts w:ascii="Arial" w:eastAsia="Arial" w:hAnsi="Arial" w:cs="Arial"/>
+          <w:color w:val="111111"/>
+          <w:sz w:val="21"/>
+          <w:szCs w:val="21"/>
+        </w:rPr>
+        <w:t>ices decomposition, Secure-by-default engineering, Code Reviews &amp; Mentorship, Incremental delivery and scoping, Documentation and runbooks, Design docs (RFCs) and tradeoff analysis, Operational ownership (on-call hygiene, stability work), Stakeholder manag</w:t>
+      </w:r>
+      <w:r>
+        <w:rPr>
+          <w:rFonts w:ascii="Arial" w:eastAsia="Arial" w:hAnsi="Arial" w:cs="Arial"/>
+          <w:color w:val="111111"/>
+          <w:sz w:val="21"/>
+          <w:szCs w:val="21"/>
+        </w:rPr>
+        <w:t>ement and expectation setting</w:t>
       </w:r>
     </w:p>
     <w:p>
@@ -792,19 +987,8 @@
           <w:sz w:val="21"/>
           <w:szCs w:val="21"/>
         </w:rPr>
-        <w:t xml:space="preserve">- Led a multi-quarter Angular modernization that replaced fragile screens with typed, testable feature modules, </w:t>
-      </w:r>
-      <w:proofErr w:type="gramStart"/>
-      <w:r>
-        <w:rPr>
-          <w:rFonts w:ascii="Arial" w:eastAsia="Arial" w:hAnsi="Arial" w:cs="Arial"/>
-          <w:color w:val="111111"/>
-          <w:sz w:val="21"/>
-          <w:szCs w:val="21"/>
-        </w:rPr>
-        <w:t>improving release</w:t>
-      </w:r>
-      <w:proofErr w:type="gramEnd"/>
+        <w:t>- Led a multi-quarter Angular modernization that replaced fragile screens with typed, testable feature modules, improving release</w:t>
+      </w:r>
       <w:r>
         <w:rPr>
           <w:rFonts w:ascii="Arial" w:eastAsia="Arial" w:hAnsi="Arial" w:cs="Arial"/>
@@ -828,27 +1012,16 @@
           <w:sz w:val="21"/>
           <w:szCs w:val="21"/>
         </w:rPr>
-        <w:t xml:space="preserve">- Designed a Python API surface with consistent pagination, filtering, and error contracts, so front-end teams could integrate </w:t>
-      </w:r>
-      <w:proofErr w:type="gramStart"/>
-      <w:r>
-        <w:rPr>
-          <w:rFonts w:ascii="Arial" w:eastAsia="Arial" w:hAnsi="Arial" w:cs="Arial"/>
-          <w:color w:val="111111"/>
-          <w:sz w:val="21"/>
-          <w:szCs w:val="21"/>
-        </w:rPr>
-        <w:t>quickly</w:t>
-      </w:r>
-      <w:proofErr w:type="gramEnd"/>
-      <w:r>
-        <w:rPr>
-          <w:rFonts w:ascii="Arial" w:eastAsia="Arial" w:hAnsi="Arial" w:cs="Arial"/>
-          <w:color w:val="111111"/>
-          <w:sz w:val="21"/>
-          <w:szCs w:val="21"/>
-        </w:rPr>
-        <w:t xml:space="preserve"> and customer support could troubleshoot issues using predictable responses.</w:t>
+        <w:t>- Designed a Python API surface with consistent pagination, filtering, and error contracts, so front-end teams could integrate quickly and customer support could troublesho</w:t>
+      </w:r>
+      <w:r>
+        <w:rPr>
+          <w:rFonts w:ascii="Arial" w:eastAsia="Arial" w:hAnsi="Arial" w:cs="Arial"/>
+          <w:color w:val="111111"/>
+          <w:sz w:val="21"/>
+          <w:szCs w:val="21"/>
+        </w:rPr>
+        <w:t>ot issues using predictable responses.</w:t>
       </w:r>
     </w:p>
     <w:p>
@@ -900,203 +1073,293 @@
           <w:sz w:val="21"/>
           <w:szCs w:val="21"/>
         </w:rPr>
+        <w:t>- Bui</w:t>
+      </w:r>
+      <w:r>
+        <w:rPr>
+          <w:rFonts w:ascii="Arial" w:eastAsia="Arial" w:hAnsi="Arial" w:cs="Arial"/>
+          <w:color w:val="111111"/>
+          <w:sz w:val="21"/>
+          <w:szCs w:val="21"/>
+        </w:rPr>
+        <w:t xml:space="preserve">lt </w:t>
+      </w:r>
+      <w:proofErr w:type="spellStart"/>
+      <w:r>
+        <w:rPr>
+          <w:rFonts w:ascii="Arial" w:eastAsia="Arial" w:hAnsi="Arial" w:cs="Arial"/>
+          <w:color w:val="111111"/>
+          <w:sz w:val="21"/>
+          <w:szCs w:val="21"/>
+        </w:rPr>
+        <w:t>FastAPI</w:t>
+      </w:r>
+      <w:proofErr w:type="spellEnd"/>
+      <w:r>
+        <w:rPr>
+          <w:rFonts w:ascii="Arial" w:eastAsia="Arial" w:hAnsi="Arial" w:cs="Arial"/>
+          <w:color w:val="111111"/>
+          <w:sz w:val="21"/>
+          <w:szCs w:val="21"/>
+        </w:rPr>
+        <w:t xml:space="preserve"> services for high-traffic workflows, enforcing request validation, idempotent writes, and safe retries so transient network failures would not create duplicate side effects or inconsistent records.</w:t>
+      </w:r>
+    </w:p>
+    <w:p>
+      <w:pPr>
+        <w:spacing w:after="40"/>
+        <w:ind w:left="280"/>
+        <w:jc w:val="both"/>
+      </w:pPr>
+      <w:r>
+        <w:rPr>
+          <w:rFonts w:ascii="Arial" w:eastAsia="Arial" w:hAnsi="Arial" w:cs="Arial"/>
+          <w:color w:val="111111"/>
+          <w:sz w:val="21"/>
+          <w:szCs w:val="21"/>
+        </w:rPr>
+        <w:t>- Introduced a robust auth model with JWT-based</w:t>
+      </w:r>
+      <w:r>
+        <w:rPr>
+          <w:rFonts w:ascii="Arial" w:eastAsia="Arial" w:hAnsi="Arial" w:cs="Arial"/>
+          <w:color w:val="111111"/>
+          <w:sz w:val="21"/>
+          <w:szCs w:val="21"/>
+        </w:rPr>
+        <w:t xml:space="preserve"> sessions and role-aware authorization checks, ensuring privileged operations were consistently guarded across endpoints and audited for compliance needs.</w:t>
+      </w:r>
+    </w:p>
+    <w:p>
+      <w:pPr>
+        <w:spacing w:after="40"/>
+        <w:ind w:left="280"/>
+        <w:jc w:val="both"/>
+      </w:pPr>
+      <w:r>
+        <w:rPr>
+          <w:rFonts w:ascii="Arial" w:eastAsia="Arial" w:hAnsi="Arial" w:cs="Arial"/>
+          <w:color w:val="111111"/>
+          <w:sz w:val="21"/>
+          <w:szCs w:val="21"/>
+        </w:rPr>
+        <w:t>- Optimized PostgreSQL queries through indexing and execution plan review, removing expensive table s</w:t>
+      </w:r>
+      <w:r>
+        <w:rPr>
+          <w:rFonts w:ascii="Arial" w:eastAsia="Arial" w:hAnsi="Arial" w:cs="Arial"/>
+          <w:color w:val="111111"/>
+          <w:sz w:val="21"/>
+          <w:szCs w:val="21"/>
+        </w:rPr>
+        <w:t>cans and improving p95 latency for key endpoints under peak usage conditions.</w:t>
+      </w:r>
+    </w:p>
+    <w:p>
+      <w:pPr>
+        <w:spacing w:after="40"/>
+        <w:ind w:left="280"/>
+        <w:jc w:val="both"/>
+      </w:pPr>
+      <w:r>
+        <w:rPr>
+          <w:rFonts w:ascii="Arial" w:eastAsia="Arial" w:hAnsi="Arial" w:cs="Arial"/>
+          <w:color w:val="111111"/>
+          <w:sz w:val="21"/>
+          <w:szCs w:val="21"/>
+        </w:rPr>
+        <w:t>- Developed background job pipelines for long-running tasks using queue-driven patterns, separating interactive requests from asynchronous processing to keep user actions fast an</w:t>
+      </w:r>
+      <w:r>
+        <w:rPr>
+          <w:rFonts w:ascii="Arial" w:eastAsia="Arial" w:hAnsi="Arial" w:cs="Arial"/>
+          <w:color w:val="111111"/>
+          <w:sz w:val="21"/>
+          <w:szCs w:val="21"/>
+        </w:rPr>
+        <w:t>d operationally reliable.</w:t>
+      </w:r>
+    </w:p>
+    <w:p>
+      <w:pPr>
+        <w:spacing w:after="40"/>
+        <w:ind w:left="280"/>
+        <w:jc w:val="both"/>
+      </w:pPr>
+      <w:r>
+        <w:rPr>
+          <w:rFonts w:ascii="Arial" w:eastAsia="Arial" w:hAnsi="Arial" w:cs="Arial"/>
+          <w:color w:val="111111"/>
+          <w:sz w:val="21"/>
+          <w:szCs w:val="21"/>
+        </w:rPr>
+        <w:t>- Created reusable Angular UI components aligned to a lightweight design system, enabling consistent behavior, accessibility-aware interactions, and faster feature delivery across multiple product areas.</w:t>
+      </w:r>
+    </w:p>
+    <w:p>
+      <w:pPr>
+        <w:spacing w:after="40"/>
+        <w:ind w:left="280"/>
+        <w:jc w:val="both"/>
+      </w:pPr>
+      <w:r>
+        <w:rPr>
+          <w:rFonts w:ascii="Arial" w:eastAsia="Arial" w:hAnsi="Arial" w:cs="Arial"/>
+          <w:color w:val="111111"/>
+          <w:sz w:val="21"/>
+          <w:szCs w:val="21"/>
+        </w:rPr>
+        <w:t>- Hardened API integration</w:t>
+      </w:r>
+      <w:r>
+        <w:rPr>
+          <w:rFonts w:ascii="Arial" w:eastAsia="Arial" w:hAnsi="Arial" w:cs="Arial"/>
+          <w:color w:val="111111"/>
+          <w:sz w:val="21"/>
+          <w:szCs w:val="21"/>
+        </w:rPr>
+        <w:t>s with third parties by adding webhook signature verification, replay protection, and structured logging so security and support teams could reliably trace external events.</w:t>
+      </w:r>
+    </w:p>
+    <w:p>
+      <w:pPr>
+        <w:spacing w:after="40"/>
+        <w:ind w:left="280"/>
+        <w:jc w:val="both"/>
+      </w:pPr>
+      <w:r>
+        <w:rPr>
+          <w:rFonts w:ascii="Arial" w:eastAsia="Arial" w:hAnsi="Arial" w:cs="Arial"/>
+          <w:color w:val="111111"/>
+          <w:sz w:val="21"/>
+          <w:szCs w:val="21"/>
+        </w:rPr>
+        <w:t>- Improved observability by standardizing structured logs, correlation IDs, and ser</w:t>
+      </w:r>
+      <w:r>
+        <w:rPr>
+          <w:rFonts w:ascii="Arial" w:eastAsia="Arial" w:hAnsi="Arial" w:cs="Arial"/>
+          <w:color w:val="111111"/>
+          <w:sz w:val="21"/>
+          <w:szCs w:val="21"/>
+        </w:rPr>
+        <w:t>vice dashboards, cutting noisy alerts and making incident triage faster with clearer signals and ownership.</w:t>
+      </w:r>
+    </w:p>
+    <w:p>
+      <w:pPr>
+        <w:spacing w:after="40"/>
+        <w:ind w:left="280"/>
+        <w:jc w:val="both"/>
+      </w:pPr>
+      <w:r>
+        <w:rPr>
+          <w:rFonts w:ascii="Arial" w:eastAsia="Arial" w:hAnsi="Arial" w:cs="Arial"/>
+          <w:color w:val="111111"/>
+          <w:sz w:val="21"/>
+          <w:szCs w:val="21"/>
+        </w:rPr>
+        <w:t>- Implemented CI quality gates with unit tests, integration tests, and linting, ensuring every change shipped with automated validation and reducing</w:t>
+      </w:r>
+      <w:r>
+        <w:rPr>
+          <w:rFonts w:ascii="Arial" w:eastAsia="Arial" w:hAnsi="Arial" w:cs="Arial"/>
+          <w:color w:val="111111"/>
+          <w:sz w:val="21"/>
+          <w:szCs w:val="21"/>
+        </w:rPr>
+        <w:t xml:space="preserve"> regressions during rapid iteration cycles.</w:t>
+      </w:r>
+    </w:p>
+    <w:p>
+      <w:pPr>
+        <w:spacing w:after="40"/>
+        <w:ind w:left="280"/>
+        <w:jc w:val="both"/>
+      </w:pPr>
+      <w:r>
+        <w:rPr>
+          <w:rFonts w:ascii="Arial" w:eastAsia="Arial" w:hAnsi="Arial" w:cs="Arial"/>
+          <w:color w:val="111111"/>
+          <w:sz w:val="21"/>
+          <w:szCs w:val="21"/>
+        </w:rPr>
+        <w:t>- Partnered with product and stakeholders to turn ambiguous requirements into scoped milestones, documenting tradeoffs and delivering incremental value without sacrificing maintainability or reliability.</w:t>
+      </w:r>
+    </w:p>
+    <w:p>
+      <w:pPr>
+        <w:spacing w:after="40"/>
+        <w:ind w:left="280"/>
+        <w:jc w:val="both"/>
+      </w:pPr>
+      <w:r>
+        <w:rPr>
+          <w:rFonts w:ascii="Arial" w:eastAsia="Arial" w:hAnsi="Arial" w:cs="Arial"/>
+          <w:color w:val="111111"/>
+          <w:sz w:val="21"/>
+          <w:szCs w:val="21"/>
+        </w:rPr>
         <w:t xml:space="preserve">- Built </w:t>
       </w:r>
-      <w:proofErr w:type="spellStart"/>
-      <w:r>
-        <w:rPr>
-          <w:rFonts w:ascii="Arial" w:eastAsia="Arial" w:hAnsi="Arial" w:cs="Arial"/>
-          <w:color w:val="111111"/>
-          <w:sz w:val="21"/>
-          <w:szCs w:val="21"/>
-        </w:rPr>
-        <w:t>FastAPI</w:t>
-      </w:r>
-      <w:proofErr w:type="spellEnd"/>
-      <w:r>
-        <w:rPr>
-          <w:rFonts w:ascii="Arial" w:eastAsia="Arial" w:hAnsi="Arial" w:cs="Arial"/>
-          <w:color w:val="111111"/>
-          <w:sz w:val="21"/>
-          <w:szCs w:val="21"/>
-        </w:rPr>
-        <w:t xml:space="preserve"> services for high-traffic workflows, enforcing request validation, idempotent writes, and safe retries so transient network failures would not create duplicate side effects or inconsistent records.</w:t>
-      </w:r>
-    </w:p>
-    <w:p>
-      <w:pPr>
-        <w:spacing w:after="40"/>
-        <w:ind w:left="280"/>
-        <w:jc w:val="both"/>
-      </w:pPr>
-      <w:r>
-        <w:rPr>
-          <w:rFonts w:ascii="Arial" w:eastAsia="Arial" w:hAnsi="Arial" w:cs="Arial"/>
-          <w:color w:val="111111"/>
-          <w:sz w:val="21"/>
-          <w:szCs w:val="21"/>
-        </w:rPr>
-        <w:t>- Introduced a robust auth model with JWT-based sessions and role-aware authorization checks, ensuring privileged operations were consistently guarded across endpoints and audited for compliance needs.</w:t>
-      </w:r>
-    </w:p>
-    <w:p>
-      <w:pPr>
-        <w:spacing w:after="40"/>
-        <w:ind w:left="280"/>
-        <w:jc w:val="both"/>
-      </w:pPr>
-      <w:r>
-        <w:rPr>
-          <w:rFonts w:ascii="Arial" w:eastAsia="Arial" w:hAnsi="Arial" w:cs="Arial"/>
-          <w:color w:val="111111"/>
-          <w:sz w:val="21"/>
-          <w:szCs w:val="21"/>
-        </w:rPr>
-        <w:t>- Optimized PostgreSQL queries through indexing and execution plan review, removing expensive table scans and improving p95 latency for key endpoints under peak usage conditions.</w:t>
-      </w:r>
-    </w:p>
-    <w:p>
-      <w:pPr>
-        <w:spacing w:after="40"/>
-        <w:ind w:left="280"/>
-        <w:jc w:val="both"/>
-      </w:pPr>
-      <w:r>
-        <w:rPr>
-          <w:rFonts w:ascii="Arial" w:eastAsia="Arial" w:hAnsi="Arial" w:cs="Arial"/>
-          <w:color w:val="111111"/>
-          <w:sz w:val="21"/>
-          <w:szCs w:val="21"/>
-        </w:rPr>
-        <w:t>- Developed background job pipelines for long-running tasks using queue-driven patterns, separating interactive requests from asynchronous processing to keep user actions fast and operationally reliable.</w:t>
-      </w:r>
-    </w:p>
-    <w:p>
-      <w:pPr>
-        <w:spacing w:after="40"/>
-        <w:ind w:left="280"/>
-        <w:jc w:val="both"/>
-      </w:pPr>
-      <w:r>
-        <w:rPr>
-          <w:rFonts w:ascii="Arial" w:eastAsia="Arial" w:hAnsi="Arial" w:cs="Arial"/>
-          <w:color w:val="111111"/>
-          <w:sz w:val="21"/>
-          <w:szCs w:val="21"/>
-        </w:rPr>
-        <w:t>- Created reusable Angular UI components aligned to a lightweight design system, enabling consistent behavior, accessibility-aware interactions, and faster feature delivery across multiple product areas.</w:t>
-      </w:r>
-    </w:p>
-    <w:p>
-      <w:pPr>
-        <w:spacing w:after="40"/>
-        <w:ind w:left="280"/>
-        <w:jc w:val="both"/>
-      </w:pPr>
-      <w:r>
-        <w:rPr>
-          <w:rFonts w:ascii="Arial" w:eastAsia="Arial" w:hAnsi="Arial" w:cs="Arial"/>
-          <w:color w:val="111111"/>
-          <w:sz w:val="21"/>
-          <w:szCs w:val="21"/>
-        </w:rPr>
-        <w:t>- Hardened API integrations with third parties by adding webhook signature verification, replay protection, and structured logging so security and support teams could reliably trace external events.</w:t>
-      </w:r>
-    </w:p>
-    <w:p>
-      <w:pPr>
-        <w:spacing w:after="40"/>
-        <w:ind w:left="280"/>
-        <w:jc w:val="both"/>
-      </w:pPr>
-      <w:r>
-        <w:rPr>
-          <w:rFonts w:ascii="Arial" w:eastAsia="Arial" w:hAnsi="Arial" w:cs="Arial"/>
-          <w:color w:val="111111"/>
-          <w:sz w:val="21"/>
-          <w:szCs w:val="21"/>
-        </w:rPr>
-        <w:t>- Improved observability by standardizing structured logs, correlation IDs, and service dashboards, cutting noisy alerts and making incident triage faster with clearer signals and ownership.</w:t>
-      </w:r>
-    </w:p>
-    <w:p>
-      <w:pPr>
-        <w:spacing w:after="40"/>
-        <w:ind w:left="280"/>
-        <w:jc w:val="both"/>
-      </w:pPr>
-      <w:r>
-        <w:rPr>
-          <w:rFonts w:ascii="Arial" w:eastAsia="Arial" w:hAnsi="Arial" w:cs="Arial"/>
-          <w:color w:val="111111"/>
-          <w:sz w:val="21"/>
-          <w:szCs w:val="21"/>
-        </w:rPr>
-        <w:t>- Implemented CI quality gates with unit tests, integration tests, and linting, ensuring every change shipped with automated validation and reducing regressions during rapid iteration cycles.</w:t>
-      </w:r>
-    </w:p>
-    <w:p>
-      <w:pPr>
-        <w:spacing w:after="40"/>
-        <w:ind w:left="280"/>
-        <w:jc w:val="both"/>
-      </w:pPr>
-      <w:r>
-        <w:rPr>
-          <w:rFonts w:ascii="Arial" w:eastAsia="Arial" w:hAnsi="Arial" w:cs="Arial"/>
-          <w:color w:val="111111"/>
-          <w:sz w:val="21"/>
-          <w:szCs w:val="21"/>
-        </w:rPr>
-        <w:t>- Partnered with product and stakeholders to turn ambiguous requirements into scoped milestones, documenting tradeoffs and delivering incremental value without sacrificing maintainability or reliability.</w:t>
-      </w:r>
-    </w:p>
-    <w:p>
-      <w:pPr>
-        <w:spacing w:after="40"/>
-        <w:ind w:left="280"/>
-        <w:jc w:val="both"/>
-      </w:pPr>
-      <w:r>
-        <w:rPr>
-          <w:rFonts w:ascii="Arial" w:eastAsia="Arial" w:hAnsi="Arial" w:cs="Arial"/>
-          <w:color w:val="111111"/>
-          <w:sz w:val="21"/>
-          <w:szCs w:val="21"/>
-        </w:rPr>
-        <w:t>- Built data export and reporting flows with careful resource controls, streaming large datasets safely and preventing memory spikes while maintaining accurate, user-friendly output formats.</w:t>
-      </w:r>
-    </w:p>
-    <w:p>
-      <w:pPr>
-        <w:spacing w:after="40"/>
-        <w:ind w:left="280"/>
-        <w:jc w:val="both"/>
-      </w:pPr>
-      <w:r>
-        <w:rPr>
-          <w:rFonts w:ascii="Arial" w:eastAsia="Arial" w:hAnsi="Arial" w:cs="Arial"/>
-          <w:color w:val="111111"/>
-          <w:sz w:val="21"/>
-          <w:szCs w:val="21"/>
-        </w:rPr>
-        <w:t>- Delivered safer releases through feature flags and staged rollouts, enabling quick rollback paths and allowing the team to validate impact gradually before broad exposure.</w:t>
-      </w:r>
-    </w:p>
-    <w:p>
-      <w:pPr>
-        <w:spacing w:after="40"/>
-        <w:ind w:left="280"/>
-        <w:jc w:val="both"/>
-      </w:pPr>
-      <w:r>
-        <w:rPr>
-          <w:rFonts w:ascii="Arial" w:eastAsia="Arial" w:hAnsi="Arial" w:cs="Arial"/>
-          <w:color w:val="111111"/>
-          <w:sz w:val="21"/>
-          <w:szCs w:val="21"/>
-        </w:rPr>
-        <w:t>- Mentored engineers through design reviews and debugging sessions, raising the baseline on code clarity, testing discipline, and pragmatic architecture decisions across the team.</w:t>
+      <w:r>
+        <w:rPr>
+          <w:rFonts w:ascii="Arial" w:eastAsia="Arial" w:hAnsi="Arial" w:cs="Arial"/>
+          <w:color w:val="111111"/>
+          <w:sz w:val="21"/>
+          <w:szCs w:val="21"/>
+        </w:rPr>
+        <w:t>data export and reporting flows with careful resource controls, streaming large datasets safely and preventing memory spikes while maintaining accurate, user-friendly output formats.</w:t>
+      </w:r>
+    </w:p>
+    <w:p>
+      <w:pPr>
+        <w:spacing w:after="40"/>
+        <w:ind w:left="280"/>
+        <w:jc w:val="both"/>
+      </w:pPr>
+      <w:r>
+        <w:rPr>
+          <w:rFonts w:ascii="Arial" w:eastAsia="Arial" w:hAnsi="Arial" w:cs="Arial"/>
+          <w:color w:val="111111"/>
+          <w:sz w:val="21"/>
+          <w:szCs w:val="21"/>
+        </w:rPr>
+        <w:t>- Delivered safer releases through feature flags and staged rollouts, ena</w:t>
+      </w:r>
+      <w:r>
+        <w:rPr>
+          <w:rFonts w:ascii="Arial" w:eastAsia="Arial" w:hAnsi="Arial" w:cs="Arial"/>
+          <w:color w:val="111111"/>
+          <w:sz w:val="21"/>
+          <w:szCs w:val="21"/>
+        </w:rPr>
+        <w:t>bling quick rollback paths and allowing the team to validate impact gradually before broad exposure.</w:t>
+      </w:r>
+    </w:p>
+    <w:p>
+      <w:pPr>
+        <w:spacing w:after="40"/>
+        <w:ind w:left="280"/>
+        <w:jc w:val="both"/>
+      </w:pPr>
+      <w:r>
+        <w:rPr>
+          <w:rFonts w:ascii="Arial" w:eastAsia="Arial" w:hAnsi="Arial" w:cs="Arial"/>
+          <w:color w:val="111111"/>
+          <w:sz w:val="21"/>
+          <w:szCs w:val="21"/>
+        </w:rPr>
+        <w:t>- Mentored engineers through design reviews and debugging sessions, raising the baseline on code clarity, testing discipline, and pragmatic architecture de</w:t>
+      </w:r>
+      <w:r>
+        <w:rPr>
+          <w:rFonts w:ascii="Arial" w:eastAsia="Arial" w:hAnsi="Arial" w:cs="Arial"/>
+          <w:color w:val="111111"/>
+          <w:sz w:val="21"/>
+          <w:szCs w:val="21"/>
+        </w:rPr>
+        <w:t>cisions across the team.</w:t>
       </w:r>
     </w:p>
     <w:p>
@@ -1161,7 +1424,16 @@
           <w:sz w:val="21"/>
           <w:szCs w:val="21"/>
         </w:rPr>
-        <w:t>- Owned an Angular-based single-page application supporting complex operational workflows, improving maintainability by restructuring features into cohesive modules with clear state boundaries.</w:t>
+        <w:t xml:space="preserve">- Owned an Angular-based single-page application supporting complex operational workflows, improving maintainability by restructuring features into </w:t>
+      </w:r>
+      <w:r>
+        <w:rPr>
+          <w:rFonts w:ascii="Arial" w:eastAsia="Arial" w:hAnsi="Arial" w:cs="Arial"/>
+          <w:color w:val="111111"/>
+          <w:sz w:val="21"/>
+          <w:szCs w:val="21"/>
+        </w:rPr>
+        <w:t>cohesive modules with clear state boundaries.</w:t>
       </w:r>
     </w:p>
     <w:p>
@@ -1203,7 +1475,16 @@
           <w:sz w:val="21"/>
           <w:szCs w:val="21"/>
         </w:rPr>
-        <w:t>RxJS</w:t>
+        <w:t>R</w:t>
+      </w:r>
+      <w:r>
+        <w:rPr>
+          <w:rFonts w:ascii="Arial" w:eastAsia="Arial" w:hAnsi="Arial" w:cs="Arial"/>
+          <w:color w:val="111111"/>
+          <w:sz w:val="21"/>
+          <w:szCs w:val="21"/>
+        </w:rPr>
+        <w:t>xJS</w:t>
       </w:r>
       <w:proofErr w:type="spellEnd"/>
       <w:r>
@@ -1213,59 +1494,57 @@
           <w:sz w:val="21"/>
           <w:szCs w:val="21"/>
         </w:rPr>
-        <w:t xml:space="preserve">-driven UI data flows with cancellation and debouncing, preventing redundant requests and ensuring the interface </w:t>
-      </w:r>
-      <w:proofErr w:type="gramStart"/>
-      <w:r>
-        <w:rPr>
-          <w:rFonts w:ascii="Arial" w:eastAsia="Arial" w:hAnsi="Arial" w:cs="Arial"/>
-          <w:color w:val="111111"/>
-          <w:sz w:val="21"/>
-          <w:szCs w:val="21"/>
-        </w:rPr>
-        <w:t>remained</w:t>
-      </w:r>
-      <w:proofErr w:type="gramEnd"/>
-      <w:r>
-        <w:rPr>
-          <w:rFonts w:ascii="Arial" w:eastAsia="Arial" w:hAnsi="Arial" w:cs="Arial"/>
-          <w:color w:val="111111"/>
-          <w:sz w:val="21"/>
-          <w:szCs w:val="21"/>
-        </w:rPr>
-        <w:t xml:space="preserve"> stable during rapid user input and navigation.</w:t>
-      </w:r>
-    </w:p>
-    <w:p>
-      <w:pPr>
-        <w:spacing w:after="40"/>
-        <w:ind w:left="280"/>
-        <w:jc w:val="both"/>
-      </w:pPr>
-      <w:r>
-        <w:rPr>
-          <w:rFonts w:ascii="Arial" w:eastAsia="Arial" w:hAnsi="Arial" w:cs="Arial"/>
-          <w:color w:val="111111"/>
-          <w:sz w:val="21"/>
-          <w:szCs w:val="21"/>
-        </w:rPr>
-        <w:t>- Designed role-based access controls across services and UI, aligning permissions with business rules so sensitive actions were consistently enforced end-to-end and easier to audit.</w:t>
-      </w:r>
-    </w:p>
-    <w:p>
-      <w:pPr>
-        <w:spacing w:after="40"/>
-        <w:ind w:left="280"/>
-        <w:jc w:val="both"/>
-      </w:pPr>
-      <w:r>
-        <w:rPr>
-          <w:rFonts w:ascii="Arial" w:eastAsia="Arial" w:hAnsi="Arial" w:cs="Arial"/>
-          <w:color w:val="111111"/>
-          <w:sz w:val="21"/>
-          <w:szCs w:val="21"/>
-        </w:rPr>
-        <w:t>- Improved database performance by tuning indexes and query patterns in PostgreSQL/MySQL contexts, reducing slow queries that previously caused timeouts during busy operational periods.</w:t>
+        <w:t>-driven UI data flows with cancellation and debouncing, preventing redundant requests and ensuring the interface remained stable during rapid user input and navigation.</w:t>
+      </w:r>
+    </w:p>
+    <w:p>
+      <w:pPr>
+        <w:spacing w:after="40"/>
+        <w:ind w:left="280"/>
+        <w:jc w:val="both"/>
+      </w:pPr>
+      <w:r>
+        <w:rPr>
+          <w:rFonts w:ascii="Arial" w:eastAsia="Arial" w:hAnsi="Arial" w:cs="Arial"/>
+          <w:color w:val="111111"/>
+          <w:sz w:val="21"/>
+          <w:szCs w:val="21"/>
+        </w:rPr>
+        <w:t>- Designed role-based access controls across services and UI, aligning permissions w</w:t>
+      </w:r>
+      <w:r>
+        <w:rPr>
+          <w:rFonts w:ascii="Arial" w:eastAsia="Arial" w:hAnsi="Arial" w:cs="Arial"/>
+          <w:color w:val="111111"/>
+          <w:sz w:val="21"/>
+          <w:szCs w:val="21"/>
+        </w:rPr>
+        <w:t>ith business rules so sensitive actions were consistently enforced end-to-end and easier to audit.</w:t>
+      </w:r>
+    </w:p>
+    <w:p>
+      <w:pPr>
+        <w:spacing w:after="40"/>
+        <w:ind w:left="280"/>
+        <w:jc w:val="both"/>
+      </w:pPr>
+      <w:r>
+        <w:rPr>
+          <w:rFonts w:ascii="Arial" w:eastAsia="Arial" w:hAnsi="Arial" w:cs="Arial"/>
+          <w:color w:val="111111"/>
+          <w:sz w:val="21"/>
+          <w:szCs w:val="21"/>
+        </w:rPr>
+        <w:t>- Improved database performance by tuning indexes and query patterns in PostgreSQL/MySQL contexts, reducing slow queries that previously caused timeouts duri</w:t>
+      </w:r>
+      <w:r>
+        <w:rPr>
+          <w:rFonts w:ascii="Arial" w:eastAsia="Arial" w:hAnsi="Arial" w:cs="Arial"/>
+          <w:color w:val="111111"/>
+          <w:sz w:val="21"/>
+          <w:szCs w:val="21"/>
+        </w:rPr>
+        <w:t>ng busy operational periods.</w:t>
       </w:r>
     </w:p>
     <w:p>
@@ -1297,23 +1576,41 @@
           <w:sz w:val="21"/>
           <w:szCs w:val="21"/>
         </w:rPr>
-        <w:t>- Built background processing for time-consuming operations using queue-based patterns, keeping interactive requests fast while ensuring retries and failure handling were operationally safe.</w:t>
-      </w:r>
-    </w:p>
-    <w:p>
-      <w:pPr>
-        <w:spacing w:after="40"/>
-        <w:ind w:left="280"/>
-        <w:jc w:val="both"/>
-      </w:pPr>
-      <w:r>
-        <w:rPr>
-          <w:rFonts w:ascii="Arial" w:eastAsia="Arial" w:hAnsi="Arial" w:cs="Arial"/>
-          <w:color w:val="111111"/>
-          <w:sz w:val="21"/>
-          <w:szCs w:val="21"/>
-        </w:rPr>
-        <w:t>- Upgraded error handling with structured logs and actionable error codes, allowing support teams to diagnose issues quickly without relying on vague client-side reports.</w:t>
+        <w:t>- Built background processing for t</w:t>
+      </w:r>
+      <w:r>
+        <w:rPr>
+          <w:rFonts w:ascii="Arial" w:eastAsia="Arial" w:hAnsi="Arial" w:cs="Arial"/>
+          <w:color w:val="111111"/>
+          <w:sz w:val="21"/>
+          <w:szCs w:val="21"/>
+        </w:rPr>
+        <w:t>ime-consuming operations using queue-based patterns, keeping interactive requests fast while ensuring retries and failure handling were operationally safe.</w:t>
+      </w:r>
+    </w:p>
+    <w:p>
+      <w:pPr>
+        <w:spacing w:after="40"/>
+        <w:ind w:left="280"/>
+        <w:jc w:val="both"/>
+      </w:pPr>
+      <w:r>
+        <w:rPr>
+          <w:rFonts w:ascii="Arial" w:eastAsia="Arial" w:hAnsi="Arial" w:cs="Arial"/>
+          <w:color w:val="111111"/>
+          <w:sz w:val="21"/>
+          <w:szCs w:val="21"/>
+        </w:rPr>
+        <w:t>- Upgraded error handling with structured logs and actionable error codes, allowing support teams to</w:t>
+      </w:r>
+      <w:r>
+        <w:rPr>
+          <w:rFonts w:ascii="Arial" w:eastAsia="Arial" w:hAnsi="Arial" w:cs="Arial"/>
+          <w:color w:val="111111"/>
+          <w:sz w:val="21"/>
+          <w:szCs w:val="21"/>
+        </w:rPr>
+        <w:t xml:space="preserve"> diagnose issues quickly without relying on vague client-side reports.</w:t>
       </w:r>
     </w:p>
     <w:p>
@@ -1345,60 +1642,67 @@
           <w:sz w:val="21"/>
           <w:szCs w:val="21"/>
         </w:rPr>
-        <w:t>- Added integration tests around critical APIs and UI flows, catching contract breaks early in CI and reducing regressions that previously surfaced only after deployment.</w:t>
-      </w:r>
-    </w:p>
-    <w:p>
-      <w:pPr>
-        <w:spacing w:after="40"/>
-        <w:ind w:left="280"/>
-        <w:jc w:val="both"/>
-      </w:pPr>
-      <w:r>
-        <w:rPr>
-          <w:rFonts w:ascii="Arial" w:eastAsia="Arial" w:hAnsi="Arial" w:cs="Arial"/>
-          <w:color w:val="111111"/>
-          <w:sz w:val="21"/>
-          <w:szCs w:val="21"/>
-        </w:rPr>
         <w:lastRenderedPageBreak/>
-        <w:t>- Collaborated closely with product to clarify edge cases and acceptance criteria, converting ambiguous requests into measurable outcomes and shipping improvements predictably.</w:t>
-      </w:r>
-    </w:p>
-    <w:p>
-      <w:pPr>
-        <w:spacing w:after="40"/>
-        <w:ind w:left="280"/>
-        <w:jc w:val="both"/>
-      </w:pPr>
-      <w:r>
-        <w:rPr>
-          <w:rFonts w:ascii="Arial" w:eastAsia="Arial" w:hAnsi="Arial" w:cs="Arial"/>
-          <w:color w:val="111111"/>
-          <w:sz w:val="21"/>
-          <w:szCs w:val="21"/>
-        </w:rPr>
-        <w:t xml:space="preserve">- Implemented </w:t>
-      </w:r>
-      <w:proofErr w:type="gramStart"/>
-      <w:r>
-        <w:rPr>
-          <w:rFonts w:ascii="Arial" w:eastAsia="Arial" w:hAnsi="Arial" w:cs="Arial"/>
-          <w:color w:val="111111"/>
-          <w:sz w:val="21"/>
-          <w:szCs w:val="21"/>
-        </w:rPr>
-        <w:t>caching</w:t>
-      </w:r>
-      <w:proofErr w:type="gramEnd"/>
-      <w:r>
-        <w:rPr>
-          <w:rFonts w:ascii="Arial" w:eastAsia="Arial" w:hAnsi="Arial" w:cs="Arial"/>
-          <w:color w:val="111111"/>
-          <w:sz w:val="21"/>
-          <w:szCs w:val="21"/>
-        </w:rPr>
-        <w:t xml:space="preserve"> and conditional requests where appropriate, reducing repeated load on backend services and improving end-user performance for frequently accessed resources.</w:t>
+        <w:t>- Added int</w:t>
+      </w:r>
+      <w:r>
+        <w:rPr>
+          <w:rFonts w:ascii="Arial" w:eastAsia="Arial" w:hAnsi="Arial" w:cs="Arial"/>
+          <w:color w:val="111111"/>
+          <w:sz w:val="21"/>
+          <w:szCs w:val="21"/>
+        </w:rPr>
+        <w:t>egration tests around critical APIs and UI flows, catching contract breaks early in CI and reducing regressions that previously surfaced only after deployment.</w:t>
+      </w:r>
+    </w:p>
+    <w:p>
+      <w:pPr>
+        <w:spacing w:after="40"/>
+        <w:ind w:left="280"/>
+        <w:jc w:val="both"/>
+      </w:pPr>
+      <w:r>
+        <w:rPr>
+          <w:rFonts w:ascii="Arial" w:eastAsia="Arial" w:hAnsi="Arial" w:cs="Arial"/>
+          <w:color w:val="111111"/>
+          <w:sz w:val="21"/>
+          <w:szCs w:val="21"/>
+        </w:rPr>
+        <w:t>- Collaborated closely with product to clarify edge cases and acceptance criteria, converting am</w:t>
+      </w:r>
+      <w:r>
+        <w:rPr>
+          <w:rFonts w:ascii="Arial" w:eastAsia="Arial" w:hAnsi="Arial" w:cs="Arial"/>
+          <w:color w:val="111111"/>
+          <w:sz w:val="21"/>
+          <w:szCs w:val="21"/>
+        </w:rPr>
+        <w:t>biguous requests into measurable outcomes and shipping improvements predictably.</w:t>
+      </w:r>
+    </w:p>
+    <w:p>
+      <w:pPr>
+        <w:spacing w:after="40"/>
+        <w:ind w:left="280"/>
+        <w:jc w:val="both"/>
+      </w:pPr>
+      <w:r>
+        <w:rPr>
+          <w:rFonts w:ascii="Arial" w:eastAsia="Arial" w:hAnsi="Arial" w:cs="Arial"/>
+          <w:color w:val="111111"/>
+          <w:sz w:val="21"/>
+          <w:szCs w:val="21"/>
+        </w:rPr>
+        <w:t>- Implemented caching and conditional requests where appropriate, reducing repeated load on backend services and improving end-user performance for frequently accessed resourc</w:t>
+      </w:r>
+      <w:r>
+        <w:rPr>
+          <w:rFonts w:ascii="Arial" w:eastAsia="Arial" w:hAnsi="Arial" w:cs="Arial"/>
+          <w:color w:val="111111"/>
+          <w:sz w:val="21"/>
+          <w:szCs w:val="21"/>
+        </w:rPr>
+        <w:t>es.</w:t>
       </w:r>
     </w:p>
     <w:p>
@@ -1479,39 +1783,66 @@
           <w:sz w:val="21"/>
           <w:szCs w:val="21"/>
         </w:rPr>
-        <w:t>- Developed AngularJS-based interfaces that replaced server-rendered pages incrementally, keeping feature parity while improving usability and reducing friction in multi-step user workflows.</w:t>
-      </w:r>
-    </w:p>
-    <w:p>
-      <w:pPr>
-        <w:spacing w:after="40"/>
-        <w:ind w:left="280"/>
-        <w:jc w:val="both"/>
-      </w:pPr>
-      <w:r>
-        <w:rPr>
-          <w:rFonts w:ascii="Arial" w:eastAsia="Arial" w:hAnsi="Arial" w:cs="Arial"/>
-          <w:color w:val="111111"/>
-          <w:sz w:val="21"/>
-          <w:szCs w:val="21"/>
-        </w:rPr>
-        <w:t>- Built Python services for internal tools and customer-facing modules, focusing on reliable input validation and clear error handling so support teams saw fewer ambiguous failure cases.</w:t>
-      </w:r>
-    </w:p>
-    <w:p>
-      <w:pPr>
-        <w:spacing w:after="40"/>
-        <w:ind w:left="280"/>
-        <w:jc w:val="both"/>
-      </w:pPr>
-      <w:r>
-        <w:rPr>
-          <w:rFonts w:ascii="Arial" w:eastAsia="Arial" w:hAnsi="Arial" w:cs="Arial"/>
-          <w:color w:val="111111"/>
-          <w:sz w:val="21"/>
-          <w:szCs w:val="21"/>
-        </w:rPr>
-        <w:t>- Designed REST endpoints with consistent resource naming and response structures, enabling front-end development to move faster with fewer integration surprises across releases.</w:t>
+        <w:t>- Develo</w:t>
+      </w:r>
+      <w:r>
+        <w:rPr>
+          <w:rFonts w:ascii="Arial" w:eastAsia="Arial" w:hAnsi="Arial" w:cs="Arial"/>
+          <w:color w:val="111111"/>
+          <w:sz w:val="21"/>
+          <w:szCs w:val="21"/>
+        </w:rPr>
+        <w:t>ped AngularJS-based interfaces that replaced server-rendered pages incrementally, keeping feature parity while improving usability and reducing friction in multi-step user workflows.</w:t>
+      </w:r>
+    </w:p>
+    <w:p>
+      <w:pPr>
+        <w:spacing w:after="40"/>
+        <w:ind w:left="280"/>
+        <w:jc w:val="both"/>
+      </w:pPr>
+      <w:r>
+        <w:rPr>
+          <w:rFonts w:ascii="Arial" w:eastAsia="Arial" w:hAnsi="Arial" w:cs="Arial"/>
+          <w:color w:val="111111"/>
+          <w:sz w:val="21"/>
+          <w:szCs w:val="21"/>
+        </w:rPr>
+        <w:t>- Built Python services for internal tools and customer-facing modules, f</w:t>
+      </w:r>
+      <w:r>
+        <w:rPr>
+          <w:rFonts w:ascii="Arial" w:eastAsia="Arial" w:hAnsi="Arial" w:cs="Arial"/>
+          <w:color w:val="111111"/>
+          <w:sz w:val="21"/>
+          <w:szCs w:val="21"/>
+        </w:rPr>
+        <w:t>ocusing on reliable input validation and clear error handling so support teams saw fewer ambiguous failure cases.</w:t>
+      </w:r>
+    </w:p>
+    <w:p>
+      <w:pPr>
+        <w:spacing w:after="40"/>
+        <w:ind w:left="280"/>
+        <w:jc w:val="both"/>
+      </w:pPr>
+      <w:r>
+        <w:rPr>
+          <w:rFonts w:ascii="Arial" w:eastAsia="Arial" w:hAnsi="Arial" w:cs="Arial"/>
+          <w:color w:val="111111"/>
+          <w:sz w:val="21"/>
+          <w:szCs w:val="21"/>
+        </w:rPr>
+        <w:t>- Designed REST endpoints with consistent resource naming and response structures, enabling front-end development to move faster with fewer in</w:t>
+      </w:r>
+      <w:r>
+        <w:rPr>
+          <w:rFonts w:ascii="Arial" w:eastAsia="Arial" w:hAnsi="Arial" w:cs="Arial"/>
+          <w:color w:val="111111"/>
+          <w:sz w:val="21"/>
+          <w:szCs w:val="21"/>
+        </w:rPr>
+        <w:t>tegration surprises across releases.</w:t>
       </w:r>
     </w:p>
     <w:p>
@@ -1543,23 +1874,41 @@
           <w:sz w:val="21"/>
           <w:szCs w:val="21"/>
         </w:rPr>
-        <w:t>- Improved performance of reporting endpoints by reducing N+1 query patterns and adding targeted indexes, making large datasets usable without long waits or timeouts.</w:t>
-      </w:r>
-    </w:p>
-    <w:p>
-      <w:pPr>
-        <w:spacing w:after="40"/>
-        <w:ind w:left="280"/>
-        <w:jc w:val="both"/>
-      </w:pPr>
-      <w:r>
-        <w:rPr>
-          <w:rFonts w:ascii="Arial" w:eastAsia="Arial" w:hAnsi="Arial" w:cs="Arial"/>
-          <w:color w:val="111111"/>
-          <w:sz w:val="21"/>
-          <w:szCs w:val="21"/>
-        </w:rPr>
-        <w:t>- Created shared UI components and directives in AngularJS to reduce duplication, ensuring consistent behavior and speeding delivery of new screens without repeated rework.</w:t>
+        <w:t xml:space="preserve">- Improved performance of reporting </w:t>
+      </w:r>
+      <w:r>
+        <w:rPr>
+          <w:rFonts w:ascii="Arial" w:eastAsia="Arial" w:hAnsi="Arial" w:cs="Arial"/>
+          <w:color w:val="111111"/>
+          <w:sz w:val="21"/>
+          <w:szCs w:val="21"/>
+        </w:rPr>
+        <w:t>endpoints by reducing N+1 query patterns and adding targeted indexes, making large datasets usable without long waits or timeouts.</w:t>
+      </w:r>
+    </w:p>
+    <w:p>
+      <w:pPr>
+        <w:spacing w:after="40"/>
+        <w:ind w:left="280"/>
+        <w:jc w:val="both"/>
+      </w:pPr>
+      <w:r>
+        <w:rPr>
+          <w:rFonts w:ascii="Arial" w:eastAsia="Arial" w:hAnsi="Arial" w:cs="Arial"/>
+          <w:color w:val="111111"/>
+          <w:sz w:val="21"/>
+          <w:szCs w:val="21"/>
+        </w:rPr>
+        <w:t>- Created shared UI components and directives in AngularJS to reduce duplication, ensuring consistent behavior and speeding d</w:t>
+      </w:r>
+      <w:r>
+        <w:rPr>
+          <w:rFonts w:ascii="Arial" w:eastAsia="Arial" w:hAnsi="Arial" w:cs="Arial"/>
+          <w:color w:val="111111"/>
+          <w:sz w:val="21"/>
+          <w:szCs w:val="21"/>
+        </w:rPr>
+        <w:t>elivery of new screens without repeated rework.</w:t>
       </w:r>
     </w:p>
     <w:p>
@@ -1591,23 +1940,41 @@
           <w:sz w:val="21"/>
           <w:szCs w:val="21"/>
         </w:rPr>
-        <w:t>- Enhanced logging and monitoring practices by adding structured context and request identifiers, making it easier to trace user issues across services and environments.</w:t>
-      </w:r>
-    </w:p>
-    <w:p>
-      <w:pPr>
-        <w:spacing w:after="40"/>
-        <w:ind w:left="280"/>
-        <w:jc w:val="both"/>
-      </w:pPr>
-      <w:r>
-        <w:rPr>
-          <w:rFonts w:ascii="Arial" w:eastAsia="Arial" w:hAnsi="Arial" w:cs="Arial"/>
-          <w:color w:val="111111"/>
-          <w:sz w:val="21"/>
-          <w:szCs w:val="21"/>
-        </w:rPr>
-        <w:t>- Worked with stakeholders to break down broad requests into implementable slices, delivering iterative improvements while keeping technical debt visible and manageable.</w:t>
+        <w:t xml:space="preserve">- Enhanced logging and monitoring </w:t>
+      </w:r>
+      <w:r>
+        <w:rPr>
+          <w:rFonts w:ascii="Arial" w:eastAsia="Arial" w:hAnsi="Arial" w:cs="Arial"/>
+          <w:color w:val="111111"/>
+          <w:sz w:val="21"/>
+          <w:szCs w:val="21"/>
+        </w:rPr>
+        <w:t>practices by adding structured context and request identifiers, making it easier to trace user issues across services and environments.</w:t>
+      </w:r>
+    </w:p>
+    <w:p>
+      <w:pPr>
+        <w:spacing w:after="40"/>
+        <w:ind w:left="280"/>
+        <w:jc w:val="both"/>
+      </w:pPr>
+      <w:r>
+        <w:rPr>
+          <w:rFonts w:ascii="Arial" w:eastAsia="Arial" w:hAnsi="Arial" w:cs="Arial"/>
+          <w:color w:val="111111"/>
+          <w:sz w:val="21"/>
+          <w:szCs w:val="21"/>
+        </w:rPr>
+        <w:t xml:space="preserve">- Worked with stakeholders to break down broad requests into implementable slices, delivering iterative improvements </w:t>
+      </w:r>
+      <w:r>
+        <w:rPr>
+          <w:rFonts w:ascii="Arial" w:eastAsia="Arial" w:hAnsi="Arial" w:cs="Arial"/>
+          <w:color w:val="111111"/>
+          <w:sz w:val="21"/>
+          <w:szCs w:val="21"/>
+        </w:rPr>
+        <w:t>while keeping technical debt visible and manageable.</w:t>
       </w:r>
     </w:p>
     <w:p>
@@ -1639,7 +2006,16 @@
           <w:sz w:val="21"/>
           <w:szCs w:val="21"/>
         </w:rPr>
-        <w:t>- Participated in code reviews and mentorship within the team, raising standards for readability, maintainability, and production-safe engineering practices.</w:t>
+        <w:t>- Participated in code rev</w:t>
+      </w:r>
+      <w:r>
+        <w:rPr>
+          <w:rFonts w:ascii="Arial" w:eastAsia="Arial" w:hAnsi="Arial" w:cs="Arial"/>
+          <w:color w:val="111111"/>
+          <w:sz w:val="21"/>
+          <w:szCs w:val="21"/>
+        </w:rPr>
+        <w:t>iews and mentorship within the team, raising standards for readability, maintainability, and production-safe engineering practices.</w:t>
       </w:r>
     </w:p>
     <w:p>
@@ -1695,23 +2071,41 @@
           <w:sz w:val="21"/>
           <w:szCs w:val="21"/>
         </w:rPr>
-        <w:t>- Contributed to a web product area by delivering Python-backed utilities and small service endpoints, emphasizing clear contracts and validation so internal consumers could adopt changes safely.</w:t>
-      </w:r>
-    </w:p>
-    <w:p>
-      <w:pPr>
-        <w:spacing w:after="40"/>
-        <w:ind w:left="280"/>
-        <w:jc w:val="both"/>
-      </w:pPr>
-      <w:r>
-        <w:rPr>
-          <w:rFonts w:ascii="Arial" w:eastAsia="Arial" w:hAnsi="Arial" w:cs="Arial"/>
-          <w:color w:val="111111"/>
-          <w:sz w:val="21"/>
-          <w:szCs w:val="21"/>
-        </w:rPr>
-        <w:t>- Built and refined AngularJS UI enhancements under tight review standards, focusing on predictable behaviors and careful regression avoidance in areas heavily used by internal stakeholders.</w:t>
+        <w:t>- Contributed to a web product area by delivering Pytho</w:t>
+      </w:r>
+      <w:r>
+        <w:rPr>
+          <w:rFonts w:ascii="Arial" w:eastAsia="Arial" w:hAnsi="Arial" w:cs="Arial"/>
+          <w:color w:val="111111"/>
+          <w:sz w:val="21"/>
+          <w:szCs w:val="21"/>
+        </w:rPr>
+        <w:t>n-backed utilities and small service endpoints, emphasizing clear contracts and validation so internal consumers could adopt changes safely.</w:t>
+      </w:r>
+    </w:p>
+    <w:p>
+      <w:pPr>
+        <w:spacing w:after="40"/>
+        <w:ind w:left="280"/>
+        <w:jc w:val="both"/>
+      </w:pPr>
+      <w:r>
+        <w:rPr>
+          <w:rFonts w:ascii="Arial" w:eastAsia="Arial" w:hAnsi="Arial" w:cs="Arial"/>
+          <w:color w:val="111111"/>
+          <w:sz w:val="21"/>
+          <w:szCs w:val="21"/>
+        </w:rPr>
+        <w:t>- Built and refined AngularJS UI enhancements under tight review standards, focusing on predictable behaviors and c</w:t>
+      </w:r>
+      <w:r>
+        <w:rPr>
+          <w:rFonts w:ascii="Arial" w:eastAsia="Arial" w:hAnsi="Arial" w:cs="Arial"/>
+          <w:color w:val="111111"/>
+          <w:sz w:val="21"/>
+          <w:szCs w:val="21"/>
+        </w:rPr>
+        <w:t>areful regression avoidance in areas heavily used by internal stakeholders.</w:t>
       </w:r>
     </w:p>
     <w:p>
@@ -1743,23 +2137,41 @@
           <w:sz w:val="21"/>
           <w:szCs w:val="21"/>
         </w:rPr>
-        <w:t>- Collaborated with senior engineers to decompose tasks into shippable increments, ensuring changes were easy to review, test, and deploy without disrupting ongoing workstreams.</w:t>
-      </w:r>
-    </w:p>
-    <w:p>
-      <w:pPr>
-        <w:spacing w:after="40"/>
-        <w:ind w:left="280"/>
-        <w:jc w:val="both"/>
-      </w:pPr>
-      <w:r>
-        <w:rPr>
-          <w:rFonts w:ascii="Arial" w:eastAsia="Arial" w:hAnsi="Arial" w:cs="Arial"/>
-          <w:color w:val="111111"/>
-          <w:sz w:val="21"/>
-          <w:szCs w:val="21"/>
-        </w:rPr>
-        <w:t>- Wrote targeted unit tests around business rules and edge cases, increasing confidence in refactors and reducing the risk of repeat bugs for high-visibility user flows.</w:t>
+        <w:t>- Collabor</w:t>
+      </w:r>
+      <w:r>
+        <w:rPr>
+          <w:rFonts w:ascii="Arial" w:eastAsia="Arial" w:hAnsi="Arial" w:cs="Arial"/>
+          <w:color w:val="111111"/>
+          <w:sz w:val="21"/>
+          <w:szCs w:val="21"/>
+        </w:rPr>
+        <w:t>ated with senior engineers to decompose tasks into shippable increments, ensuring changes were easy to review, test, and deploy without disrupting ongoing workstreams.</w:t>
+      </w:r>
+    </w:p>
+    <w:p>
+      <w:pPr>
+        <w:spacing w:after="40"/>
+        <w:ind w:left="280"/>
+        <w:jc w:val="both"/>
+      </w:pPr>
+      <w:r>
+        <w:rPr>
+          <w:rFonts w:ascii="Arial" w:eastAsia="Arial" w:hAnsi="Arial" w:cs="Arial"/>
+          <w:color w:val="111111"/>
+          <w:sz w:val="21"/>
+          <w:szCs w:val="21"/>
+        </w:rPr>
+        <w:t xml:space="preserve">- Wrote targeted unit tests around business rules and edge cases, increasing confidence </w:t>
+      </w:r>
+      <w:r>
+        <w:rPr>
+          <w:rFonts w:ascii="Arial" w:eastAsia="Arial" w:hAnsi="Arial" w:cs="Arial"/>
+          <w:color w:val="111111"/>
+          <w:sz w:val="21"/>
+          <w:szCs w:val="21"/>
+        </w:rPr>
+        <w:t>in refactors and reducing the risk of repeat bugs for high-visibility user flows.</w:t>
       </w:r>
     </w:p>
     <w:p>
@@ -1791,7 +2203,16 @@
           <w:sz w:val="21"/>
           <w:szCs w:val="21"/>
         </w:rPr>
-        <w:t>- Practiced disciplined engineering habits through code reviews and iteration, learning to balance speed with correctness while meeting quality expectations for a large codebase.</w:t>
+        <w:t>- Pr</w:t>
+      </w:r>
+      <w:r>
+        <w:rPr>
+          <w:rFonts w:ascii="Arial" w:eastAsia="Arial" w:hAnsi="Arial" w:cs="Arial"/>
+          <w:color w:val="111111"/>
+          <w:sz w:val="21"/>
+          <w:szCs w:val="21"/>
+        </w:rPr>
+        <w:t>acticed disciplined engineering habits through code reviews and iteration, learning to balance speed with correctness while meeting quality expectations for a large codebase.</w:t>
       </w:r>
     </w:p>
     <w:p>
@@ -1831,7 +2252,6 @@
       </w:r>
     </w:p>
     <w:p>
-      <w:proofErr w:type="gramStart"/>
       <w:r>
         <w:rPr>
           <w:rFonts w:ascii="Arial" w:eastAsia="Arial" w:hAnsi="Arial" w:cs="Arial"/>
@@ -1841,7 +2261,6 @@
         </w:rPr>
         <w:t>Bachelor’s degree in Computer Science</w:t>
       </w:r>
-      <w:proofErr w:type="gramEnd"/>
     </w:p>
     <w:p>
       <w:r>
@@ -1870,8 +2289,8 @@
 </file>
 
 <file path=word/numbering.xml><?xml version="1.0" encoding="utf-8"?>
-<w:numbering xmlns:wpc="http://schemas.microsoft.com/office/word/2010/wordprocessingCanvas" xmlns:cx="http://schemas.microsoft.com/office/drawing/2014/chartex" xmlns:cx1="http://schemas.microsoft.com/office/drawing/2015/9/8/chartex" xmlns:cx2="http://schemas.microsoft.com/office/drawing/2015/10/21/chartex" xmlns:cx3="http://schemas.microsoft.com/office/drawing/2016/5/9/chartex" xmlns:cx4="http://schemas.microsoft.com/office/drawing/2016/5/10/chartex" xmlns:cx5="http://schemas.microsoft.com/office/drawing/2016/5/11/chartex" xmlns:cx6="http://schemas.microsoft.com/office/drawing/2016/5/12/chartex" xmlns:cx7="http://schemas.microsoft.com/office/drawing/2016/5/13/chartex" xmlns:cx8="http://schemas.microsoft.com/office/drawing/2016/5/14/chartex" xmlns:mc="http://schemas.openxmlformats.org/markup-compatibility/2006" xmlns:aink="http://schemas.microsoft.com/office/drawing/2016/ink" xmlns:am3d="http://schemas.microsoft.com/office/drawing/2017/model3d" xmlns:o="urn:schemas-microsoft-com:office:office" xmlns:oel="http://schemas.microsoft.com/office/2019/extlst" xmlns:r="http://schemas.openxmlformats.org/officeDocument/2006/relationships" xmlns:m="http://schemas.openxmlformats.org/officeDocument/2006/math" xmlns:v="urn:schemas-microsoft-com:vml" xmlns:wp14="http://schemas.microsoft.com/office/word/2010/wordprocessingDrawing" xmlns:wp="http://schemas.openxmlformats.org/drawingml/2006/wordprocessingDrawing" xmlns:w10="urn:schemas-microsoft-com:office:word" xmlns:w="http://schemas.openxmlformats.org/wordprocessingml/2006/main" xmlns:w14="http://schemas.microsoft.com/office/word/2010/wordml" xmlns:w15="http://schemas.microsoft.com/office/word/2012/wordml" xmlns:w16cex="http://schemas.microsoft.com/office/word/2018/wordml/cex" xmlns:w16cid="http://schemas.microsoft.com/office/word/2016/wordml/cid" xmlns:w16="http://schemas.microsoft.com/office/word/2018/wordml" xmlns:w16du="http://schemas.microsoft.com/office/word/2023/wordml/word16du" xmlns:w16sdtdh="http://schemas.microsoft.com/office/word/2020/wordml/sdtdatahash" xmlns:w16sdtfl="http://schemas.microsoft.com/office/word/2024/wordml/sdtformatlock" xmlns:w16se="http://schemas.microsoft.com/office/word/2015/wordml/symex" xmlns:wpg="http://schemas.microsoft.com/office/word/2010/wordprocessingGroup" xmlns:wpi="http://schemas.microsoft.com/office/word/2010/wordprocessingInk" xmlns:wne="http://schemas.microsoft.com/office/word/2006/wordml" xmlns:wps="http://schemas.microsoft.com/office/word/2010/wordprocessingShape" mc:Ignorable="w14 w15 w16se w16cid w16 w16cex w16sdtdh w16sdtfl w16du wp14">
-  <w:abstractNum w:abstractNumId="0" w15:restartNumberingAfterBreak="0">
+<w:numbering xmlns:wpc="http://schemas.microsoft.com/office/word/2010/wordprocessingCanvas" xmlns:mc="http://schemas.openxmlformats.org/markup-compatibility/2006" xmlns:o="urn:schemas-microsoft-com:office:office" xmlns:r="http://schemas.openxmlformats.org/officeDocument/2006/relationships" xmlns:m="http://schemas.openxmlformats.org/officeDocument/2006/math" xmlns:v="urn:schemas-microsoft-com:vml" xmlns:wp14="http://schemas.microsoft.com/office/word/2010/wordprocessingDrawing" xmlns:wp="http://schemas.openxmlformats.org/drawingml/2006/wordprocessingDrawing" xmlns:w10="urn:schemas-microsoft-com:office:word" xmlns:w="http://schemas.openxmlformats.org/wordprocessingml/2006/main" xmlns:w14="http://schemas.microsoft.com/office/word/2010/wordml" xmlns:wpg="http://schemas.microsoft.com/office/word/2010/wordprocessingGroup" xmlns:wpi="http://schemas.microsoft.com/office/word/2010/wordprocessingInk" xmlns:wne="http://schemas.microsoft.com/office/word/2006/wordml" xmlns:wps="http://schemas.microsoft.com/office/word/2010/wordprocessingShape" mc:Ignorable="w14 wp14">
+  <w:abstractNum w:abstractNumId="0">
     <w:nsid w:val="393B4F74"/>
     <w:multiLevelType w:val="hybridMultilevel"/>
     <w:tmpl w:val="FBDCDFB4"/>
@@ -1957,7 +2376,7 @@
       </w:pPr>
     </w:lvl>
   </w:abstractNum>
-  <w:num w:numId="1" w16cid:durableId="1598321645">
+  <w:num w:numId="1">
     <w:abstractNumId w:val="0"/>
     <w:lvlOverride w:ilvl="0">
       <w:startOverride w:val="1"/>
@@ -1967,7 +2386,7 @@
 </file>
 
 <file path=word/styles.xml><?xml version="1.0" encoding="utf-8"?>
-<w:styles xmlns:mc="http://schemas.openxmlformats.org/markup-compatibility/2006" xmlns:r="http://schemas.openxmlformats.org/officeDocument/2006/relationships" xmlns:w="http://schemas.openxmlformats.org/wordprocessingml/2006/main" xmlns:w14="http://schemas.microsoft.com/office/word/2010/wordml" xmlns:w15="http://schemas.microsoft.com/office/word/2012/wordml" xmlns:w16cex="http://schemas.microsoft.com/office/word/2018/wordml/cex" xmlns:w16cid="http://schemas.microsoft.com/office/word/2016/wordml/cid" xmlns:w16="http://schemas.microsoft.com/office/word/2018/wordml" xmlns:w16du="http://schemas.microsoft.com/office/word/2023/wordml/word16du" xmlns:w16sdtdh="http://schemas.microsoft.com/office/word/2020/wordml/sdtdatahash" xmlns:w16sdtfl="http://schemas.microsoft.com/office/word/2024/wordml/sdtformatlock" xmlns:w16se="http://schemas.microsoft.com/office/word/2015/wordml/symex" mc:Ignorable="w14 w15 w16se w16cid w16 w16cex w16sdtdh w16sdtfl w16du">
+<w:styles xmlns:mc="http://schemas.openxmlformats.org/markup-compatibility/2006" xmlns:r="http://schemas.openxmlformats.org/officeDocument/2006/relationships" xmlns:w="http://schemas.openxmlformats.org/wordprocessingml/2006/main" xmlns:w14="http://schemas.microsoft.com/office/word/2010/wordml" mc:Ignorable="w14">
   <w:docDefaults>
     <w:rPrDefault>
       <w:rPr>
@@ -1977,383 +2396,469 @@
     </w:rPrDefault>
     <w:pPrDefault/>
   </w:docDefaults>
-  <w:latentStyles w:defLockedState="0" w:defUIPriority="99" w:defSemiHidden="0" w:defUnhideWhenUsed="0" w:defQFormat="0" w:count="376">
-    <w:lsdException w:name="Normal" w:uiPriority="0" w:qFormat="1"/>
-    <w:lsdException w:name="heading 1" w:uiPriority="9" w:qFormat="1"/>
-    <w:lsdException w:name="heading 2" w:semiHidden="1" w:uiPriority="9" w:unhideWhenUsed="1" w:qFormat="1"/>
-    <w:lsdException w:name="heading 3" w:semiHidden="1" w:uiPriority="9" w:unhideWhenUsed="1" w:qFormat="1"/>
-    <w:lsdException w:name="heading 4" w:semiHidden="1" w:uiPriority="9" w:unhideWhenUsed="1" w:qFormat="1"/>
-    <w:lsdException w:name="heading 5" w:semiHidden="1" w:uiPriority="9" w:unhideWhenUsed="1" w:qFormat="1"/>
-    <w:lsdException w:name="heading 6" w:semiHidden="1" w:uiPriority="9" w:unhideWhenUsed="1" w:qFormat="1"/>
-    <w:lsdException w:name="heading 7" w:semiHidden="1" w:uiPriority="9" w:unhideWhenUsed="1" w:qFormat="1"/>
-    <w:lsdException w:name="heading 8" w:semiHidden="1" w:uiPriority="9" w:unhideWhenUsed="1" w:qFormat="1"/>
-    <w:lsdException w:name="heading 9" w:semiHidden="1" w:uiPriority="9" w:unhideWhenUsed="1" w:qFormat="1"/>
-    <w:lsdException w:name="index 1" w:semiHidden="1" w:unhideWhenUsed="1"/>
-    <w:lsdException w:name="index 2" w:semiHidden="1" w:unhideWhenUsed="1"/>
-    <w:lsdException w:name="index 3" w:semiHidden="1" w:unhideWhenUsed="1"/>
-    <w:lsdException w:name="index 4" w:semiHidden="1" w:unhideWhenUsed="1"/>
-    <w:lsdException w:name="index 5" w:semiHidden="1" w:unhideWhenUsed="1"/>
-    <w:lsdException w:name="index 6" w:semiHidden="1" w:unhideWhenUsed="1"/>
-    <w:lsdException w:name="index 7" w:semiHidden="1" w:unhideWhenUsed="1"/>
-    <w:lsdException w:name="index 8" w:semiHidden="1" w:unhideWhenUsed="1"/>
-    <w:lsdException w:name="index 9" w:semiHidden="1" w:unhideWhenUsed="1"/>
-    <w:lsdException w:name="toc 1" w:semiHidden="1" w:uiPriority="39" w:unhideWhenUsed="1"/>
-    <w:lsdException w:name="toc 2" w:semiHidden="1" w:uiPriority="39" w:unhideWhenUsed="1"/>
-    <w:lsdException w:name="toc 3" w:semiHidden="1" w:uiPriority="39" w:unhideWhenUsed="1"/>
-    <w:lsdException w:name="toc 4" w:semiHidden="1" w:uiPriority="39" w:unhideWhenUsed="1"/>
-    <w:lsdException w:name="toc 5" w:semiHidden="1" w:uiPriority="39" w:unhideWhenUsed="1"/>
-    <w:lsdException w:name="toc 6" w:semiHidden="1" w:uiPriority="39" w:unhideWhenUsed="1"/>
-    <w:lsdException w:name="toc 7" w:semiHidden="1" w:uiPriority="39" w:unhideWhenUsed="1"/>
-    <w:lsdException w:name="toc 8" w:semiHidden="1" w:uiPriority="39" w:unhideWhenUsed="1"/>
-    <w:lsdException w:name="toc 9" w:semiHidden="1" w:uiPriority="39" w:unhideWhenUsed="1"/>
-    <w:lsdException w:name="Normal Indent" w:semiHidden="1" w:unhideWhenUsed="1"/>
-    <w:lsdException w:name="footnote text" w:semiHidden="1" w:unhideWhenUsed="1"/>
-    <w:lsdException w:name="annotation text" w:semiHidden="1" w:unhideWhenUsed="1"/>
-    <w:lsdException w:name="header" w:semiHidden="1" w:unhideWhenUsed="1"/>
-    <w:lsdException w:name="footer" w:semiHidden="1" w:unhideWhenUsed="1"/>
-    <w:lsdException w:name="index heading" w:semiHidden="1" w:unhideWhenUsed="1"/>
-    <w:lsdException w:name="caption" w:semiHidden="1" w:uiPriority="35" w:unhideWhenUsed="1" w:qFormat="1"/>
-    <w:lsdException w:name="table of figures" w:semiHidden="1" w:unhideWhenUsed="1"/>
-    <w:lsdException w:name="envelope address" w:semiHidden="1" w:unhideWhenUsed="1"/>
-    <w:lsdException w:name="envelope return" w:semiHidden="1" w:unhideWhenUsed="1"/>
-    <w:lsdException w:name="footnote reference" w:semiHidden="1" w:unhideWhenUsed="1"/>
-    <w:lsdException w:name="annotation reference" w:semiHidden="1" w:unhideWhenUsed="1"/>
-    <w:lsdException w:name="line number" w:semiHidden="1" w:unhideWhenUsed="1"/>
-    <w:lsdException w:name="page number" w:semiHidden="1" w:unhideWhenUsed="1"/>
-    <w:lsdException w:name="endnote reference" w:semiHidden="1" w:unhideWhenUsed="1"/>
-    <w:lsdException w:name="endnote text" w:semiHidden="1" w:unhideWhenUsed="1"/>
-    <w:lsdException w:name="table of authorities" w:semiHidden="1" w:unhideWhenUsed="1"/>
-    <w:lsdException w:name="macro" w:semiHidden="1" w:unhideWhenUsed="1"/>
-    <w:lsdException w:name="toa heading" w:semiHidden="1" w:unhideWhenUsed="1"/>
-    <w:lsdException w:name="List" w:semiHidden="1" w:unhideWhenUsed="1"/>
-    <w:lsdException w:name="List Bullet" w:semiHidden="1" w:unhideWhenUsed="1"/>
-    <w:lsdException w:name="List Number" w:semiHidden="1" w:unhideWhenUsed="1"/>
-    <w:lsdException w:name="List 2" w:semiHidden="1" w:unhideWhenUsed="1"/>
-    <w:lsdException w:name="List 3" w:semiHidden="1" w:unhideWhenUsed="1"/>
-    <w:lsdException w:name="List 4" w:semiHidden="1" w:unhideWhenUsed="1"/>
-    <w:lsdException w:name="List 5" w:semiHidden="1" w:unhideWhenUsed="1"/>
-    <w:lsdException w:name="List Bullet 2" w:semiHidden="1" w:unhideWhenUsed="1"/>
-    <w:lsdException w:name="List Bullet 3" w:semiHidden="1" w:unhideWhenUsed="1"/>
-    <w:lsdException w:name="List Bullet 4" w:semiHidden="1" w:unhideWhenUsed="1"/>
-    <w:lsdException w:name="List Bullet 5" w:semiHidden="1" w:unhideWhenUsed="1"/>
-    <w:lsdException w:name="List Number 2" w:semiHidden="1" w:unhideWhenUsed="1"/>
-    <w:lsdException w:name="List Number 3" w:semiHidden="1" w:unhideWhenUsed="1"/>
-    <w:lsdException w:name="List Number 4" w:semiHidden="1" w:unhideWhenUsed="1"/>
-    <w:lsdException w:name="List Number 5" w:semiHidden="1" w:unhideWhenUsed="1"/>
-    <w:lsdException w:name="Title" w:uiPriority="10" w:qFormat="1"/>
-    <w:lsdException w:name="Closing" w:semiHidden="1" w:unhideWhenUsed="1"/>
-    <w:lsdException w:name="Signature" w:semiHidden="1" w:unhideWhenUsed="1"/>
-    <w:lsdException w:name="Default Paragraph Font" w:semiHidden="1" w:uiPriority="1" w:unhideWhenUsed="1"/>
-    <w:lsdException w:name="Body Text" w:semiHidden="1" w:unhideWhenUsed="1"/>
-    <w:lsdException w:name="Body Text Indent" w:semiHidden="1" w:unhideWhenUsed="1"/>
-    <w:lsdException w:name="List Continue" w:semiHidden="1" w:unhideWhenUsed="1"/>
-    <w:lsdException w:name="List Continue 2" w:semiHidden="1" w:unhideWhenUsed="1"/>
-    <w:lsdException w:name="List Continue 3" w:semiHidden="1" w:unhideWhenUsed="1"/>
-    <w:lsdException w:name="List Continue 4" w:semiHidden="1" w:unhideWhenUsed="1"/>
-    <w:lsdException w:name="List Continue 5" w:semiHidden="1" w:unhideWhenUsed="1"/>
-    <w:lsdException w:name="Message Header" w:semiHidden="1" w:unhideWhenUsed="1"/>
-    <w:lsdException w:name="Subtitle" w:uiPriority="11" w:qFormat="1"/>
-    <w:lsdException w:name="Salutation" w:semiHidden="1" w:unhideWhenUsed="1"/>
-    <w:lsdException w:name="Date" w:semiHidden="1" w:unhideWhenUsed="1"/>
-    <w:lsdException w:name="Body Text First Indent" w:semiHidden="1" w:unhideWhenUsed="1"/>
-    <w:lsdException w:name="Body Text First Indent 2" w:semiHidden="1" w:unhideWhenUsed="1"/>
-    <w:lsdException w:name="Note Heading" w:semiHidden="1" w:unhideWhenUsed="1"/>
-    <w:lsdException w:name="Body Text 2" w:semiHidden="1" w:unhideWhenUsed="1"/>
-    <w:lsdException w:name="Body Text 3" w:semiHidden="1" w:unhideWhenUsed="1"/>
-    <w:lsdException w:name="Body Text Indent 2" w:semiHidden="1" w:unhideWhenUsed="1"/>
-    <w:lsdException w:name="Body Text Indent 3" w:semiHidden="1" w:unhideWhenUsed="1"/>
-    <w:lsdException w:name="Block Text" w:semiHidden="1" w:unhideWhenUsed="1"/>
-    <w:lsdException w:name="Hyperlink" w:semiHidden="1" w:unhideWhenUsed="1"/>
-    <w:lsdException w:name="FollowedHyperlink" w:semiHidden="1" w:unhideWhenUsed="1"/>
-    <w:lsdException w:name="Strong" w:uiPriority="22" w:qFormat="1"/>
-    <w:lsdException w:name="Emphasis" w:uiPriority="20" w:qFormat="1"/>
-    <w:lsdException w:name="Document Map" w:semiHidden="1" w:unhideWhenUsed="1"/>
-    <w:lsdException w:name="Plain Text" w:semiHidden="1" w:unhideWhenUsed="1"/>
-    <w:lsdException w:name="E-mail Signature" w:semiHidden="1" w:unhideWhenUsed="1"/>
-    <w:lsdException w:name="HTML Top of Form" w:semiHidden="1" w:unhideWhenUsed="1"/>
-    <w:lsdException w:name="HTML Bottom of Form" w:semiHidden="1" w:unhideWhenUsed="1"/>
-    <w:lsdException w:name="Normal (Web)" w:semiHidden="1" w:unhideWhenUsed="1"/>
-    <w:lsdException w:name="HTML Acronym" w:semiHidden="1" w:unhideWhenUsed="1"/>
-    <w:lsdException w:name="HTML Address" w:semiHidden="1" w:unhideWhenUsed="1"/>
-    <w:lsdException w:name="HTML Cite" w:semiHidden="1" w:unhideWhenUsed="1"/>
-    <w:lsdException w:name="HTML Code" w:semiHidden="1" w:unhideWhenUsed="1"/>
-    <w:lsdException w:name="HTML Definition" w:semiHidden="1" w:unhideWhenUsed="1"/>
-    <w:lsdException w:name="HTML Keyboard" w:semiHidden="1" w:unhideWhenUsed="1"/>
-    <w:lsdException w:name="HTML Preformatted" w:semiHidden="1" w:unhideWhenUsed="1"/>
-    <w:lsdException w:name="HTML Sample" w:semiHidden="1" w:unhideWhenUsed="1"/>
-    <w:lsdException w:name="HTML Typewriter" w:semiHidden="1" w:unhideWhenUsed="1"/>
-    <w:lsdException w:name="HTML Variable" w:semiHidden="1" w:unhideWhenUsed="1"/>
-    <w:lsdException w:name="Normal Table" w:semiHidden="1" w:unhideWhenUsed="1"/>
-    <w:lsdException w:name="annotation subject" w:semiHidden="1" w:unhideWhenUsed="1"/>
-    <w:lsdException w:name="No List" w:semiHidden="1" w:unhideWhenUsed="1"/>
-    <w:lsdException w:name="Outline List 1" w:semiHidden="1" w:unhideWhenUsed="1"/>
-    <w:lsdException w:name="Outline List 2" w:semiHidden="1" w:unhideWhenUsed="1"/>
-    <w:lsdException w:name="Outline List 3" w:semiHidden="1" w:unhideWhenUsed="1"/>
-    <w:lsdException w:name="Table Simple 1" w:semiHidden="1" w:unhideWhenUsed="1"/>
-    <w:lsdException w:name="Table Simple 2" w:semiHidden="1" w:unhideWhenUsed="1"/>
-    <w:lsdException w:name="Table Simple 3" w:semiHidden="1" w:unhideWhenUsed="1"/>
-    <w:lsdException w:name="Table Classic 1" w:semiHidden="1" w:unhideWhenUsed="1"/>
-    <w:lsdException w:name="Table Classic 2" w:semiHidden="1" w:unhideWhenUsed="1"/>
-    <w:lsdException w:name="Table Classic 3" w:semiHidden="1" w:unhideWhenUsed="1"/>
-    <w:lsdException w:name="Table Classic 4" w:semiHidden="1" w:unhideWhenUsed="1"/>
-    <w:lsdException w:name="Table Colorful 1" w:semiHidden="1" w:unhideWhenUsed="1"/>
-    <w:lsdException w:name="Table Colorful 2" w:semiHidden="1" w:unhideWhenUsed="1"/>
-    <w:lsdException w:name="Table Colorful 3" w:semiHidden="1" w:unhideWhenUsed="1"/>
-    <w:lsdException w:name="Table Columns 1" w:semiHidden="1" w:unhideWhenUsed="1"/>
-    <w:lsdException w:name="Table Columns 2" w:semiHidden="1" w:unhideWhenUsed="1"/>
-    <w:lsdException w:name="Table Columns 3" w:semiHidden="1" w:unhideWhenUsed="1"/>
-    <w:lsdException w:name="Table Columns 4" w:semiHidden="1" w:unhideWhenUsed="1"/>
-    <w:lsdException w:name="Table Columns 5" w:semiHidden="1" w:unhideWhenUsed="1"/>
-    <w:lsdException w:name="Table Grid 1" w:semiHidden="1" w:unhideWhenUsed="1"/>
-    <w:lsdException w:name="Table Grid 2" w:semiHidden="1" w:unhideWhenUsed="1"/>
-    <w:lsdException w:name="Table Grid 3" w:semiHidden="1" w:unhideWhenUsed="1"/>
-    <w:lsdException w:name="Table Grid 4" w:semiHidden="1" w:unhideWhenUsed="1"/>
-    <w:lsdException w:name="Table Grid 5" w:semiHidden="1" w:unhideWhenUsed="1"/>
-    <w:lsdException w:name="Table Grid 6" w:semiHidden="1" w:unhideWhenUsed="1"/>
-    <w:lsdException w:name="Table Grid 7" w:semiHidden="1" w:unhideWhenUsed="1"/>
-    <w:lsdException w:name="Table Grid 8" w:semiHidden="1" w:unhideWhenUsed="1"/>
-    <w:lsdException w:name="Table List 1" w:semiHidden="1" w:unhideWhenUsed="1"/>
-    <w:lsdException w:name="Table List 2" w:semiHidden="1" w:unhideWhenUsed="1"/>
-    <w:lsdException w:name="Table List 3" w:semiHidden="1" w:unhideWhenUsed="1"/>
-    <w:lsdException w:name="Table List 4" w:semiHidden="1" w:unhideWhenUsed="1"/>
-    <w:lsdException w:name="Table List 5" w:semiHidden="1" w:unhideWhenUsed="1"/>
-    <w:lsdException w:name="Table List 6" w:semiHidden="1" w:unhideWhenUsed="1"/>
-    <w:lsdException w:name="Table List 7" w:semiHidden="1" w:unhideWhenUsed="1"/>
-    <w:lsdException w:name="Table List 8" w:semiHidden="1" w:unhideWhenUsed="1"/>
-    <w:lsdException w:name="Table 3D effects 1" w:semiHidden="1" w:unhideWhenUsed="1"/>
-    <w:lsdException w:name="Table 3D effects 2" w:semiHidden="1" w:unhideWhenUsed="1"/>
-    <w:lsdException w:name="Table 3D effects 3" w:semiHidden="1" w:unhideWhenUsed="1"/>
-    <w:lsdException w:name="Table Contemporary" w:semiHidden="1" w:unhideWhenUsed="1"/>
-    <w:lsdException w:name="Table Elegant" w:semiHidden="1" w:unhideWhenUsed="1"/>
-    <w:lsdException w:name="Table Professional" w:semiHidden="1" w:unhideWhenUsed="1"/>
-    <w:lsdException w:name="Table Subtle 1" w:semiHidden="1" w:unhideWhenUsed="1"/>
-    <w:lsdException w:name="Table Subtle 2" w:semiHidden="1" w:unhideWhenUsed="1"/>
-    <w:lsdException w:name="Table Web 1" w:semiHidden="1" w:unhideWhenUsed="1"/>
-    <w:lsdException w:name="Table Web 2" w:semiHidden="1" w:unhideWhenUsed="1"/>
-    <w:lsdException w:name="Table Web 3" w:semiHidden="1" w:unhideWhenUsed="1"/>
-    <w:lsdException w:name="Balloon Text" w:semiHidden="1" w:unhideWhenUsed="1"/>
-    <w:lsdException w:name="Table Grid" w:uiPriority="39"/>
-    <w:lsdException w:name="Table Theme" w:semiHidden="1" w:unhideWhenUsed="1"/>
-    <w:lsdException w:name="Placeholder Text" w:semiHidden="1"/>
-    <w:lsdException w:name="No Spacing" w:uiPriority="1" w:qFormat="1"/>
-    <w:lsdException w:name="Light Shading" w:uiPriority="60"/>
-    <w:lsdException w:name="Light List" w:uiPriority="61"/>
-    <w:lsdException w:name="Light Grid" w:uiPriority="62"/>
-    <w:lsdException w:name="Medium Shading 1" w:uiPriority="63"/>
-    <w:lsdException w:name="Medium Shading 2" w:uiPriority="64"/>
-    <w:lsdException w:name="Medium List 1" w:uiPriority="65"/>
-    <w:lsdException w:name="Medium List 2" w:uiPriority="66"/>
-    <w:lsdException w:name="Medium Grid 1" w:uiPriority="67"/>
-    <w:lsdException w:name="Medium Grid 2" w:uiPriority="68"/>
-    <w:lsdException w:name="Medium Grid 3" w:uiPriority="69"/>
-    <w:lsdException w:name="Dark List" w:uiPriority="70"/>
-    <w:lsdException w:name="Colorful Shading" w:uiPriority="71"/>
-    <w:lsdException w:name="Colorful List" w:uiPriority="72"/>
-    <w:lsdException w:name="Colorful Grid" w:uiPriority="73"/>
-    <w:lsdException w:name="Light Shading Accent 1" w:uiPriority="60"/>
-    <w:lsdException w:name="Light List Accent 1" w:uiPriority="61"/>
-    <w:lsdException w:name="Light Grid Accent 1" w:uiPriority="62"/>
-    <w:lsdException w:name="Medium Shading 1 Accent 1" w:uiPriority="63"/>
-    <w:lsdException w:name="Medium Shading 2 Accent 1" w:uiPriority="64"/>
-    <w:lsdException w:name="Medium List 1 Accent 1" w:uiPriority="65"/>
-    <w:lsdException w:name="Revision" w:semiHidden="1"/>
-    <w:lsdException w:name="List Paragraph" w:uiPriority="34" w:qFormat="1"/>
-    <w:lsdException w:name="Quote" w:uiPriority="29" w:qFormat="1"/>
-    <w:lsdException w:name="Intense Quote" w:uiPriority="30" w:qFormat="1"/>
-    <w:lsdException w:name="Medium List 2 Accent 1" w:uiPriority="66"/>
-    <w:lsdException w:name="Medium Grid 1 Accent 1" w:uiPriority="67"/>
-    <w:lsdException w:name="Medium Grid 2 Accent 1" w:uiPriority="68"/>
-    <w:lsdException w:name="Medium Grid 3 Accent 1" w:uiPriority="69"/>
-    <w:lsdException w:name="Dark List Accent 1" w:uiPriority="70"/>
-    <w:lsdException w:name="Colorful Shading Accent 1" w:uiPriority="71"/>
-    <w:lsdException w:name="Colorful List Accent 1" w:uiPriority="72"/>
-    <w:lsdException w:name="Colorful Grid Accent 1" w:uiPriority="73"/>
-    <w:lsdException w:name="Light Shading Accent 2" w:uiPriority="60"/>
-    <w:lsdException w:name="Light List Accent 2" w:uiPriority="61"/>
-    <w:lsdException w:name="Light Grid Accent 2" w:uiPriority="62"/>
-    <w:lsdException w:name="Medium Shading 1 Accent 2" w:uiPriority="63"/>
-    <w:lsdException w:name="Medium Shading 2 Accent 2" w:uiPriority="64"/>
-    <w:lsdException w:name="Medium List 1 Accent 2" w:uiPriority="65"/>
-    <w:lsdException w:name="Medium List 2 Accent 2" w:uiPriority="66"/>
-    <w:lsdException w:name="Medium Grid 1 Accent 2" w:uiPriority="67"/>
-    <w:lsdException w:name="Medium Grid 2 Accent 2" w:uiPriority="68"/>
-    <w:lsdException w:name="Medium Grid 3 Accent 2" w:uiPriority="69"/>
-    <w:lsdException w:name="Dark List Accent 2" w:uiPriority="70"/>
-    <w:lsdException w:name="Colorful Shading Accent 2" w:uiPriority="71"/>
-    <w:lsdException w:name="Colorful List Accent 2" w:uiPriority="72"/>
-    <w:lsdException w:name="Colorful Grid Accent 2" w:uiPriority="73"/>
-    <w:lsdException w:name="Light Shading Accent 3" w:uiPriority="60"/>
-    <w:lsdException w:name="Light List Accent 3" w:uiPriority="61"/>
-    <w:lsdException w:name="Light Grid Accent 3" w:uiPriority="62"/>
-    <w:lsdException w:name="Medium Shading 1 Accent 3" w:uiPriority="63"/>
-    <w:lsdException w:name="Medium Shading 2 Accent 3" w:uiPriority="64"/>
-    <w:lsdException w:name="Medium List 1 Accent 3" w:uiPriority="65"/>
-    <w:lsdException w:name="Medium List 2 Accent 3" w:uiPriority="66"/>
-    <w:lsdException w:name="Medium Grid 1 Accent 3" w:uiPriority="67"/>
-    <w:lsdException w:name="Medium Grid 2 Accent 3" w:uiPriority="68"/>
-    <w:lsdException w:name="Medium Grid 3 Accent 3" w:uiPriority="69"/>
-    <w:lsdException w:name="Dark List Accent 3" w:uiPriority="70"/>
-    <w:lsdException w:name="Colorful Shading Accent 3" w:uiPriority="71"/>
-    <w:lsdException w:name="Colorful List Accent 3" w:uiPriority="72"/>
-    <w:lsdException w:name="Colorful Grid Accent 3" w:uiPriority="73"/>
-    <w:lsdException w:name="Light Shading Accent 4" w:uiPriority="60"/>
-    <w:lsdException w:name="Light List Accent 4" w:uiPriority="61"/>
-    <w:lsdException w:name="Light Grid Accent 4" w:uiPriority="62"/>
-    <w:lsdException w:name="Medium Shading 1 Accent 4" w:uiPriority="63"/>
-    <w:lsdException w:name="Medium Shading 2 Accent 4" w:uiPriority="64"/>
-    <w:lsdException w:name="Medium List 1 Accent 4" w:uiPriority="65"/>
-    <w:lsdException w:name="Medium List 2 Accent 4" w:uiPriority="66"/>
-    <w:lsdException w:name="Medium Grid 1 Accent 4" w:uiPriority="67"/>
-    <w:lsdException w:name="Medium Grid 2 Accent 4" w:uiPriority="68"/>
-    <w:lsdException w:name="Medium Grid 3 Accent 4" w:uiPriority="69"/>
-    <w:lsdException w:name="Dark List Accent 4" w:uiPriority="70"/>
-    <w:lsdException w:name="Colorful Shading Accent 4" w:uiPriority="71"/>
-    <w:lsdException w:name="Colorful List Accent 4" w:uiPriority="72"/>
-    <w:lsdException w:name="Colorful Grid Accent 4" w:uiPriority="73"/>
-    <w:lsdException w:name="Light Shading Accent 5" w:uiPriority="60"/>
-    <w:lsdException w:name="Light List Accent 5" w:uiPriority="61"/>
-    <w:lsdException w:name="Light Grid Accent 5" w:uiPriority="62"/>
-    <w:lsdException w:name="Medium Shading 1 Accent 5" w:uiPriority="63"/>
-    <w:lsdException w:name="Medium Shading 2 Accent 5" w:uiPriority="64"/>
-    <w:lsdException w:name="Medium List 1 Accent 5" w:uiPriority="65"/>
-    <w:lsdException w:name="Medium List 2 Accent 5" w:uiPriority="66"/>
-    <w:lsdException w:name="Medium Grid 1 Accent 5" w:uiPriority="67"/>
-    <w:lsdException w:name="Medium Grid 2 Accent 5" w:uiPriority="68"/>
-    <w:lsdException w:name="Medium Grid 3 Accent 5" w:uiPriority="69"/>
-    <w:lsdException w:name="Dark List Accent 5" w:uiPriority="70"/>
-    <w:lsdException w:name="Colorful Shading Accent 5" w:uiPriority="71"/>
-    <w:lsdException w:name="Colorful List Accent 5" w:uiPriority="72"/>
-    <w:lsdException w:name="Colorful Grid Accent 5" w:uiPriority="73"/>
-    <w:lsdException w:name="Light Shading Accent 6" w:uiPriority="60"/>
-    <w:lsdException w:name="Light List Accent 6" w:uiPriority="61"/>
-    <w:lsdException w:name="Light Grid Accent 6" w:uiPriority="62"/>
-    <w:lsdException w:name="Medium Shading 1 Accent 6" w:uiPriority="63"/>
-    <w:lsdException w:name="Medium Shading 2 Accent 6" w:uiPriority="64"/>
-    <w:lsdException w:name="Medium List 1 Accent 6" w:uiPriority="65"/>
-    <w:lsdException w:name="Medium List 2 Accent 6" w:uiPriority="66"/>
-    <w:lsdException w:name="Medium Grid 1 Accent 6" w:uiPriority="67"/>
-    <w:lsdException w:name="Medium Grid 2 Accent 6" w:uiPriority="68"/>
-    <w:lsdException w:name="Medium Grid 3 Accent 6" w:uiPriority="69"/>
-    <w:lsdException w:name="Dark List Accent 6" w:uiPriority="70"/>
-    <w:lsdException w:name="Colorful Shading Accent 6" w:uiPriority="71"/>
-    <w:lsdException w:name="Colorful List Accent 6" w:uiPriority="72"/>
-    <w:lsdException w:name="Colorful Grid Accent 6" w:uiPriority="73"/>
-    <w:lsdException w:name="Subtle Emphasis" w:uiPriority="19" w:qFormat="1"/>
-    <w:lsdException w:name="Intense Emphasis" w:uiPriority="21" w:qFormat="1"/>
-    <w:lsdException w:name="Subtle Reference" w:uiPriority="31" w:qFormat="1"/>
-    <w:lsdException w:name="Intense Reference" w:uiPriority="32" w:qFormat="1"/>
-    <w:lsdException w:name="Book Title" w:uiPriority="33" w:qFormat="1"/>
-    <w:lsdException w:name="Bibliography" w:semiHidden="1" w:uiPriority="37" w:unhideWhenUsed="1"/>
-    <w:lsdException w:name="TOC Heading" w:semiHidden="1" w:uiPriority="39" w:unhideWhenUsed="1" w:qFormat="1"/>
-    <w:lsdException w:name="Plain Table 1" w:uiPriority="41"/>
-    <w:lsdException w:name="Plain Table 2" w:uiPriority="42"/>
-    <w:lsdException w:name="Plain Table 3" w:uiPriority="43"/>
-    <w:lsdException w:name="Plain Table 4" w:uiPriority="44"/>
-    <w:lsdException w:name="Plain Table 5" w:uiPriority="45"/>
-    <w:lsdException w:name="Grid Table Light" w:uiPriority="40"/>
-    <w:lsdException w:name="Grid Table 1 Light" w:uiPriority="46"/>
-    <w:lsdException w:name="Grid Table 2" w:uiPriority="47"/>
-    <w:lsdException w:name="Grid Table 3" w:uiPriority="48"/>
-    <w:lsdException w:name="Grid Table 4" w:uiPriority="49"/>
-    <w:lsdException w:name="Grid Table 5 Dark" w:uiPriority="50"/>
-    <w:lsdException w:name="Grid Table 6 Colorful" w:uiPriority="51"/>
-    <w:lsdException w:name="Grid Table 7 Colorful" w:uiPriority="52"/>
-    <w:lsdException w:name="Grid Table 1 Light Accent 1" w:uiPriority="46"/>
-    <w:lsdException w:name="Grid Table 2 Accent 1" w:uiPriority="47"/>
-    <w:lsdException w:name="Grid Table 3 Accent 1" w:uiPriority="48"/>
-    <w:lsdException w:name="Grid Table 4 Accent 1" w:uiPriority="49"/>
-    <w:lsdException w:name="Grid Table 5 Dark Accent 1" w:uiPriority="50"/>
-    <w:lsdException w:name="Grid Table 6 Colorful Accent 1" w:uiPriority="51"/>
-    <w:lsdException w:name="Grid Table 7 Colorful Accent 1" w:uiPriority="52"/>
-    <w:lsdException w:name="Grid Table 1 Light Accent 2" w:uiPriority="46"/>
-    <w:lsdException w:name="Grid Table 2 Accent 2" w:uiPriority="47"/>
-    <w:lsdException w:name="Grid Table 3 Accent 2" w:uiPriority="48"/>
-    <w:lsdException w:name="Grid Table 4 Accent 2" w:uiPriority="49"/>
-    <w:lsdException w:name="Grid Table 5 Dark Accent 2" w:uiPriority="50"/>
-    <w:lsdException w:name="Grid Table 6 Colorful Accent 2" w:uiPriority="51"/>
-    <w:lsdException w:name="Grid Table 7 Colorful Accent 2" w:uiPriority="52"/>
-    <w:lsdException w:name="Grid Table 1 Light Accent 3" w:uiPriority="46"/>
-    <w:lsdException w:name="Grid Table 2 Accent 3" w:uiPriority="47"/>
-    <w:lsdException w:name="Grid Table 3 Accent 3" w:uiPriority="48"/>
-    <w:lsdException w:name="Grid Table 4 Accent 3" w:uiPriority="49"/>
-    <w:lsdException w:name="Grid Table 5 Dark Accent 3" w:uiPriority="50"/>
-    <w:lsdException w:name="Grid Table 6 Colorful Accent 3" w:uiPriority="51"/>
-    <w:lsdException w:name="Grid Table 7 Colorful Accent 3" w:uiPriority="52"/>
-    <w:lsdException w:name="Grid Table 1 Light Accent 4" w:uiPriority="46"/>
-    <w:lsdException w:name="Grid Table 2 Accent 4" w:uiPriority="47"/>
-    <w:lsdException w:name="Grid Table 3 Accent 4" w:uiPriority="48"/>
-    <w:lsdException w:name="Grid Table 4 Accent 4" w:uiPriority="49"/>
-    <w:lsdException w:name="Grid Table 5 Dark Accent 4" w:uiPriority="50"/>
-    <w:lsdException w:name="Grid Table 6 Colorful Accent 4" w:uiPriority="51"/>
-    <w:lsdException w:name="Grid Table 7 Colorful Accent 4" w:uiPriority="52"/>
-    <w:lsdException w:name="Grid Table 1 Light Accent 5" w:uiPriority="46"/>
-    <w:lsdException w:name="Grid Table 2 Accent 5" w:uiPriority="47"/>
-    <w:lsdException w:name="Grid Table 3 Accent 5" w:uiPriority="48"/>
-    <w:lsdException w:name="Grid Table 4 Accent 5" w:uiPriority="49"/>
-    <w:lsdException w:name="Grid Table 5 Dark Accent 5" w:uiPriority="50"/>
-    <w:lsdException w:name="Grid Table 6 Colorful Accent 5" w:uiPriority="51"/>
-    <w:lsdException w:name="Grid Table 7 Colorful Accent 5" w:uiPriority="52"/>
-    <w:lsdException w:name="Grid Table 1 Light Accent 6" w:uiPriority="46"/>
-    <w:lsdException w:name="Grid Table 2 Accent 6" w:uiPriority="47"/>
-    <w:lsdException w:name="Grid Table 3 Accent 6" w:uiPriority="48"/>
-    <w:lsdException w:name="Grid Table 4 Accent 6" w:uiPriority="49"/>
-    <w:lsdException w:name="Grid Table 5 Dark Accent 6" w:uiPriority="50"/>
-    <w:lsdException w:name="Grid Table 6 Colorful Accent 6" w:uiPriority="51"/>
-    <w:lsdException w:name="Grid Table 7 Colorful Accent 6" w:uiPriority="52"/>
-    <w:lsdException w:name="List Table 1 Light" w:uiPriority="46"/>
-    <w:lsdException w:name="List Table 2" w:uiPriority="47"/>
-    <w:lsdException w:name="List Table 3" w:uiPriority="48"/>
-    <w:lsdException w:name="List Table 4" w:uiPriority="49"/>
-    <w:lsdException w:name="List Table 5 Dark" w:uiPriority="50"/>
-    <w:lsdException w:name="List Table 6 Colorful" w:uiPriority="51"/>
-    <w:lsdException w:name="List Table 7 Colorful" w:uiPriority="52"/>
-    <w:lsdException w:name="List Table 1 Light Accent 1" w:uiPriority="46"/>
-    <w:lsdException w:name="List Table 2 Accent 1" w:uiPriority="47"/>
-    <w:lsdException w:name="List Table 3 Accent 1" w:uiPriority="48"/>
-    <w:lsdException w:name="List Table 4 Accent 1" w:uiPriority="49"/>
-    <w:lsdException w:name="List Table 5 Dark Accent 1" w:uiPriority="50"/>
-    <w:lsdException w:name="List Table 6 Colorful Accent 1" w:uiPriority="51"/>
-    <w:lsdException w:name="List Table 7 Colorful Accent 1" w:uiPriority="52"/>
-    <w:lsdException w:name="List Table 1 Light Accent 2" w:uiPriority="46"/>
-    <w:lsdException w:name="List Table 2 Accent 2" w:uiPriority="47"/>
-    <w:lsdException w:name="List Table 3 Accent 2" w:uiPriority="48"/>
-    <w:lsdException w:name="List Table 4 Accent 2" w:uiPriority="49"/>
-    <w:lsdException w:name="List Table 5 Dark Accent 2" w:uiPriority="50"/>
-    <w:lsdException w:name="List Table 6 Colorful Accent 2" w:uiPriority="51"/>
-    <w:lsdException w:name="List Table 7 Colorful Accent 2" w:uiPriority="52"/>
-    <w:lsdException w:name="List Table 1 Light Accent 3" w:uiPriority="46"/>
-    <w:lsdException w:name="List Table 2 Accent 3" w:uiPriority="47"/>
-    <w:lsdException w:name="List Table 3 Accent 3" w:uiPriority="48"/>
-    <w:lsdException w:name="List Table 4 Accent 3" w:uiPriority="49"/>
-    <w:lsdException w:name="List Table 5 Dark Accent 3" w:uiPriority="50"/>
-    <w:lsdException w:name="List Table 6 Colorful Accent 3" w:uiPriority="51"/>
-    <w:lsdException w:name="List Table 7 Colorful Accent 3" w:uiPriority="52"/>
-    <w:lsdException w:name="List Table 1 Light Accent 4" w:uiPriority="46"/>
-    <w:lsdException w:name="List Table 2 Accent 4" w:uiPriority="47"/>
-    <w:lsdException w:name="List Table 3 Accent 4" w:uiPriority="48"/>
-    <w:lsdException w:name="List Table 4 Accent 4" w:uiPriority="49"/>
-    <w:lsdException w:name="List Table 5 Dark Accent 4" w:uiPriority="50"/>
-    <w:lsdException w:name="List Table 6 Colorful Accent 4" w:uiPriority="51"/>
-    <w:lsdException w:name="List Table 7 Colorful Accent 4" w:uiPriority="52"/>
-    <w:lsdException w:name="List Table 1 Light Accent 5" w:uiPriority="46"/>
-    <w:lsdException w:name="List Table 2 Accent 5" w:uiPriority="47"/>
-    <w:lsdException w:name="List Table 3 Accent 5" w:uiPriority="48"/>
-    <w:lsdException w:name="List Table 4 Accent 5" w:uiPriority="49"/>
-    <w:lsdException w:name="List Table 5 Dark Accent 5" w:uiPriority="50"/>
-    <w:lsdException w:name="List Table 6 Colorful Accent 5" w:uiPriority="51"/>
-    <w:lsdException w:name="List Table 7 Colorful Accent 5" w:uiPriority="52"/>
-    <w:lsdException w:name="List Table 1 Light Accent 6" w:uiPriority="46"/>
-    <w:lsdException w:name="List Table 2 Accent 6" w:uiPriority="47"/>
-    <w:lsdException w:name="List Table 3 Accent 6" w:uiPriority="48"/>
-    <w:lsdException w:name="List Table 4 Accent 6" w:uiPriority="49"/>
-    <w:lsdException w:name="List Table 5 Dark Accent 6" w:uiPriority="50"/>
-    <w:lsdException w:name="List Table 6 Colorful Accent 6" w:uiPriority="51"/>
-    <w:lsdException w:name="List Table 7 Colorful Accent 6" w:uiPriority="52"/>
-    <w:lsdException w:name="Mention" w:semiHidden="1" w:unhideWhenUsed="1"/>
-    <w:lsdException w:name="Smart Hyperlink" w:semiHidden="1" w:unhideWhenUsed="1"/>
-    <w:lsdException w:name="Hashtag" w:semiHidden="1" w:unhideWhenUsed="1"/>
-    <w:lsdException w:name="Unresolved Mention" w:semiHidden="1" w:unhideWhenUsed="1"/>
-    <w:lsdException w:name="Smart Link" w:semiHidden="1" w:unhideWhenUsed="1"/>
+  <w:latentStyles w:defLockedState="0" w:defUIPriority="99" w:defSemiHidden="1" w:defUnhideWhenUsed="1" w:defQFormat="0" w:count="267">
+    <w:lsdException w:name="Normal" w:semiHidden="0" w:uiPriority="0" w:unhideWhenUsed="0" w:qFormat="1"/>
+    <w:lsdException w:name="heading 1" w:semiHidden="0" w:uiPriority="9" w:unhideWhenUsed="0" w:qFormat="1"/>
+    <w:lsdException w:name="heading 2" w:uiPriority="9" w:qFormat="1"/>
+    <w:lsdException w:name="heading 3" w:uiPriority="9" w:qFormat="1"/>
+    <w:lsdException w:name="heading 4" w:uiPriority="9" w:qFormat="1"/>
+    <w:lsdException w:name="heading 5" w:uiPriority="9" w:qFormat="1"/>
+    <w:lsdException w:name="heading 6" w:uiPriority="9" w:qFormat="1"/>
+    <w:lsdException w:name="heading 7" w:uiPriority="9" w:qFormat="1"/>
+    <w:lsdException w:name="heading 8" w:uiPriority="9" w:qFormat="1"/>
+    <w:lsdException w:name="heading 9" w:uiPriority="9" w:qFormat="1"/>
+    <w:lsdException w:name="toc 1" w:uiPriority="39"/>
+    <w:lsdException w:name="toc 2" w:uiPriority="39"/>
+    <w:lsdException w:name="toc 3" w:uiPriority="39"/>
+    <w:lsdException w:name="toc 4" w:uiPriority="39"/>
+    <w:lsdException w:name="toc 5" w:uiPriority="39"/>
+    <w:lsdException w:name="toc 6" w:uiPriority="39"/>
+    <w:lsdException w:name="toc 7" w:uiPriority="39"/>
+    <w:lsdException w:name="toc 8" w:uiPriority="39"/>
+    <w:lsdException w:name="toc 9" w:uiPriority="39"/>
+    <w:lsdException w:name="caption" w:uiPriority="35" w:qFormat="1"/>
+    <w:lsdException w:name="Title" w:semiHidden="0" w:uiPriority="10" w:unhideWhenUsed="0" w:qFormat="1"/>
+    <w:lsdException w:name="Default Paragraph Font" w:uiPriority="1"/>
+    <w:lsdException w:name="Subtitle" w:semiHidden="0" w:uiPriority="11" w:unhideWhenUsed="0" w:qFormat="1"/>
+    <w:lsdException w:name="Strong" w:semiHidden="0" w:uiPriority="22" w:unhideWhenUsed="0" w:qFormat="1"/>
+    <w:lsdException w:name="Emphasis" w:semiHidden="0" w:uiPriority="20" w:unhideWhenUsed="0" w:qFormat="1"/>
+    <w:lsdException w:name="Table Grid" w:semiHidden="0" w:uiPriority="39" w:unhideWhenUsed="0"/>
+    <w:lsdException w:name="Placeholder Text" w:unhideWhenUsed="0"/>
+    <w:lsdException w:name="No Spacing" w:semiHidden="0" w:uiPriority="1" w:unhideWhenUsed="0" w:qFormat="1"/>
+    <w:lsdException w:name="Light Shading" w:semiHidden="0" w:uiPriority="60" w:unhideWhenUsed="0"/>
+    <w:lsdException w:name="Light List" w:semiHidden="0" w:uiPriority="61" w:unhideWhenUsed="0"/>
+    <w:lsdException w:name="Light Grid" w:semiHidden="0" w:uiPriority="62" w:unhideWhenUsed="0"/>
+    <w:lsdException w:name="Medium Shading 1" w:semiHidden="0" w:uiPriority="63" w:unhideWhenUsed="0"/>
+    <w:lsdException w:name="Medium Shading 2" w:semiHidden="0" w:uiPriority="64" w:unhideWhenUsed="0"/>
+    <w:lsdException w:name="Medium List 1" w:semiHidden="0" w:uiPriority="65" w:unhideWhenUsed="0"/>
+    <w:lsdException w:name="Medium List 2" w:semiHidden="0" w:uiPriority="66" w:unhideWhenUsed="0"/>
+    <w:lsdException w:name="Medium Grid 1" w:semiHidden="0" w:uiPriority="67" w:unhideWhenUsed="0"/>
+    <w:lsdException w:name="Medium Grid 2" w:semiHidden="0" w:uiPriority="68" w:unhideWhenUsed="0"/>
+    <w:lsdException w:name="Medium Grid 3" w:semiHidden="0" w:uiPriority="69" w:unhideWhenUsed="0"/>
+    <w:lsdException w:name="Dark List" w:semiHidden="0" w:uiPriority="70" w:unhideWhenUsed="0"/>
+    <w:lsdException w:name="Colorful Shading" w:semiHidden="0" w:uiPriority="71" w:unhideWhenUsed="0"/>
+    <w:lsdException w:name="Colorful List" w:semiHidden="0" w:uiPriority="72" w:unhideWhenUsed="0"/>
+    <w:lsdException w:name="Colorful Grid" w:semiHidden="0" w:uiPriority="73" w:unhideWhenUsed="0"/>
+    <w:lsdException w:name="Light Shading Accent 1" w:semiHidden="0" w:uiPriority="60" w:unhideWhenUsed="0"/>
+    <w:lsdException w:name="Light List Accent 1" w:semiHidden="0" w:uiPriority="61" w:unhideWhenUsed="0"/>
+    <w:lsdException w:name="Light Grid Accent 1" w:semiHidden="0" w:uiPriority="62" w:unhideWhenUsed="0"/>
+    <w:lsdException w:name="Medium Shading 1 Accent 1" w:semiHidden="0" w:uiPriority="63" w:unhideWhenUsed="0"/>
+    <w:lsdException w:name="Medium Shading 2 Accent 1" w:semiHidden="0" w:uiPriority="64" w:unhideWhenUsed="0"/>
+    <w:lsdException w:name="Medium List 1 Accent 1" w:semiHidden="0" w:uiPriority="65" w:unhideWhenUsed="0"/>
+    <w:lsdException w:name="Revision" w:unhideWhenUsed="0"/>
+    <w:lsdException w:name="List Paragraph" w:semiHidden="0" w:uiPriority="34" w:unhideWhenUsed="0" w:qFormat="1"/>
+    <w:lsdException w:name="Quote" w:semiHidden="0" w:uiPriority="29" w:unhideWhenUsed="0" w:qFormat="1"/>
+    <w:lsdException w:name="Intense Quote" w:semiHidden="0" w:uiPriority="30" w:unhideWhenUsed="0" w:qFormat="1"/>
+    <w:lsdException w:name="Medium List 2 Accent 1" w:semiHidden="0" w:uiPriority="66" w:unhideWhenUsed="0"/>
+    <w:lsdException w:name="Medium Grid 1 Accent 1" w:semiHidden="0" w:uiPriority="67" w:unhideWhenUsed="0"/>
+    <w:lsdException w:name="Medium Grid 2 Accent 1" w:semiHidden="0" w:uiPriority="68" w:unhideWhenUsed="0"/>
+    <w:lsdException w:name="Medium Grid 3 Accent 1" w:semiHidden="0" w:uiPriority="69" w:unhideWhenUsed="0"/>
+    <w:lsdException w:name="Dark List Accent 1" w:semiHidden="0" w:uiPriority="70" w:unhideWhenUsed="0"/>
+    <w:lsdException w:name="Colorful Shading Accent 1" w:semiHidden="0" w:uiPriority="71" w:unhideWhenUsed="0"/>
+    <w:lsdException w:name="Colorful List Accent 1" w:semiHidden="0" w:uiPriority="72" w:unhideWhenUsed="0"/>
+    <w:lsdException w:name="Colorful Grid Accent 1" w:semiHidden="0" w:uiPriority="73" w:unhideWhenUsed="0"/>
+    <w:lsdException w:name="Light Shading Accent 2" w:semiHidden="0" w:uiPriority="60" w:unhideWhenUsed="0"/>
+    <w:lsdException w:name="Light List Accent 2" w:semiHidden="0" w:uiPriority="61" w:unhideWhenUsed="0"/>
+    <w:lsdException w:name="Light Grid Accent 2" w:semiHidden="0" w:uiPriority="62" w:unhideWhenUsed="0"/>
+    <w:lsdException w:name="Medium Shading 1 Accent 2" w:semiHidden="0" w:uiPriority="63" w:unhideWhenUsed="0"/>
+    <w:lsdException w:name="Medium Shading 2 Accent 2" w:semiHidden="0" w:uiPriority="64" w:unhideWhenUsed="0"/>
+    <w:lsdException w:name="Medium List 1 Accent 2" w:semiHidden="0" w:uiPriority="65" w:unhideWhenUsed="0"/>
+    <w:lsdException w:name="Medium List 2 Accent 2" w:semiHidden="0" w:uiPriority="66" w:unhideWhenUsed="0"/>
+    <w:lsdException w:name="Medium Grid 1 Accent 2" w:semiHidden="0" w:uiPriority="67" w:unhideWhenUsed="0"/>
+    <w:lsdException w:name="Medium Grid 2 Accent 2" w:semiHidden="0" w:uiPriority="68" w:unhideWhenUsed="0"/>
+    <w:lsdException w:name="Medium Grid 3 Accent 2" w:semiHidden="0" w:uiPriority="69" w:unhideWhenUsed="0"/>
+    <w:lsdException w:name="Dark List Accent 2" w:semiHidden="0" w:uiPriority="70" w:unhideWhenUsed="0"/>
+    <w:lsdException w:name="Colorful Shading Accent 2" w:semiHidden="0" w:uiPriority="71" w:unhideWhenUsed="0"/>
+    <w:lsdException w:name="Colorful List Accent 2" w:semiHidden="0" w:uiPriority="72" w:unhideWhenUsed="0"/>
+    <w:lsdException w:name="Colorful Grid Accent 2" w:semiHidden="0" w:uiPriority="73" w:unhideWhenUsed="0"/>
+    <w:lsdException w:name="Light Shading Accent 3" w:semiHidden="0" w:uiPriority="60" w:unhideWhenUsed="0"/>
+    <w:lsdException w:name="Light List Accent 3" w:semiHidden="0" w:uiPriority="61" w:unhideWhenUsed="0"/>
+    <w:lsdException w:name="Light Grid Accent 3" w:semiHidden="0" w:uiPriority="62" w:unhideWhenUsed="0"/>
+    <w:lsdException w:name="Medium Shading 1 Accent 3" w:semiHidden="0" w:uiPriority="63" w:unhideWhenUsed="0"/>
+    <w:lsdException w:name="Medium Shading 2 Accent 3" w:semiHidden="0" w:uiPriority="64" w:unhideWhenUsed="0"/>
+    <w:lsdException w:name="Medium List 1 Accent 3" w:semiHidden="0" w:uiPriority="65" w:unhideWhenUsed="0"/>
+    <w:lsdException w:name="Medium List 2 Accent 3" w:semiHidden="0" w:uiPriority="66" w:unhideWhenUsed="0"/>
+    <w:lsdException w:name="Medium Grid 1 Accent 3" w:semiHidden="0" w:uiPriority="67" w:unhideWhenUsed="0"/>
+    <w:lsdException w:name="Medium Grid 2 Accent 3" w:semiHidden="0" w:uiPriority="68" w:unhideWhenUsed="0"/>
+    <w:lsdException w:name="Medium Grid 3 Accent 3" w:semiHidden="0" w:uiPriority="69" w:unhideWhenUsed="0"/>
+    <w:lsdException w:name="Dark List Accent 3" w:semiHidden="0" w:uiPriority="70" w:unhideWhenUsed="0"/>
+    <w:lsdException w:name="Colorful Shading Accent 3" w:semiHidden="0" w:uiPriority="71" w:unhideWhenUsed="0"/>
+    <w:lsdException w:name="Colorful List Accent 3" w:semiHidden="0" w:uiPriority="72" w:unhideWhenUsed="0"/>
+    <w:lsdException w:name="Colorful Grid Accent 3" w:semiHidden="0" w:uiPriority="73" w:unhideWhenUsed="0"/>
+    <w:lsdException w:name="Light Shading Accent 4" w:semiHidden="0" w:uiPriority="60" w:unhideWhenUsed="0"/>
+    <w:lsdException w:name="Light List Accent 4" w:semiHidden="0" w:uiPriority="61" w:unhideWhenUsed="0"/>
+    <w:lsdException w:name="Light Grid Accent 4" w:semiHidden="0" w:uiPriority="62" w:unhideWhenUsed="0"/>
+    <w:lsdException w:name="Medium Shading 1 Accent 4" w:semiHidden="0" w:uiPriority="63" w:unhideWhenUsed="0"/>
+    <w:lsdException w:name="Medium Shading 2 Accent 4" w:semiHidden="0" w:uiPriority="64" w:unhideWhenUsed="0"/>
+    <w:lsdException w:name="Medium List 1 Accent 4" w:semiHidden="0" w:uiPriority="65" w:unhideWhenUsed="0"/>
+    <w:lsdException w:name="Medium List 2 Accent 4" w:semiHidden="0" w:uiPriority="66" w:unhideWhenUsed="0"/>
+    <w:lsdException w:name="Medium Grid 1 Accent 4" w:semiHidden="0" w:uiPriority="67" w:unhideWhenUsed="0"/>
+    <w:lsdException w:name="Medium Grid 2 Accent 4" w:semiHidden="0" w:uiPriority="68" w:unhideWhenUsed="0"/>
+    <w:lsdException w:name="Medium Grid 3 Accent 4" w:semiHidden="0" w:uiPriority="69" w:unhideWhenUsed="0"/>
+    <w:lsdException w:name="Dark List Accent 4" w:semiHidden="0" w:uiPriority="70" w:unhideWhenUsed="0"/>
+    <w:lsdException w:name="Colorful Shading Accent 4" w:semiHidden="0" w:uiPriority="71" w:unhideWhenUsed="0"/>
+    <w:lsdException w:name="Colorful List Accent 4" w:semiHidden="0" w:uiPriority="72" w:unhideWhenUsed="0"/>
+    <w:lsdException w:name="Colorful Grid Accent 4" w:semiHidden="0" w:uiPriority="73" w:unhideWhenUsed="0"/>
+    <w:lsdException w:name="Light Shading Accent 5" w:semiHidden="0" w:uiPriority="60" w:unhideWhenUsed="0"/>
+    <w:lsdException w:name="Light List Accent 5" w:semiHidden="0" w:uiPriority="61" w:unhideWhenUsed="0"/>
+    <w:lsdException w:name="Light Grid Accent 5" w:semiHidden="0" w:uiPriority="62" w:unhideWhenUsed="0"/>
+    <w:lsdException w:name="Medium Shading 1 Accent 5" w:semiHidden="0" w:uiPriority="63" w:unhideWhenUsed="0"/>
+    <w:lsdException w:name="Medium Shading 2 Accent 5" w:semiHidden="0" w:uiPriority="64" w:unhideWhenUsed="0"/>
+    <w:lsdException w:name="Medium List 1 Accent 5" w:semiHidden="0" w:uiPriority="65" w:unhideWhenUsed="0"/>
+    <w:lsdException w:name="Medium List 2 Accent 5" w:semiHidden="0" w:uiPriority="66" w:unhideWhenUsed="0"/>
+    <w:lsdException w:name="Medium Grid 1 Accent 5" w:semiHidden="0" w:uiPriority="67" w:unhideWhenUsed="0"/>
+    <w:lsdException w:name="Medium Grid 2 Accent 5" w:semiHidden="0" w:uiPriority="68" w:unhideWhenUsed="0"/>
+    <w:lsdException w:name="Medium Grid 3 Accent 5" w:semiHidden="0" w:uiPriority="69" w:unhideWhenUsed="0"/>
+    <w:lsdException w:name="Dark List Accent 5" w:semiHidden="0" w:uiPriority="70" w:unhideWhenUsed="0"/>
+    <w:lsdException w:name="Colorful Shading Accent 5" w:semiHidden="0" w:uiPriority="71" w:unhideWhenUsed="0"/>
+    <w:lsdException w:name="Colorful List Accent 5" w:semiHidden="0" w:uiPriority="72" w:unhideWhenUsed="0"/>
+    <w:lsdException w:name="Colorful Grid Accent 5" w:semiHidden="0" w:uiPriority="73" w:unhideWhenUsed="0"/>
+    <w:lsdException w:name="Light Shading Accent 6" w:semiHidden="0" w:uiPriority="60" w:unhideWhenUsed="0"/>
+    <w:lsdException w:name="Light List Accent 6" w:semiHidden="0" w:uiPriority="61" w:unhideWhenUsed="0"/>
+    <w:lsdException w:name="Light Grid Accent 6" w:semiHidden="0" w:uiPriority="62" w:unhideWhenUsed="0"/>
+    <w:lsdException w:name="Medium Shading 1 Accent 6" w:semiHidden="0" w:uiPriority="63" w:unhideWhenUsed="0"/>
+    <w:lsdException w:name="Medium Shading 2 Accent 6" w:semiHidden="0" w:uiPriority="64" w:unhideWhenUsed="0"/>
+    <w:lsdException w:name="Medium List 1 Accent 6" w:semiHidden="0" w:uiPriority="65" w:unhideWhenUsed="0"/>
+    <w:lsdException w:name="Medium List 2 Accent 6" w:semiHidden="0" w:uiPriority="66" w:unhideWhenUsed="0"/>
+    <w:lsdException w:name="Medium Grid 1 Accent 6" w:semiHidden="0" w:uiPriority="67" w:unhideWhenUsed="0"/>
+    <w:lsdException w:name="Medium Grid 2 Accent 6" w:semiHidden="0" w:uiPriority="68" w:unhideWhenUsed="0"/>
+    <w:lsdException w:name="Medium Grid 3 Accent 6" w:semiHidden="0" w:uiPriority="69" w:unhideWhenUsed="0"/>
+    <w:lsdException w:name="Dark List Accent 6" w:semiHidden="0" w:uiPriority="70" w:unhideWhenUsed="0"/>
+    <w:lsdException w:name="Colorful Shading Accent 6" w:semiHidden="0" w:uiPriority="71" w:unhideWhenUsed="0"/>
+    <w:lsdException w:name="Colorful List Accent 6" w:semiHidden="0" w:uiPriority="72" w:unhideWhenUsed="0"/>
+    <w:lsdException w:name="Colorful Grid Accent 6" w:semiHidden="0" w:uiPriority="73" w:unhideWhenUsed="0"/>
+    <w:lsdException w:name="Subtle Emphasis" w:semiHidden="0" w:uiPriority="19" w:unhideWhenUsed="0" w:qFormat="1"/>
+    <w:lsdException w:name="Intense Emphasis" w:semiHidden="0" w:uiPriority="21" w:unhideWhenUsed="0" w:qFormat="1"/>
+    <w:lsdException w:name="Subtle Reference" w:semiHidden="0" w:uiPriority="31" w:unhideWhenUsed="0" w:qFormat="1"/>
+    <w:lsdException w:name="Intense Reference" w:semiHidden="0" w:uiPriority="32" w:unhideWhenUsed="0" w:qFormat="1"/>
+    <w:lsdException w:name="Book Title" w:semiHidden="0" w:uiPriority="33" w:unhideWhenUsed="0" w:qFormat="1"/>
+    <w:lsdException w:name="Bibliography" w:uiPriority="37"/>
+    <w:lsdException w:name="TOC Heading" w:uiPriority="39" w:qFormat="1"/>
+  </w:latentStyles>
+  <w:style w:type="paragraph" w:default="1" w:styleId="Normal">
+    <w:name w:val="Normal"/>
+    <w:qFormat/>
+  </w:style>
+  <w:style w:type="paragraph" w:styleId="Heading1">
+    <w:name w:val="heading 1"/>
+    <w:uiPriority w:val="9"/>
+    <w:qFormat/>
+    <w:pPr>
+      <w:outlineLvl w:val="0"/>
+    </w:pPr>
+    <w:rPr>
+      <w:color w:val="2E74B5"/>
+      <w:sz w:val="32"/>
+      <w:szCs w:val="32"/>
+    </w:rPr>
+  </w:style>
+  <w:style w:type="paragraph" w:styleId="Heading2">
+    <w:name w:val="heading 2"/>
+    <w:uiPriority w:val="9"/>
+    <w:semiHidden/>
+    <w:unhideWhenUsed/>
+    <w:qFormat/>
+    <w:pPr>
+      <w:outlineLvl w:val="1"/>
+    </w:pPr>
+    <w:rPr>
+      <w:color w:val="2E74B5"/>
+      <w:sz w:val="26"/>
+      <w:szCs w:val="26"/>
+    </w:rPr>
+  </w:style>
+  <w:style w:type="paragraph" w:styleId="Heading3">
+    <w:name w:val="heading 3"/>
+    <w:uiPriority w:val="9"/>
+    <w:semiHidden/>
+    <w:unhideWhenUsed/>
+    <w:qFormat/>
+    <w:pPr>
+      <w:outlineLvl w:val="2"/>
+    </w:pPr>
+    <w:rPr>
+      <w:color w:val="1F4D78"/>
+      <w:sz w:val="24"/>
+      <w:szCs w:val="24"/>
+    </w:rPr>
+  </w:style>
+  <w:style w:type="paragraph" w:styleId="Heading4">
+    <w:name w:val="heading 4"/>
+    <w:uiPriority w:val="9"/>
+    <w:semiHidden/>
+    <w:unhideWhenUsed/>
+    <w:qFormat/>
+    <w:pPr>
+      <w:outlineLvl w:val="3"/>
+    </w:pPr>
+    <w:rPr>
+      <w:i/>
+      <w:iCs/>
+      <w:color w:val="2E74B5"/>
+    </w:rPr>
+  </w:style>
+  <w:style w:type="paragraph" w:styleId="Heading5">
+    <w:name w:val="heading 5"/>
+    <w:uiPriority w:val="9"/>
+    <w:semiHidden/>
+    <w:unhideWhenUsed/>
+    <w:qFormat/>
+    <w:pPr>
+      <w:outlineLvl w:val="4"/>
+    </w:pPr>
+    <w:rPr>
+      <w:color w:val="2E74B5"/>
+    </w:rPr>
+  </w:style>
+  <w:style w:type="paragraph" w:styleId="Heading6">
+    <w:name w:val="heading 6"/>
+    <w:uiPriority w:val="9"/>
+    <w:semiHidden/>
+    <w:unhideWhenUsed/>
+    <w:qFormat/>
+    <w:pPr>
+      <w:outlineLvl w:val="5"/>
+    </w:pPr>
+    <w:rPr>
+      <w:color w:val="1F4D78"/>
+    </w:rPr>
+  </w:style>
+  <w:style w:type="character" w:default="1" w:styleId="DefaultParagraphFont">
+    <w:name w:val="Default Paragraph Font"/>
+    <w:uiPriority w:val="1"/>
+    <w:semiHidden/>
+    <w:unhideWhenUsed/>
+  </w:style>
+  <w:style w:type="table" w:default="1" w:styleId="TableNormal">
+    <w:name w:val="Normal Table"/>
+    <w:uiPriority w:val="99"/>
+    <w:semiHidden/>
+    <w:unhideWhenUsed/>
+    <w:tblPr>
+      <w:tblInd w:w="0" w:type="dxa"/>
+      <w:tblCellMar>
+        <w:top w:w="0" w:type="dxa"/>
+        <w:left w:w="108" w:type="dxa"/>
+        <w:bottom w:w="0" w:type="dxa"/>
+        <w:right w:w="108" w:type="dxa"/>
+      </w:tblCellMar>
+    </w:tblPr>
+  </w:style>
+  <w:style w:type="numbering" w:default="1" w:styleId="NoList">
+    <w:name w:val="No List"/>
+    <w:uiPriority w:val="99"/>
+    <w:semiHidden/>
+    <w:unhideWhenUsed/>
+  </w:style>
+  <w:style w:type="paragraph" w:styleId="Title">
+    <w:name w:val="Title"/>
+    <w:uiPriority w:val="10"/>
+    <w:qFormat/>
+    <w:rPr>
+      <w:sz w:val="56"/>
+      <w:szCs w:val="56"/>
+    </w:rPr>
+  </w:style>
+  <w:style w:type="paragraph" w:customStyle="1" w:styleId="Strong1">
+    <w:name w:val="Strong1"/>
+    <w:qFormat/>
+    <w:rPr>
+      <w:b/>
+      <w:bCs/>
+    </w:rPr>
+  </w:style>
+  <w:style w:type="paragraph" w:styleId="ListParagraph">
+    <w:name w:val="List Paragraph"/>
+    <w:qFormat/>
+  </w:style>
+  <w:style w:type="character" w:styleId="Hyperlink">
+    <w:name w:val="Hyperlink"/>
+    <w:uiPriority w:val="99"/>
+    <w:unhideWhenUsed/>
+    <w:rPr>
+      <w:color w:val="0563C1"/>
+      <w:u w:val="single"/>
+    </w:rPr>
+  </w:style>
+  <w:style w:type="character" w:styleId="FootnoteReference">
+    <w:name w:val="footnote reference"/>
+    <w:uiPriority w:val="99"/>
+    <w:semiHidden/>
+    <w:unhideWhenUsed/>
+    <w:rPr>
+      <w:vertAlign w:val="superscript"/>
+    </w:rPr>
+  </w:style>
+  <w:style w:type="paragraph" w:styleId="FootnoteText">
+    <w:name w:val="footnote text"/>
+    <w:link w:val="FootnoteTextChar"/>
+    <w:uiPriority w:val="99"/>
+    <w:semiHidden/>
+    <w:unhideWhenUsed/>
+  </w:style>
+  <w:style w:type="character" w:customStyle="1" w:styleId="FootnoteTextChar">
+    <w:name w:val="Footnote Text Char"/>
+    <w:link w:val="FootnoteText"/>
+    <w:uiPriority w:val="99"/>
+    <w:semiHidden/>
+    <w:unhideWhenUsed/>
+    <w:rPr>
+      <w:sz w:val="20"/>
+      <w:szCs w:val="20"/>
+    </w:rPr>
+  </w:style>
+</w:styles>
+</file>
+
+<file path=word/stylesWithEffects.xml><?xml version="1.0" encoding="utf-8"?>
+<w:styles xmlns:wpc="http://schemas.microsoft.com/office/word/2010/wordprocessingCanvas" xmlns:mc="http://schemas.openxmlformats.org/markup-compatibility/2006" xmlns:o="urn:schemas-microsoft-com:office:office" xmlns:r="http://schemas.openxmlformats.org/officeDocument/2006/relationships" xmlns:m="http://schemas.openxmlformats.org/officeDocument/2006/math" xmlns:v="urn:schemas-microsoft-com:vml" xmlns:wp14="http://schemas.microsoft.com/office/word/2010/wordprocessingDrawing" xmlns:wp="http://schemas.openxmlformats.org/drawingml/2006/wordprocessingDrawing" xmlns:w10="urn:schemas-microsoft-com:office:word" xmlns:w="http://schemas.openxmlformats.org/wordprocessingml/2006/main" xmlns:w14="http://schemas.microsoft.com/office/word/2010/wordml" xmlns:wpg="http://schemas.microsoft.com/office/word/2010/wordprocessingGroup" xmlns:wpi="http://schemas.microsoft.com/office/word/2010/wordprocessingInk" xmlns:wne="http://schemas.microsoft.com/office/word/2006/wordml" xmlns:wps="http://schemas.microsoft.com/office/word/2010/wordprocessingShape" mc:Ignorable="w14 wp14">
+  <w:docDefaults>
+    <w:rPrDefault>
+      <w:rPr>
+        <w:rFonts w:ascii="Times New Roman" w:eastAsia="Times New Roman" w:hAnsi="Times New Roman" w:cs="Times New Roman"/>
+        <w:lang w:val="en-US" w:eastAsia="en-US" w:bidi="ar-SA"/>
+      </w:rPr>
+    </w:rPrDefault>
+    <w:pPrDefault/>
+  </w:docDefaults>
+  <w:latentStyles w:defLockedState="0" w:defUIPriority="99" w:defSemiHidden="1" w:defUnhideWhenUsed="1" w:defQFormat="0" w:count="267">
+    <w:lsdException w:name="Normal" w:semiHidden="0" w:uiPriority="0" w:unhideWhenUsed="0" w:qFormat="1"/>
+    <w:lsdException w:name="heading 1" w:semiHidden="0" w:uiPriority="9" w:unhideWhenUsed="0" w:qFormat="1"/>
+    <w:lsdException w:name="heading 2" w:uiPriority="9" w:qFormat="1"/>
+    <w:lsdException w:name="heading 3" w:uiPriority="9" w:qFormat="1"/>
+    <w:lsdException w:name="heading 4" w:uiPriority="9" w:qFormat="1"/>
+    <w:lsdException w:name="heading 5" w:uiPriority="9" w:qFormat="1"/>
+    <w:lsdException w:name="heading 6" w:uiPriority="9" w:qFormat="1"/>
+    <w:lsdException w:name="heading 7" w:uiPriority="9" w:qFormat="1"/>
+    <w:lsdException w:name="heading 8" w:uiPriority="9" w:qFormat="1"/>
+    <w:lsdException w:name="heading 9" w:uiPriority="9" w:qFormat="1"/>
+    <w:lsdException w:name="toc 1" w:uiPriority="39"/>
+    <w:lsdException w:name="toc 2" w:uiPriority="39"/>
+    <w:lsdException w:name="toc 3" w:uiPriority="39"/>
+    <w:lsdException w:name="toc 4" w:uiPriority="39"/>
+    <w:lsdException w:name="toc 5" w:uiPriority="39"/>
+    <w:lsdException w:name="toc 6" w:uiPriority="39"/>
+    <w:lsdException w:name="toc 7" w:uiPriority="39"/>
+    <w:lsdException w:name="toc 8" w:uiPriority="39"/>
+    <w:lsdException w:name="toc 9" w:uiPriority="39"/>
+    <w:lsdException w:name="caption" w:uiPriority="35" w:qFormat="1"/>
+    <w:lsdException w:name="Title" w:semiHidden="0" w:uiPriority="10" w:unhideWhenUsed="0" w:qFormat="1"/>
+    <w:lsdException w:name="Default Paragraph Font" w:uiPriority="1"/>
+    <w:lsdException w:name="Subtitle" w:semiHidden="0" w:uiPriority="11" w:unhideWhenUsed="0" w:qFormat="1"/>
+    <w:lsdException w:name="Strong" w:semiHidden="0" w:uiPriority="22" w:unhideWhenUsed="0" w:qFormat="1"/>
+    <w:lsdException w:name="Emphasis" w:semiHidden="0" w:uiPriority="20" w:unhideWhenUsed="0" w:qFormat="1"/>
+    <w:lsdException w:name="Table Grid" w:semiHidden="0" w:uiPriority="39" w:unhideWhenUsed="0"/>
+    <w:lsdException w:name="Placeholder Text" w:unhideWhenUsed="0"/>
+    <w:lsdException w:name="No Spacing" w:semiHidden="0" w:uiPriority="1" w:unhideWhenUsed="0" w:qFormat="1"/>
+    <w:lsdException w:name="Light Shading" w:semiHidden="0" w:uiPriority="60" w:unhideWhenUsed="0"/>
+    <w:lsdException w:name="Light List" w:semiHidden="0" w:uiPriority="61" w:unhideWhenUsed="0"/>
+    <w:lsdException w:name="Light Grid" w:semiHidden="0" w:uiPriority="62" w:unhideWhenUsed="0"/>
+    <w:lsdException w:name="Medium Shading 1" w:semiHidden="0" w:uiPriority="63" w:unhideWhenUsed="0"/>
+    <w:lsdException w:name="Medium Shading 2" w:semiHidden="0" w:uiPriority="64" w:unhideWhenUsed="0"/>
+    <w:lsdException w:name="Medium List 1" w:semiHidden="0" w:uiPriority="65" w:unhideWhenUsed="0"/>
+    <w:lsdException w:name="Medium List 2" w:semiHidden="0" w:uiPriority="66" w:unhideWhenUsed="0"/>
+    <w:lsdException w:name="Medium Grid 1" w:semiHidden="0" w:uiPriority="67" w:unhideWhenUsed="0"/>
+    <w:lsdException w:name="Medium Grid 2" w:semiHidden="0" w:uiPriority="68" w:unhideWhenUsed="0"/>
+    <w:lsdException w:name="Medium Grid 3" w:semiHidden="0" w:uiPriority="69" w:unhideWhenUsed="0"/>
+    <w:lsdException w:name="Dark List" w:semiHidden="0" w:uiPriority="70" w:unhideWhenUsed="0"/>
+    <w:lsdException w:name="Colorful Shading" w:semiHidden="0" w:uiPriority="71" w:unhideWhenUsed="0"/>
+    <w:lsdException w:name="Colorful List" w:semiHidden="0" w:uiPriority="72" w:unhideWhenUsed="0"/>
+    <w:lsdException w:name="Colorful Grid" w:semiHidden="0" w:uiPriority="73" w:unhideWhenUsed="0"/>
+    <w:lsdException w:name="Light Shading Accent 1" w:semiHidden="0" w:uiPriority="60" w:unhideWhenUsed="0"/>
+    <w:lsdException w:name="Light List Accent 1" w:semiHidden="0" w:uiPriority="61" w:unhideWhenUsed="0"/>
+    <w:lsdException w:name="Light Grid Accent 1" w:semiHidden="0" w:uiPriority="62" w:unhideWhenUsed="0"/>
+    <w:lsdException w:name="Medium Shading 1 Accent 1" w:semiHidden="0" w:uiPriority="63" w:unhideWhenUsed="0"/>
+    <w:lsdException w:name="Medium Shading 2 Accent 1" w:semiHidden="0" w:uiPriority="64" w:unhideWhenUsed="0"/>
+    <w:lsdException w:name="Medium List 1 Accent 1" w:semiHidden="0" w:uiPriority="65" w:unhideWhenUsed="0"/>
+    <w:lsdException w:name="Revision" w:unhideWhenUsed="0"/>
+    <w:lsdException w:name="List Paragraph" w:semiHidden="0" w:uiPriority="34" w:unhideWhenUsed="0" w:qFormat="1"/>
+    <w:lsdException w:name="Quote" w:semiHidden="0" w:uiPriority="29" w:unhideWhenUsed="0" w:qFormat="1"/>
+    <w:lsdException w:name="Intense Quote" w:semiHidden="0" w:uiPriority="30" w:unhideWhenUsed="0" w:qFormat="1"/>
+    <w:lsdException w:name="Medium List 2 Accent 1" w:semiHidden="0" w:uiPriority="66" w:unhideWhenUsed="0"/>
+    <w:lsdException w:name="Medium Grid 1 Accent 1" w:semiHidden="0" w:uiPriority="67" w:unhideWhenUsed="0"/>
+    <w:lsdException w:name="Medium Grid 2 Accent 1" w:semiHidden="0" w:uiPriority="68" w:unhideWhenUsed="0"/>
+    <w:lsdException w:name="Medium Grid 3 Accent 1" w:semiHidden="0" w:uiPriority="69" w:unhideWhenUsed="0"/>
+    <w:lsdException w:name="Dark List Accent 1" w:semiHidden="0" w:uiPriority="70" w:unhideWhenUsed="0"/>
+    <w:lsdException w:name="Colorful Shading Accent 1" w:semiHidden="0" w:uiPriority="71" w:unhideWhenUsed="0"/>
+    <w:lsdException w:name="Colorful List Accent 1" w:semiHidden="0" w:uiPriority="72" w:unhideWhenUsed="0"/>
+    <w:lsdException w:name="Colorful Grid Accent 1" w:semiHidden="0" w:uiPriority="73" w:unhideWhenUsed="0"/>
+    <w:lsdException w:name="Light Shading Accent 2" w:semiHidden="0" w:uiPriority="60" w:unhideWhenUsed="0"/>
+    <w:lsdException w:name="Light List Accent 2" w:semiHidden="0" w:uiPriority="61" w:unhideWhenUsed="0"/>
+    <w:lsdException w:name="Light Grid Accent 2" w:semiHidden="0" w:uiPriority="62" w:unhideWhenUsed="0"/>
+    <w:lsdException w:name="Medium Shading 1 Accent 2" w:semiHidden="0" w:uiPriority="63" w:unhideWhenUsed="0"/>
+    <w:lsdException w:name="Medium Shading 2 Accent 2" w:semiHidden="0" w:uiPriority="64" w:unhideWhenUsed="0"/>
+    <w:lsdException w:name="Medium List 1 Accent 2" w:semiHidden="0" w:uiPriority="65" w:unhideWhenUsed="0"/>
+    <w:lsdException w:name="Medium List 2 Accent 2" w:semiHidden="0" w:uiPriority="66" w:unhideWhenUsed="0"/>
+    <w:lsdException w:name="Medium Grid 1 Accent 2" w:semiHidden="0" w:uiPriority="67" w:unhideWhenUsed="0"/>
+    <w:lsdException w:name="Medium Grid 2 Accent 2" w:semiHidden="0" w:uiPriority="68" w:unhideWhenUsed="0"/>
+    <w:lsdException w:name="Medium Grid 3 Accent 2" w:semiHidden="0" w:uiPriority="69" w:unhideWhenUsed="0"/>
+    <w:lsdException w:name="Dark List Accent 2" w:semiHidden="0" w:uiPriority="70" w:unhideWhenUsed="0"/>
+    <w:lsdException w:name="Colorful Shading Accent 2" w:semiHidden="0" w:uiPriority="71" w:unhideWhenUsed="0"/>
+    <w:lsdException w:name="Colorful List Accent 2" w:semiHidden="0" w:uiPriority="72" w:unhideWhenUsed="0"/>
+    <w:lsdException w:name="Colorful Grid Accent 2" w:semiHidden="0" w:uiPriority="73" w:unhideWhenUsed="0"/>
+    <w:lsdException w:name="Light Shading Accent 3" w:semiHidden="0" w:uiPriority="60" w:unhideWhenUsed="0"/>
+    <w:lsdException w:name="Light List Accent 3" w:semiHidden="0" w:uiPriority="61" w:unhideWhenUsed="0"/>
+    <w:lsdException w:name="Light Grid Accent 3" w:semiHidden="0" w:uiPriority="62" w:unhideWhenUsed="0"/>
+    <w:lsdException w:name="Medium Shading 1 Accent 3" w:semiHidden="0" w:uiPriority="63" w:unhideWhenUsed="0"/>
+    <w:lsdException w:name="Medium Shading 2 Accent 3" w:semiHidden="0" w:uiPriority="64" w:unhideWhenUsed="0"/>
+    <w:lsdException w:name="Medium List 1 Accent 3" w:semiHidden="0" w:uiPriority="65" w:unhideWhenUsed="0"/>
+    <w:lsdException w:name="Medium List 2 Accent 3" w:semiHidden="0" w:uiPriority="66" w:unhideWhenUsed="0"/>
+    <w:lsdException w:name="Medium Grid 1 Accent 3" w:semiHidden="0" w:uiPriority="67" w:unhideWhenUsed="0"/>
+    <w:lsdException w:name="Medium Grid 2 Accent 3" w:semiHidden="0" w:uiPriority="68" w:unhideWhenUsed="0"/>
+    <w:lsdException w:name="Medium Grid 3 Accent 3" w:semiHidden="0" w:uiPriority="69" w:unhideWhenUsed="0"/>
+    <w:lsdException w:name="Dark List Accent 3" w:semiHidden="0" w:uiPriority="70" w:unhideWhenUsed="0"/>
+    <w:lsdException w:name="Colorful Shading Accent 3" w:semiHidden="0" w:uiPriority="71" w:unhideWhenUsed="0"/>
+    <w:lsdException w:name="Colorful List Accent 3" w:semiHidden="0" w:uiPriority="72" w:unhideWhenUsed="0"/>
+    <w:lsdException w:name="Colorful Grid Accent 3" w:semiHidden="0" w:uiPriority="73" w:unhideWhenUsed="0"/>
+    <w:lsdException w:name="Light Shading Accent 4" w:semiHidden="0" w:uiPriority="60" w:unhideWhenUsed="0"/>
+    <w:lsdException w:name="Light List Accent 4" w:semiHidden="0" w:uiPriority="61" w:unhideWhenUsed="0"/>
+    <w:lsdException w:name="Light Grid Accent 4" w:semiHidden="0" w:uiPriority="62" w:unhideWhenUsed="0"/>
+    <w:lsdException w:name="Medium Shading 1 Accent 4" w:semiHidden="0" w:uiPriority="63" w:unhideWhenUsed="0"/>
+    <w:lsdException w:name="Medium Shading 2 Accent 4" w:semiHidden="0" w:uiPriority="64" w:unhideWhenUsed="0"/>
+    <w:lsdException w:name="Medium List 1 Accent 4" w:semiHidden="0" w:uiPriority="65" w:unhideWhenUsed="0"/>
+    <w:lsdException w:name="Medium List 2 Accent 4" w:semiHidden="0" w:uiPriority="66" w:unhideWhenUsed="0"/>
+    <w:lsdException w:name="Medium Grid 1 Accent 4" w:semiHidden="0" w:uiPriority="67" w:unhideWhenUsed="0"/>
+    <w:lsdException w:name="Medium Grid 2 Accent 4" w:semiHidden="0" w:uiPriority="68" w:unhideWhenUsed="0"/>
+    <w:lsdException w:name="Medium Grid 3 Accent 4" w:semiHidden="0" w:uiPriority="69" w:unhideWhenUsed="0"/>
+    <w:lsdException w:name="Dark List Accent 4" w:semiHidden="0" w:uiPriority="70" w:unhideWhenUsed="0"/>
+    <w:lsdException w:name="Colorful Shading Accent 4" w:semiHidden="0" w:uiPriority="71" w:unhideWhenUsed="0"/>
+    <w:lsdException w:name="Colorful List Accent 4" w:semiHidden="0" w:uiPriority="72" w:unhideWhenUsed="0"/>
+    <w:lsdException w:name="Colorful Grid Accent 4" w:semiHidden="0" w:uiPriority="73" w:unhideWhenUsed="0"/>
+    <w:lsdException w:name="Light Shading Accent 5" w:semiHidden="0" w:uiPriority="60" w:unhideWhenUsed="0"/>
+    <w:lsdException w:name="Light List Accent 5" w:semiHidden="0" w:uiPriority="61" w:unhideWhenUsed="0"/>
+    <w:lsdException w:name="Light Grid Accent 5" w:semiHidden="0" w:uiPriority="62" w:unhideWhenUsed="0"/>
+    <w:lsdException w:name="Medium Shading 1 Accent 5" w:semiHidden="0" w:uiPriority="63" w:unhideWhenUsed="0"/>
+    <w:lsdException w:name="Medium Shading 2 Accent 5" w:semiHidden="0" w:uiPriority="64" w:unhideWhenUsed="0"/>
+    <w:lsdException w:name="Medium List 1 Accent 5" w:semiHidden="0" w:uiPriority="65" w:unhideWhenUsed="0"/>
+    <w:lsdException w:name="Medium List 2 Accent 5" w:semiHidden="0" w:uiPriority="66" w:unhideWhenUsed="0"/>
+    <w:lsdException w:name="Medium Grid 1 Accent 5" w:semiHidden="0" w:uiPriority="67" w:unhideWhenUsed="0"/>
+    <w:lsdException w:name="Medium Grid 2 Accent 5" w:semiHidden="0" w:uiPriority="68" w:unhideWhenUsed="0"/>
+    <w:lsdException w:name="Medium Grid 3 Accent 5" w:semiHidden="0" w:uiPriority="69" w:unhideWhenUsed="0"/>
+    <w:lsdException w:name="Dark List Accent 5" w:semiHidden="0" w:uiPriority="70" w:unhideWhenUsed="0"/>
+    <w:lsdException w:name="Colorful Shading Accent 5" w:semiHidden="0" w:uiPriority="71" w:unhideWhenUsed="0"/>
+    <w:lsdException w:name="Colorful List Accent 5" w:semiHidden="0" w:uiPriority="72" w:unhideWhenUsed="0"/>
+    <w:lsdException w:name="Colorful Grid Accent 5" w:semiHidden="0" w:uiPriority="73" w:unhideWhenUsed="0"/>
+    <w:lsdException w:name="Light Shading Accent 6" w:semiHidden="0" w:uiPriority="60" w:unhideWhenUsed="0"/>
+    <w:lsdException w:name="Light List Accent 6" w:semiHidden="0" w:uiPriority="61" w:unhideWhenUsed="0"/>
+    <w:lsdException w:name="Light Grid Accent 6" w:semiHidden="0" w:uiPriority="62" w:unhideWhenUsed="0"/>
+    <w:lsdException w:name="Medium Shading 1 Accent 6" w:semiHidden="0" w:uiPriority="63" w:unhideWhenUsed="0"/>
+    <w:lsdException w:name="Medium Shading 2 Accent 6" w:semiHidden="0" w:uiPriority="64" w:unhideWhenUsed="0"/>
+    <w:lsdException w:name="Medium List 1 Accent 6" w:semiHidden="0" w:uiPriority="65" w:unhideWhenUsed="0"/>
+    <w:lsdException w:name="Medium List 2 Accent 6" w:semiHidden="0" w:uiPriority="66" w:unhideWhenUsed="0"/>
+    <w:lsdException w:name="Medium Grid 1 Accent 6" w:semiHidden="0" w:uiPriority="67" w:unhideWhenUsed="0"/>
+    <w:lsdException w:name="Medium Grid 2 Accent 6" w:semiHidden="0" w:uiPriority="68" w:unhideWhenUsed="0"/>
+    <w:lsdException w:name="Medium Grid 3 Accent 6" w:semiHidden="0" w:uiPriority="69" w:unhideWhenUsed="0"/>
+    <w:lsdException w:name="Dark List Accent 6" w:semiHidden="0" w:uiPriority="70" w:unhideWhenUsed="0"/>
+    <w:lsdException w:name="Colorful Shading Accent 6" w:semiHidden="0" w:uiPriority="71" w:unhideWhenUsed="0"/>
+    <w:lsdException w:name="Colorful List Accent 6" w:semiHidden="0" w:uiPriority="72" w:unhideWhenUsed="0"/>
+    <w:lsdException w:name="Colorful Grid Accent 6" w:semiHidden="0" w:uiPriority="73" w:unhideWhenUsed="0"/>
+    <w:lsdException w:name="Subtle Emphasis" w:semiHidden="0" w:uiPriority="19" w:unhideWhenUsed="0" w:qFormat="1"/>
+    <w:lsdException w:name="Intense Emphasis" w:semiHidden="0" w:uiPriority="21" w:unhideWhenUsed="0" w:qFormat="1"/>
+    <w:lsdException w:name="Subtle Reference" w:semiHidden="0" w:uiPriority="31" w:unhideWhenUsed="0" w:qFormat="1"/>
+    <w:lsdException w:name="Intense Reference" w:semiHidden="0" w:uiPriority="32" w:unhideWhenUsed="0" w:qFormat="1"/>
+    <w:lsdException w:name="Book Title" w:semiHidden="0" w:uiPriority="33" w:unhideWhenUsed="0" w:qFormat="1"/>
+    <w:lsdException w:name="Bibliography" w:uiPriority="37"/>
+    <w:lsdException w:name="TOC Heading" w:uiPriority="39" w:qFormat="1"/>
   </w:latentStyles>
   <w:style w:type="paragraph" w:default="1" w:styleId="Normal">
     <w:name w:val="Normal"/>
@@ -2839,7 +3344,7 @@
   <a:extraClrSchemeLst/>
   <a:extLst>
     <a:ext uri="{05A4C25C-085E-4340-85A3-A5531E510DB2}">
-      <thm15:themeFamily xmlns:thm15="http://schemas.microsoft.com/office/thememl/2012/main" name="Office Theme" id="{2E142A2C-CD16-42D6-873A-C26D2A0506FA}" vid="{1BDDFF52-6CD6-40A5-AB3C-68EB2F1E4D0A}"/>
+      <thm15:themeFamily xmlns:thm15="http://schemas.microsoft.com/office/thememl/2012/main" xmlns="" name="Office Theme" id="{2E142A2C-CD16-42D6-873A-C26D2A0506FA}" vid="{1BDDFF52-6CD6-40A5-AB3C-68EB2F1E4D0A}"/>
     </a:ext>
   </a:extLst>
 </a:theme>

--- a/idris/Python Angular/Idris_Sadiq.docx
+++ b/idris/Python Angular/Idris_Sadiq.docx
@@ -109,7 +109,7 @@
                 <w:rFonts w:ascii="Arial" w:eastAsia="Arial" w:hAnsi="Arial" w:cs="Arial"/>
                 <w:color w:val="BBBBBB"/>
               </w:rPr>
-              <w:t xml:space="preserve">idrissadiqdev@outlook.com  </w:t>
+              <w:t xml:space="preserve">Idrissadiq.pro@outlook.com  </w:t>
             </w:r>
             <w:r>
               <w:rPr>
@@ -123,7 +123,21 @@
                 <w:rFonts w:ascii="Arial" w:eastAsia="Arial" w:hAnsi="Arial" w:cs="Arial"/>
                 <w:color w:val="BBBBBB"/>
               </w:rPr>
-              <w:t>|  Los Angeles, California, United States</w:t>
+              <w:t xml:space="preserve">|  </w:t>
+            </w:r>
+            <w:r>
+              <w:rPr>
+                <w:rFonts w:ascii="Arial" w:eastAsia="Arial" w:hAnsi="Arial" w:cs="Arial"/>
+                <w:color w:val="BBBBBB"/>
+              </w:rPr>
+              <w:t>Spring Valley</w:t>
+            </w:r>
+            <w:r>
+              <w:rPr>
+                <w:rFonts w:ascii="Arial" w:eastAsia="Arial" w:hAnsi="Arial" w:cs="Arial"/>
+                <w:color w:val="BBBBBB"/>
+              </w:rPr>
+              <w:t>, California, United States</w:t>
             </w:r>
           </w:p>
           <w:p>
@@ -135,7 +149,14 @@
                 <w:rFonts w:ascii="Arial" w:eastAsia="Arial" w:hAnsi="Arial" w:cs="Arial"/>
                 <w:color w:val="BBBBBB"/>
               </w:rPr>
-              <w:t>LinkedIn: linkedin.com/in/idris-sadiq-958b453a6</w:t>
+              <w:t xml:space="preserve">LinkedIn: </w:t>
+            </w:r>
+            <w:r>
+              <w:rPr>
+                <w:rFonts w:ascii="Arial" w:eastAsia="Arial" w:hAnsi="Arial" w:cs="Arial"/>
+                <w:color w:val="BBBBBB"/>
+              </w:rPr>
+              <w:t>https://www.linkedin.com/in/idris-sadiq-0640ab3b4/</w:t>
             </w:r>
           </w:p>
         </w:tc>
@@ -382,119 +403,85 @@
     </w:p>
     <w:p>
       <w:pPr>
-        <w:pStyle w:val="NormalWeb"/>
+        <w:pStyle w:val="ListParagraph"/>
         <w:numPr>
           <w:ilvl w:val="0"/>
-          <w:numId w:val="2"/>
+          <w:numId w:val="16"/>
         </w:numPr>
         <w:jc w:val="both"/>
         <w:rPr>
           <w:rFonts w:ascii="Arial" w:hAnsi="Arial" w:cs="Arial"/>
-          <w:sz w:val="20"/>
-        </w:rPr>
-      </w:pPr>
-      <w:r>
-        <w:rPr>
-          <w:rStyle w:val="Strong"/>
-          <w:rFonts w:ascii="Arial" w:hAnsi="Arial" w:cs="Arial"/>
-          <w:sz w:val="20"/>
-        </w:rPr>
-        <w:t>Frontend</w:t>
-      </w:r>
-      <w:r>
-        <w:rPr>
-          <w:rFonts w:ascii="Arial" w:hAnsi="Arial" w:cs="Arial"/>
-          <w:sz w:val="20"/>
-        </w:rPr>
-        <w:t xml:space="preserve"> — </w:t>
-      </w:r>
-      <w:r>
-        <w:rPr>
-          <w:rStyle w:val="Strong"/>
-          <w:rFonts w:ascii="Arial" w:hAnsi="Arial" w:cs="Arial"/>
-          <w:sz w:val="20"/>
-        </w:rPr>
-        <w:t>Angular</w:t>
-      </w:r>
-      <w:r>
-        <w:rPr>
-          <w:rFonts w:ascii="Arial" w:hAnsi="Arial" w:cs="Arial"/>
-          <w:sz w:val="20"/>
+          <w:sz w:val="18"/>
+        </w:rPr>
+      </w:pPr>
+      <w:r>
+        <w:rPr>
+          <w:rFonts w:ascii="Arial" w:hAnsi="Arial" w:cs="Arial"/>
+          <w:b/>
+          <w:sz w:val="18"/>
+        </w:rPr>
+        <w:t>Frontend —</w:t>
+      </w:r>
+      <w:r>
+        <w:rPr>
+          <w:rFonts w:ascii="Arial" w:hAnsi="Arial" w:cs="Arial"/>
+          <w:sz w:val="18"/>
+        </w:rPr>
+        <w:t xml:space="preserve"> Angular, </w:t>
+      </w:r>
+      <w:proofErr w:type="spellStart"/>
+      <w:r>
+        <w:rPr>
+          <w:rFonts w:ascii="Arial" w:hAnsi="Arial" w:cs="Arial"/>
+          <w:sz w:val="18"/>
+        </w:rPr>
+        <w:t>AngularJS</w:t>
+      </w:r>
+      <w:proofErr w:type="spellEnd"/>
+      <w:r>
+        <w:rPr>
+          <w:rFonts w:ascii="Arial" w:hAnsi="Arial" w:cs="Arial"/>
+          <w:sz w:val="18"/>
         </w:rPr>
         <w:t xml:space="preserve">, </w:t>
       </w:r>
       <w:proofErr w:type="spellStart"/>
       <w:r>
         <w:rPr>
-          <w:rStyle w:val="Strong"/>
-          <w:rFonts w:ascii="Arial" w:hAnsi="Arial" w:cs="Arial"/>
-          <w:sz w:val="20"/>
-        </w:rPr>
-        <w:t>AngularJS</w:t>
-      </w:r>
-      <w:proofErr w:type="spellEnd"/>
-      <w:r>
-        <w:rPr>
-          <w:rFonts w:ascii="Arial" w:hAnsi="Arial" w:cs="Arial"/>
-          <w:sz w:val="20"/>
+          <w:rFonts w:ascii="Arial" w:hAnsi="Arial" w:cs="Arial"/>
+          <w:sz w:val="18"/>
+        </w:rPr>
+        <w:t>TypeScript</w:t>
+      </w:r>
+      <w:proofErr w:type="spellEnd"/>
+      <w:r>
+        <w:rPr>
+          <w:rFonts w:ascii="Arial" w:hAnsi="Arial" w:cs="Arial"/>
+          <w:sz w:val="18"/>
+        </w:rPr>
+        <w:t xml:space="preserve">, JavaScript, </w:t>
+      </w:r>
+      <w:proofErr w:type="spellStart"/>
+      <w:r>
+        <w:rPr>
+          <w:rFonts w:ascii="Arial" w:hAnsi="Arial" w:cs="Arial"/>
+          <w:sz w:val="18"/>
+        </w:rPr>
+        <w:t>RxJS</w:t>
+      </w:r>
+      <w:proofErr w:type="spellEnd"/>
+      <w:r>
+        <w:rPr>
+          <w:rFonts w:ascii="Arial" w:hAnsi="Arial" w:cs="Arial"/>
+          <w:sz w:val="18"/>
         </w:rPr>
         <w:t xml:space="preserve">, </w:t>
       </w:r>
       <w:proofErr w:type="spellStart"/>
       <w:r>
         <w:rPr>
-          <w:rStyle w:val="Strong"/>
-          <w:rFonts w:ascii="Arial" w:hAnsi="Arial" w:cs="Arial"/>
-          <w:sz w:val="20"/>
-        </w:rPr>
-        <w:t>TypeScript</w:t>
-      </w:r>
-      <w:proofErr w:type="spellEnd"/>
-      <w:r>
-        <w:rPr>
-          <w:rFonts w:ascii="Arial" w:hAnsi="Arial" w:cs="Arial"/>
-          <w:sz w:val="20"/>
-        </w:rPr>
-        <w:t xml:space="preserve">, </w:t>
-      </w:r>
-      <w:r>
-        <w:rPr>
-          <w:rStyle w:val="Strong"/>
-          <w:rFonts w:ascii="Arial" w:hAnsi="Arial" w:cs="Arial"/>
-          <w:sz w:val="20"/>
-        </w:rPr>
-        <w:t>JavaScript</w:t>
-      </w:r>
-      <w:r>
-        <w:rPr>
-          <w:rFonts w:ascii="Arial" w:hAnsi="Arial" w:cs="Arial"/>
-          <w:sz w:val="20"/>
-        </w:rPr>
-        <w:t xml:space="preserve">, </w:t>
-      </w:r>
-      <w:proofErr w:type="spellStart"/>
-      <w:r>
-        <w:rPr>
-          <w:rStyle w:val="Strong"/>
-          <w:rFonts w:ascii="Arial" w:hAnsi="Arial" w:cs="Arial"/>
-          <w:sz w:val="20"/>
-        </w:rPr>
-        <w:t>RxJS</w:t>
-      </w:r>
-      <w:proofErr w:type="spellEnd"/>
-      <w:r>
-        <w:rPr>
-          <w:rFonts w:ascii="Arial" w:hAnsi="Arial" w:cs="Arial"/>
-          <w:sz w:val="20"/>
-        </w:rPr>
-        <w:t xml:space="preserve">, </w:t>
-      </w:r>
-      <w:proofErr w:type="spellStart"/>
-      <w:r>
-        <w:rPr>
-          <w:rStyle w:val="Strong"/>
-          <w:rFonts w:ascii="Arial" w:hAnsi="Arial" w:cs="Arial"/>
-          <w:sz w:val="20"/>
+          <w:rFonts w:ascii="Arial" w:hAnsi="Arial" w:cs="Arial"/>
+          <w:sz w:val="18"/>
         </w:rPr>
         <w:t>NgRx</w:t>
       </w:r>
@@ -502,418 +489,140 @@
       <w:r>
         <w:rPr>
           <w:rFonts w:ascii="Arial" w:hAnsi="Arial" w:cs="Arial"/>
-          <w:sz w:val="20"/>
-        </w:rPr>
-        <w:t xml:space="preserve">, </w:t>
-      </w:r>
-      <w:r>
-        <w:rPr>
-          <w:rStyle w:val="Strong"/>
-          <w:rFonts w:ascii="Arial" w:hAnsi="Arial" w:cs="Arial"/>
-          <w:sz w:val="20"/>
-        </w:rPr>
-        <w:t>Reactive Forms</w:t>
-      </w:r>
-      <w:r>
-        <w:rPr>
-          <w:rFonts w:ascii="Arial" w:hAnsi="Arial" w:cs="Arial"/>
-          <w:sz w:val="20"/>
-        </w:rPr>
-        <w:t xml:space="preserve">, </w:t>
-      </w:r>
-      <w:r>
-        <w:rPr>
-          <w:rStyle w:val="Strong"/>
-          <w:rFonts w:ascii="Arial" w:hAnsi="Arial" w:cs="Arial"/>
-          <w:sz w:val="20"/>
-        </w:rPr>
-        <w:t>Micro-frontend patterns</w:t>
-      </w:r>
-      <w:r>
-        <w:rPr>
-          <w:rFonts w:ascii="Arial" w:hAnsi="Arial" w:cs="Arial"/>
-          <w:sz w:val="20"/>
-        </w:rPr>
-        <w:t xml:space="preserve">, </w:t>
-      </w:r>
-      <w:r>
-        <w:rPr>
-          <w:rStyle w:val="Strong"/>
-          <w:rFonts w:ascii="Arial" w:hAnsi="Arial" w:cs="Arial"/>
-          <w:sz w:val="20"/>
-        </w:rPr>
-        <w:t>Design systems</w:t>
-      </w:r>
-      <w:r>
-        <w:rPr>
-          <w:rFonts w:ascii="Arial" w:hAnsi="Arial" w:cs="Arial"/>
-          <w:sz w:val="20"/>
-        </w:rPr>
-        <w:t xml:space="preserve">, </w:t>
-      </w:r>
-      <w:r>
-        <w:rPr>
-          <w:rStyle w:val="Strong"/>
-          <w:rFonts w:ascii="Arial" w:hAnsi="Arial" w:cs="Arial"/>
-          <w:sz w:val="20"/>
-        </w:rPr>
-        <w:t>Accessibility</w:t>
-      </w:r>
-      <w:r>
-        <w:rPr>
-          <w:rFonts w:ascii="Arial" w:hAnsi="Arial" w:cs="Arial"/>
-          <w:sz w:val="20"/>
-        </w:rPr>
-        <w:t xml:space="preserve">, </w:t>
-      </w:r>
-      <w:r>
-        <w:rPr>
-          <w:rStyle w:val="Strong"/>
-          <w:rFonts w:ascii="Arial" w:hAnsi="Arial" w:cs="Arial"/>
-          <w:sz w:val="20"/>
-        </w:rPr>
-        <w:t>Performance profiling</w:t>
-      </w:r>
-      <w:r>
-        <w:rPr>
-          <w:rFonts w:ascii="Arial" w:hAnsi="Arial" w:cs="Arial"/>
-          <w:sz w:val="20"/>
-        </w:rPr>
-        <w:t xml:space="preserve">, </w:t>
-      </w:r>
-      <w:r>
-        <w:rPr>
-          <w:rStyle w:val="Strong"/>
-          <w:rFonts w:ascii="Arial" w:hAnsi="Arial" w:cs="Arial"/>
-          <w:sz w:val="20"/>
-        </w:rPr>
-        <w:t>Jest</w:t>
-      </w:r>
-      <w:r>
-        <w:rPr>
-          <w:rFonts w:ascii="Arial" w:hAnsi="Arial" w:cs="Arial"/>
-          <w:sz w:val="20"/>
-        </w:rPr>
-        <w:t xml:space="preserve">, </w:t>
-      </w:r>
-      <w:r>
-        <w:rPr>
-          <w:rStyle w:val="Strong"/>
-          <w:rFonts w:ascii="Arial" w:hAnsi="Arial" w:cs="Arial"/>
-          <w:sz w:val="20"/>
-        </w:rPr>
-        <w:t>React Testing Library</w:t>
-      </w:r>
-      <w:r>
-        <w:rPr>
-          <w:rFonts w:ascii="Arial" w:hAnsi="Arial" w:cs="Arial"/>
-          <w:sz w:val="20"/>
-        </w:rPr>
-        <w:t xml:space="preserve">, </w:t>
-      </w:r>
-      <w:r>
-        <w:rPr>
-          <w:rStyle w:val="Strong"/>
-          <w:rFonts w:ascii="Arial" w:hAnsi="Arial" w:cs="Arial"/>
-          <w:sz w:val="20"/>
-        </w:rPr>
-        <w:t>Cypress</w:t>
-      </w:r>
-      <w:r>
-        <w:rPr>
-          <w:rFonts w:ascii="Arial" w:hAnsi="Arial" w:cs="Arial"/>
-          <w:sz w:val="20"/>
-        </w:rPr>
-        <w:t xml:space="preserve">, </w:t>
-      </w:r>
-      <w:r>
-        <w:rPr>
-          <w:rStyle w:val="Strong"/>
-          <w:rFonts w:ascii="Arial" w:hAnsi="Arial" w:cs="Arial"/>
-          <w:sz w:val="20"/>
-        </w:rPr>
-        <w:t>Playwright</w:t>
+          <w:sz w:val="18"/>
+        </w:rPr>
+        <w:t>, Reactive Forms, Micro-frontend patterns, Design systems, Accessibility, Performance profiling, Jest, React Testing Library, Cypress, Playwright</w:t>
       </w:r>
     </w:p>
     <w:p>
       <w:pPr>
-        <w:pStyle w:val="NormalWeb"/>
+        <w:pStyle w:val="ListParagraph"/>
         <w:numPr>
           <w:ilvl w:val="0"/>
-          <w:numId w:val="2"/>
+          <w:numId w:val="16"/>
         </w:numPr>
         <w:jc w:val="both"/>
         <w:rPr>
           <w:rFonts w:ascii="Arial" w:hAnsi="Arial" w:cs="Arial"/>
-          <w:sz w:val="20"/>
-        </w:rPr>
-      </w:pPr>
-      <w:r>
-        <w:rPr>
-          <w:rStyle w:val="Strong"/>
-          <w:rFonts w:ascii="Arial" w:hAnsi="Arial" w:cs="Arial"/>
-          <w:sz w:val="20"/>
-        </w:rPr>
-        <w:t>Backend &amp; APIs</w:t>
-      </w:r>
-      <w:r>
-        <w:rPr>
-          <w:rFonts w:ascii="Arial" w:hAnsi="Arial" w:cs="Arial"/>
-          <w:sz w:val="20"/>
-        </w:rPr>
-        <w:t xml:space="preserve"> — </w:t>
-      </w:r>
-      <w:r>
-        <w:rPr>
-          <w:rStyle w:val="Strong"/>
-          <w:rFonts w:ascii="Arial" w:hAnsi="Arial" w:cs="Arial"/>
-          <w:sz w:val="20"/>
-        </w:rPr>
-        <w:t>Python</w:t>
-      </w:r>
-      <w:r>
-        <w:rPr>
-          <w:rFonts w:ascii="Arial" w:hAnsi="Arial" w:cs="Arial"/>
-          <w:sz w:val="20"/>
+          <w:sz w:val="18"/>
+        </w:rPr>
+      </w:pPr>
+      <w:r>
+        <w:rPr>
+          <w:rFonts w:ascii="Arial" w:hAnsi="Arial" w:cs="Arial"/>
+          <w:b/>
+          <w:sz w:val="18"/>
+        </w:rPr>
+        <w:t>Backend &amp; APIs —</w:t>
+      </w:r>
+      <w:r>
+        <w:rPr>
+          <w:rFonts w:ascii="Arial" w:hAnsi="Arial" w:cs="Arial"/>
+          <w:sz w:val="18"/>
+        </w:rPr>
+        <w:t xml:space="preserve"> Python, </w:t>
+      </w:r>
+      <w:proofErr w:type="spellStart"/>
+      <w:r>
+        <w:rPr>
+          <w:rFonts w:ascii="Arial" w:hAnsi="Arial" w:cs="Arial"/>
+          <w:sz w:val="18"/>
+        </w:rPr>
+        <w:t>FastAPI</w:t>
+      </w:r>
+      <w:proofErr w:type="spellEnd"/>
+      <w:r>
+        <w:rPr>
+          <w:rFonts w:ascii="Arial" w:hAnsi="Arial" w:cs="Arial"/>
+          <w:sz w:val="18"/>
         </w:rPr>
         <w:t xml:space="preserve">, </w:t>
       </w:r>
       <w:proofErr w:type="spellStart"/>
       <w:r>
         <w:rPr>
-          <w:rStyle w:val="Strong"/>
-          <w:rFonts w:ascii="Arial" w:hAnsi="Arial" w:cs="Arial"/>
-          <w:sz w:val="20"/>
-        </w:rPr>
-        <w:t>FastAPI</w:t>
-      </w:r>
-      <w:proofErr w:type="spellEnd"/>
-      <w:r>
-        <w:rPr>
-          <w:rFonts w:ascii="Arial" w:hAnsi="Arial" w:cs="Arial"/>
-          <w:sz w:val="20"/>
+          <w:rFonts w:ascii="Arial" w:hAnsi="Arial" w:cs="Arial"/>
+          <w:sz w:val="18"/>
+        </w:rPr>
+        <w:t>Django</w:t>
+      </w:r>
+      <w:proofErr w:type="spellEnd"/>
+      <w:r>
+        <w:rPr>
+          <w:rFonts w:ascii="Arial" w:hAnsi="Arial" w:cs="Arial"/>
+          <w:sz w:val="18"/>
+        </w:rPr>
+        <w:t xml:space="preserve">, DRF, Flask, REST, </w:t>
+      </w:r>
+      <w:proofErr w:type="spellStart"/>
+      <w:r>
+        <w:rPr>
+          <w:rFonts w:ascii="Arial" w:hAnsi="Arial" w:cs="Arial"/>
+          <w:sz w:val="18"/>
+        </w:rPr>
+        <w:t>GraphQL</w:t>
+      </w:r>
+      <w:proofErr w:type="spellEnd"/>
+      <w:r>
+        <w:rPr>
+          <w:rFonts w:ascii="Arial" w:hAnsi="Arial" w:cs="Arial"/>
+          <w:sz w:val="18"/>
         </w:rPr>
         <w:t xml:space="preserve">, </w:t>
       </w:r>
       <w:proofErr w:type="spellStart"/>
       <w:r>
         <w:rPr>
-          <w:rStyle w:val="Strong"/>
-          <w:rFonts w:ascii="Arial" w:hAnsi="Arial" w:cs="Arial"/>
-          <w:sz w:val="20"/>
-        </w:rPr>
-        <w:t>Django</w:t>
-      </w:r>
-      <w:proofErr w:type="spellEnd"/>
-      <w:r>
-        <w:rPr>
-          <w:rFonts w:ascii="Arial" w:hAnsi="Arial" w:cs="Arial"/>
-          <w:sz w:val="20"/>
+          <w:rFonts w:ascii="Arial" w:hAnsi="Arial" w:cs="Arial"/>
+          <w:sz w:val="18"/>
+        </w:rPr>
+        <w:t>WebSockets</w:t>
+      </w:r>
+      <w:proofErr w:type="spellEnd"/>
+      <w:r>
+        <w:rPr>
+          <w:rFonts w:ascii="Arial" w:hAnsi="Arial" w:cs="Arial"/>
+          <w:sz w:val="18"/>
+        </w:rPr>
+        <w:t xml:space="preserve">, OAuth2, </w:t>
+      </w:r>
+      <w:proofErr w:type="spellStart"/>
+      <w:r>
+        <w:rPr>
+          <w:rFonts w:ascii="Arial" w:hAnsi="Arial" w:cs="Arial"/>
+          <w:sz w:val="18"/>
+        </w:rPr>
+        <w:t>OpenID</w:t>
+      </w:r>
+      <w:proofErr w:type="spellEnd"/>
+      <w:r>
+        <w:rPr>
+          <w:rFonts w:ascii="Arial" w:hAnsi="Arial" w:cs="Arial"/>
+          <w:sz w:val="18"/>
+        </w:rPr>
+        <w:t xml:space="preserve"> Connect, JWT, RBAC/ABAC, rate limiting, audit logging, </w:t>
+      </w:r>
+      <w:proofErr w:type="spellStart"/>
+      <w:r>
+        <w:rPr>
+          <w:rFonts w:ascii="Arial" w:hAnsi="Arial" w:cs="Arial"/>
+          <w:sz w:val="18"/>
+        </w:rPr>
+        <w:t>webhooks</w:t>
+      </w:r>
+      <w:proofErr w:type="spellEnd"/>
+      <w:r>
+        <w:rPr>
+          <w:rFonts w:ascii="Arial" w:hAnsi="Arial" w:cs="Arial"/>
+          <w:sz w:val="18"/>
         </w:rPr>
         <w:t xml:space="preserve">, </w:t>
       </w:r>
-      <w:r>
-        <w:rPr>
-          <w:rStyle w:val="Strong"/>
-          <w:rFonts w:ascii="Arial" w:hAnsi="Arial" w:cs="Arial"/>
-          <w:sz w:val="20"/>
-        </w:rPr>
-        <w:t>DRF</w:t>
-      </w:r>
-      <w:r>
-        <w:rPr>
-          <w:rFonts w:ascii="Arial" w:hAnsi="Arial" w:cs="Arial"/>
-          <w:sz w:val="20"/>
-        </w:rPr>
-        <w:t xml:space="preserve">, </w:t>
-      </w:r>
-      <w:r>
-        <w:rPr>
-          <w:rStyle w:val="Strong"/>
-          <w:rFonts w:ascii="Arial" w:hAnsi="Arial" w:cs="Arial"/>
-          <w:sz w:val="20"/>
-        </w:rPr>
-        <w:t>Flask</w:t>
-      </w:r>
-      <w:r>
-        <w:rPr>
-          <w:rFonts w:ascii="Arial" w:hAnsi="Arial" w:cs="Arial"/>
-          <w:sz w:val="20"/>
-        </w:rPr>
-        <w:t xml:space="preserve">, </w:t>
-      </w:r>
-      <w:r>
-        <w:rPr>
-          <w:rStyle w:val="Strong"/>
-          <w:rFonts w:ascii="Arial" w:hAnsi="Arial" w:cs="Arial"/>
-          <w:sz w:val="20"/>
-        </w:rPr>
-        <w:t>REST</w:t>
-      </w:r>
-      <w:r>
-        <w:rPr>
-          <w:rFonts w:ascii="Arial" w:hAnsi="Arial" w:cs="Arial"/>
-          <w:sz w:val="20"/>
-        </w:rPr>
-        <w:t xml:space="preserve">, </w:t>
-      </w:r>
-      <w:proofErr w:type="spellStart"/>
-      <w:r>
-        <w:rPr>
-          <w:rStyle w:val="Strong"/>
-          <w:rFonts w:ascii="Arial" w:hAnsi="Arial" w:cs="Arial"/>
-          <w:sz w:val="20"/>
-        </w:rPr>
-        <w:t>GraphQL</w:t>
-      </w:r>
-      <w:proofErr w:type="spellEnd"/>
-      <w:r>
-        <w:rPr>
-          <w:rFonts w:ascii="Arial" w:hAnsi="Arial" w:cs="Arial"/>
-          <w:sz w:val="20"/>
-        </w:rPr>
-        <w:t xml:space="preserve">, </w:t>
-      </w:r>
-      <w:proofErr w:type="spellStart"/>
-      <w:r>
-        <w:rPr>
-          <w:rStyle w:val="Strong"/>
-          <w:rFonts w:ascii="Arial" w:hAnsi="Arial" w:cs="Arial"/>
-          <w:sz w:val="20"/>
-        </w:rPr>
-        <w:t>WebSockets</w:t>
-      </w:r>
-      <w:proofErr w:type="spellEnd"/>
-      <w:r>
-        <w:rPr>
-          <w:rFonts w:ascii="Arial" w:hAnsi="Arial" w:cs="Arial"/>
-          <w:sz w:val="20"/>
-        </w:rPr>
-        <w:t xml:space="preserve">, </w:t>
-      </w:r>
-      <w:r>
-        <w:rPr>
-          <w:rStyle w:val="Strong"/>
-          <w:rFonts w:ascii="Arial" w:hAnsi="Arial" w:cs="Arial"/>
-          <w:sz w:val="20"/>
-        </w:rPr>
-        <w:t>OAuth2</w:t>
-      </w:r>
-      <w:r>
-        <w:rPr>
-          <w:rFonts w:ascii="Arial" w:hAnsi="Arial" w:cs="Arial"/>
-          <w:sz w:val="20"/>
-        </w:rPr>
-        <w:t xml:space="preserve">, </w:t>
-      </w:r>
-      <w:proofErr w:type="spellStart"/>
-      <w:r>
-        <w:rPr>
-          <w:rStyle w:val="Strong"/>
-          <w:rFonts w:ascii="Arial" w:hAnsi="Arial" w:cs="Arial"/>
-          <w:sz w:val="20"/>
-        </w:rPr>
-        <w:t>OpenID</w:t>
-      </w:r>
-      <w:proofErr w:type="spellEnd"/>
-      <w:r>
-        <w:rPr>
-          <w:rStyle w:val="Strong"/>
-          <w:rFonts w:ascii="Arial" w:hAnsi="Arial" w:cs="Arial"/>
-          <w:sz w:val="20"/>
-        </w:rPr>
-        <w:t xml:space="preserve"> Connect</w:t>
-      </w:r>
-      <w:r>
-        <w:rPr>
-          <w:rFonts w:ascii="Arial" w:hAnsi="Arial" w:cs="Arial"/>
-          <w:sz w:val="20"/>
-        </w:rPr>
-        <w:t xml:space="preserve">, </w:t>
-      </w:r>
-      <w:r>
-        <w:rPr>
-          <w:rStyle w:val="Strong"/>
-          <w:rFonts w:ascii="Arial" w:hAnsi="Arial" w:cs="Arial"/>
-          <w:sz w:val="20"/>
-        </w:rPr>
-        <w:t>JWT</w:t>
-      </w:r>
-      <w:r>
-        <w:rPr>
-          <w:rFonts w:ascii="Arial" w:hAnsi="Arial" w:cs="Arial"/>
-          <w:sz w:val="20"/>
-        </w:rPr>
-        <w:t xml:space="preserve">, </w:t>
-      </w:r>
-      <w:r>
-        <w:rPr>
-          <w:rStyle w:val="Strong"/>
-          <w:rFonts w:ascii="Arial" w:hAnsi="Arial" w:cs="Arial"/>
-          <w:sz w:val="20"/>
-        </w:rPr>
-        <w:t>RBAC/ABAC</w:t>
-      </w:r>
-      <w:r>
-        <w:rPr>
-          <w:rFonts w:ascii="Arial" w:hAnsi="Arial" w:cs="Arial"/>
-          <w:sz w:val="20"/>
-        </w:rPr>
-        <w:t xml:space="preserve">, </w:t>
-      </w:r>
-      <w:r>
-        <w:rPr>
-          <w:rStyle w:val="Strong"/>
-          <w:rFonts w:ascii="Arial" w:hAnsi="Arial" w:cs="Arial"/>
-          <w:sz w:val="20"/>
-        </w:rPr>
-        <w:t>rate limiting</w:t>
-      </w:r>
-      <w:r>
-        <w:rPr>
-          <w:rFonts w:ascii="Arial" w:hAnsi="Arial" w:cs="Arial"/>
-          <w:sz w:val="20"/>
-        </w:rPr>
-        <w:t xml:space="preserve">, </w:t>
-      </w:r>
-      <w:r>
-        <w:rPr>
-          <w:rStyle w:val="Strong"/>
-          <w:rFonts w:ascii="Arial" w:hAnsi="Arial" w:cs="Arial"/>
-          <w:sz w:val="20"/>
-        </w:rPr>
-        <w:t>audit logging</w:t>
-      </w:r>
-      <w:r>
-        <w:rPr>
-          <w:rFonts w:ascii="Arial" w:hAnsi="Arial" w:cs="Arial"/>
-          <w:sz w:val="20"/>
-        </w:rPr>
-        <w:t xml:space="preserve">, </w:t>
-      </w:r>
-      <w:proofErr w:type="spellStart"/>
-      <w:r>
-        <w:rPr>
-          <w:rStyle w:val="Strong"/>
-          <w:rFonts w:ascii="Arial" w:hAnsi="Arial" w:cs="Arial"/>
-          <w:sz w:val="20"/>
-        </w:rPr>
-        <w:t>webhooks</w:t>
-      </w:r>
-      <w:proofErr w:type="spellEnd"/>
-      <w:r>
-        <w:rPr>
-          <w:rFonts w:ascii="Arial" w:hAnsi="Arial" w:cs="Arial"/>
-          <w:sz w:val="20"/>
-        </w:rPr>
-        <w:t xml:space="preserve">, </w:t>
-      </w:r>
-      <w:proofErr w:type="spellStart"/>
-      <w:r>
-        <w:rPr>
-          <w:rStyle w:val="Strong"/>
-          <w:rFonts w:ascii="Arial" w:hAnsi="Arial" w:cs="Arial"/>
-          <w:sz w:val="20"/>
+      <w:proofErr w:type="spellStart"/>
+      <w:r>
+        <w:rPr>
+          <w:rFonts w:ascii="Arial" w:hAnsi="Arial" w:cs="Arial"/>
+          <w:sz w:val="18"/>
         </w:rPr>
         <w:t>idempotency</w:t>
       </w:r>
@@ -921,75 +630,59 @@
       <w:r>
         <w:rPr>
           <w:rFonts w:ascii="Arial" w:hAnsi="Arial" w:cs="Arial"/>
-          <w:sz w:val="20"/>
-        </w:rPr>
-        <w:t xml:space="preserve">, </w:t>
-      </w:r>
-      <w:r>
-        <w:rPr>
-          <w:rStyle w:val="Strong"/>
-          <w:rFonts w:ascii="Arial" w:hAnsi="Arial" w:cs="Arial"/>
-          <w:sz w:val="20"/>
-        </w:rPr>
-        <w:t>retries</w:t>
-      </w:r>
-      <w:r>
-        <w:rPr>
-          <w:rFonts w:ascii="Arial" w:hAnsi="Arial" w:cs="Arial"/>
-          <w:sz w:val="20"/>
-        </w:rPr>
-        <w:t xml:space="preserve">, </w:t>
-      </w:r>
-      <w:r>
-        <w:rPr>
-          <w:rStyle w:val="Strong"/>
-          <w:rFonts w:ascii="Arial" w:hAnsi="Arial" w:cs="Arial"/>
-          <w:sz w:val="20"/>
-        </w:rPr>
-        <w:t>Go</w:t>
-      </w:r>
-      <w:r>
-        <w:rPr>
-          <w:rFonts w:ascii="Arial" w:hAnsi="Arial" w:cs="Arial"/>
-          <w:sz w:val="20"/>
-        </w:rPr>
-        <w:t xml:space="preserve"> (tooling/scripting)</w:t>
+          <w:sz w:val="18"/>
+        </w:rPr>
+        <w:t>, retries, Go (tooling/scripting)</w:t>
       </w:r>
     </w:p>
     <w:p>
       <w:pPr>
-        <w:pStyle w:val="NormalWeb"/>
+        <w:pStyle w:val="ListParagraph"/>
         <w:numPr>
           <w:ilvl w:val="0"/>
-          <w:numId w:val="2"/>
+          <w:numId w:val="16"/>
         </w:numPr>
         <w:jc w:val="both"/>
         <w:rPr>
           <w:rFonts w:ascii="Arial" w:hAnsi="Arial" w:cs="Arial"/>
-          <w:sz w:val="20"/>
-        </w:rPr>
-      </w:pPr>
-      <w:r>
-        <w:rPr>
-          <w:rStyle w:val="Strong"/>
-          <w:rFonts w:ascii="Arial" w:hAnsi="Arial" w:cs="Arial"/>
-          <w:sz w:val="20"/>
-        </w:rPr>
-        <w:t>Data, Messaging &amp; Search</w:t>
-      </w:r>
-      <w:r>
-        <w:rPr>
-          <w:rFonts w:ascii="Arial" w:hAnsi="Arial" w:cs="Arial"/>
-          <w:sz w:val="20"/>
-        </w:rPr>
-        <w:t xml:space="preserve"> — Relational: </w:t>
-      </w:r>
-      <w:proofErr w:type="spellStart"/>
-      <w:r>
-        <w:rPr>
-          <w:rStyle w:val="Strong"/>
-          <w:rFonts w:ascii="Arial" w:hAnsi="Arial" w:cs="Arial"/>
-          <w:sz w:val="20"/>
+          <w:sz w:val="18"/>
+        </w:rPr>
+      </w:pPr>
+      <w:r>
+        <w:rPr>
+          <w:rFonts w:ascii="Arial" w:hAnsi="Arial" w:cs="Arial"/>
+          <w:b/>
+          <w:sz w:val="18"/>
+        </w:rPr>
+        <w:t>Data, Messaging &amp; Search —</w:t>
+      </w:r>
+      <w:r>
+        <w:rPr>
+          <w:rFonts w:ascii="Arial" w:hAnsi="Arial" w:cs="Arial"/>
+          <w:sz w:val="18"/>
+        </w:rPr>
+        <w:t xml:space="preserve"> </w:t>
+      </w:r>
+      <w:r>
+        <w:rPr>
+          <w:rFonts w:ascii="Arial" w:hAnsi="Arial" w:cs="Arial"/>
+          <w:b/>
+          <w:sz w:val="18"/>
+        </w:rPr>
+        <w:t>Relational</w:t>
+      </w:r>
+      <w:r>
+        <w:rPr>
+          <w:rFonts w:ascii="Arial" w:hAnsi="Arial" w:cs="Arial"/>
+          <w:sz w:val="18"/>
+        </w:rPr>
+        <w:t xml:space="preserve">: </w:t>
+      </w:r>
+      <w:proofErr w:type="spellStart"/>
+      <w:r>
+        <w:rPr>
+          <w:rFonts w:ascii="Arial" w:hAnsi="Arial" w:cs="Arial"/>
+          <w:sz w:val="18"/>
         </w:rPr>
         <w:t>PostgreSQL</w:t>
       </w:r>
@@ -997,160 +690,126 @@
       <w:r>
         <w:rPr>
           <w:rFonts w:ascii="Arial" w:hAnsi="Arial" w:cs="Arial"/>
-          <w:sz w:val="20"/>
+          <w:sz w:val="18"/>
+        </w:rPr>
+        <w:t xml:space="preserve">, MySQL, SQL Server | </w:t>
+      </w:r>
+      <w:proofErr w:type="spellStart"/>
+      <w:r>
+        <w:rPr>
+          <w:rFonts w:ascii="Arial" w:hAnsi="Arial" w:cs="Arial"/>
+          <w:b/>
+          <w:sz w:val="18"/>
+        </w:rPr>
+        <w:t>NoSQL</w:t>
+      </w:r>
+      <w:proofErr w:type="spellEnd"/>
+      <w:r>
+        <w:rPr>
+          <w:rFonts w:ascii="Arial" w:hAnsi="Arial" w:cs="Arial"/>
+          <w:sz w:val="18"/>
+        </w:rPr>
+        <w:t xml:space="preserve">: </w:t>
+      </w:r>
+      <w:proofErr w:type="spellStart"/>
+      <w:r>
+        <w:rPr>
+          <w:rFonts w:ascii="Arial" w:hAnsi="Arial" w:cs="Arial"/>
+          <w:sz w:val="18"/>
+        </w:rPr>
+        <w:t>Redis</w:t>
+      </w:r>
+      <w:proofErr w:type="spellEnd"/>
+      <w:r>
+        <w:rPr>
+          <w:rFonts w:ascii="Arial" w:hAnsi="Arial" w:cs="Arial"/>
+          <w:sz w:val="18"/>
         </w:rPr>
         <w:t xml:space="preserve">, </w:t>
       </w:r>
-      <w:r>
-        <w:rPr>
-          <w:rStyle w:val="Strong"/>
-          <w:rFonts w:ascii="Arial" w:hAnsi="Arial" w:cs="Arial"/>
-          <w:sz w:val="20"/>
-        </w:rPr>
-        <w:t>MySQL</w:t>
-      </w:r>
-      <w:r>
-        <w:rPr>
-          <w:rFonts w:ascii="Arial" w:hAnsi="Arial" w:cs="Arial"/>
-          <w:sz w:val="20"/>
+      <w:proofErr w:type="spellStart"/>
+      <w:r>
+        <w:rPr>
+          <w:rFonts w:ascii="Arial" w:hAnsi="Arial" w:cs="Arial"/>
+          <w:sz w:val="18"/>
+        </w:rPr>
+        <w:t>MongoDB</w:t>
+      </w:r>
+      <w:proofErr w:type="spellEnd"/>
+      <w:r>
+        <w:rPr>
+          <w:rFonts w:ascii="Arial" w:hAnsi="Arial" w:cs="Arial"/>
+          <w:sz w:val="18"/>
         </w:rPr>
         <w:t xml:space="preserve">, </w:t>
       </w:r>
-      <w:r>
-        <w:rPr>
-          <w:rStyle w:val="Strong"/>
-          <w:rFonts w:ascii="Arial" w:hAnsi="Arial" w:cs="Arial"/>
-          <w:sz w:val="20"/>
-        </w:rPr>
-        <w:t>SQL Server</w:t>
-      </w:r>
-      <w:r>
-        <w:rPr>
-          <w:rFonts w:ascii="Arial" w:hAnsi="Arial" w:cs="Arial"/>
-          <w:sz w:val="20"/>
+      <w:proofErr w:type="spellStart"/>
+      <w:r>
+        <w:rPr>
+          <w:rFonts w:ascii="Arial" w:hAnsi="Arial" w:cs="Arial"/>
+          <w:sz w:val="18"/>
+        </w:rPr>
+        <w:t>DynamoDB</w:t>
+      </w:r>
+      <w:proofErr w:type="spellEnd"/>
+      <w:r>
+        <w:rPr>
+          <w:rFonts w:ascii="Arial" w:hAnsi="Arial" w:cs="Arial"/>
+          <w:sz w:val="18"/>
         </w:rPr>
         <w:t xml:space="preserve"> | </w:t>
       </w:r>
-      <w:proofErr w:type="spellStart"/>
-      <w:r>
-        <w:rPr>
-          <w:rFonts w:ascii="Arial" w:hAnsi="Arial" w:cs="Arial"/>
-          <w:sz w:val="20"/>
-        </w:rPr>
-        <w:t>NoSQL</w:t>
-      </w:r>
-      <w:proofErr w:type="spellEnd"/>
-      <w:r>
-        <w:rPr>
-          <w:rFonts w:ascii="Arial" w:hAnsi="Arial" w:cs="Arial"/>
-          <w:sz w:val="20"/>
+      <w:r>
+        <w:rPr>
+          <w:rFonts w:ascii="Arial" w:hAnsi="Arial" w:cs="Arial"/>
+          <w:b/>
+          <w:sz w:val="18"/>
+        </w:rPr>
+        <w:t>Queues/streams</w:t>
+      </w:r>
+      <w:r>
+        <w:rPr>
+          <w:rFonts w:ascii="Arial" w:hAnsi="Arial" w:cs="Arial"/>
+          <w:sz w:val="18"/>
+        </w:rPr>
+        <w:t xml:space="preserve">: AWS SQS/SNS, Kafka, </w:t>
+      </w:r>
+      <w:proofErr w:type="spellStart"/>
+      <w:r>
+        <w:rPr>
+          <w:rFonts w:ascii="Arial" w:hAnsi="Arial" w:cs="Arial"/>
+          <w:sz w:val="18"/>
+        </w:rPr>
+        <w:t>RabbitMQ</w:t>
+      </w:r>
+      <w:proofErr w:type="spellEnd"/>
+      <w:r>
+        <w:rPr>
+          <w:rFonts w:ascii="Arial" w:hAnsi="Arial" w:cs="Arial"/>
+          <w:sz w:val="18"/>
+        </w:rPr>
+        <w:t xml:space="preserve"> | </w:t>
+      </w:r>
+      <w:r>
+        <w:rPr>
+          <w:rFonts w:ascii="Arial" w:hAnsi="Arial" w:cs="Arial"/>
+          <w:b/>
+          <w:sz w:val="18"/>
+        </w:rPr>
+        <w:t>Search</w:t>
+      </w:r>
+      <w:r>
+        <w:rPr>
+          <w:rFonts w:ascii="Arial" w:hAnsi="Arial" w:cs="Arial"/>
+          <w:sz w:val="18"/>
         </w:rPr>
         <w:t xml:space="preserve">: </w:t>
       </w:r>
       <w:proofErr w:type="spellStart"/>
       <w:r>
         <w:rPr>
-          <w:rStyle w:val="Strong"/>
-          <w:rFonts w:ascii="Arial" w:hAnsi="Arial" w:cs="Arial"/>
-          <w:sz w:val="20"/>
-        </w:rPr>
-        <w:t>Redis</w:t>
-      </w:r>
-      <w:proofErr w:type="spellEnd"/>
-      <w:r>
-        <w:rPr>
-          <w:rFonts w:ascii="Arial" w:hAnsi="Arial" w:cs="Arial"/>
-          <w:sz w:val="20"/>
-        </w:rPr>
-        <w:t xml:space="preserve">, </w:t>
-      </w:r>
-      <w:proofErr w:type="spellStart"/>
-      <w:r>
-        <w:rPr>
-          <w:rStyle w:val="Strong"/>
-          <w:rFonts w:ascii="Arial" w:hAnsi="Arial" w:cs="Arial"/>
-          <w:sz w:val="20"/>
-        </w:rPr>
-        <w:t>MongoDB</w:t>
-      </w:r>
-      <w:proofErr w:type="spellEnd"/>
-      <w:r>
-        <w:rPr>
-          <w:rFonts w:ascii="Arial" w:hAnsi="Arial" w:cs="Arial"/>
-          <w:sz w:val="20"/>
-        </w:rPr>
-        <w:t xml:space="preserve">, </w:t>
-      </w:r>
-      <w:proofErr w:type="spellStart"/>
-      <w:r>
-        <w:rPr>
-          <w:rStyle w:val="Strong"/>
-          <w:rFonts w:ascii="Arial" w:hAnsi="Arial" w:cs="Arial"/>
-          <w:sz w:val="20"/>
-        </w:rPr>
-        <w:t>DynamoDB</w:t>
-      </w:r>
-      <w:proofErr w:type="spellEnd"/>
-      <w:r>
-        <w:rPr>
-          <w:rFonts w:ascii="Arial" w:hAnsi="Arial" w:cs="Arial"/>
-          <w:sz w:val="20"/>
-        </w:rPr>
-        <w:t xml:space="preserve"> | Queues/streams: </w:t>
-      </w:r>
-      <w:r>
-        <w:rPr>
-          <w:rStyle w:val="Strong"/>
-          <w:rFonts w:ascii="Arial" w:hAnsi="Arial" w:cs="Arial"/>
-          <w:sz w:val="20"/>
-        </w:rPr>
-        <w:t>AWS SQS/SNS</w:t>
-      </w:r>
-      <w:r>
-        <w:rPr>
-          <w:rFonts w:ascii="Arial" w:hAnsi="Arial" w:cs="Arial"/>
-          <w:sz w:val="20"/>
-        </w:rPr>
-        <w:t xml:space="preserve">, </w:t>
-      </w:r>
-      <w:r>
-        <w:rPr>
-          <w:rStyle w:val="Strong"/>
-          <w:rFonts w:ascii="Arial" w:hAnsi="Arial" w:cs="Arial"/>
-          <w:sz w:val="20"/>
-        </w:rPr>
-        <w:t>Kafka</w:t>
-      </w:r>
-      <w:r>
-        <w:rPr>
-          <w:rFonts w:ascii="Arial" w:hAnsi="Arial" w:cs="Arial"/>
-          <w:sz w:val="20"/>
-        </w:rPr>
-        <w:t xml:space="preserve">, </w:t>
-      </w:r>
-      <w:proofErr w:type="spellStart"/>
-      <w:r>
-        <w:rPr>
-          <w:rStyle w:val="Strong"/>
-          <w:rFonts w:ascii="Arial" w:hAnsi="Arial" w:cs="Arial"/>
-          <w:sz w:val="20"/>
-        </w:rPr>
-        <w:t>RabbitMQ</w:t>
-      </w:r>
-      <w:proofErr w:type="spellEnd"/>
-      <w:r>
-        <w:rPr>
-          <w:rFonts w:ascii="Arial" w:hAnsi="Arial" w:cs="Arial"/>
-          <w:sz w:val="20"/>
-        </w:rPr>
-        <w:t xml:space="preserve"> | Search: </w:t>
-      </w:r>
-      <w:proofErr w:type="spellStart"/>
-      <w:r>
-        <w:rPr>
-          <w:rStyle w:val="Strong"/>
-          <w:rFonts w:ascii="Arial" w:hAnsi="Arial" w:cs="Arial"/>
-          <w:sz w:val="20"/>
+          <w:rFonts w:ascii="Arial" w:hAnsi="Arial" w:cs="Arial"/>
+          <w:sz w:val="18"/>
         </w:rPr>
         <w:t>Elasticsearch</w:t>
       </w:r>
@@ -1158,46 +817,30 @@
       <w:r>
         <w:rPr>
           <w:rFonts w:ascii="Arial" w:hAnsi="Arial" w:cs="Arial"/>
-          <w:sz w:val="20"/>
-        </w:rPr>
-        <w:t xml:space="preserve">, </w:t>
-      </w:r>
-      <w:r>
-        <w:rPr>
-          <w:rStyle w:val="Strong"/>
-          <w:rFonts w:ascii="Arial" w:hAnsi="Arial" w:cs="Arial"/>
-          <w:sz w:val="20"/>
-        </w:rPr>
-        <w:t>OpenSearch</w:t>
-      </w:r>
-      <w:r>
-        <w:rPr>
-          <w:rFonts w:ascii="Arial" w:hAnsi="Arial" w:cs="Arial"/>
-          <w:sz w:val="20"/>
-        </w:rPr>
-        <w:t xml:space="preserve"> | Analytics: </w:t>
-      </w:r>
-      <w:r>
-        <w:rPr>
-          <w:rStyle w:val="Strong"/>
-          <w:rFonts w:ascii="Arial" w:hAnsi="Arial" w:cs="Arial"/>
-          <w:sz w:val="20"/>
-        </w:rPr>
-        <w:t>Redshift</w:t>
-      </w:r>
-      <w:r>
-        <w:rPr>
-          <w:rFonts w:ascii="Arial" w:hAnsi="Arial" w:cs="Arial"/>
-          <w:sz w:val="20"/>
-        </w:rPr>
-        <w:t xml:space="preserve">, </w:t>
-      </w:r>
-      <w:proofErr w:type="spellStart"/>
-      <w:r>
-        <w:rPr>
-          <w:rStyle w:val="Strong"/>
-          <w:rFonts w:ascii="Arial" w:hAnsi="Arial" w:cs="Arial"/>
-          <w:sz w:val="20"/>
+          <w:sz w:val="18"/>
+        </w:rPr>
+        <w:t xml:space="preserve">, OpenSearch | </w:t>
+      </w:r>
+      <w:r>
+        <w:rPr>
+          <w:rFonts w:ascii="Arial" w:hAnsi="Arial" w:cs="Arial"/>
+          <w:b/>
+          <w:sz w:val="18"/>
+        </w:rPr>
+        <w:t>Analytics</w:t>
+      </w:r>
+      <w:r>
+        <w:rPr>
+          <w:rFonts w:ascii="Arial" w:hAnsi="Arial" w:cs="Arial"/>
+          <w:sz w:val="18"/>
+        </w:rPr>
+        <w:t xml:space="preserve">: Redshift, </w:t>
+      </w:r>
+      <w:proofErr w:type="spellStart"/>
+      <w:r>
+        <w:rPr>
+          <w:rFonts w:ascii="Arial" w:hAnsi="Arial" w:cs="Arial"/>
+          <w:sz w:val="18"/>
         </w:rPr>
         <w:t>BigQuery</w:t>
       </w:r>
@@ -1205,31 +848,31 @@
     </w:p>
     <w:p>
       <w:pPr>
-        <w:pStyle w:val="NormalWeb"/>
+        <w:pStyle w:val="ListParagraph"/>
         <w:numPr>
           <w:ilvl w:val="0"/>
-          <w:numId w:val="2"/>
+          <w:numId w:val="16"/>
         </w:numPr>
         <w:jc w:val="both"/>
         <w:rPr>
           <w:rFonts w:ascii="Arial" w:hAnsi="Arial" w:cs="Arial"/>
-          <w:sz w:val="20"/>
-        </w:rPr>
-      </w:pPr>
-      <w:r>
-        <w:rPr>
-          <w:rStyle w:val="Strong"/>
-          <w:rFonts w:ascii="Arial" w:hAnsi="Arial" w:cs="Arial"/>
-          <w:sz w:val="20"/>
+          <w:sz w:val="18"/>
+        </w:rPr>
+      </w:pPr>
+      <w:r>
+        <w:rPr>
+          <w:rFonts w:ascii="Arial" w:hAnsi="Arial" w:cs="Arial"/>
+          <w:b/>
+          <w:sz w:val="18"/>
         </w:rPr>
         <w:t xml:space="preserve">Cloud &amp; </w:t>
       </w:r>
       <w:proofErr w:type="spellStart"/>
       <w:r>
         <w:rPr>
-          <w:rStyle w:val="Strong"/>
-          <w:rFonts w:ascii="Arial" w:hAnsi="Arial" w:cs="Arial"/>
-          <w:sz w:val="20"/>
+          <w:rFonts w:ascii="Arial" w:hAnsi="Arial" w:cs="Arial"/>
+          <w:b/>
+          <w:sz w:val="18"/>
         </w:rPr>
         <w:t>DevOps</w:t>
       </w:r>
@@ -1237,591 +880,291 @@
       <w:r>
         <w:rPr>
           <w:rFonts w:ascii="Arial" w:hAnsi="Arial" w:cs="Arial"/>
-          <w:sz w:val="20"/>
-        </w:rPr>
-        <w:t xml:space="preserve"> — AWS (primary): </w:t>
-      </w:r>
-      <w:r>
-        <w:rPr>
-          <w:rStyle w:val="Strong"/>
-          <w:rFonts w:ascii="Arial" w:hAnsi="Arial" w:cs="Arial"/>
-          <w:sz w:val="20"/>
-        </w:rPr>
-        <w:t>EKS</w:t>
-      </w:r>
-      <w:r>
-        <w:rPr>
-          <w:rFonts w:ascii="Arial" w:hAnsi="Arial" w:cs="Arial"/>
-          <w:sz w:val="20"/>
+          <w:b/>
+          <w:sz w:val="18"/>
+        </w:rPr>
+        <w:t xml:space="preserve"> —</w:t>
+      </w:r>
+      <w:r>
+        <w:rPr>
+          <w:rFonts w:ascii="Arial" w:hAnsi="Arial" w:cs="Arial"/>
+          <w:sz w:val="18"/>
+        </w:rPr>
+        <w:t xml:space="preserve"> </w:t>
+      </w:r>
+      <w:proofErr w:type="spellStart"/>
+      <w:r>
+        <w:rPr>
+          <w:rFonts w:ascii="Arial" w:hAnsi="Arial" w:cs="Arial"/>
+          <w:sz w:val="18"/>
+        </w:rPr>
+        <w:t>Docker</w:t>
+      </w:r>
+      <w:proofErr w:type="spellEnd"/>
+      <w:r>
+        <w:rPr>
+          <w:rFonts w:ascii="Arial" w:hAnsi="Arial" w:cs="Arial"/>
+          <w:sz w:val="18"/>
         </w:rPr>
         <w:t xml:space="preserve">, </w:t>
       </w:r>
-      <w:r>
-        <w:rPr>
-          <w:rStyle w:val="Strong"/>
-          <w:rFonts w:ascii="Arial" w:hAnsi="Arial" w:cs="Arial"/>
-          <w:sz w:val="20"/>
-        </w:rPr>
-        <w:t>ECS</w:t>
-      </w:r>
-      <w:r>
-        <w:rPr>
-          <w:rFonts w:ascii="Arial" w:hAnsi="Arial" w:cs="Arial"/>
-          <w:sz w:val="20"/>
+      <w:proofErr w:type="spellStart"/>
+      <w:r>
+        <w:rPr>
+          <w:rFonts w:ascii="Arial" w:hAnsi="Arial" w:cs="Arial"/>
+          <w:sz w:val="18"/>
+        </w:rPr>
+        <w:t>Kubernetes</w:t>
+      </w:r>
+      <w:proofErr w:type="spellEnd"/>
+      <w:r>
+        <w:rPr>
+          <w:rFonts w:ascii="Arial" w:hAnsi="Arial" w:cs="Arial"/>
+          <w:sz w:val="18"/>
+        </w:rPr>
+        <w:t xml:space="preserve">, Helm, Argo CD, </w:t>
+      </w:r>
+      <w:proofErr w:type="spellStart"/>
+      <w:r>
+        <w:rPr>
+          <w:rFonts w:ascii="Arial" w:hAnsi="Arial" w:cs="Arial"/>
+          <w:sz w:val="18"/>
+        </w:rPr>
+        <w:t>GitOps</w:t>
+      </w:r>
+      <w:proofErr w:type="spellEnd"/>
+      <w:r>
+        <w:rPr>
+          <w:rFonts w:ascii="Arial" w:hAnsi="Arial" w:cs="Arial"/>
+          <w:sz w:val="18"/>
         </w:rPr>
         <w:t xml:space="preserve">, </w:t>
       </w:r>
-      <w:r>
-        <w:rPr>
-          <w:rStyle w:val="Strong"/>
-          <w:rFonts w:ascii="Arial" w:hAnsi="Arial" w:cs="Arial"/>
-          <w:sz w:val="20"/>
-        </w:rPr>
-        <w:t>EC2</w:t>
-      </w:r>
-      <w:r>
-        <w:rPr>
-          <w:rFonts w:ascii="Arial" w:hAnsi="Arial" w:cs="Arial"/>
-          <w:sz w:val="20"/>
+      <w:proofErr w:type="spellStart"/>
+      <w:r>
+        <w:rPr>
+          <w:rFonts w:ascii="Arial" w:hAnsi="Arial" w:cs="Arial"/>
+          <w:sz w:val="18"/>
+        </w:rPr>
+        <w:t>Terraform</w:t>
+      </w:r>
+      <w:proofErr w:type="spellEnd"/>
+      <w:r>
+        <w:rPr>
+          <w:rFonts w:ascii="Arial" w:hAnsi="Arial" w:cs="Arial"/>
+          <w:sz w:val="18"/>
         </w:rPr>
         <w:t xml:space="preserve">, </w:t>
       </w:r>
-      <w:r>
-        <w:rPr>
-          <w:rStyle w:val="Strong"/>
-          <w:rFonts w:ascii="Arial" w:hAnsi="Arial" w:cs="Arial"/>
-          <w:sz w:val="20"/>
-        </w:rPr>
-        <w:t>Lambda</w:t>
-      </w:r>
-      <w:r>
-        <w:rPr>
-          <w:rFonts w:ascii="Arial" w:hAnsi="Arial" w:cs="Arial"/>
-          <w:sz w:val="20"/>
+      <w:proofErr w:type="spellStart"/>
+      <w:r>
+        <w:rPr>
+          <w:rFonts w:ascii="Arial" w:hAnsi="Arial" w:cs="Arial"/>
+          <w:sz w:val="18"/>
+        </w:rPr>
+        <w:t>CloudFormation</w:t>
+      </w:r>
+      <w:proofErr w:type="spellEnd"/>
+      <w:r>
+        <w:rPr>
+          <w:rFonts w:ascii="Arial" w:hAnsi="Arial" w:cs="Arial"/>
+          <w:sz w:val="18"/>
+        </w:rPr>
+        <w:t xml:space="preserve"> | </w:t>
+      </w:r>
+      <w:r>
+        <w:rPr>
+          <w:rFonts w:ascii="Arial" w:hAnsi="Arial" w:cs="Arial"/>
+          <w:b/>
+          <w:sz w:val="18"/>
+        </w:rPr>
+        <w:t>AWS</w:t>
+      </w:r>
+      <w:r>
+        <w:rPr>
+          <w:rFonts w:ascii="Arial" w:hAnsi="Arial" w:cs="Arial"/>
+          <w:sz w:val="18"/>
+        </w:rPr>
+        <w:t xml:space="preserve">: EKS, ECS, EC2, Lambda, API Gateway, S3, </w:t>
+      </w:r>
+      <w:proofErr w:type="spellStart"/>
+      <w:r>
+        <w:rPr>
+          <w:rFonts w:ascii="Arial" w:hAnsi="Arial" w:cs="Arial"/>
+          <w:sz w:val="18"/>
+        </w:rPr>
+        <w:t>CloudFront</w:t>
+      </w:r>
+      <w:proofErr w:type="spellEnd"/>
+      <w:r>
+        <w:rPr>
+          <w:rFonts w:ascii="Arial" w:hAnsi="Arial" w:cs="Arial"/>
+          <w:sz w:val="18"/>
+        </w:rPr>
+        <w:t xml:space="preserve">, RDS, </w:t>
+      </w:r>
+      <w:proofErr w:type="spellStart"/>
+      <w:r>
+        <w:rPr>
+          <w:rFonts w:ascii="Arial" w:hAnsi="Arial" w:cs="Arial"/>
+          <w:sz w:val="18"/>
+        </w:rPr>
+        <w:t>DynamoDB</w:t>
+      </w:r>
+      <w:proofErr w:type="spellEnd"/>
+      <w:r>
+        <w:rPr>
+          <w:rFonts w:ascii="Arial" w:hAnsi="Arial" w:cs="Arial"/>
+          <w:sz w:val="18"/>
         </w:rPr>
         <w:t xml:space="preserve">, </w:t>
       </w:r>
-      <w:r>
-        <w:rPr>
-          <w:rStyle w:val="Strong"/>
-          <w:rFonts w:ascii="Arial" w:hAnsi="Arial" w:cs="Arial"/>
-          <w:sz w:val="20"/>
-        </w:rPr>
-        <w:t>API Gateway</w:t>
-      </w:r>
-      <w:r>
-        <w:rPr>
-          <w:rFonts w:ascii="Arial" w:hAnsi="Arial" w:cs="Arial"/>
-          <w:sz w:val="20"/>
+      <w:proofErr w:type="spellStart"/>
+      <w:r>
+        <w:rPr>
+          <w:rFonts w:ascii="Arial" w:hAnsi="Arial" w:cs="Arial"/>
+          <w:sz w:val="18"/>
+        </w:rPr>
+        <w:t>ElastiCache</w:t>
+      </w:r>
+      <w:proofErr w:type="spellEnd"/>
+      <w:r>
+        <w:rPr>
+          <w:rFonts w:ascii="Arial" w:hAnsi="Arial" w:cs="Arial"/>
+          <w:sz w:val="18"/>
         </w:rPr>
         <w:t xml:space="preserve">, </w:t>
       </w:r>
-      <w:r>
-        <w:rPr>
-          <w:rStyle w:val="Strong"/>
-          <w:rFonts w:ascii="Arial" w:hAnsi="Arial" w:cs="Arial"/>
-          <w:sz w:val="20"/>
-        </w:rPr>
-        <w:t>S3</w:t>
-      </w:r>
-      <w:r>
-        <w:rPr>
-          <w:rFonts w:ascii="Arial" w:hAnsi="Arial" w:cs="Arial"/>
-          <w:sz w:val="20"/>
+      <w:proofErr w:type="spellStart"/>
+      <w:r>
+        <w:rPr>
+          <w:rFonts w:ascii="Arial" w:hAnsi="Arial" w:cs="Arial"/>
+          <w:sz w:val="18"/>
+        </w:rPr>
+        <w:t>EventBridge</w:t>
+      </w:r>
+      <w:proofErr w:type="spellEnd"/>
+      <w:r>
+        <w:rPr>
+          <w:rFonts w:ascii="Arial" w:hAnsi="Arial" w:cs="Arial"/>
+          <w:sz w:val="18"/>
+        </w:rPr>
+        <w:t xml:space="preserve">, Step Functions, IAM | </w:t>
+      </w:r>
+      <w:r>
+        <w:rPr>
+          <w:rFonts w:ascii="Arial" w:hAnsi="Arial" w:cs="Arial"/>
+          <w:b/>
+          <w:sz w:val="18"/>
+        </w:rPr>
+        <w:t>Azure</w:t>
+      </w:r>
+      <w:r>
+        <w:rPr>
+          <w:rFonts w:ascii="Arial" w:hAnsi="Arial" w:cs="Arial"/>
+          <w:sz w:val="18"/>
+        </w:rPr>
+        <w:t xml:space="preserve">: AKS, App Service, Azure SQL, Service Bus, Key Vault, Application Insights | </w:t>
+      </w:r>
+      <w:r>
+        <w:rPr>
+          <w:rFonts w:ascii="Arial" w:hAnsi="Arial" w:cs="Arial"/>
+          <w:b/>
+          <w:sz w:val="18"/>
+        </w:rPr>
+        <w:t>GCP</w:t>
+      </w:r>
+      <w:r>
+        <w:rPr>
+          <w:rFonts w:ascii="Arial" w:hAnsi="Arial" w:cs="Arial"/>
+          <w:sz w:val="18"/>
+        </w:rPr>
+        <w:t xml:space="preserve">: GKE, Cloud Run, Pub/Sub, Cloud Storage, </w:t>
+      </w:r>
+      <w:proofErr w:type="spellStart"/>
+      <w:r>
+        <w:rPr>
+          <w:rFonts w:ascii="Arial" w:hAnsi="Arial" w:cs="Arial"/>
+          <w:sz w:val="18"/>
+        </w:rPr>
+        <w:t>BigQuery</w:t>
+      </w:r>
+      <w:proofErr w:type="spellEnd"/>
+      <w:r>
+        <w:rPr>
+          <w:rFonts w:ascii="Arial" w:hAnsi="Arial" w:cs="Arial"/>
+          <w:sz w:val="18"/>
+        </w:rPr>
+        <w:t xml:space="preserve"> (consumer/integrator) | </w:t>
+      </w:r>
+      <w:r>
+        <w:rPr>
+          <w:rFonts w:ascii="Arial" w:hAnsi="Arial" w:cs="Arial"/>
+          <w:b/>
+          <w:sz w:val="18"/>
+        </w:rPr>
+        <w:t>CI/CD</w:t>
+      </w:r>
+      <w:r>
+        <w:rPr>
+          <w:rFonts w:ascii="Arial" w:hAnsi="Arial" w:cs="Arial"/>
+          <w:sz w:val="18"/>
+        </w:rPr>
+        <w:t xml:space="preserve">: </w:t>
+      </w:r>
+      <w:proofErr w:type="spellStart"/>
+      <w:r>
+        <w:rPr>
+          <w:rFonts w:ascii="Arial" w:hAnsi="Arial" w:cs="Arial"/>
+          <w:sz w:val="18"/>
+        </w:rPr>
+        <w:t>GitHub</w:t>
+      </w:r>
+      <w:proofErr w:type="spellEnd"/>
+      <w:r>
+        <w:rPr>
+          <w:rFonts w:ascii="Arial" w:hAnsi="Arial" w:cs="Arial"/>
+          <w:sz w:val="18"/>
+        </w:rPr>
+        <w:t xml:space="preserve"> Actions, </w:t>
+      </w:r>
+      <w:proofErr w:type="spellStart"/>
+      <w:r>
+        <w:rPr>
+          <w:rFonts w:ascii="Arial" w:hAnsi="Arial" w:cs="Arial"/>
+          <w:sz w:val="18"/>
+        </w:rPr>
+        <w:t>GitLab</w:t>
+      </w:r>
+      <w:proofErr w:type="spellEnd"/>
+      <w:r>
+        <w:rPr>
+          <w:rFonts w:ascii="Arial" w:hAnsi="Arial" w:cs="Arial"/>
+          <w:sz w:val="18"/>
+        </w:rPr>
+        <w:t xml:space="preserve"> CI, Jenkins, Azure </w:t>
+      </w:r>
+      <w:proofErr w:type="spellStart"/>
+      <w:r>
+        <w:rPr>
+          <w:rFonts w:ascii="Arial" w:hAnsi="Arial" w:cs="Arial"/>
+          <w:sz w:val="18"/>
+        </w:rPr>
+        <w:t>DevOps</w:t>
+      </w:r>
+      <w:proofErr w:type="spellEnd"/>
+      <w:r>
+        <w:rPr>
+          <w:rFonts w:ascii="Arial" w:hAnsi="Arial" w:cs="Arial"/>
+          <w:sz w:val="18"/>
         </w:rPr>
         <w:t xml:space="preserve">, </w:t>
       </w:r>
       <w:proofErr w:type="spellStart"/>
       <w:r>
         <w:rPr>
-          <w:rStyle w:val="Strong"/>
-          <w:rFonts w:ascii="Arial" w:hAnsi="Arial" w:cs="Arial"/>
-          <w:sz w:val="20"/>
-        </w:rPr>
-        <w:t>CloudFront</w:t>
-      </w:r>
-      <w:proofErr w:type="spellEnd"/>
-      <w:r>
-        <w:rPr>
-          <w:rFonts w:ascii="Arial" w:hAnsi="Arial" w:cs="Arial"/>
-          <w:sz w:val="20"/>
-        </w:rPr>
-        <w:t xml:space="preserve">, </w:t>
-      </w:r>
-      <w:r>
-        <w:rPr>
-          <w:rStyle w:val="Strong"/>
-          <w:rFonts w:ascii="Arial" w:hAnsi="Arial" w:cs="Arial"/>
-          <w:sz w:val="20"/>
-        </w:rPr>
-        <w:t>RDS</w:t>
-      </w:r>
-      <w:r>
-        <w:rPr>
-          <w:rFonts w:ascii="Arial" w:hAnsi="Arial" w:cs="Arial"/>
-          <w:sz w:val="20"/>
-        </w:rPr>
-        <w:t xml:space="preserve">, </w:t>
-      </w:r>
-      <w:proofErr w:type="spellStart"/>
-      <w:r>
-        <w:rPr>
-          <w:rStyle w:val="Strong"/>
-          <w:rFonts w:ascii="Arial" w:hAnsi="Arial" w:cs="Arial"/>
-          <w:sz w:val="20"/>
-        </w:rPr>
-        <w:t>DynamoDB</w:t>
-      </w:r>
-      <w:proofErr w:type="spellEnd"/>
-      <w:r>
-        <w:rPr>
-          <w:rFonts w:ascii="Arial" w:hAnsi="Arial" w:cs="Arial"/>
-          <w:sz w:val="20"/>
-        </w:rPr>
-        <w:t xml:space="preserve">, </w:t>
-      </w:r>
-      <w:proofErr w:type="spellStart"/>
-      <w:r>
-        <w:rPr>
-          <w:rStyle w:val="Strong"/>
-          <w:rFonts w:ascii="Arial" w:hAnsi="Arial" w:cs="Arial"/>
-          <w:sz w:val="20"/>
-        </w:rPr>
-        <w:t>ElastiCache</w:t>
-      </w:r>
-      <w:proofErr w:type="spellEnd"/>
-      <w:r>
-        <w:rPr>
-          <w:rFonts w:ascii="Arial" w:hAnsi="Arial" w:cs="Arial"/>
-          <w:sz w:val="20"/>
-        </w:rPr>
-        <w:t xml:space="preserve">, </w:t>
-      </w:r>
-      <w:proofErr w:type="spellStart"/>
-      <w:r>
-        <w:rPr>
-          <w:rStyle w:val="Strong"/>
-          <w:rFonts w:ascii="Arial" w:hAnsi="Arial" w:cs="Arial"/>
-          <w:sz w:val="20"/>
-        </w:rPr>
-        <w:t>EventBridge</w:t>
-      </w:r>
-      <w:proofErr w:type="spellEnd"/>
-      <w:r>
-        <w:rPr>
-          <w:rFonts w:ascii="Arial" w:hAnsi="Arial" w:cs="Arial"/>
-          <w:sz w:val="20"/>
-        </w:rPr>
-        <w:t xml:space="preserve">, </w:t>
-      </w:r>
-      <w:r>
-        <w:rPr>
-          <w:rStyle w:val="Strong"/>
-          <w:rFonts w:ascii="Arial" w:hAnsi="Arial" w:cs="Arial"/>
-          <w:sz w:val="20"/>
-        </w:rPr>
-        <w:t>Step Functions</w:t>
-      </w:r>
-      <w:r>
-        <w:rPr>
-          <w:rFonts w:ascii="Arial" w:hAnsi="Arial" w:cs="Arial"/>
-          <w:sz w:val="20"/>
-        </w:rPr>
-        <w:t xml:space="preserve">, </w:t>
-      </w:r>
-      <w:r>
-        <w:rPr>
-          <w:rStyle w:val="Strong"/>
-          <w:rFonts w:ascii="Arial" w:hAnsi="Arial" w:cs="Arial"/>
-          <w:sz w:val="20"/>
-        </w:rPr>
-        <w:t>IAM</w:t>
-      </w:r>
-      <w:r>
-        <w:rPr>
-          <w:rFonts w:ascii="Arial" w:hAnsi="Arial" w:cs="Arial"/>
-          <w:sz w:val="20"/>
-        </w:rPr>
-        <w:t xml:space="preserve"> | Azure: </w:t>
-      </w:r>
-      <w:r>
-        <w:rPr>
-          <w:rStyle w:val="Strong"/>
-          <w:rFonts w:ascii="Arial" w:hAnsi="Arial" w:cs="Arial"/>
-          <w:sz w:val="20"/>
-        </w:rPr>
-        <w:t>AKS</w:t>
-      </w:r>
-      <w:r>
-        <w:rPr>
-          <w:rFonts w:ascii="Arial" w:hAnsi="Arial" w:cs="Arial"/>
-          <w:sz w:val="20"/>
-        </w:rPr>
-        <w:t xml:space="preserve">, </w:t>
-      </w:r>
-      <w:r>
-        <w:rPr>
-          <w:rStyle w:val="Strong"/>
-          <w:rFonts w:ascii="Arial" w:hAnsi="Arial" w:cs="Arial"/>
-          <w:sz w:val="20"/>
-        </w:rPr>
-        <w:t>App Service</w:t>
-      </w:r>
-      <w:r>
-        <w:rPr>
-          <w:rFonts w:ascii="Arial" w:hAnsi="Arial" w:cs="Arial"/>
-          <w:sz w:val="20"/>
-        </w:rPr>
-        <w:t xml:space="preserve">, </w:t>
-      </w:r>
-      <w:r>
-        <w:rPr>
-          <w:rStyle w:val="Strong"/>
-          <w:rFonts w:ascii="Arial" w:hAnsi="Arial" w:cs="Arial"/>
-          <w:sz w:val="20"/>
-        </w:rPr>
-        <w:t>Azure SQL</w:t>
-      </w:r>
-      <w:r>
-        <w:rPr>
-          <w:rFonts w:ascii="Arial" w:hAnsi="Arial" w:cs="Arial"/>
-          <w:sz w:val="20"/>
-        </w:rPr>
-        <w:t xml:space="preserve">, </w:t>
-      </w:r>
-      <w:r>
-        <w:rPr>
-          <w:rStyle w:val="Strong"/>
-          <w:rFonts w:ascii="Arial" w:hAnsi="Arial" w:cs="Arial"/>
-          <w:sz w:val="20"/>
-        </w:rPr>
-        <w:t>Service Bus</w:t>
-      </w:r>
-      <w:r>
-        <w:rPr>
-          <w:rFonts w:ascii="Arial" w:hAnsi="Arial" w:cs="Arial"/>
-          <w:sz w:val="20"/>
-        </w:rPr>
-        <w:t xml:space="preserve">, </w:t>
-      </w:r>
-      <w:r>
-        <w:rPr>
-          <w:rStyle w:val="Strong"/>
-          <w:rFonts w:ascii="Arial" w:hAnsi="Arial" w:cs="Arial"/>
-          <w:sz w:val="20"/>
-        </w:rPr>
-        <w:t>Key Vault</w:t>
-      </w:r>
-      <w:r>
-        <w:rPr>
-          <w:rFonts w:ascii="Arial" w:hAnsi="Arial" w:cs="Arial"/>
-          <w:sz w:val="20"/>
-        </w:rPr>
-        <w:t xml:space="preserve">, </w:t>
-      </w:r>
-      <w:r>
-        <w:rPr>
-          <w:rStyle w:val="Strong"/>
-          <w:rFonts w:ascii="Arial" w:hAnsi="Arial" w:cs="Arial"/>
-          <w:sz w:val="20"/>
-        </w:rPr>
-        <w:t>Application Insights</w:t>
-      </w:r>
-      <w:r>
-        <w:rPr>
-          <w:rFonts w:ascii="Arial" w:hAnsi="Arial" w:cs="Arial"/>
-          <w:sz w:val="20"/>
-        </w:rPr>
-        <w:t xml:space="preserve"> | GCP: </w:t>
-      </w:r>
-      <w:r>
-        <w:rPr>
-          <w:rStyle w:val="Strong"/>
-          <w:rFonts w:ascii="Arial" w:hAnsi="Arial" w:cs="Arial"/>
-          <w:sz w:val="20"/>
-        </w:rPr>
-        <w:t>GKE</w:t>
-      </w:r>
-      <w:r>
-        <w:rPr>
-          <w:rFonts w:ascii="Arial" w:hAnsi="Arial" w:cs="Arial"/>
-          <w:sz w:val="20"/>
-        </w:rPr>
-        <w:t xml:space="preserve">, </w:t>
-      </w:r>
-      <w:r>
-        <w:rPr>
-          <w:rStyle w:val="Strong"/>
-          <w:rFonts w:ascii="Arial" w:hAnsi="Arial" w:cs="Arial"/>
-          <w:sz w:val="20"/>
-        </w:rPr>
-        <w:t>Cloud Run</w:t>
-      </w:r>
-      <w:r>
-        <w:rPr>
-          <w:rFonts w:ascii="Arial" w:hAnsi="Arial" w:cs="Arial"/>
-          <w:sz w:val="20"/>
-        </w:rPr>
-        <w:t xml:space="preserve">, </w:t>
-      </w:r>
-      <w:r>
-        <w:rPr>
-          <w:rStyle w:val="Strong"/>
-          <w:rFonts w:ascii="Arial" w:hAnsi="Arial" w:cs="Arial"/>
-          <w:sz w:val="20"/>
-        </w:rPr>
-        <w:t>Pub/Sub</w:t>
-      </w:r>
-      <w:r>
-        <w:rPr>
-          <w:rFonts w:ascii="Arial" w:hAnsi="Arial" w:cs="Arial"/>
-          <w:sz w:val="20"/>
-        </w:rPr>
-        <w:t xml:space="preserve">, </w:t>
-      </w:r>
-      <w:r>
-        <w:rPr>
-          <w:rStyle w:val="Strong"/>
-          <w:rFonts w:ascii="Arial" w:hAnsi="Arial" w:cs="Arial"/>
-          <w:sz w:val="20"/>
-        </w:rPr>
-        <w:t>Cloud Storage</w:t>
-      </w:r>
-      <w:r>
-        <w:rPr>
-          <w:rFonts w:ascii="Arial" w:hAnsi="Arial" w:cs="Arial"/>
-          <w:sz w:val="20"/>
-        </w:rPr>
-        <w:t xml:space="preserve">, </w:t>
-      </w:r>
-      <w:proofErr w:type="spellStart"/>
-      <w:r>
-        <w:rPr>
-          <w:rStyle w:val="Strong"/>
-          <w:rFonts w:ascii="Arial" w:hAnsi="Arial" w:cs="Arial"/>
-          <w:sz w:val="20"/>
-        </w:rPr>
-        <w:t>BigQuery</w:t>
-      </w:r>
-      <w:proofErr w:type="spellEnd"/>
-      <w:r>
-        <w:rPr>
-          <w:rFonts w:ascii="Arial" w:hAnsi="Arial" w:cs="Arial"/>
-          <w:sz w:val="20"/>
-        </w:rPr>
-        <w:t xml:space="preserve"> (consumer/integrator) | </w:t>
-      </w:r>
-      <w:proofErr w:type="spellStart"/>
-      <w:r>
-        <w:rPr>
-          <w:rStyle w:val="Strong"/>
-          <w:rFonts w:ascii="Arial" w:hAnsi="Arial" w:cs="Arial"/>
-          <w:sz w:val="20"/>
-        </w:rPr>
-        <w:t>Docker</w:t>
-      </w:r>
-      <w:proofErr w:type="spellEnd"/>
-      <w:r>
-        <w:rPr>
-          <w:rFonts w:ascii="Arial" w:hAnsi="Arial" w:cs="Arial"/>
-          <w:sz w:val="20"/>
-        </w:rPr>
-        <w:t xml:space="preserve">, </w:t>
-      </w:r>
-      <w:proofErr w:type="spellStart"/>
-      <w:r>
-        <w:rPr>
-          <w:rStyle w:val="Strong"/>
-          <w:rFonts w:ascii="Arial" w:hAnsi="Arial" w:cs="Arial"/>
-          <w:sz w:val="20"/>
-        </w:rPr>
-        <w:t>Kubernetes</w:t>
-      </w:r>
-      <w:proofErr w:type="spellEnd"/>
-      <w:r>
-        <w:rPr>
-          <w:rFonts w:ascii="Arial" w:hAnsi="Arial" w:cs="Arial"/>
-          <w:sz w:val="20"/>
-        </w:rPr>
-        <w:t xml:space="preserve">, </w:t>
-      </w:r>
-      <w:r>
-        <w:rPr>
-          <w:rStyle w:val="Strong"/>
-          <w:rFonts w:ascii="Arial" w:hAnsi="Arial" w:cs="Arial"/>
-          <w:sz w:val="20"/>
-        </w:rPr>
-        <w:t>Helm</w:t>
-      </w:r>
-      <w:r>
-        <w:rPr>
-          <w:rFonts w:ascii="Arial" w:hAnsi="Arial" w:cs="Arial"/>
-          <w:sz w:val="20"/>
-        </w:rPr>
-        <w:t xml:space="preserve">, </w:t>
-      </w:r>
-      <w:r>
-        <w:rPr>
-          <w:rStyle w:val="Strong"/>
-          <w:rFonts w:ascii="Arial" w:hAnsi="Arial" w:cs="Arial"/>
-          <w:sz w:val="20"/>
-        </w:rPr>
-        <w:t>Argo CD</w:t>
-      </w:r>
-      <w:r>
-        <w:rPr>
-          <w:rFonts w:ascii="Arial" w:hAnsi="Arial" w:cs="Arial"/>
-          <w:sz w:val="20"/>
-        </w:rPr>
-        <w:t xml:space="preserve">, </w:t>
-      </w:r>
-      <w:proofErr w:type="spellStart"/>
-      <w:r>
-        <w:rPr>
-          <w:rStyle w:val="Strong"/>
-          <w:rFonts w:ascii="Arial" w:hAnsi="Arial" w:cs="Arial"/>
-          <w:sz w:val="20"/>
-        </w:rPr>
-        <w:t>GitOps</w:t>
-      </w:r>
-      <w:proofErr w:type="spellEnd"/>
-      <w:r>
-        <w:rPr>
-          <w:rFonts w:ascii="Arial" w:hAnsi="Arial" w:cs="Arial"/>
-          <w:sz w:val="20"/>
-        </w:rPr>
-        <w:t xml:space="preserve">, </w:t>
-      </w:r>
-      <w:proofErr w:type="spellStart"/>
-      <w:r>
-        <w:rPr>
-          <w:rStyle w:val="Strong"/>
-          <w:rFonts w:ascii="Arial" w:hAnsi="Arial" w:cs="Arial"/>
-          <w:sz w:val="20"/>
-        </w:rPr>
-        <w:t>Terraform</w:t>
-      </w:r>
-      <w:proofErr w:type="spellEnd"/>
-      <w:r>
-        <w:rPr>
-          <w:rFonts w:ascii="Arial" w:hAnsi="Arial" w:cs="Arial"/>
-          <w:sz w:val="20"/>
-        </w:rPr>
-        <w:t xml:space="preserve">, </w:t>
-      </w:r>
-      <w:proofErr w:type="spellStart"/>
-      <w:r>
-        <w:rPr>
-          <w:rStyle w:val="Strong"/>
-          <w:rFonts w:ascii="Arial" w:hAnsi="Arial" w:cs="Arial"/>
-          <w:sz w:val="20"/>
-        </w:rPr>
-        <w:t>CloudFormation</w:t>
-      </w:r>
-      <w:proofErr w:type="spellEnd"/>
-      <w:r>
-        <w:rPr>
-          <w:rFonts w:ascii="Arial" w:hAnsi="Arial" w:cs="Arial"/>
-          <w:sz w:val="20"/>
-        </w:rPr>
-        <w:t xml:space="preserve"> | CI/CD: </w:t>
-      </w:r>
-      <w:proofErr w:type="spellStart"/>
-      <w:r>
-        <w:rPr>
-          <w:rStyle w:val="Strong"/>
-          <w:rFonts w:ascii="Arial" w:hAnsi="Arial" w:cs="Arial"/>
-          <w:sz w:val="20"/>
-        </w:rPr>
-        <w:t>GitHub</w:t>
-      </w:r>
-      <w:proofErr w:type="spellEnd"/>
-      <w:r>
-        <w:rPr>
-          <w:rStyle w:val="Strong"/>
-          <w:rFonts w:ascii="Arial" w:hAnsi="Arial" w:cs="Arial"/>
-          <w:sz w:val="20"/>
-        </w:rPr>
-        <w:t xml:space="preserve"> Actions</w:t>
-      </w:r>
-      <w:r>
-        <w:rPr>
-          <w:rFonts w:ascii="Arial" w:hAnsi="Arial" w:cs="Arial"/>
-          <w:sz w:val="20"/>
-        </w:rPr>
-        <w:t xml:space="preserve">, </w:t>
-      </w:r>
-      <w:proofErr w:type="spellStart"/>
-      <w:r>
-        <w:rPr>
-          <w:rStyle w:val="Strong"/>
-          <w:rFonts w:ascii="Arial" w:hAnsi="Arial" w:cs="Arial"/>
-          <w:sz w:val="20"/>
-        </w:rPr>
-        <w:t>GitLab</w:t>
-      </w:r>
-      <w:proofErr w:type="spellEnd"/>
-      <w:r>
-        <w:rPr>
-          <w:rStyle w:val="Strong"/>
-          <w:rFonts w:ascii="Arial" w:hAnsi="Arial" w:cs="Arial"/>
-          <w:sz w:val="20"/>
-        </w:rPr>
-        <w:t xml:space="preserve"> CI</w:t>
-      </w:r>
-      <w:r>
-        <w:rPr>
-          <w:rFonts w:ascii="Arial" w:hAnsi="Arial" w:cs="Arial"/>
-          <w:sz w:val="20"/>
-        </w:rPr>
-        <w:t xml:space="preserve">, </w:t>
-      </w:r>
-      <w:r>
-        <w:rPr>
-          <w:rStyle w:val="Strong"/>
-          <w:rFonts w:ascii="Arial" w:hAnsi="Arial" w:cs="Arial"/>
-          <w:sz w:val="20"/>
-        </w:rPr>
-        <w:t>Jenkins</w:t>
-      </w:r>
-      <w:r>
-        <w:rPr>
-          <w:rFonts w:ascii="Arial" w:hAnsi="Arial" w:cs="Arial"/>
-          <w:sz w:val="20"/>
-        </w:rPr>
-        <w:t xml:space="preserve">, </w:t>
-      </w:r>
-      <w:r>
-        <w:rPr>
-          <w:rStyle w:val="Strong"/>
-          <w:rFonts w:ascii="Arial" w:hAnsi="Arial" w:cs="Arial"/>
-          <w:sz w:val="20"/>
-        </w:rPr>
-        <w:t xml:space="preserve">Azure </w:t>
-      </w:r>
-      <w:proofErr w:type="spellStart"/>
-      <w:r>
-        <w:rPr>
-          <w:rStyle w:val="Strong"/>
-          <w:rFonts w:ascii="Arial" w:hAnsi="Arial" w:cs="Arial"/>
-          <w:sz w:val="20"/>
-        </w:rPr>
-        <w:t>DevOps</w:t>
-      </w:r>
-      <w:proofErr w:type="spellEnd"/>
-      <w:r>
-        <w:rPr>
-          <w:rFonts w:ascii="Arial" w:hAnsi="Arial" w:cs="Arial"/>
-          <w:sz w:val="20"/>
-        </w:rPr>
-        <w:t xml:space="preserve">, </w:t>
-      </w:r>
-      <w:proofErr w:type="spellStart"/>
-      <w:r>
-        <w:rPr>
-          <w:rStyle w:val="Strong"/>
-          <w:rFonts w:ascii="Arial" w:hAnsi="Arial" w:cs="Arial"/>
-          <w:sz w:val="20"/>
+          <w:rFonts w:ascii="Arial" w:hAnsi="Arial" w:cs="Arial"/>
+          <w:sz w:val="18"/>
         </w:rPr>
         <w:t>CircleCI</w:t>
       </w:r>
@@ -1829,48 +1172,47 @@
     </w:p>
     <w:p>
       <w:pPr>
-        <w:pStyle w:val="NormalWeb"/>
+        <w:pStyle w:val="ListParagraph"/>
         <w:numPr>
           <w:ilvl w:val="0"/>
-          <w:numId w:val="2"/>
+          <w:numId w:val="16"/>
         </w:numPr>
         <w:jc w:val="both"/>
         <w:rPr>
           <w:rFonts w:ascii="Arial" w:hAnsi="Arial" w:cs="Arial"/>
-          <w:sz w:val="20"/>
-        </w:rPr>
-      </w:pPr>
-      <w:proofErr w:type="spellStart"/>
-      <w:r>
-        <w:rPr>
-          <w:rStyle w:val="Strong"/>
-          <w:rFonts w:ascii="Arial" w:hAnsi="Arial" w:cs="Arial"/>
-          <w:sz w:val="20"/>
+          <w:sz w:val="18"/>
+        </w:rPr>
+      </w:pPr>
+      <w:proofErr w:type="spellStart"/>
+      <w:r>
+        <w:rPr>
+          <w:rFonts w:ascii="Arial" w:hAnsi="Arial" w:cs="Arial"/>
+          <w:b/>
+          <w:sz w:val="18"/>
         </w:rPr>
         <w:t>Observability</w:t>
       </w:r>
       <w:proofErr w:type="spellEnd"/>
       <w:r>
         <w:rPr>
-          <w:rStyle w:val="Strong"/>
-          <w:rFonts w:ascii="Arial" w:hAnsi="Arial" w:cs="Arial"/>
-          <w:sz w:val="20"/>
+          <w:rFonts w:ascii="Arial" w:hAnsi="Arial" w:cs="Arial"/>
+          <w:b/>
+          <w:sz w:val="18"/>
         </w:rPr>
         <w:t>, Quality &amp; Security</w:t>
       </w:r>
       <w:r>
         <w:rPr>
           <w:rFonts w:ascii="Arial" w:hAnsi="Arial" w:cs="Arial"/>
-          <w:sz w:val="20"/>
+          <w:sz w:val="18"/>
         </w:rPr>
         <w:t xml:space="preserve"> — </w:t>
       </w:r>
       <w:proofErr w:type="spellStart"/>
       <w:r>
         <w:rPr>
-          <w:rStyle w:val="Strong"/>
-          <w:rFonts w:ascii="Arial" w:hAnsi="Arial" w:cs="Arial"/>
-          <w:sz w:val="20"/>
+          <w:rFonts w:ascii="Arial" w:hAnsi="Arial" w:cs="Arial"/>
+          <w:sz w:val="18"/>
         </w:rPr>
         <w:t>OpenTelemetry</w:t>
       </w:r>
@@ -1878,16 +1220,15 @@
       <w:r>
         <w:rPr>
           <w:rFonts w:ascii="Arial" w:hAnsi="Arial" w:cs="Arial"/>
-          <w:sz w:val="20"/>
+          <w:sz w:val="18"/>
         </w:rPr>
         <w:t xml:space="preserve">, </w:t>
       </w:r>
       <w:proofErr w:type="spellStart"/>
       <w:r>
         <w:rPr>
-          <w:rStyle w:val="Strong"/>
-          <w:rFonts w:ascii="Arial" w:hAnsi="Arial" w:cs="Arial"/>
-          <w:sz w:val="20"/>
+          <w:rFonts w:ascii="Arial" w:hAnsi="Arial" w:cs="Arial"/>
+          <w:sz w:val="18"/>
         </w:rPr>
         <w:t>Datadog</w:t>
       </w:r>
@@ -1895,31 +1236,15 @@
       <w:r>
         <w:rPr>
           <w:rFonts w:ascii="Arial" w:hAnsi="Arial" w:cs="Arial"/>
-          <w:sz w:val="20"/>
-        </w:rPr>
-        <w:t xml:space="preserve">, </w:t>
-      </w:r>
-      <w:r>
-        <w:rPr>
-          <w:rStyle w:val="Strong"/>
-          <w:rFonts w:ascii="Arial" w:hAnsi="Arial" w:cs="Arial"/>
-          <w:sz w:val="20"/>
-        </w:rPr>
-        <w:t>Prometheus</w:t>
-      </w:r>
-      <w:r>
-        <w:rPr>
-          <w:rFonts w:ascii="Arial" w:hAnsi="Arial" w:cs="Arial"/>
-          <w:sz w:val="20"/>
-        </w:rPr>
-        <w:t xml:space="preserve">, </w:t>
-      </w:r>
-      <w:proofErr w:type="spellStart"/>
-      <w:r>
-        <w:rPr>
-          <w:rStyle w:val="Strong"/>
-          <w:rFonts w:ascii="Arial" w:hAnsi="Arial" w:cs="Arial"/>
-          <w:sz w:val="20"/>
+          <w:sz w:val="18"/>
+        </w:rPr>
+        <w:t xml:space="preserve">, Prometheus, </w:t>
+      </w:r>
+      <w:proofErr w:type="spellStart"/>
+      <w:r>
+        <w:rPr>
+          <w:rFonts w:ascii="Arial" w:hAnsi="Arial" w:cs="Arial"/>
+          <w:sz w:val="18"/>
         </w:rPr>
         <w:t>Grafana</w:t>
       </w:r>
@@ -1927,31 +1252,15 @@
       <w:r>
         <w:rPr>
           <w:rFonts w:ascii="Arial" w:hAnsi="Arial" w:cs="Arial"/>
-          <w:sz w:val="20"/>
-        </w:rPr>
-        <w:t xml:space="preserve">, </w:t>
-      </w:r>
-      <w:r>
-        <w:rPr>
-          <w:rStyle w:val="Strong"/>
-          <w:rFonts w:ascii="Arial" w:hAnsi="Arial" w:cs="Arial"/>
-          <w:sz w:val="20"/>
-        </w:rPr>
-        <w:t>ELK/EFK</w:t>
-      </w:r>
-      <w:r>
-        <w:rPr>
-          <w:rFonts w:ascii="Arial" w:hAnsi="Arial" w:cs="Arial"/>
-          <w:sz w:val="20"/>
-        </w:rPr>
-        <w:t xml:space="preserve">, </w:t>
-      </w:r>
-      <w:proofErr w:type="spellStart"/>
-      <w:r>
-        <w:rPr>
-          <w:rStyle w:val="Strong"/>
-          <w:rFonts w:ascii="Arial" w:hAnsi="Arial" w:cs="Arial"/>
-          <w:sz w:val="20"/>
+          <w:sz w:val="18"/>
+        </w:rPr>
+        <w:t xml:space="preserve">, ELK/EFK, </w:t>
+      </w:r>
+      <w:proofErr w:type="spellStart"/>
+      <w:r>
+        <w:rPr>
+          <w:rFonts w:ascii="Arial" w:hAnsi="Arial" w:cs="Arial"/>
+          <w:sz w:val="18"/>
         </w:rPr>
         <w:t>CloudWatch</w:t>
       </w:r>
@@ -1959,76 +1268,15 @@
       <w:r>
         <w:rPr>
           <w:rFonts w:ascii="Arial" w:hAnsi="Arial" w:cs="Arial"/>
-          <w:sz w:val="20"/>
-        </w:rPr>
-        <w:t xml:space="preserve">, </w:t>
-      </w:r>
-      <w:r>
-        <w:rPr>
-          <w:rStyle w:val="Strong"/>
-          <w:rFonts w:ascii="Arial" w:hAnsi="Arial" w:cs="Arial"/>
-          <w:sz w:val="20"/>
-        </w:rPr>
-        <w:t>structured logging</w:t>
-      </w:r>
-      <w:r>
-        <w:rPr>
-          <w:rFonts w:ascii="Arial" w:hAnsi="Arial" w:cs="Arial"/>
-          <w:sz w:val="20"/>
-        </w:rPr>
-        <w:t>, contract tests (</w:t>
-      </w:r>
-      <w:r>
-        <w:rPr>
-          <w:rStyle w:val="Strong"/>
-          <w:rFonts w:ascii="Arial" w:hAnsi="Arial" w:cs="Arial"/>
-          <w:sz w:val="20"/>
-        </w:rPr>
-        <w:t>Pact-style</w:t>
-      </w:r>
-      <w:r>
-        <w:rPr>
-          <w:rFonts w:ascii="Arial" w:hAnsi="Arial" w:cs="Arial"/>
-          <w:sz w:val="20"/>
-        </w:rPr>
-        <w:t xml:space="preserve">), </w:t>
-      </w:r>
-      <w:r>
-        <w:rPr>
-          <w:rStyle w:val="Strong"/>
-          <w:rFonts w:ascii="Arial" w:hAnsi="Arial" w:cs="Arial"/>
-          <w:sz w:val="20"/>
-        </w:rPr>
-        <w:t>Mocha</w:t>
-      </w:r>
-      <w:r>
-        <w:rPr>
-          <w:rFonts w:ascii="Arial" w:hAnsi="Arial" w:cs="Arial"/>
-          <w:sz w:val="20"/>
-        </w:rPr>
-        <w:t xml:space="preserve">, </w:t>
-      </w:r>
-      <w:r>
-        <w:rPr>
-          <w:rStyle w:val="Strong"/>
-          <w:rFonts w:ascii="Arial" w:hAnsi="Arial" w:cs="Arial"/>
-          <w:sz w:val="20"/>
-        </w:rPr>
-        <w:t>Chai</w:t>
-      </w:r>
-      <w:r>
-        <w:rPr>
-          <w:rFonts w:ascii="Arial" w:hAnsi="Arial" w:cs="Arial"/>
-          <w:sz w:val="20"/>
-        </w:rPr>
-        <w:t xml:space="preserve">, </w:t>
-      </w:r>
-      <w:proofErr w:type="spellStart"/>
-      <w:r>
-        <w:rPr>
-          <w:rStyle w:val="Strong"/>
-          <w:rFonts w:ascii="Arial" w:hAnsi="Arial" w:cs="Arial"/>
-          <w:sz w:val="20"/>
+          <w:sz w:val="18"/>
+        </w:rPr>
+        <w:t xml:space="preserve">, structured logging, contract tests (Pact-style), Mocha, Chai, </w:t>
+      </w:r>
+      <w:proofErr w:type="spellStart"/>
+      <w:r>
+        <w:rPr>
+          <w:rFonts w:ascii="Arial" w:hAnsi="Arial" w:cs="Arial"/>
+          <w:sz w:val="18"/>
         </w:rPr>
         <w:t>Okta</w:t>
       </w:r>
@@ -2036,39 +1284,15 @@
       <w:r>
         <w:rPr>
           <w:rFonts w:ascii="Arial" w:hAnsi="Arial" w:cs="Arial"/>
-          <w:sz w:val="20"/>
-        </w:rPr>
-        <w:t xml:space="preserve">, </w:t>
-      </w:r>
-      <w:r>
-        <w:rPr>
-          <w:rStyle w:val="Strong"/>
-          <w:rFonts w:ascii="Arial" w:hAnsi="Arial" w:cs="Arial"/>
-          <w:sz w:val="20"/>
-        </w:rPr>
-        <w:t>Auth0</w:t>
-      </w:r>
-      <w:r>
-        <w:rPr>
-          <w:rFonts w:ascii="Arial" w:hAnsi="Arial" w:cs="Arial"/>
-          <w:sz w:val="20"/>
-        </w:rPr>
-        <w:t xml:space="preserve">, </w:t>
-      </w:r>
-      <w:r>
-        <w:rPr>
-          <w:rStyle w:val="Strong"/>
-          <w:rFonts w:ascii="Arial" w:hAnsi="Arial" w:cs="Arial"/>
-          <w:sz w:val="20"/>
-        </w:rPr>
-        <w:t xml:space="preserve">AWS </w:t>
-      </w:r>
-      <w:proofErr w:type="spellStart"/>
-      <w:r>
-        <w:rPr>
-          <w:rStyle w:val="Strong"/>
-          <w:rFonts w:ascii="Arial" w:hAnsi="Arial" w:cs="Arial"/>
-          <w:sz w:val="20"/>
+          <w:sz w:val="18"/>
+        </w:rPr>
+        <w:t xml:space="preserve">, Auth0, AWS </w:t>
+      </w:r>
+      <w:proofErr w:type="spellStart"/>
+      <w:r>
+        <w:rPr>
+          <w:rFonts w:ascii="Arial" w:hAnsi="Arial" w:cs="Arial"/>
+          <w:sz w:val="18"/>
         </w:rPr>
         <w:t>Cognito</w:t>
       </w:r>
@@ -2148,14 +1372,14 @@
         <w:jc w:val="both"/>
         <w:rPr>
           <w:rFonts w:ascii="Arial" w:hAnsi="Arial" w:cs="Arial"/>
-          <w:sz w:val="20"/>
-          <w:szCs w:val="20"/>
-        </w:rPr>
-      </w:pPr>
-      <w:r>
-        <w:rPr>
-          <w:rFonts w:ascii="Arial" w:hAnsi="Arial" w:cs="Arial"/>
-          <w:sz w:val="20"/>
+          <w:sz w:val="18"/>
+          <w:szCs w:val="20"/>
+        </w:rPr>
+      </w:pPr>
+      <w:r>
+        <w:rPr>
+          <w:rFonts w:ascii="Arial" w:hAnsi="Arial" w:cs="Arial"/>
+          <w:sz w:val="18"/>
           <w:szCs w:val="20"/>
         </w:rPr>
         <w:t xml:space="preserve">Led a multi-quarter </w:t>
@@ -2164,7 +1388,7 @@
         <w:rPr>
           <w:rStyle w:val="Strong"/>
           <w:rFonts w:ascii="Arial" w:hAnsi="Arial" w:cs="Arial"/>
-          <w:sz w:val="20"/>
+          <w:sz w:val="18"/>
           <w:szCs w:val="20"/>
         </w:rPr>
         <w:t>Angular modernization</w:t>
@@ -2172,7 +1396,7 @@
       <w:r>
         <w:rPr>
           <w:rFonts w:ascii="Arial" w:hAnsi="Arial" w:cs="Arial"/>
-          <w:sz w:val="20"/>
+          <w:sz w:val="18"/>
           <w:szCs w:val="20"/>
         </w:rPr>
         <w:t xml:space="preserve"> program, migrating fragile screens into typed feature modules with clear boundaries and reducing release risk through predictable integration points.</w:t>
@@ -2188,14 +1412,14 @@
         <w:jc w:val="both"/>
         <w:rPr>
           <w:rFonts w:ascii="Arial" w:hAnsi="Arial" w:cs="Arial"/>
-          <w:sz w:val="20"/>
-          <w:szCs w:val="20"/>
-        </w:rPr>
-      </w:pPr>
-      <w:r>
-        <w:rPr>
-          <w:rFonts w:ascii="Arial" w:hAnsi="Arial" w:cs="Arial"/>
-          <w:sz w:val="20"/>
+          <w:sz w:val="18"/>
+          <w:szCs w:val="20"/>
+        </w:rPr>
+      </w:pPr>
+      <w:r>
+        <w:rPr>
+          <w:rFonts w:ascii="Arial" w:hAnsi="Arial" w:cs="Arial"/>
+          <w:sz w:val="18"/>
           <w:szCs w:val="20"/>
         </w:rPr>
         <w:t xml:space="preserve">Designed </w:t>
@@ -2204,7 +1428,7 @@
         <w:rPr>
           <w:rStyle w:val="Strong"/>
           <w:rFonts w:ascii="Arial" w:hAnsi="Arial" w:cs="Arial"/>
-          <w:sz w:val="20"/>
+          <w:sz w:val="18"/>
           <w:szCs w:val="20"/>
         </w:rPr>
         <w:t>Python</w:t>
@@ -2212,7 +1436,7 @@
       <w:r>
         <w:rPr>
           <w:rFonts w:ascii="Arial" w:hAnsi="Arial" w:cs="Arial"/>
-          <w:sz w:val="20"/>
+          <w:sz w:val="18"/>
           <w:szCs w:val="20"/>
         </w:rPr>
         <w:t xml:space="preserve"> service contracts with consistent pagination, filtering, and error semantics, accelerating UI delivery and simplifying cross-team API adoption.</w:t>
@@ -2228,14 +1452,14 @@
         <w:jc w:val="both"/>
         <w:rPr>
           <w:rFonts w:ascii="Arial" w:hAnsi="Arial" w:cs="Arial"/>
-          <w:sz w:val="20"/>
-          <w:szCs w:val="20"/>
-        </w:rPr>
-      </w:pPr>
-      <w:r>
-        <w:rPr>
-          <w:rFonts w:ascii="Arial" w:hAnsi="Arial" w:cs="Arial"/>
-          <w:sz w:val="20"/>
+          <w:sz w:val="18"/>
+          <w:szCs w:val="20"/>
+        </w:rPr>
+      </w:pPr>
+      <w:r>
+        <w:rPr>
+          <w:rFonts w:ascii="Arial" w:hAnsi="Arial" w:cs="Arial"/>
+          <w:sz w:val="18"/>
           <w:szCs w:val="20"/>
         </w:rPr>
         <w:t xml:space="preserve">Implemented </w:t>
@@ -2245,7 +1469,7 @@
         <w:rPr>
           <w:rStyle w:val="Strong"/>
           <w:rFonts w:ascii="Arial" w:hAnsi="Arial" w:cs="Arial"/>
-          <w:sz w:val="20"/>
+          <w:sz w:val="18"/>
           <w:szCs w:val="20"/>
         </w:rPr>
         <w:t>RxJS</w:t>
@@ -2254,7 +1478,7 @@
       <w:r>
         <w:rPr>
           <w:rFonts w:ascii="Arial" w:hAnsi="Arial" w:cs="Arial"/>
-          <w:sz w:val="20"/>
+          <w:sz w:val="18"/>
           <w:szCs w:val="20"/>
         </w:rPr>
         <w:t>-driven state flows with cancellation, caching, and optimized change detection, improving responsiveness on data-heavy workflows and reducing UI stalls.</w:t>
@@ -2270,14 +1494,14 @@
         <w:jc w:val="both"/>
         <w:rPr>
           <w:rFonts w:ascii="Arial" w:hAnsi="Arial" w:cs="Arial"/>
-          <w:sz w:val="20"/>
-          <w:szCs w:val="20"/>
-        </w:rPr>
-      </w:pPr>
-      <w:r>
-        <w:rPr>
-          <w:rFonts w:ascii="Arial" w:hAnsi="Arial" w:cs="Arial"/>
-          <w:sz w:val="20"/>
+          <w:sz w:val="18"/>
+          <w:szCs w:val="20"/>
+        </w:rPr>
+      </w:pPr>
+      <w:r>
+        <w:rPr>
+          <w:rFonts w:ascii="Arial" w:hAnsi="Arial" w:cs="Arial"/>
+          <w:sz w:val="18"/>
           <w:szCs w:val="20"/>
         </w:rPr>
         <w:t xml:space="preserve">Built high-traffic </w:t>
@@ -2287,7 +1511,7 @@
         <w:rPr>
           <w:rStyle w:val="Strong"/>
           <w:rFonts w:ascii="Arial" w:hAnsi="Arial" w:cs="Arial"/>
-          <w:sz w:val="20"/>
+          <w:sz w:val="18"/>
           <w:szCs w:val="20"/>
         </w:rPr>
         <w:t>FastAPI</w:t>
@@ -2296,7 +1520,7 @@
       <w:r>
         <w:rPr>
           <w:rFonts w:ascii="Arial" w:hAnsi="Arial" w:cs="Arial"/>
-          <w:sz w:val="20"/>
+          <w:sz w:val="18"/>
           <w:szCs w:val="20"/>
         </w:rPr>
         <w:t xml:space="preserve"> endpoints with strict validation, </w:t>
@@ -2306,7 +1530,7 @@
         <w:rPr>
           <w:rStyle w:val="Strong"/>
           <w:rFonts w:ascii="Arial" w:hAnsi="Arial" w:cs="Arial"/>
-          <w:sz w:val="20"/>
+          <w:sz w:val="18"/>
           <w:szCs w:val="20"/>
         </w:rPr>
         <w:t>idempotency</w:t>
@@ -2316,7 +1540,7 @@
         <w:rPr>
           <w:rStyle w:val="Strong"/>
           <w:rFonts w:ascii="Arial" w:hAnsi="Arial" w:cs="Arial"/>
-          <w:sz w:val="20"/>
+          <w:sz w:val="18"/>
           <w:szCs w:val="20"/>
         </w:rPr>
         <w:t xml:space="preserve"> keys</w:t>
@@ -2324,7 +1548,7 @@
       <w:r>
         <w:rPr>
           <w:rFonts w:ascii="Arial" w:hAnsi="Arial" w:cs="Arial"/>
-          <w:sz w:val="20"/>
+          <w:sz w:val="18"/>
           <w:szCs w:val="20"/>
         </w:rPr>
         <w:t>, and safe retries to prevent duplicate side effects during transient failures.</w:t>
@@ -2340,14 +1564,14 @@
         <w:jc w:val="both"/>
         <w:rPr>
           <w:rFonts w:ascii="Arial" w:hAnsi="Arial" w:cs="Arial"/>
-          <w:sz w:val="20"/>
-          <w:szCs w:val="20"/>
-        </w:rPr>
-      </w:pPr>
-      <w:r>
-        <w:rPr>
-          <w:rFonts w:ascii="Arial" w:hAnsi="Arial" w:cs="Arial"/>
-          <w:sz w:val="20"/>
+          <w:sz w:val="18"/>
+          <w:szCs w:val="20"/>
+        </w:rPr>
+      </w:pPr>
+      <w:r>
+        <w:rPr>
+          <w:rFonts w:ascii="Arial" w:hAnsi="Arial" w:cs="Arial"/>
+          <w:sz w:val="18"/>
           <w:szCs w:val="20"/>
         </w:rPr>
         <w:t xml:space="preserve">Introduced a unified </w:t>
@@ -2356,7 +1580,7 @@
       <w:r>
         <w:rPr>
           <w:rFonts w:ascii="Arial" w:hAnsi="Arial" w:cs="Arial"/>
-          <w:sz w:val="20"/>
+          <w:sz w:val="18"/>
           <w:szCs w:val="20"/>
         </w:rPr>
         <w:t>auth</w:t>
@@ -2365,7 +1589,7 @@
       <w:r>
         <w:rPr>
           <w:rFonts w:ascii="Arial" w:hAnsi="Arial" w:cs="Arial"/>
-          <w:sz w:val="20"/>
+          <w:sz w:val="18"/>
           <w:szCs w:val="20"/>
         </w:rPr>
         <w:t xml:space="preserve"> approach using </w:t>
@@ -2374,7 +1598,7 @@
         <w:rPr>
           <w:rStyle w:val="Strong"/>
           <w:rFonts w:ascii="Arial" w:hAnsi="Arial" w:cs="Arial"/>
-          <w:sz w:val="20"/>
+          <w:sz w:val="18"/>
           <w:szCs w:val="20"/>
         </w:rPr>
         <w:t>OAuth2</w:t>
@@ -2382,7 +1606,7 @@
       <w:r>
         <w:rPr>
           <w:rFonts w:ascii="Arial" w:hAnsi="Arial" w:cs="Arial"/>
-          <w:sz w:val="20"/>
+          <w:sz w:val="18"/>
           <w:szCs w:val="20"/>
         </w:rPr>
         <w:t xml:space="preserve">, </w:t>
@@ -2392,7 +1616,7 @@
         <w:rPr>
           <w:rStyle w:val="Strong"/>
           <w:rFonts w:ascii="Arial" w:hAnsi="Arial" w:cs="Arial"/>
-          <w:sz w:val="20"/>
+          <w:sz w:val="18"/>
           <w:szCs w:val="20"/>
         </w:rPr>
         <w:t>OpenID</w:t>
@@ -2402,7 +1626,7 @@
         <w:rPr>
           <w:rStyle w:val="Strong"/>
           <w:rFonts w:ascii="Arial" w:hAnsi="Arial" w:cs="Arial"/>
-          <w:sz w:val="20"/>
+          <w:sz w:val="18"/>
           <w:szCs w:val="20"/>
         </w:rPr>
         <w:t xml:space="preserve"> Connect</w:t>
@@ -2410,7 +1634,7 @@
       <w:r>
         <w:rPr>
           <w:rFonts w:ascii="Arial" w:hAnsi="Arial" w:cs="Arial"/>
-          <w:sz w:val="20"/>
+          <w:sz w:val="18"/>
           <w:szCs w:val="20"/>
         </w:rPr>
         <w:t xml:space="preserve">, and </w:t>
@@ -2419,7 +1643,7 @@
         <w:rPr>
           <w:rStyle w:val="Strong"/>
           <w:rFonts w:ascii="Arial" w:hAnsi="Arial" w:cs="Arial"/>
-          <w:sz w:val="20"/>
+          <w:sz w:val="18"/>
           <w:szCs w:val="20"/>
         </w:rPr>
         <w:t>JWT</w:t>
@@ -2427,7 +1651,7 @@
       <w:r>
         <w:rPr>
           <w:rFonts w:ascii="Arial" w:hAnsi="Arial" w:cs="Arial"/>
-          <w:sz w:val="20"/>
+          <w:sz w:val="18"/>
           <w:szCs w:val="20"/>
         </w:rPr>
         <w:t xml:space="preserve">, enforcing </w:t>
@@ -2436,7 +1660,7 @@
         <w:rPr>
           <w:rStyle w:val="Strong"/>
           <w:rFonts w:ascii="Arial" w:hAnsi="Arial" w:cs="Arial"/>
-          <w:sz w:val="20"/>
+          <w:sz w:val="18"/>
           <w:szCs w:val="20"/>
         </w:rPr>
         <w:t>RBAC/ABAC</w:t>
@@ -2444,7 +1668,7 @@
       <w:r>
         <w:rPr>
           <w:rFonts w:ascii="Arial" w:hAnsi="Arial" w:cs="Arial"/>
-          <w:sz w:val="20"/>
+          <w:sz w:val="18"/>
           <w:szCs w:val="20"/>
         </w:rPr>
         <w:t xml:space="preserve"> consistently across services with </w:t>
@@ -2453,7 +1677,7 @@
         <w:rPr>
           <w:rStyle w:val="Strong"/>
           <w:rFonts w:ascii="Arial" w:hAnsi="Arial" w:cs="Arial"/>
-          <w:sz w:val="20"/>
+          <w:sz w:val="18"/>
           <w:szCs w:val="20"/>
         </w:rPr>
         <w:t>audit logging</w:t>
@@ -2461,7 +1685,7 @@
       <w:r>
         <w:rPr>
           <w:rFonts w:ascii="Arial" w:hAnsi="Arial" w:cs="Arial"/>
-          <w:sz w:val="20"/>
+          <w:sz w:val="18"/>
           <w:szCs w:val="20"/>
         </w:rPr>
         <w:t xml:space="preserve"> for privileged actions.</w:t>
@@ -2477,14 +1701,14 @@
         <w:jc w:val="both"/>
         <w:rPr>
           <w:rFonts w:ascii="Arial" w:hAnsi="Arial" w:cs="Arial"/>
-          <w:sz w:val="20"/>
-          <w:szCs w:val="20"/>
-        </w:rPr>
-      </w:pPr>
-      <w:r>
-        <w:rPr>
-          <w:rFonts w:ascii="Arial" w:hAnsi="Arial" w:cs="Arial"/>
-          <w:sz w:val="20"/>
+          <w:sz w:val="18"/>
+          <w:szCs w:val="20"/>
+        </w:rPr>
+      </w:pPr>
+      <w:r>
+        <w:rPr>
+          <w:rFonts w:ascii="Arial" w:hAnsi="Arial" w:cs="Arial"/>
+          <w:sz w:val="18"/>
           <w:szCs w:val="20"/>
         </w:rPr>
         <w:t xml:space="preserve">Tuned </w:t>
@@ -2494,7 +1718,7 @@
         <w:rPr>
           <w:rStyle w:val="Strong"/>
           <w:rFonts w:ascii="Arial" w:hAnsi="Arial" w:cs="Arial"/>
-          <w:sz w:val="20"/>
+          <w:sz w:val="18"/>
           <w:szCs w:val="20"/>
         </w:rPr>
         <w:t>PostgreSQL</w:t>
@@ -2503,7 +1727,7 @@
       <w:r>
         <w:rPr>
           <w:rFonts w:ascii="Arial" w:hAnsi="Arial" w:cs="Arial"/>
-          <w:sz w:val="20"/>
+          <w:sz w:val="18"/>
           <w:szCs w:val="20"/>
         </w:rPr>
         <w:t xml:space="preserve"> performance via execution plan review, indexing strategy, and query reshaping, improving tail latency and stabilizing peak traffic behavior.</w:t>
@@ -2519,14 +1743,14 @@
         <w:jc w:val="both"/>
         <w:rPr>
           <w:rFonts w:ascii="Arial" w:hAnsi="Arial" w:cs="Arial"/>
-          <w:sz w:val="20"/>
-          <w:szCs w:val="20"/>
-        </w:rPr>
-      </w:pPr>
-      <w:r>
-        <w:rPr>
-          <w:rFonts w:ascii="Arial" w:hAnsi="Arial" w:cs="Arial"/>
-          <w:sz w:val="20"/>
+          <w:sz w:val="18"/>
+          <w:szCs w:val="20"/>
+        </w:rPr>
+      </w:pPr>
+      <w:r>
+        <w:rPr>
+          <w:rFonts w:ascii="Arial" w:hAnsi="Arial" w:cs="Arial"/>
+          <w:sz w:val="18"/>
           <w:szCs w:val="20"/>
         </w:rPr>
         <w:t xml:space="preserve">Implemented caching with </w:t>
@@ -2536,7 +1760,7 @@
         <w:rPr>
           <w:rStyle w:val="Strong"/>
           <w:rFonts w:ascii="Arial" w:hAnsi="Arial" w:cs="Arial"/>
-          <w:sz w:val="20"/>
+          <w:sz w:val="18"/>
           <w:szCs w:val="20"/>
         </w:rPr>
         <w:t>Redis</w:t>
@@ -2545,7 +1769,7 @@
       <w:r>
         <w:rPr>
           <w:rFonts w:ascii="Arial" w:hAnsi="Arial" w:cs="Arial"/>
-          <w:sz w:val="20"/>
+          <w:sz w:val="18"/>
           <w:szCs w:val="20"/>
         </w:rPr>
         <w:t xml:space="preserve"> and </w:t>
@@ -2555,7 +1779,7 @@
         <w:rPr>
           <w:rStyle w:val="Strong"/>
           <w:rFonts w:ascii="Arial" w:hAnsi="Arial" w:cs="Arial"/>
-          <w:sz w:val="20"/>
+          <w:sz w:val="18"/>
           <w:szCs w:val="20"/>
         </w:rPr>
         <w:t>ElastiCache</w:t>
@@ -2564,7 +1788,7 @@
       <w:r>
         <w:rPr>
           <w:rFonts w:ascii="Arial" w:hAnsi="Arial" w:cs="Arial"/>
-          <w:sz w:val="20"/>
+          <w:sz w:val="18"/>
           <w:szCs w:val="20"/>
         </w:rPr>
         <w:t xml:space="preserve"> patterns for hot lookups, balancing correctness with performance using TTLs, cache warming, and fallback paths.</w:t>
@@ -2580,14 +1804,14 @@
         <w:jc w:val="both"/>
         <w:rPr>
           <w:rFonts w:ascii="Arial" w:hAnsi="Arial" w:cs="Arial"/>
-          <w:sz w:val="20"/>
-          <w:szCs w:val="20"/>
-        </w:rPr>
-      </w:pPr>
-      <w:r>
-        <w:rPr>
-          <w:rFonts w:ascii="Arial" w:hAnsi="Arial" w:cs="Arial"/>
-          <w:sz w:val="20"/>
+          <w:sz w:val="18"/>
+          <w:szCs w:val="20"/>
+        </w:rPr>
+      </w:pPr>
+      <w:r>
+        <w:rPr>
+          <w:rFonts w:ascii="Arial" w:hAnsi="Arial" w:cs="Arial"/>
+          <w:sz w:val="18"/>
           <w:szCs w:val="20"/>
         </w:rPr>
         <w:t xml:space="preserve">Built </w:t>
@@ -2596,7 +1820,7 @@
       <w:r>
         <w:rPr>
           <w:rFonts w:ascii="Arial" w:hAnsi="Arial" w:cs="Arial"/>
-          <w:sz w:val="20"/>
+          <w:sz w:val="18"/>
           <w:szCs w:val="20"/>
         </w:rPr>
         <w:t>async</w:t>
@@ -2605,7 +1829,7 @@
       <w:r>
         <w:rPr>
           <w:rFonts w:ascii="Arial" w:hAnsi="Arial" w:cs="Arial"/>
-          <w:sz w:val="20"/>
+          <w:sz w:val="18"/>
           <w:szCs w:val="20"/>
         </w:rPr>
         <w:t xml:space="preserve"> pipelines using </w:t>
@@ -2614,7 +1838,7 @@
         <w:rPr>
           <w:rStyle w:val="Strong"/>
           <w:rFonts w:ascii="Arial" w:hAnsi="Arial" w:cs="Arial"/>
-          <w:sz w:val="20"/>
+          <w:sz w:val="18"/>
           <w:szCs w:val="20"/>
         </w:rPr>
         <w:t>AWS SQS/SNS</w:t>
@@ -2622,7 +1846,7 @@
       <w:r>
         <w:rPr>
           <w:rFonts w:ascii="Arial" w:hAnsi="Arial" w:cs="Arial"/>
-          <w:sz w:val="20"/>
+          <w:sz w:val="18"/>
           <w:szCs w:val="20"/>
         </w:rPr>
         <w:t xml:space="preserve"> and </w:t>
@@ -2631,7 +1855,7 @@
         <w:rPr>
           <w:rStyle w:val="Strong"/>
           <w:rFonts w:ascii="Arial" w:hAnsi="Arial" w:cs="Arial"/>
-          <w:sz w:val="20"/>
+          <w:sz w:val="18"/>
           <w:szCs w:val="20"/>
         </w:rPr>
         <w:t>Kafka</w:t>
@@ -2639,7 +1863,7 @@
       <w:r>
         <w:rPr>
           <w:rFonts w:ascii="Arial" w:hAnsi="Arial" w:cs="Arial"/>
-          <w:sz w:val="20"/>
+          <w:sz w:val="18"/>
           <w:szCs w:val="20"/>
         </w:rPr>
         <w:t>-style event flows, isolating long-running operations from request/response paths while preserving traceability.</w:t>
@@ -2655,14 +1879,14 @@
         <w:jc w:val="both"/>
         <w:rPr>
           <w:rFonts w:ascii="Arial" w:hAnsi="Arial" w:cs="Arial"/>
-          <w:sz w:val="20"/>
-          <w:szCs w:val="20"/>
-        </w:rPr>
-      </w:pPr>
-      <w:r>
-        <w:rPr>
-          <w:rFonts w:ascii="Arial" w:hAnsi="Arial" w:cs="Arial"/>
-          <w:sz w:val="20"/>
+          <w:sz w:val="18"/>
+          <w:szCs w:val="20"/>
+        </w:rPr>
+      </w:pPr>
+      <w:r>
+        <w:rPr>
+          <w:rFonts w:ascii="Arial" w:hAnsi="Arial" w:cs="Arial"/>
+          <w:sz w:val="18"/>
           <w:szCs w:val="20"/>
         </w:rPr>
         <w:t xml:space="preserve">Delivered search-backed experiences with </w:t>
@@ -2672,7 +1896,7 @@
         <w:rPr>
           <w:rStyle w:val="Strong"/>
           <w:rFonts w:ascii="Arial" w:hAnsi="Arial" w:cs="Arial"/>
-          <w:sz w:val="20"/>
+          <w:sz w:val="18"/>
           <w:szCs w:val="20"/>
         </w:rPr>
         <w:t>Elasticsearch</w:t>
@@ -2681,7 +1905,7 @@
       <w:r>
         <w:rPr>
           <w:rFonts w:ascii="Arial" w:hAnsi="Arial" w:cs="Arial"/>
-          <w:sz w:val="20"/>
+          <w:sz w:val="18"/>
           <w:szCs w:val="20"/>
         </w:rPr>
         <w:t xml:space="preserve"> / </w:t>
@@ -2690,7 +1914,7 @@
         <w:rPr>
           <w:rStyle w:val="Strong"/>
           <w:rFonts w:ascii="Arial" w:hAnsi="Arial" w:cs="Arial"/>
-          <w:sz w:val="20"/>
+          <w:sz w:val="18"/>
           <w:szCs w:val="20"/>
         </w:rPr>
         <w:t>OpenSearch</w:t>
@@ -2698,7 +1922,7 @@
       <w:r>
         <w:rPr>
           <w:rFonts w:ascii="Arial" w:hAnsi="Arial" w:cs="Arial"/>
-          <w:sz w:val="20"/>
+          <w:sz w:val="18"/>
           <w:szCs w:val="20"/>
         </w:rPr>
         <w:t xml:space="preserve">, defining index mappings, query patterns, and </w:t>
@@ -2707,7 +1931,7 @@
       <w:r>
         <w:rPr>
           <w:rFonts w:ascii="Arial" w:hAnsi="Arial" w:cs="Arial"/>
-          <w:sz w:val="20"/>
+          <w:sz w:val="18"/>
           <w:szCs w:val="20"/>
         </w:rPr>
         <w:t>reindex</w:t>
@@ -2716,7 +1940,7 @@
       <w:r>
         <w:rPr>
           <w:rFonts w:ascii="Arial" w:hAnsi="Arial" w:cs="Arial"/>
-          <w:sz w:val="20"/>
+          <w:sz w:val="18"/>
           <w:szCs w:val="20"/>
         </w:rPr>
         <w:t xml:space="preserve"> workflows to keep relevance and latency stable.</w:t>
@@ -2732,14 +1956,14 @@
         <w:jc w:val="both"/>
         <w:rPr>
           <w:rFonts w:ascii="Arial" w:hAnsi="Arial" w:cs="Arial"/>
-          <w:sz w:val="20"/>
-          <w:szCs w:val="20"/>
-        </w:rPr>
-      </w:pPr>
-      <w:r>
-        <w:rPr>
-          <w:rFonts w:ascii="Arial" w:hAnsi="Arial" w:cs="Arial"/>
-          <w:sz w:val="20"/>
+          <w:sz w:val="18"/>
+          <w:szCs w:val="20"/>
+        </w:rPr>
+      </w:pPr>
+      <w:r>
+        <w:rPr>
+          <w:rFonts w:ascii="Arial" w:hAnsi="Arial" w:cs="Arial"/>
+          <w:sz w:val="18"/>
           <w:szCs w:val="20"/>
         </w:rPr>
         <w:t xml:space="preserve">Shipped cloud-native services on AWS using </w:t>
@@ -2748,7 +1972,7 @@
         <w:rPr>
           <w:rStyle w:val="Strong"/>
           <w:rFonts w:ascii="Arial" w:hAnsi="Arial" w:cs="Arial"/>
-          <w:sz w:val="20"/>
+          <w:sz w:val="18"/>
           <w:szCs w:val="20"/>
         </w:rPr>
         <w:t>EKS</w:t>
@@ -2756,7 +1980,7 @@
       <w:r>
         <w:rPr>
           <w:rFonts w:ascii="Arial" w:hAnsi="Arial" w:cs="Arial"/>
-          <w:sz w:val="20"/>
+          <w:sz w:val="18"/>
           <w:szCs w:val="20"/>
         </w:rPr>
         <w:t xml:space="preserve">, </w:t>
@@ -2765,7 +1989,7 @@
         <w:rPr>
           <w:rStyle w:val="Strong"/>
           <w:rFonts w:ascii="Arial" w:hAnsi="Arial" w:cs="Arial"/>
-          <w:sz w:val="20"/>
+          <w:sz w:val="18"/>
           <w:szCs w:val="20"/>
         </w:rPr>
         <w:t>ECS</w:t>
@@ -2773,7 +1997,7 @@
       <w:r>
         <w:rPr>
           <w:rFonts w:ascii="Arial" w:hAnsi="Arial" w:cs="Arial"/>
-          <w:sz w:val="20"/>
+          <w:sz w:val="18"/>
           <w:szCs w:val="20"/>
         </w:rPr>
         <w:t xml:space="preserve">, and </w:t>
@@ -2782,7 +2006,7 @@
         <w:rPr>
           <w:rStyle w:val="Strong"/>
           <w:rFonts w:ascii="Arial" w:hAnsi="Arial" w:cs="Arial"/>
-          <w:sz w:val="20"/>
+          <w:sz w:val="18"/>
           <w:szCs w:val="20"/>
         </w:rPr>
         <w:t>Lambda</w:t>
@@ -2790,7 +2014,7 @@
       <w:r>
         <w:rPr>
           <w:rFonts w:ascii="Arial" w:hAnsi="Arial" w:cs="Arial"/>
-          <w:sz w:val="20"/>
+          <w:sz w:val="18"/>
           <w:szCs w:val="20"/>
         </w:rPr>
         <w:t xml:space="preserve">, fronted by </w:t>
@@ -2799,7 +2023,7 @@
         <w:rPr>
           <w:rStyle w:val="Strong"/>
           <w:rFonts w:ascii="Arial" w:hAnsi="Arial" w:cs="Arial"/>
-          <w:sz w:val="20"/>
+          <w:sz w:val="18"/>
           <w:szCs w:val="20"/>
         </w:rPr>
         <w:t>API Gateway</w:t>
@@ -2807,7 +2031,7 @@
       <w:r>
         <w:rPr>
           <w:rFonts w:ascii="Arial" w:hAnsi="Arial" w:cs="Arial"/>
-          <w:sz w:val="20"/>
+          <w:sz w:val="18"/>
           <w:szCs w:val="20"/>
         </w:rPr>
         <w:t xml:space="preserve">, storing artifacts in </w:t>
@@ -2816,7 +2040,7 @@
         <w:rPr>
           <w:rStyle w:val="Strong"/>
           <w:rFonts w:ascii="Arial" w:hAnsi="Arial" w:cs="Arial"/>
-          <w:sz w:val="20"/>
+          <w:sz w:val="18"/>
           <w:szCs w:val="20"/>
         </w:rPr>
         <w:t>S3</w:t>
@@ -2824,7 +2048,7 @@
       <w:r>
         <w:rPr>
           <w:rFonts w:ascii="Arial" w:hAnsi="Arial" w:cs="Arial"/>
-          <w:sz w:val="20"/>
+          <w:sz w:val="18"/>
           <w:szCs w:val="20"/>
         </w:rPr>
         <w:t xml:space="preserve"> and serving via </w:t>
@@ -2834,7 +2058,7 @@
         <w:rPr>
           <w:rStyle w:val="Strong"/>
           <w:rFonts w:ascii="Arial" w:hAnsi="Arial" w:cs="Arial"/>
-          <w:sz w:val="20"/>
+          <w:sz w:val="18"/>
           <w:szCs w:val="20"/>
         </w:rPr>
         <w:t>CloudFront</w:t>
@@ -2843,7 +2067,7 @@
       <w:r>
         <w:rPr>
           <w:rFonts w:ascii="Arial" w:hAnsi="Arial" w:cs="Arial"/>
-          <w:sz w:val="20"/>
+          <w:sz w:val="18"/>
           <w:szCs w:val="20"/>
         </w:rPr>
         <w:t xml:space="preserve"> when applicable.</w:t>
@@ -2859,17 +2083,16 @@
         <w:jc w:val="both"/>
         <w:rPr>
           <w:rFonts w:ascii="Arial" w:hAnsi="Arial" w:cs="Arial"/>
-          <w:sz w:val="20"/>
-          <w:szCs w:val="20"/>
-        </w:rPr>
-      </w:pPr>
-      <w:r>
-        <w:rPr>
-          <w:rFonts w:ascii="Arial" w:hAnsi="Arial" w:cs="Arial"/>
-          <w:sz w:val="20"/>
-          <w:szCs w:val="20"/>
-        </w:rPr>
-        <w:lastRenderedPageBreak/>
+          <w:sz w:val="18"/>
+          <w:szCs w:val="20"/>
+        </w:rPr>
+      </w:pPr>
+      <w:r>
+        <w:rPr>
+          <w:rFonts w:ascii="Arial" w:hAnsi="Arial" w:cs="Arial"/>
+          <w:sz w:val="18"/>
+          <w:szCs w:val="20"/>
+        </w:rPr>
         <w:t xml:space="preserve">Orchestrated workflows with </w:t>
       </w:r>
       <w:proofErr w:type="spellStart"/>
@@ -2877,7 +2100,7 @@
         <w:rPr>
           <w:rStyle w:val="Strong"/>
           <w:rFonts w:ascii="Arial" w:hAnsi="Arial" w:cs="Arial"/>
-          <w:sz w:val="20"/>
+          <w:sz w:val="18"/>
           <w:szCs w:val="20"/>
         </w:rPr>
         <w:t>EventBridge</w:t>
@@ -2886,7 +2109,7 @@
       <w:r>
         <w:rPr>
           <w:rFonts w:ascii="Arial" w:hAnsi="Arial" w:cs="Arial"/>
-          <w:sz w:val="20"/>
+          <w:sz w:val="18"/>
           <w:szCs w:val="20"/>
         </w:rPr>
         <w:t xml:space="preserve"> and </w:t>
@@ -2895,7 +2118,7 @@
         <w:rPr>
           <w:rStyle w:val="Strong"/>
           <w:rFonts w:ascii="Arial" w:hAnsi="Arial" w:cs="Arial"/>
-          <w:sz w:val="20"/>
+          <w:sz w:val="18"/>
           <w:szCs w:val="20"/>
         </w:rPr>
         <w:t>Step Functions</w:t>
@@ -2903,7 +2126,7 @@
       <w:r>
         <w:rPr>
           <w:rFonts w:ascii="Arial" w:hAnsi="Arial" w:cs="Arial"/>
-          <w:sz w:val="20"/>
+          <w:sz w:val="18"/>
           <w:szCs w:val="20"/>
         </w:rPr>
         <w:t xml:space="preserve"> for fan-out processing, error handling, and </w:t>
@@ -2912,7 +2135,7 @@
       <w:r>
         <w:rPr>
           <w:rFonts w:ascii="Arial" w:hAnsi="Arial" w:cs="Arial"/>
-          <w:sz w:val="20"/>
+          <w:sz w:val="18"/>
           <w:szCs w:val="20"/>
         </w:rPr>
         <w:t>replayable</w:t>
@@ -2921,7 +2144,7 @@
       <w:r>
         <w:rPr>
           <w:rFonts w:ascii="Arial" w:hAnsi="Arial" w:cs="Arial"/>
-          <w:sz w:val="20"/>
+          <w:sz w:val="18"/>
           <w:szCs w:val="20"/>
         </w:rPr>
         <w:t xml:space="preserve"> execution across distributed tasks.</w:t>
@@ -2937,14 +2160,14 @@
         <w:jc w:val="both"/>
         <w:rPr>
           <w:rFonts w:ascii="Arial" w:hAnsi="Arial" w:cs="Arial"/>
-          <w:sz w:val="20"/>
-          <w:szCs w:val="20"/>
-        </w:rPr>
-      </w:pPr>
-      <w:r>
-        <w:rPr>
-          <w:rFonts w:ascii="Arial" w:hAnsi="Arial" w:cs="Arial"/>
-          <w:sz w:val="20"/>
+          <w:sz w:val="18"/>
+          <w:szCs w:val="20"/>
+        </w:rPr>
+      </w:pPr>
+      <w:r>
+        <w:rPr>
+          <w:rFonts w:ascii="Arial" w:hAnsi="Arial" w:cs="Arial"/>
+          <w:sz w:val="18"/>
           <w:szCs w:val="20"/>
         </w:rPr>
         <w:t xml:space="preserve">Managed data persistence across </w:t>
@@ -2953,7 +2176,7 @@
         <w:rPr>
           <w:rStyle w:val="Strong"/>
           <w:rFonts w:ascii="Arial" w:hAnsi="Arial" w:cs="Arial"/>
-          <w:sz w:val="20"/>
+          <w:sz w:val="18"/>
           <w:szCs w:val="20"/>
         </w:rPr>
         <w:t>RDS</w:t>
@@ -2961,7 +2184,7 @@
       <w:r>
         <w:rPr>
           <w:rFonts w:ascii="Arial" w:hAnsi="Arial" w:cs="Arial"/>
-          <w:sz w:val="20"/>
+          <w:sz w:val="18"/>
           <w:szCs w:val="20"/>
         </w:rPr>
         <w:t xml:space="preserve">, </w:t>
@@ -2971,7 +2194,7 @@
         <w:rPr>
           <w:rStyle w:val="Strong"/>
           <w:rFonts w:ascii="Arial" w:hAnsi="Arial" w:cs="Arial"/>
-          <w:sz w:val="20"/>
+          <w:sz w:val="18"/>
           <w:szCs w:val="20"/>
         </w:rPr>
         <w:t>DynamoDB</w:t>
@@ -2980,7 +2203,7 @@
       <w:r>
         <w:rPr>
           <w:rFonts w:ascii="Arial" w:hAnsi="Arial" w:cs="Arial"/>
-          <w:sz w:val="20"/>
+          <w:sz w:val="18"/>
           <w:szCs w:val="20"/>
         </w:rPr>
         <w:t xml:space="preserve">, and </w:t>
@@ -2990,7 +2213,7 @@
         <w:rPr>
           <w:rStyle w:val="Strong"/>
           <w:rFonts w:ascii="Arial" w:hAnsi="Arial" w:cs="Arial"/>
-          <w:sz w:val="20"/>
+          <w:sz w:val="18"/>
           <w:szCs w:val="20"/>
         </w:rPr>
         <w:t>MongoDB</w:t>
@@ -2999,7 +2222,7 @@
       <w:r>
         <w:rPr>
           <w:rFonts w:ascii="Arial" w:hAnsi="Arial" w:cs="Arial"/>
-          <w:sz w:val="20"/>
+          <w:sz w:val="18"/>
           <w:szCs w:val="20"/>
         </w:rPr>
         <w:t xml:space="preserve"> where appropriate, aligning storage choices with access patterns and failure modes.</w:t>
@@ -3015,14 +2238,14 @@
         <w:jc w:val="both"/>
         <w:rPr>
           <w:rFonts w:ascii="Arial" w:hAnsi="Arial" w:cs="Arial"/>
-          <w:sz w:val="20"/>
-          <w:szCs w:val="20"/>
-        </w:rPr>
-      </w:pPr>
-      <w:r>
-        <w:rPr>
-          <w:rFonts w:ascii="Arial" w:hAnsi="Arial" w:cs="Arial"/>
-          <w:sz w:val="20"/>
+          <w:sz w:val="18"/>
+          <w:szCs w:val="20"/>
+        </w:rPr>
+      </w:pPr>
+      <w:r>
+        <w:rPr>
+          <w:rFonts w:ascii="Arial" w:hAnsi="Arial" w:cs="Arial"/>
+          <w:sz w:val="18"/>
           <w:szCs w:val="20"/>
         </w:rPr>
         <w:t xml:space="preserve">Established delivery automation using </w:t>
@@ -3032,7 +2255,7 @@
         <w:rPr>
           <w:rStyle w:val="Strong"/>
           <w:rFonts w:ascii="Arial" w:hAnsi="Arial" w:cs="Arial"/>
-          <w:sz w:val="20"/>
+          <w:sz w:val="18"/>
           <w:szCs w:val="20"/>
         </w:rPr>
         <w:t>GitHub</w:t>
@@ -3042,7 +2265,7 @@
         <w:rPr>
           <w:rStyle w:val="Strong"/>
           <w:rFonts w:ascii="Arial" w:hAnsi="Arial" w:cs="Arial"/>
-          <w:sz w:val="20"/>
+          <w:sz w:val="18"/>
           <w:szCs w:val="20"/>
         </w:rPr>
         <w:t xml:space="preserve"> Actions</w:t>
@@ -3050,7 +2273,7 @@
       <w:r>
         <w:rPr>
           <w:rFonts w:ascii="Arial" w:hAnsi="Arial" w:cs="Arial"/>
-          <w:sz w:val="20"/>
+          <w:sz w:val="18"/>
           <w:szCs w:val="20"/>
         </w:rPr>
         <w:t xml:space="preserve">, </w:t>
@@ -3060,7 +2283,7 @@
         <w:rPr>
           <w:rStyle w:val="Strong"/>
           <w:rFonts w:ascii="Arial" w:hAnsi="Arial" w:cs="Arial"/>
-          <w:sz w:val="20"/>
+          <w:sz w:val="18"/>
           <w:szCs w:val="20"/>
         </w:rPr>
         <w:t>GitLab</w:t>
@@ -3070,7 +2293,7 @@
         <w:rPr>
           <w:rStyle w:val="Strong"/>
           <w:rFonts w:ascii="Arial" w:hAnsi="Arial" w:cs="Arial"/>
-          <w:sz w:val="20"/>
+          <w:sz w:val="18"/>
           <w:szCs w:val="20"/>
         </w:rPr>
         <w:t xml:space="preserve"> CI</w:t>
@@ -3078,7 +2301,7 @@
       <w:r>
         <w:rPr>
           <w:rFonts w:ascii="Arial" w:hAnsi="Arial" w:cs="Arial"/>
-          <w:sz w:val="20"/>
+          <w:sz w:val="18"/>
           <w:szCs w:val="20"/>
         </w:rPr>
         <w:t xml:space="preserve">, and </w:t>
@@ -3087,7 +2310,7 @@
         <w:rPr>
           <w:rStyle w:val="Strong"/>
           <w:rFonts w:ascii="Arial" w:hAnsi="Arial" w:cs="Arial"/>
-          <w:sz w:val="20"/>
+          <w:sz w:val="18"/>
           <w:szCs w:val="20"/>
         </w:rPr>
         <w:t>Jenkins</w:t>
@@ -3095,7 +2318,7 @@
       <w:r>
         <w:rPr>
           <w:rFonts w:ascii="Arial" w:hAnsi="Arial" w:cs="Arial"/>
-          <w:sz w:val="20"/>
+          <w:sz w:val="18"/>
           <w:szCs w:val="20"/>
         </w:rPr>
         <w:t>, including test gates, artifact promotion, and staged rollouts with rollback paths.</w:t>
@@ -3111,14 +2334,14 @@
         <w:jc w:val="both"/>
         <w:rPr>
           <w:rFonts w:ascii="Arial" w:hAnsi="Arial" w:cs="Arial"/>
-          <w:sz w:val="20"/>
-          <w:szCs w:val="20"/>
-        </w:rPr>
-      </w:pPr>
-      <w:r>
-        <w:rPr>
-          <w:rFonts w:ascii="Arial" w:hAnsi="Arial" w:cs="Arial"/>
-          <w:sz w:val="20"/>
+          <w:sz w:val="18"/>
+          <w:szCs w:val="20"/>
+        </w:rPr>
+      </w:pPr>
+      <w:r>
+        <w:rPr>
+          <w:rFonts w:ascii="Arial" w:hAnsi="Arial" w:cs="Arial"/>
+          <w:sz w:val="18"/>
           <w:szCs w:val="20"/>
         </w:rPr>
         <w:t xml:space="preserve">Standardized </w:t>
@@ -3127,7 +2350,7 @@
       <w:r>
         <w:rPr>
           <w:rFonts w:ascii="Arial" w:hAnsi="Arial" w:cs="Arial"/>
-          <w:sz w:val="20"/>
+          <w:sz w:val="18"/>
           <w:szCs w:val="20"/>
         </w:rPr>
         <w:t>observability</w:t>
@@ -3136,7 +2359,7 @@
       <w:r>
         <w:rPr>
           <w:rFonts w:ascii="Arial" w:hAnsi="Arial" w:cs="Arial"/>
-          <w:sz w:val="20"/>
+          <w:sz w:val="18"/>
           <w:szCs w:val="20"/>
         </w:rPr>
         <w:t xml:space="preserve"> with </w:t>
@@ -3146,7 +2369,7 @@
         <w:rPr>
           <w:rStyle w:val="Strong"/>
           <w:rFonts w:ascii="Arial" w:hAnsi="Arial" w:cs="Arial"/>
-          <w:sz w:val="20"/>
+          <w:sz w:val="18"/>
           <w:szCs w:val="20"/>
         </w:rPr>
         <w:t>OpenTelemetry</w:t>
@@ -3155,7 +2378,7 @@
       <w:r>
         <w:rPr>
           <w:rFonts w:ascii="Arial" w:hAnsi="Arial" w:cs="Arial"/>
-          <w:sz w:val="20"/>
+          <w:sz w:val="18"/>
           <w:szCs w:val="20"/>
         </w:rPr>
         <w:t xml:space="preserve">, </w:t>
@@ -3165,7 +2388,7 @@
         <w:rPr>
           <w:rStyle w:val="Strong"/>
           <w:rFonts w:ascii="Arial" w:hAnsi="Arial" w:cs="Arial"/>
-          <w:sz w:val="20"/>
+          <w:sz w:val="18"/>
           <w:szCs w:val="20"/>
         </w:rPr>
         <w:t>Datadog</w:t>
@@ -3174,7 +2397,7 @@
       <w:r>
         <w:rPr>
           <w:rFonts w:ascii="Arial" w:hAnsi="Arial" w:cs="Arial"/>
-          <w:sz w:val="20"/>
+          <w:sz w:val="18"/>
           <w:szCs w:val="20"/>
         </w:rPr>
         <w:t xml:space="preserve">, </w:t>
@@ -3183,7 +2406,7 @@
         <w:rPr>
           <w:rStyle w:val="Strong"/>
           <w:rFonts w:ascii="Arial" w:hAnsi="Arial" w:cs="Arial"/>
-          <w:sz w:val="20"/>
+          <w:sz w:val="18"/>
           <w:szCs w:val="20"/>
         </w:rPr>
         <w:t>Prometheus</w:t>
@@ -3191,7 +2414,7 @@
       <w:r>
         <w:rPr>
           <w:rFonts w:ascii="Arial" w:hAnsi="Arial" w:cs="Arial"/>
-          <w:sz w:val="20"/>
+          <w:sz w:val="18"/>
           <w:szCs w:val="20"/>
         </w:rPr>
         <w:t xml:space="preserve">, </w:t>
@@ -3201,7 +2424,7 @@
         <w:rPr>
           <w:rStyle w:val="Strong"/>
           <w:rFonts w:ascii="Arial" w:hAnsi="Arial" w:cs="Arial"/>
-          <w:sz w:val="20"/>
+          <w:sz w:val="18"/>
           <w:szCs w:val="20"/>
         </w:rPr>
         <w:t>Grafana</w:t>
@@ -3210,7 +2433,7 @@
       <w:r>
         <w:rPr>
           <w:rFonts w:ascii="Arial" w:hAnsi="Arial" w:cs="Arial"/>
-          <w:sz w:val="20"/>
+          <w:sz w:val="18"/>
           <w:szCs w:val="20"/>
         </w:rPr>
         <w:t xml:space="preserve">, </w:t>
@@ -3220,7 +2443,7 @@
         <w:rPr>
           <w:rStyle w:val="Strong"/>
           <w:rFonts w:ascii="Arial" w:hAnsi="Arial" w:cs="Arial"/>
-          <w:sz w:val="20"/>
+          <w:sz w:val="18"/>
           <w:szCs w:val="20"/>
         </w:rPr>
         <w:t>CloudWatch</w:t>
@@ -3229,7 +2452,7 @@
       <w:r>
         <w:rPr>
           <w:rFonts w:ascii="Arial" w:hAnsi="Arial" w:cs="Arial"/>
-          <w:sz w:val="20"/>
+          <w:sz w:val="18"/>
           <w:szCs w:val="20"/>
         </w:rPr>
         <w:t>, and structured logs, reducing noisy alerts and improving incident triage.</w:t>
@@ -3243,11 +2466,16 @@
           <w:numId w:val="3"/>
         </w:numPr>
         <w:jc w:val="both"/>
-      </w:pPr>
-      <w:r>
-        <w:rPr>
-          <w:rFonts w:ascii="Arial" w:hAnsi="Arial" w:cs="Arial"/>
-          <w:sz w:val="20"/>
+        <w:rPr>
+          <w:rFonts w:ascii="Arial" w:hAnsi="Arial" w:cs="Arial"/>
+          <w:sz w:val="18"/>
+          <w:szCs w:val="20"/>
+        </w:rPr>
+      </w:pPr>
+      <w:r>
+        <w:rPr>
+          <w:rFonts w:ascii="Arial" w:hAnsi="Arial" w:cs="Arial"/>
+          <w:sz w:val="18"/>
           <w:szCs w:val="20"/>
         </w:rPr>
         <w:t xml:space="preserve">Built analytics exports integrating </w:t>
@@ -3256,7 +2484,7 @@
         <w:rPr>
           <w:rStyle w:val="Strong"/>
           <w:rFonts w:ascii="Arial" w:hAnsi="Arial" w:cs="Arial"/>
-          <w:sz w:val="20"/>
+          <w:sz w:val="18"/>
           <w:szCs w:val="20"/>
         </w:rPr>
         <w:t>Redshift</w:t>
@@ -3264,7 +2492,7 @@
       <w:r>
         <w:rPr>
           <w:rFonts w:ascii="Arial" w:hAnsi="Arial" w:cs="Arial"/>
-          <w:sz w:val="20"/>
+          <w:sz w:val="18"/>
           <w:szCs w:val="20"/>
         </w:rPr>
         <w:t xml:space="preserve"> and </w:t>
@@ -3274,7 +2502,7 @@
         <w:rPr>
           <w:rStyle w:val="Strong"/>
           <w:rFonts w:ascii="Arial" w:hAnsi="Arial" w:cs="Arial"/>
-          <w:sz w:val="20"/>
+          <w:sz w:val="18"/>
           <w:szCs w:val="20"/>
         </w:rPr>
         <w:t>BigQuery</w:t>
@@ -3283,7 +2511,7 @@
       <w:r>
         <w:rPr>
           <w:rFonts w:ascii="Arial" w:hAnsi="Arial" w:cs="Arial"/>
-          <w:sz w:val="20"/>
+          <w:sz w:val="18"/>
           <w:szCs w:val="20"/>
         </w:rPr>
         <w:t xml:space="preserve"> consumers, ensuring reliable event pipelines and verified transformations for reporting needs.</w:t>
@@ -3299,6 +2527,7 @@
           <w:sz w:val="25"/>
           <w:szCs w:val="25"/>
         </w:rPr>
+        <w:lastRenderedPageBreak/>
         <w:t>Senior Software Engineer</w:t>
       </w:r>
     </w:p>
@@ -3343,13 +2572,13 @@
         <w:jc w:val="both"/>
         <w:rPr>
           <w:rFonts w:ascii="Arial" w:hAnsi="Arial" w:cs="Arial"/>
-          <w:sz w:val="20"/>
-        </w:rPr>
-      </w:pPr>
-      <w:r>
-        <w:rPr>
-          <w:rFonts w:ascii="Arial" w:hAnsi="Arial" w:cs="Arial"/>
-          <w:sz w:val="20"/>
+          <w:sz w:val="18"/>
+        </w:rPr>
+      </w:pPr>
+      <w:r>
+        <w:rPr>
+          <w:rFonts w:ascii="Arial" w:hAnsi="Arial" w:cs="Arial"/>
+          <w:sz w:val="18"/>
         </w:rPr>
         <w:t xml:space="preserve">Owned an </w:t>
       </w:r>
@@ -3357,14 +2586,14 @@
         <w:rPr>
           <w:rStyle w:val="Strong"/>
           <w:rFonts w:ascii="Arial" w:hAnsi="Arial" w:cs="Arial"/>
-          <w:sz w:val="20"/>
+          <w:sz w:val="18"/>
         </w:rPr>
         <w:t>Angular</w:t>
       </w:r>
       <w:r>
         <w:rPr>
           <w:rFonts w:ascii="Arial" w:hAnsi="Arial" w:cs="Arial"/>
-          <w:sz w:val="20"/>
+          <w:sz w:val="18"/>
         </w:rPr>
         <w:t xml:space="preserve"> single-page platform for complex operational workflows, reorganizing features into cohesive modules with cleaner boundaries and predictable state handling.</w:t>
       </w:r>
@@ -3379,13 +2608,13 @@
         <w:jc w:val="both"/>
         <w:rPr>
           <w:rFonts w:ascii="Arial" w:hAnsi="Arial" w:cs="Arial"/>
-          <w:sz w:val="20"/>
-        </w:rPr>
-      </w:pPr>
-      <w:r>
-        <w:rPr>
-          <w:rFonts w:ascii="Arial" w:hAnsi="Arial" w:cs="Arial"/>
-          <w:sz w:val="20"/>
+          <w:sz w:val="18"/>
+        </w:rPr>
+      </w:pPr>
+      <w:r>
+        <w:rPr>
+          <w:rFonts w:ascii="Arial" w:hAnsi="Arial" w:cs="Arial"/>
+          <w:sz w:val="18"/>
         </w:rPr>
         <w:t xml:space="preserve">Delivered </w:t>
       </w:r>
@@ -3393,14 +2622,14 @@
         <w:rPr>
           <w:rStyle w:val="Strong"/>
           <w:rFonts w:ascii="Arial" w:hAnsi="Arial" w:cs="Arial"/>
-          <w:sz w:val="20"/>
+          <w:sz w:val="18"/>
         </w:rPr>
         <w:t>Python</w:t>
       </w:r>
       <w:r>
         <w:rPr>
           <w:rFonts w:ascii="Arial" w:hAnsi="Arial" w:cs="Arial"/>
-          <w:sz w:val="20"/>
+          <w:sz w:val="18"/>
         </w:rPr>
         <w:t xml:space="preserve"> API enhancements using consistent envelopes, validation, and error codes to reduce integration ambiguity for internal and external consumers.</w:t>
       </w:r>
@@ -3415,13 +2644,13 @@
         <w:jc w:val="both"/>
         <w:rPr>
           <w:rFonts w:ascii="Arial" w:hAnsi="Arial" w:cs="Arial"/>
-          <w:sz w:val="20"/>
-        </w:rPr>
-      </w:pPr>
-      <w:r>
-        <w:rPr>
-          <w:rFonts w:ascii="Arial" w:hAnsi="Arial" w:cs="Arial"/>
-          <w:sz w:val="20"/>
+          <w:sz w:val="18"/>
+        </w:rPr>
+      </w:pPr>
+      <w:r>
+        <w:rPr>
+          <w:rFonts w:ascii="Arial" w:hAnsi="Arial" w:cs="Arial"/>
+          <w:sz w:val="18"/>
         </w:rPr>
         <w:t xml:space="preserve">Implemented reactive UI patterns with </w:t>
       </w:r>
@@ -3430,7 +2659,7 @@
         <w:rPr>
           <w:rStyle w:val="Strong"/>
           <w:rFonts w:ascii="Arial" w:hAnsi="Arial" w:cs="Arial"/>
-          <w:sz w:val="20"/>
+          <w:sz w:val="18"/>
         </w:rPr>
         <w:t>RxJS</w:t>
       </w:r>
@@ -3438,7 +2667,7 @@
       <w:r>
         <w:rPr>
           <w:rFonts w:ascii="Arial" w:hAnsi="Arial" w:cs="Arial"/>
-          <w:sz w:val="20"/>
+          <w:sz w:val="18"/>
         </w:rPr>
         <w:t xml:space="preserve"> and </w:t>
       </w:r>
@@ -3447,7 +2676,7 @@
         <w:rPr>
           <w:rStyle w:val="Strong"/>
           <w:rFonts w:ascii="Arial" w:hAnsi="Arial" w:cs="Arial"/>
-          <w:sz w:val="20"/>
+          <w:sz w:val="18"/>
         </w:rPr>
         <w:t>NgRx</w:t>
       </w:r>
@@ -3455,7 +2684,7 @@
       <w:r>
         <w:rPr>
           <w:rFonts w:ascii="Arial" w:hAnsi="Arial" w:cs="Arial"/>
-          <w:sz w:val="20"/>
+          <w:sz w:val="18"/>
         </w:rPr>
         <w:t xml:space="preserve">, adding </w:t>
       </w:r>
@@ -3463,7 +2692,7 @@
       <w:r>
         <w:rPr>
           <w:rFonts w:ascii="Arial" w:hAnsi="Arial" w:cs="Arial"/>
-          <w:sz w:val="20"/>
+          <w:sz w:val="18"/>
         </w:rPr>
         <w:t>debouncing</w:t>
       </w:r>
@@ -3471,7 +2700,7 @@
       <w:r>
         <w:rPr>
           <w:rFonts w:ascii="Arial" w:hAnsi="Arial" w:cs="Arial"/>
-          <w:sz w:val="20"/>
+          <w:sz w:val="18"/>
         </w:rPr>
         <w:t>, cancellation, and guarded navigation to prevent redundant calls and race conditions.</w:t>
       </w:r>
@@ -3486,13 +2715,13 @@
         <w:jc w:val="both"/>
         <w:rPr>
           <w:rFonts w:ascii="Arial" w:hAnsi="Arial" w:cs="Arial"/>
-          <w:sz w:val="20"/>
-        </w:rPr>
-      </w:pPr>
-      <w:r>
-        <w:rPr>
-          <w:rFonts w:ascii="Arial" w:hAnsi="Arial" w:cs="Arial"/>
-          <w:sz w:val="20"/>
+          <w:sz w:val="18"/>
+        </w:rPr>
+      </w:pPr>
+      <w:r>
+        <w:rPr>
+          <w:rFonts w:ascii="Arial" w:hAnsi="Arial" w:cs="Arial"/>
+          <w:sz w:val="18"/>
         </w:rPr>
         <w:t xml:space="preserve">Enforced end-to-end authorization using </w:t>
       </w:r>
@@ -3500,14 +2729,14 @@
         <w:rPr>
           <w:rStyle w:val="Strong"/>
           <w:rFonts w:ascii="Arial" w:hAnsi="Arial" w:cs="Arial"/>
-          <w:sz w:val="20"/>
+          <w:sz w:val="18"/>
         </w:rPr>
         <w:t>JWT</w:t>
       </w:r>
       <w:r>
         <w:rPr>
           <w:rFonts w:ascii="Arial" w:hAnsi="Arial" w:cs="Arial"/>
-          <w:sz w:val="20"/>
+          <w:sz w:val="18"/>
         </w:rPr>
         <w:t xml:space="preserve">, </w:t>
       </w:r>
@@ -3515,14 +2744,14 @@
         <w:rPr>
           <w:rStyle w:val="Strong"/>
           <w:rFonts w:ascii="Arial" w:hAnsi="Arial" w:cs="Arial"/>
-          <w:sz w:val="20"/>
+          <w:sz w:val="18"/>
         </w:rPr>
         <w:t>RBAC/ABAC</w:t>
       </w:r>
       <w:r>
         <w:rPr>
           <w:rFonts w:ascii="Arial" w:hAnsi="Arial" w:cs="Arial"/>
-          <w:sz w:val="20"/>
+          <w:sz w:val="18"/>
         </w:rPr>
         <w:t>, and rate limiting, aligning UI affordances and backend checks to business rules with audit-ready trails.</w:t>
       </w:r>
@@ -3537,13 +2766,13 @@
         <w:jc w:val="both"/>
         <w:rPr>
           <w:rFonts w:ascii="Arial" w:hAnsi="Arial" w:cs="Arial"/>
-          <w:sz w:val="20"/>
-        </w:rPr>
-      </w:pPr>
-      <w:r>
-        <w:rPr>
-          <w:rFonts w:ascii="Arial" w:hAnsi="Arial" w:cs="Arial"/>
-          <w:sz w:val="20"/>
+          <w:sz w:val="18"/>
+        </w:rPr>
+      </w:pPr>
+      <w:r>
+        <w:rPr>
+          <w:rFonts w:ascii="Arial" w:hAnsi="Arial" w:cs="Arial"/>
+          <w:sz w:val="18"/>
         </w:rPr>
         <w:t xml:space="preserve">Improved database reliability and performance across </w:t>
       </w:r>
@@ -3552,7 +2781,7 @@
         <w:rPr>
           <w:rStyle w:val="Strong"/>
           <w:rFonts w:ascii="Arial" w:hAnsi="Arial" w:cs="Arial"/>
-          <w:sz w:val="20"/>
+          <w:sz w:val="18"/>
         </w:rPr>
         <w:t>PostgreSQL</w:t>
       </w:r>
@@ -3560,7 +2789,7 @@
       <w:r>
         <w:rPr>
           <w:rFonts w:ascii="Arial" w:hAnsi="Arial" w:cs="Arial"/>
-          <w:sz w:val="20"/>
+          <w:sz w:val="18"/>
         </w:rPr>
         <w:t xml:space="preserve">, </w:t>
       </w:r>
@@ -3568,14 +2797,14 @@
         <w:rPr>
           <w:rStyle w:val="Strong"/>
           <w:rFonts w:ascii="Arial" w:hAnsi="Arial" w:cs="Arial"/>
-          <w:sz w:val="20"/>
+          <w:sz w:val="18"/>
         </w:rPr>
         <w:t>MySQL</w:t>
       </w:r>
       <w:r>
         <w:rPr>
           <w:rFonts w:ascii="Arial" w:hAnsi="Arial" w:cs="Arial"/>
-          <w:sz w:val="20"/>
+          <w:sz w:val="18"/>
         </w:rPr>
         <w:t xml:space="preserve">, and </w:t>
       </w:r>
@@ -3583,14 +2812,14 @@
         <w:rPr>
           <w:rStyle w:val="Strong"/>
           <w:rFonts w:ascii="Arial" w:hAnsi="Arial" w:cs="Arial"/>
-          <w:sz w:val="20"/>
+          <w:sz w:val="18"/>
         </w:rPr>
         <w:t>SQL Server</w:t>
       </w:r>
       <w:r>
         <w:rPr>
           <w:rFonts w:ascii="Arial" w:hAnsi="Arial" w:cs="Arial"/>
-          <w:sz w:val="20"/>
+          <w:sz w:val="18"/>
         </w:rPr>
         <w:t>, applying indexing, query tuning, and pagination at scale for heavy lists.</w:t>
       </w:r>
@@ -3605,13 +2834,13 @@
         <w:jc w:val="both"/>
         <w:rPr>
           <w:rFonts w:ascii="Arial" w:hAnsi="Arial" w:cs="Arial"/>
-          <w:sz w:val="20"/>
-        </w:rPr>
-      </w:pPr>
-      <w:r>
-        <w:rPr>
-          <w:rFonts w:ascii="Arial" w:hAnsi="Arial" w:cs="Arial"/>
-          <w:sz w:val="20"/>
+          <w:sz w:val="18"/>
+        </w:rPr>
+      </w:pPr>
+      <w:r>
+        <w:rPr>
+          <w:rFonts w:ascii="Arial" w:hAnsi="Arial" w:cs="Arial"/>
+          <w:sz w:val="18"/>
         </w:rPr>
         <w:t xml:space="preserve">Built background processing with </w:t>
       </w:r>
@@ -3620,7 +2849,7 @@
         <w:rPr>
           <w:rStyle w:val="Strong"/>
           <w:rFonts w:ascii="Arial" w:hAnsi="Arial" w:cs="Arial"/>
-          <w:sz w:val="20"/>
+          <w:sz w:val="18"/>
         </w:rPr>
         <w:t>RabbitMQ</w:t>
       </w:r>
@@ -3628,7 +2857,7 @@
       <w:r>
         <w:rPr>
           <w:rFonts w:ascii="Arial" w:hAnsi="Arial" w:cs="Arial"/>
-          <w:sz w:val="20"/>
+          <w:sz w:val="18"/>
         </w:rPr>
         <w:t xml:space="preserve"> and </w:t>
       </w:r>
@@ -3636,14 +2865,14 @@
         <w:rPr>
           <w:rStyle w:val="Strong"/>
           <w:rFonts w:ascii="Arial" w:hAnsi="Arial" w:cs="Arial"/>
-          <w:sz w:val="20"/>
+          <w:sz w:val="18"/>
         </w:rPr>
         <w:t>AWS SQS/SNS</w:t>
       </w:r>
       <w:r>
         <w:rPr>
           <w:rFonts w:ascii="Arial" w:hAnsi="Arial" w:cs="Arial"/>
-          <w:sz w:val="20"/>
+          <w:sz w:val="18"/>
         </w:rPr>
         <w:t xml:space="preserve"> patterns, adding retries, DLQs, and idempotent consumers to keep operations safe under failures.</w:t>
       </w:r>
@@ -3658,13 +2887,13 @@
         <w:jc w:val="both"/>
         <w:rPr>
           <w:rFonts w:ascii="Arial" w:hAnsi="Arial" w:cs="Arial"/>
-          <w:sz w:val="20"/>
-        </w:rPr>
-      </w:pPr>
-      <w:r>
-        <w:rPr>
-          <w:rFonts w:ascii="Arial" w:hAnsi="Arial" w:cs="Arial"/>
-          <w:sz w:val="20"/>
+          <w:sz w:val="18"/>
+        </w:rPr>
+      </w:pPr>
+      <w:r>
+        <w:rPr>
+          <w:rFonts w:ascii="Arial" w:hAnsi="Arial" w:cs="Arial"/>
+          <w:sz w:val="18"/>
         </w:rPr>
         <w:t xml:space="preserve">Integrated cloud services on AWS with </w:t>
       </w:r>
@@ -3672,14 +2901,14 @@
         <w:rPr>
           <w:rStyle w:val="Strong"/>
           <w:rFonts w:ascii="Arial" w:hAnsi="Arial" w:cs="Arial"/>
-          <w:sz w:val="20"/>
+          <w:sz w:val="18"/>
         </w:rPr>
         <w:t>S3</w:t>
       </w:r>
       <w:r>
         <w:rPr>
           <w:rFonts w:ascii="Arial" w:hAnsi="Arial" w:cs="Arial"/>
-          <w:sz w:val="20"/>
+          <w:sz w:val="18"/>
         </w:rPr>
         <w:t xml:space="preserve">, </w:t>
       </w:r>
@@ -3688,7 +2917,7 @@
         <w:rPr>
           <w:rStyle w:val="Strong"/>
           <w:rFonts w:ascii="Arial" w:hAnsi="Arial" w:cs="Arial"/>
-          <w:sz w:val="20"/>
+          <w:sz w:val="18"/>
         </w:rPr>
         <w:t>CloudFront</w:t>
       </w:r>
@@ -3696,7 +2925,7 @@
       <w:r>
         <w:rPr>
           <w:rFonts w:ascii="Arial" w:hAnsi="Arial" w:cs="Arial"/>
-          <w:sz w:val="20"/>
+          <w:sz w:val="18"/>
         </w:rPr>
         <w:t xml:space="preserve">, </w:t>
       </w:r>
@@ -3704,14 +2933,14 @@
         <w:rPr>
           <w:rStyle w:val="Strong"/>
           <w:rFonts w:ascii="Arial" w:hAnsi="Arial" w:cs="Arial"/>
-          <w:sz w:val="20"/>
+          <w:sz w:val="18"/>
         </w:rPr>
         <w:t>API Gateway</w:t>
       </w:r>
       <w:r>
         <w:rPr>
           <w:rFonts w:ascii="Arial" w:hAnsi="Arial" w:cs="Arial"/>
-          <w:sz w:val="20"/>
+          <w:sz w:val="18"/>
         </w:rPr>
         <w:t xml:space="preserve">, </w:t>
       </w:r>
@@ -3719,14 +2948,14 @@
         <w:rPr>
           <w:rStyle w:val="Strong"/>
           <w:rFonts w:ascii="Arial" w:hAnsi="Arial" w:cs="Arial"/>
-          <w:sz w:val="20"/>
+          <w:sz w:val="18"/>
         </w:rPr>
         <w:t>Lambda</w:t>
       </w:r>
       <w:r>
         <w:rPr>
           <w:rFonts w:ascii="Arial" w:hAnsi="Arial" w:cs="Arial"/>
-          <w:sz w:val="20"/>
+          <w:sz w:val="18"/>
         </w:rPr>
         <w:t xml:space="preserve">, and </w:t>
       </w:r>
@@ -3734,14 +2963,14 @@
         <w:rPr>
           <w:rStyle w:val="Strong"/>
           <w:rFonts w:ascii="Arial" w:hAnsi="Arial" w:cs="Arial"/>
-          <w:sz w:val="20"/>
+          <w:sz w:val="18"/>
         </w:rPr>
         <w:t>IAM</w:t>
       </w:r>
       <w:r>
         <w:rPr>
           <w:rFonts w:ascii="Arial" w:hAnsi="Arial" w:cs="Arial"/>
-          <w:sz w:val="20"/>
+          <w:sz w:val="18"/>
         </w:rPr>
         <w:t>, emphasizing least-privilege access and cost-aware architecture.</w:t>
       </w:r>
@@ -3756,13 +2985,13 @@
         <w:jc w:val="both"/>
         <w:rPr>
           <w:rFonts w:ascii="Arial" w:hAnsi="Arial" w:cs="Arial"/>
-          <w:sz w:val="20"/>
-        </w:rPr>
-      </w:pPr>
-      <w:r>
-        <w:rPr>
-          <w:rFonts w:ascii="Arial" w:hAnsi="Arial" w:cs="Arial"/>
-          <w:sz w:val="20"/>
+          <w:sz w:val="18"/>
+        </w:rPr>
+      </w:pPr>
+      <w:r>
+        <w:rPr>
+          <w:rFonts w:ascii="Arial" w:hAnsi="Arial" w:cs="Arial"/>
+          <w:sz w:val="18"/>
         </w:rPr>
         <w:t xml:space="preserve">Added search capabilities using </w:t>
       </w:r>
@@ -3771,7 +3000,7 @@
         <w:rPr>
           <w:rStyle w:val="Strong"/>
           <w:rFonts w:ascii="Arial" w:hAnsi="Arial" w:cs="Arial"/>
-          <w:sz w:val="20"/>
+          <w:sz w:val="18"/>
         </w:rPr>
         <w:t>Elasticsearch</w:t>
       </w:r>
@@ -3779,7 +3008,7 @@
       <w:r>
         <w:rPr>
           <w:rFonts w:ascii="Arial" w:hAnsi="Arial" w:cs="Arial"/>
-          <w:sz w:val="20"/>
+          <w:sz w:val="18"/>
         </w:rPr>
         <w:t xml:space="preserve"> / </w:t>
       </w:r>
@@ -3787,14 +3016,14 @@
         <w:rPr>
           <w:rStyle w:val="Strong"/>
           <w:rFonts w:ascii="Arial" w:hAnsi="Arial" w:cs="Arial"/>
-          <w:sz w:val="20"/>
+          <w:sz w:val="18"/>
         </w:rPr>
         <w:t>OpenSearch</w:t>
       </w:r>
       <w:r>
         <w:rPr>
           <w:rFonts w:ascii="Arial" w:hAnsi="Arial" w:cs="Arial"/>
-          <w:sz w:val="20"/>
+          <w:sz w:val="18"/>
         </w:rPr>
         <w:t xml:space="preserve">, creating stable query templates and operational </w:t>
       </w:r>
@@ -3802,7 +3031,7 @@
       <w:r>
         <w:rPr>
           <w:rFonts w:ascii="Arial" w:hAnsi="Arial" w:cs="Arial"/>
-          <w:sz w:val="20"/>
+          <w:sz w:val="18"/>
         </w:rPr>
         <w:t>runbooks</w:t>
       </w:r>
@@ -3810,7 +3039,7 @@
       <w:r>
         <w:rPr>
           <w:rFonts w:ascii="Arial" w:hAnsi="Arial" w:cs="Arial"/>
-          <w:sz w:val="20"/>
+          <w:sz w:val="18"/>
         </w:rPr>
         <w:t xml:space="preserve"> for index lifecycle changes.</w:t>
       </w:r>
@@ -3825,13 +3054,13 @@
         <w:jc w:val="both"/>
         <w:rPr>
           <w:rFonts w:ascii="Arial" w:hAnsi="Arial" w:cs="Arial"/>
-          <w:sz w:val="20"/>
-        </w:rPr>
-      </w:pPr>
-      <w:r>
-        <w:rPr>
-          <w:rFonts w:ascii="Arial" w:hAnsi="Arial" w:cs="Arial"/>
-          <w:sz w:val="20"/>
+          <w:sz w:val="18"/>
+        </w:rPr>
+      </w:pPr>
+      <w:r>
+        <w:rPr>
+          <w:rFonts w:ascii="Arial" w:hAnsi="Arial" w:cs="Arial"/>
+          <w:sz w:val="18"/>
         </w:rPr>
         <w:t xml:space="preserve">Strengthened </w:t>
       </w:r>
@@ -3839,7 +3068,7 @@
       <w:r>
         <w:rPr>
           <w:rFonts w:ascii="Arial" w:hAnsi="Arial" w:cs="Arial"/>
-          <w:sz w:val="20"/>
+          <w:sz w:val="18"/>
         </w:rPr>
         <w:t>observability</w:t>
       </w:r>
@@ -3847,7 +3076,7 @@
       <w:r>
         <w:rPr>
           <w:rFonts w:ascii="Arial" w:hAnsi="Arial" w:cs="Arial"/>
-          <w:sz w:val="20"/>
+          <w:sz w:val="18"/>
         </w:rPr>
         <w:t xml:space="preserve"> using </w:t>
       </w:r>
@@ -3855,14 +3084,14 @@
         <w:rPr>
           <w:rStyle w:val="Strong"/>
           <w:rFonts w:ascii="Arial" w:hAnsi="Arial" w:cs="Arial"/>
-          <w:sz w:val="20"/>
+          <w:sz w:val="18"/>
         </w:rPr>
         <w:t>ELK/EFK</w:t>
       </w:r>
       <w:r>
         <w:rPr>
           <w:rFonts w:ascii="Arial" w:hAnsi="Arial" w:cs="Arial"/>
-          <w:sz w:val="20"/>
+          <w:sz w:val="18"/>
         </w:rPr>
         <w:t xml:space="preserve">, </w:t>
       </w:r>
@@ -3871,7 +3100,7 @@
         <w:rPr>
           <w:rStyle w:val="Strong"/>
           <w:rFonts w:ascii="Arial" w:hAnsi="Arial" w:cs="Arial"/>
-          <w:sz w:val="20"/>
+          <w:sz w:val="18"/>
         </w:rPr>
         <w:t>Datadog</w:t>
       </w:r>
@@ -3879,7 +3108,7 @@
       <w:r>
         <w:rPr>
           <w:rFonts w:ascii="Arial" w:hAnsi="Arial" w:cs="Arial"/>
-          <w:sz w:val="20"/>
+          <w:sz w:val="18"/>
         </w:rPr>
         <w:t xml:space="preserve">, </w:t>
       </w:r>
@@ -3887,14 +3116,14 @@
         <w:rPr>
           <w:rStyle w:val="Strong"/>
           <w:rFonts w:ascii="Arial" w:hAnsi="Arial" w:cs="Arial"/>
-          <w:sz w:val="20"/>
+          <w:sz w:val="18"/>
         </w:rPr>
         <w:t>Prometheus</w:t>
       </w:r>
       <w:r>
         <w:rPr>
           <w:rFonts w:ascii="Arial" w:hAnsi="Arial" w:cs="Arial"/>
-          <w:sz w:val="20"/>
+          <w:sz w:val="18"/>
         </w:rPr>
         <w:t xml:space="preserve">, and </w:t>
       </w:r>
@@ -3903,7 +3132,7 @@
         <w:rPr>
           <w:rStyle w:val="Strong"/>
           <w:rFonts w:ascii="Arial" w:hAnsi="Arial" w:cs="Arial"/>
-          <w:sz w:val="20"/>
+          <w:sz w:val="18"/>
         </w:rPr>
         <w:t>Grafana</w:t>
       </w:r>
@@ -3911,7 +3140,7 @@
       <w:r>
         <w:rPr>
           <w:rFonts w:ascii="Arial" w:hAnsi="Arial" w:cs="Arial"/>
-          <w:sz w:val="20"/>
+          <w:sz w:val="18"/>
         </w:rPr>
         <w:t>, standardizing dashboards and alerts tied to SLO-oriented signals.</w:t>
       </w:r>
@@ -3926,13 +3155,13 @@
         <w:jc w:val="both"/>
         <w:rPr>
           <w:rFonts w:ascii="Arial" w:hAnsi="Arial" w:cs="Arial"/>
-          <w:sz w:val="20"/>
-        </w:rPr>
-      </w:pPr>
-      <w:r>
-        <w:rPr>
-          <w:rFonts w:ascii="Arial" w:hAnsi="Arial" w:cs="Arial"/>
-          <w:sz w:val="20"/>
+          <w:sz w:val="18"/>
+        </w:rPr>
+      </w:pPr>
+      <w:r>
+        <w:rPr>
+          <w:rFonts w:ascii="Arial" w:hAnsi="Arial" w:cs="Arial"/>
+          <w:sz w:val="18"/>
         </w:rPr>
         <w:t xml:space="preserve">Implemented CI/CD improvements with </w:t>
       </w:r>
@@ -3940,7 +3169,7 @@
         <w:rPr>
           <w:rStyle w:val="Strong"/>
           <w:rFonts w:ascii="Arial" w:hAnsi="Arial" w:cs="Arial"/>
-          <w:sz w:val="20"/>
+          <w:sz w:val="18"/>
         </w:rPr>
         <w:t xml:space="preserve">Azure </w:t>
       </w:r>
@@ -3949,7 +3178,7 @@
         <w:rPr>
           <w:rStyle w:val="Strong"/>
           <w:rFonts w:ascii="Arial" w:hAnsi="Arial" w:cs="Arial"/>
-          <w:sz w:val="20"/>
+          <w:sz w:val="18"/>
         </w:rPr>
         <w:t>DevOps</w:t>
       </w:r>
@@ -3957,7 +3186,7 @@
       <w:r>
         <w:rPr>
           <w:rFonts w:ascii="Arial" w:hAnsi="Arial" w:cs="Arial"/>
-          <w:sz w:val="20"/>
+          <w:sz w:val="18"/>
         </w:rPr>
         <w:t xml:space="preserve">, </w:t>
       </w:r>
@@ -3966,7 +3195,7 @@
         <w:rPr>
           <w:rStyle w:val="Strong"/>
           <w:rFonts w:ascii="Arial" w:hAnsi="Arial" w:cs="Arial"/>
-          <w:sz w:val="20"/>
+          <w:sz w:val="18"/>
         </w:rPr>
         <w:t>CircleCI</w:t>
       </w:r>
@@ -3974,7 +3203,7 @@
       <w:r>
         <w:rPr>
           <w:rFonts w:ascii="Arial" w:hAnsi="Arial" w:cs="Arial"/>
-          <w:sz w:val="20"/>
+          <w:sz w:val="18"/>
         </w:rPr>
         <w:t xml:space="preserve">, and </w:t>
       </w:r>
@@ -3982,14 +3211,14 @@
         <w:rPr>
           <w:rStyle w:val="Strong"/>
           <w:rFonts w:ascii="Arial" w:hAnsi="Arial" w:cs="Arial"/>
-          <w:sz w:val="20"/>
+          <w:sz w:val="18"/>
         </w:rPr>
         <w:t>Jenkins</w:t>
       </w:r>
       <w:r>
         <w:rPr>
           <w:rFonts w:ascii="Arial" w:hAnsi="Arial" w:cs="Arial"/>
-          <w:sz w:val="20"/>
+          <w:sz w:val="18"/>
         </w:rPr>
         <w:t>, including automated tests, environment promotions, and release checklists.</w:t>
       </w:r>
@@ -4004,13 +3233,13 @@
         <w:jc w:val="both"/>
         <w:rPr>
           <w:rFonts w:ascii="Arial" w:hAnsi="Arial" w:cs="Arial"/>
-          <w:sz w:val="20"/>
-        </w:rPr>
-      </w:pPr>
-      <w:r>
-        <w:rPr>
-          <w:rFonts w:ascii="Arial" w:hAnsi="Arial" w:cs="Arial"/>
-          <w:sz w:val="20"/>
+          <w:sz w:val="18"/>
+        </w:rPr>
+      </w:pPr>
+      <w:r>
+        <w:rPr>
+          <w:rFonts w:ascii="Arial" w:hAnsi="Arial" w:cs="Arial"/>
+          <w:sz w:val="18"/>
         </w:rPr>
         <w:t xml:space="preserve">Expanded test coverage with </w:t>
       </w:r>
@@ -4018,14 +3247,14 @@
         <w:rPr>
           <w:rStyle w:val="Strong"/>
           <w:rFonts w:ascii="Arial" w:hAnsi="Arial" w:cs="Arial"/>
-          <w:sz w:val="20"/>
+          <w:sz w:val="18"/>
         </w:rPr>
         <w:t>Jest</w:t>
       </w:r>
       <w:r>
         <w:rPr>
           <w:rFonts w:ascii="Arial" w:hAnsi="Arial" w:cs="Arial"/>
-          <w:sz w:val="20"/>
+          <w:sz w:val="18"/>
         </w:rPr>
         <w:t xml:space="preserve">, </w:t>
       </w:r>
@@ -4033,14 +3262,14 @@
         <w:rPr>
           <w:rStyle w:val="Strong"/>
           <w:rFonts w:ascii="Arial" w:hAnsi="Arial" w:cs="Arial"/>
-          <w:sz w:val="20"/>
+          <w:sz w:val="18"/>
         </w:rPr>
         <w:t>Mocha</w:t>
       </w:r>
       <w:r>
         <w:rPr>
           <w:rFonts w:ascii="Arial" w:hAnsi="Arial" w:cs="Arial"/>
-          <w:sz w:val="20"/>
+          <w:sz w:val="18"/>
         </w:rPr>
         <w:t xml:space="preserve">, </w:t>
       </w:r>
@@ -4048,14 +3277,14 @@
         <w:rPr>
           <w:rStyle w:val="Strong"/>
           <w:rFonts w:ascii="Arial" w:hAnsi="Arial" w:cs="Arial"/>
-          <w:sz w:val="20"/>
+          <w:sz w:val="18"/>
         </w:rPr>
         <w:t>Chai</w:t>
       </w:r>
       <w:r>
         <w:rPr>
           <w:rFonts w:ascii="Arial" w:hAnsi="Arial" w:cs="Arial"/>
-          <w:sz w:val="20"/>
+          <w:sz w:val="18"/>
         </w:rPr>
         <w:t xml:space="preserve">, and UI suites using </w:t>
       </w:r>
@@ -4063,14 +3292,14 @@
         <w:rPr>
           <w:rStyle w:val="Strong"/>
           <w:rFonts w:ascii="Arial" w:hAnsi="Arial" w:cs="Arial"/>
-          <w:sz w:val="20"/>
+          <w:sz w:val="18"/>
         </w:rPr>
         <w:t>Cypress</w:t>
       </w:r>
       <w:r>
         <w:rPr>
           <w:rFonts w:ascii="Arial" w:hAnsi="Arial" w:cs="Arial"/>
-          <w:sz w:val="20"/>
+          <w:sz w:val="18"/>
         </w:rPr>
         <w:t xml:space="preserve"> / </w:t>
       </w:r>
@@ -4078,14 +3307,14 @@
         <w:rPr>
           <w:rStyle w:val="Strong"/>
           <w:rFonts w:ascii="Arial" w:hAnsi="Arial" w:cs="Arial"/>
-          <w:sz w:val="20"/>
+          <w:sz w:val="18"/>
         </w:rPr>
         <w:t>Playwright</w:t>
       </w:r>
       <w:r>
         <w:rPr>
           <w:rFonts w:ascii="Arial" w:hAnsi="Arial" w:cs="Arial"/>
-          <w:sz w:val="20"/>
+          <w:sz w:val="18"/>
         </w:rPr>
         <w:t xml:space="preserve">, adding </w:t>
       </w:r>
@@ -4093,14 +3322,14 @@
         <w:rPr>
           <w:rStyle w:val="Strong"/>
           <w:rFonts w:ascii="Arial" w:hAnsi="Arial" w:cs="Arial"/>
-          <w:sz w:val="20"/>
+          <w:sz w:val="18"/>
         </w:rPr>
         <w:t>Pact-style</w:t>
       </w:r>
       <w:r>
         <w:rPr>
           <w:rFonts w:ascii="Arial" w:hAnsi="Arial" w:cs="Arial"/>
-          <w:sz w:val="20"/>
+          <w:sz w:val="18"/>
         </w:rPr>
         <w:t xml:space="preserve"> contract checks for critical APIs.</w:t>
       </w:r>
@@ -4115,13 +3344,13 @@
         <w:jc w:val="both"/>
         <w:rPr>
           <w:rFonts w:ascii="Arial" w:hAnsi="Arial" w:cs="Arial"/>
-          <w:sz w:val="20"/>
-        </w:rPr>
-      </w:pPr>
-      <w:r>
-        <w:rPr>
-          <w:rFonts w:ascii="Arial" w:hAnsi="Arial" w:cs="Arial"/>
-          <w:sz w:val="20"/>
+          <w:sz w:val="18"/>
+        </w:rPr>
+      </w:pPr>
+      <w:r>
+        <w:rPr>
+          <w:rFonts w:ascii="Arial" w:hAnsi="Arial" w:cs="Arial"/>
+          <w:sz w:val="18"/>
         </w:rPr>
         <w:t>Partnered with product and stakeholders to define acceptance criteria, break down ambiguous asks, and deliver incremental value with clear ownership and measurable outcomes.</w:t>
       </w:r>
@@ -4134,11 +3363,15 @@
           <w:numId w:val="5"/>
         </w:numPr>
         <w:jc w:val="both"/>
-      </w:pPr>
-      <w:r>
-        <w:rPr>
-          <w:rFonts w:ascii="Arial" w:hAnsi="Arial" w:cs="Arial"/>
-          <w:sz w:val="20"/>
+        <w:rPr>
+          <w:rFonts w:ascii="Arial" w:hAnsi="Arial" w:cs="Arial"/>
+          <w:sz w:val="18"/>
+        </w:rPr>
+      </w:pPr>
+      <w:r>
+        <w:rPr>
+          <w:rFonts w:ascii="Arial" w:hAnsi="Arial" w:cs="Arial"/>
+          <w:sz w:val="18"/>
         </w:rPr>
         <w:t>Supported multi-cloud integrations by wiring exports to Azure components (</w:t>
       </w:r>
@@ -4146,14 +3379,14 @@
         <w:rPr>
           <w:rStyle w:val="Strong"/>
           <w:rFonts w:ascii="Arial" w:hAnsi="Arial" w:cs="Arial"/>
-          <w:sz w:val="20"/>
+          <w:sz w:val="18"/>
         </w:rPr>
         <w:t>App Service</w:t>
       </w:r>
       <w:r>
         <w:rPr>
           <w:rFonts w:ascii="Arial" w:hAnsi="Arial" w:cs="Arial"/>
-          <w:sz w:val="20"/>
+          <w:sz w:val="18"/>
         </w:rPr>
         <w:t xml:space="preserve">, </w:t>
       </w:r>
@@ -4161,14 +3394,14 @@
         <w:rPr>
           <w:rStyle w:val="Strong"/>
           <w:rFonts w:ascii="Arial" w:hAnsi="Arial" w:cs="Arial"/>
-          <w:sz w:val="20"/>
+          <w:sz w:val="18"/>
         </w:rPr>
         <w:t>Azure SQL</w:t>
       </w:r>
       <w:r>
         <w:rPr>
           <w:rFonts w:ascii="Arial" w:hAnsi="Arial" w:cs="Arial"/>
-          <w:sz w:val="20"/>
+          <w:sz w:val="18"/>
         </w:rPr>
         <w:t xml:space="preserve">, </w:t>
       </w:r>
@@ -4176,14 +3409,14 @@
         <w:rPr>
           <w:rStyle w:val="Strong"/>
           <w:rFonts w:ascii="Arial" w:hAnsi="Arial" w:cs="Arial"/>
-          <w:sz w:val="20"/>
+          <w:sz w:val="18"/>
         </w:rPr>
         <w:t>Service Bus</w:t>
       </w:r>
       <w:r>
         <w:rPr>
           <w:rFonts w:ascii="Arial" w:hAnsi="Arial" w:cs="Arial"/>
-          <w:sz w:val="20"/>
+          <w:sz w:val="18"/>
         </w:rPr>
         <w:t xml:space="preserve">, </w:t>
       </w:r>
@@ -4191,14 +3424,14 @@
         <w:rPr>
           <w:rStyle w:val="Strong"/>
           <w:rFonts w:ascii="Arial" w:hAnsi="Arial" w:cs="Arial"/>
-          <w:sz w:val="20"/>
+          <w:sz w:val="18"/>
         </w:rPr>
         <w:t>Key Vault</w:t>
       </w:r>
       <w:r>
         <w:rPr>
           <w:rFonts w:ascii="Arial" w:hAnsi="Arial" w:cs="Arial"/>
-          <w:sz w:val="20"/>
+          <w:sz w:val="18"/>
         </w:rPr>
         <w:t xml:space="preserve">, </w:t>
       </w:r>
@@ -4206,14 +3439,14 @@
         <w:rPr>
           <w:rStyle w:val="Strong"/>
           <w:rFonts w:ascii="Arial" w:hAnsi="Arial" w:cs="Arial"/>
-          <w:sz w:val="20"/>
+          <w:sz w:val="18"/>
         </w:rPr>
         <w:t>Application Insights</w:t>
       </w:r>
       <w:r>
         <w:rPr>
           <w:rFonts w:ascii="Arial" w:hAnsi="Arial" w:cs="Arial"/>
-          <w:sz w:val="20"/>
+          <w:sz w:val="18"/>
         </w:rPr>
         <w:t>) and GCP consumers (</w:t>
       </w:r>
@@ -4221,14 +3454,14 @@
         <w:rPr>
           <w:rStyle w:val="Strong"/>
           <w:rFonts w:ascii="Arial" w:hAnsi="Arial" w:cs="Arial"/>
-          <w:sz w:val="20"/>
+          <w:sz w:val="18"/>
         </w:rPr>
         <w:t>Pub/Sub</w:t>
       </w:r>
       <w:r>
         <w:rPr>
           <w:rFonts w:ascii="Arial" w:hAnsi="Arial" w:cs="Arial"/>
-          <w:sz w:val="20"/>
+          <w:sz w:val="18"/>
         </w:rPr>
         <w:t xml:space="preserve">, </w:t>
       </w:r>
@@ -4236,14 +3469,14 @@
         <w:rPr>
           <w:rStyle w:val="Strong"/>
           <w:rFonts w:ascii="Arial" w:hAnsi="Arial" w:cs="Arial"/>
-          <w:sz w:val="20"/>
+          <w:sz w:val="18"/>
         </w:rPr>
         <w:t>Cloud Storage</w:t>
       </w:r>
       <w:r>
         <w:rPr>
           <w:rFonts w:ascii="Arial" w:hAnsi="Arial" w:cs="Arial"/>
-          <w:sz w:val="20"/>
+          <w:sz w:val="18"/>
         </w:rPr>
         <w:t xml:space="preserve">, </w:t>
       </w:r>
@@ -4251,14 +3484,14 @@
         <w:rPr>
           <w:rStyle w:val="Strong"/>
           <w:rFonts w:ascii="Arial" w:hAnsi="Arial" w:cs="Arial"/>
-          <w:sz w:val="20"/>
+          <w:sz w:val="18"/>
         </w:rPr>
         <w:t>Cloud Run</w:t>
       </w:r>
       <w:r>
         <w:rPr>
           <w:rFonts w:ascii="Arial" w:hAnsi="Arial" w:cs="Arial"/>
-          <w:sz w:val="20"/>
+          <w:sz w:val="18"/>
         </w:rPr>
         <w:t xml:space="preserve">, </w:t>
       </w:r>
@@ -4267,7 +3500,7 @@
         <w:rPr>
           <w:rStyle w:val="Strong"/>
           <w:rFonts w:ascii="Arial" w:hAnsi="Arial" w:cs="Arial"/>
-          <w:sz w:val="20"/>
+          <w:sz w:val="18"/>
         </w:rPr>
         <w:t>BigQuery</w:t>
       </w:r>
@@ -4275,7 +3508,7 @@
       <w:r>
         <w:rPr>
           <w:rFonts w:ascii="Arial" w:hAnsi="Arial" w:cs="Arial"/>
-          <w:sz w:val="20"/>
+          <w:sz w:val="18"/>
         </w:rPr>
         <w:t>) behind consistent interfaces.</w:t>
       </w:r>
@@ -4334,13 +3567,13 @@
         <w:jc w:val="both"/>
         <w:rPr>
           <w:rFonts w:ascii="Arial" w:hAnsi="Arial" w:cs="Arial"/>
-          <w:sz w:val="20"/>
-        </w:rPr>
-      </w:pPr>
-      <w:r>
-        <w:rPr>
-          <w:rFonts w:ascii="Arial" w:hAnsi="Arial" w:cs="Arial"/>
-          <w:sz w:val="20"/>
+          <w:sz w:val="18"/>
+        </w:rPr>
+      </w:pPr>
+      <w:r>
+        <w:rPr>
+          <w:rFonts w:ascii="Arial" w:hAnsi="Arial" w:cs="Arial"/>
+          <w:sz w:val="18"/>
         </w:rPr>
         <w:t xml:space="preserve">Migrated legacy server-rendered pages into </w:t>
       </w:r>
@@ -4349,7 +3582,7 @@
         <w:rPr>
           <w:rStyle w:val="Strong"/>
           <w:rFonts w:ascii="Arial" w:hAnsi="Arial" w:cs="Arial"/>
-          <w:sz w:val="20"/>
+          <w:sz w:val="18"/>
         </w:rPr>
         <w:t>AngularJS</w:t>
       </w:r>
@@ -4357,7 +3590,7 @@
       <w:r>
         <w:rPr>
           <w:rFonts w:ascii="Arial" w:hAnsi="Arial" w:cs="Arial"/>
-          <w:sz w:val="20"/>
+          <w:sz w:val="18"/>
         </w:rPr>
         <w:t xml:space="preserve"> flows while maintaining feature parity, reducing friction in multi-step workflows and improving usability.</w:t>
       </w:r>
@@ -4372,13 +3605,13 @@
         <w:jc w:val="both"/>
         <w:rPr>
           <w:rFonts w:ascii="Arial" w:hAnsi="Arial" w:cs="Arial"/>
-          <w:sz w:val="20"/>
-        </w:rPr>
-      </w:pPr>
-      <w:r>
-        <w:rPr>
-          <w:rFonts w:ascii="Arial" w:hAnsi="Arial" w:cs="Arial"/>
-          <w:sz w:val="20"/>
+          <w:sz w:val="18"/>
+        </w:rPr>
+      </w:pPr>
+      <w:r>
+        <w:rPr>
+          <w:rFonts w:ascii="Arial" w:hAnsi="Arial" w:cs="Arial"/>
+          <w:sz w:val="18"/>
         </w:rPr>
         <w:t xml:space="preserve">Built reliable </w:t>
       </w:r>
@@ -4386,14 +3619,14 @@
         <w:rPr>
           <w:rStyle w:val="Strong"/>
           <w:rFonts w:ascii="Arial" w:hAnsi="Arial" w:cs="Arial"/>
-          <w:sz w:val="20"/>
+          <w:sz w:val="18"/>
         </w:rPr>
         <w:t>Python</w:t>
       </w:r>
       <w:r>
         <w:rPr>
           <w:rFonts w:ascii="Arial" w:hAnsi="Arial" w:cs="Arial"/>
-          <w:sz w:val="20"/>
+          <w:sz w:val="18"/>
         </w:rPr>
         <w:t xml:space="preserve"> services and internal tools with explicit validation, consistent error handling, and secure defaults to reduce support escalations.</w:t>
       </w:r>
@@ -4408,13 +3641,13 @@
         <w:jc w:val="both"/>
         <w:rPr>
           <w:rFonts w:ascii="Arial" w:hAnsi="Arial" w:cs="Arial"/>
-          <w:sz w:val="20"/>
-        </w:rPr>
-      </w:pPr>
-      <w:r>
-        <w:rPr>
-          <w:rFonts w:ascii="Arial" w:hAnsi="Arial" w:cs="Arial"/>
-          <w:sz w:val="20"/>
+          <w:sz w:val="18"/>
+        </w:rPr>
+      </w:pPr>
+      <w:r>
+        <w:rPr>
+          <w:rFonts w:ascii="Arial" w:hAnsi="Arial" w:cs="Arial"/>
+          <w:sz w:val="18"/>
         </w:rPr>
         <w:t>Designed REST resources with consistent naming and response patterns, enabling faster UI integration and fewer regressions across releases.</w:t>
       </w:r>
@@ -4429,13 +3662,13 @@
         <w:jc w:val="both"/>
         <w:rPr>
           <w:rFonts w:ascii="Arial" w:hAnsi="Arial" w:cs="Arial"/>
-          <w:sz w:val="20"/>
-        </w:rPr>
-      </w:pPr>
-      <w:r>
-        <w:rPr>
-          <w:rFonts w:ascii="Arial" w:hAnsi="Arial" w:cs="Arial"/>
-          <w:sz w:val="20"/>
+          <w:sz w:val="18"/>
+        </w:rPr>
+      </w:pPr>
+      <w:r>
+        <w:rPr>
+          <w:rFonts w:ascii="Arial" w:hAnsi="Arial" w:cs="Arial"/>
+          <w:sz w:val="18"/>
         </w:rPr>
         <w:t xml:space="preserve">Implemented schema changes and migrations across </w:t>
       </w:r>
@@ -4444,7 +3677,7 @@
         <w:rPr>
           <w:rStyle w:val="Strong"/>
           <w:rFonts w:ascii="Arial" w:hAnsi="Arial" w:cs="Arial"/>
-          <w:sz w:val="20"/>
+          <w:sz w:val="18"/>
         </w:rPr>
         <w:t>PostgreSQL</w:t>
       </w:r>
@@ -4452,7 +3685,7 @@
       <w:r>
         <w:rPr>
           <w:rFonts w:ascii="Arial" w:hAnsi="Arial" w:cs="Arial"/>
-          <w:sz w:val="20"/>
+          <w:sz w:val="18"/>
         </w:rPr>
         <w:t xml:space="preserve">, </w:t>
       </w:r>
@@ -4460,14 +3693,14 @@
         <w:rPr>
           <w:rStyle w:val="Strong"/>
           <w:rFonts w:ascii="Arial" w:hAnsi="Arial" w:cs="Arial"/>
-          <w:sz w:val="20"/>
+          <w:sz w:val="18"/>
         </w:rPr>
         <w:t>MySQL</w:t>
       </w:r>
       <w:r>
         <w:rPr>
           <w:rFonts w:ascii="Arial" w:hAnsi="Arial" w:cs="Arial"/>
-          <w:sz w:val="20"/>
+          <w:sz w:val="18"/>
         </w:rPr>
         <w:t xml:space="preserve">, and </w:t>
       </w:r>
@@ -4475,14 +3708,14 @@
         <w:rPr>
           <w:rStyle w:val="Strong"/>
           <w:rFonts w:ascii="Arial" w:hAnsi="Arial" w:cs="Arial"/>
-          <w:sz w:val="20"/>
+          <w:sz w:val="18"/>
         </w:rPr>
         <w:t>SQL Server</w:t>
       </w:r>
       <w:r>
         <w:rPr>
           <w:rFonts w:ascii="Arial" w:hAnsi="Arial" w:cs="Arial"/>
-          <w:sz w:val="20"/>
+          <w:sz w:val="18"/>
         </w:rPr>
         <w:t>, sequencing deployments to minimize downtime and protect production data.</w:t>
       </w:r>
@@ -4497,13 +3730,13 @@
         <w:jc w:val="both"/>
         <w:rPr>
           <w:rFonts w:ascii="Arial" w:hAnsi="Arial" w:cs="Arial"/>
-          <w:sz w:val="20"/>
-        </w:rPr>
-      </w:pPr>
-      <w:r>
-        <w:rPr>
-          <w:rFonts w:ascii="Arial" w:hAnsi="Arial" w:cs="Arial"/>
-          <w:sz w:val="20"/>
+          <w:sz w:val="18"/>
+        </w:rPr>
+      </w:pPr>
+      <w:r>
+        <w:rPr>
+          <w:rFonts w:ascii="Arial" w:hAnsi="Arial" w:cs="Arial"/>
+          <w:sz w:val="18"/>
         </w:rPr>
         <w:t xml:space="preserve">Improved reporting and list endpoints by eliminating </w:t>
       </w:r>
@@ -4511,7 +3744,7 @@
       <w:r>
         <w:rPr>
           <w:rFonts w:ascii="Arial" w:hAnsi="Arial" w:cs="Arial"/>
-          <w:sz w:val="20"/>
+          <w:sz w:val="18"/>
         </w:rPr>
         <w:t>N+1 patterns</w:t>
       </w:r>
@@ -4519,7 +3752,7 @@
       <w:r>
         <w:rPr>
           <w:rFonts w:ascii="Arial" w:hAnsi="Arial" w:cs="Arial"/>
-          <w:sz w:val="20"/>
+          <w:sz w:val="18"/>
         </w:rPr>
         <w:t>, adding targeted indexes, and implementing keyset pagination for scale.</w:t>
       </w:r>
@@ -4534,13 +3767,13 @@
         <w:jc w:val="both"/>
         <w:rPr>
           <w:rFonts w:ascii="Arial" w:hAnsi="Arial" w:cs="Arial"/>
-          <w:sz w:val="20"/>
-        </w:rPr>
-      </w:pPr>
-      <w:r>
-        <w:rPr>
-          <w:rFonts w:ascii="Arial" w:hAnsi="Arial" w:cs="Arial"/>
-          <w:sz w:val="20"/>
+          <w:sz w:val="18"/>
+        </w:rPr>
+      </w:pPr>
+      <w:r>
+        <w:rPr>
+          <w:rFonts w:ascii="Arial" w:hAnsi="Arial" w:cs="Arial"/>
+          <w:sz w:val="18"/>
         </w:rPr>
         <w:t xml:space="preserve">Introduced caching strategies using </w:t>
       </w:r>
@@ -4550,7 +3783,7 @@
         <w:rPr>
           <w:rStyle w:val="Strong"/>
           <w:rFonts w:ascii="Arial" w:hAnsi="Arial" w:cs="Arial"/>
-          <w:sz w:val="20"/>
+          <w:sz w:val="18"/>
         </w:rPr>
         <w:t>Redis</w:t>
       </w:r>
@@ -4559,7 +3792,7 @@
       <w:r>
         <w:rPr>
           <w:rFonts w:ascii="Arial" w:hAnsi="Arial" w:cs="Arial"/>
-          <w:sz w:val="20"/>
+          <w:sz w:val="18"/>
         </w:rPr>
         <w:t xml:space="preserve"> patterns for expensive lookups, including cache invalidation rules and safe fallback behavior.</w:t>
       </w:r>
@@ -4574,15 +3807,14 @@
         <w:jc w:val="both"/>
         <w:rPr>
           <w:rFonts w:ascii="Arial" w:hAnsi="Arial" w:cs="Arial"/>
-          <w:sz w:val="20"/>
-        </w:rPr>
-      </w:pPr>
-      <w:r>
-        <w:rPr>
-          <w:rFonts w:ascii="Arial" w:hAnsi="Arial" w:cs="Arial"/>
-          <w:sz w:val="20"/>
-        </w:rPr>
-        <w:lastRenderedPageBreak/>
+          <w:sz w:val="18"/>
+        </w:rPr>
+      </w:pPr>
+      <w:r>
+        <w:rPr>
+          <w:rFonts w:ascii="Arial" w:hAnsi="Arial" w:cs="Arial"/>
+          <w:sz w:val="18"/>
+        </w:rPr>
         <w:t xml:space="preserve">Delivered queue-based processing for exports and batch jobs using </w:t>
       </w:r>
       <w:proofErr w:type="spellStart"/>
@@ -4590,7 +3822,7 @@
         <w:rPr>
           <w:rStyle w:val="Strong"/>
           <w:rFonts w:ascii="Arial" w:hAnsi="Arial" w:cs="Arial"/>
-          <w:sz w:val="20"/>
+          <w:sz w:val="18"/>
         </w:rPr>
         <w:t>RabbitMQ</w:t>
       </w:r>
@@ -4598,7 +3830,7 @@
       <w:r>
         <w:rPr>
           <w:rFonts w:ascii="Arial" w:hAnsi="Arial" w:cs="Arial"/>
-          <w:sz w:val="20"/>
+          <w:sz w:val="18"/>
         </w:rPr>
         <w:t xml:space="preserve"> and AWS-style </w:t>
       </w:r>
@@ -4606,7 +3838,7 @@
       <w:r>
         <w:rPr>
           <w:rFonts w:ascii="Arial" w:hAnsi="Arial" w:cs="Arial"/>
-          <w:sz w:val="20"/>
+          <w:sz w:val="18"/>
         </w:rPr>
         <w:t>patterns, ensuring retries</w:t>
       </w:r>
@@ -4614,7 +3846,7 @@
       <w:r>
         <w:rPr>
           <w:rFonts w:ascii="Arial" w:hAnsi="Arial" w:cs="Arial"/>
-          <w:sz w:val="20"/>
+          <w:sz w:val="18"/>
         </w:rPr>
         <w:t xml:space="preserve"> and idempotent execution.</w:t>
       </w:r>
@@ -4629,13 +3861,13 @@
         <w:jc w:val="both"/>
         <w:rPr>
           <w:rFonts w:ascii="Arial" w:hAnsi="Arial" w:cs="Arial"/>
-          <w:sz w:val="20"/>
-        </w:rPr>
-      </w:pPr>
-      <w:r>
-        <w:rPr>
-          <w:rFonts w:ascii="Arial" w:hAnsi="Arial" w:cs="Arial"/>
-          <w:sz w:val="20"/>
+          <w:sz w:val="18"/>
+        </w:rPr>
+      </w:pPr>
+      <w:r>
+        <w:rPr>
+          <w:rFonts w:ascii="Arial" w:hAnsi="Arial" w:cs="Arial"/>
+          <w:sz w:val="18"/>
         </w:rPr>
         <w:t xml:space="preserve">Implemented search indexing with </w:t>
       </w:r>
@@ -4644,7 +3876,7 @@
         <w:rPr>
           <w:rStyle w:val="Strong"/>
           <w:rFonts w:ascii="Arial" w:hAnsi="Arial" w:cs="Arial"/>
-          <w:sz w:val="20"/>
+          <w:sz w:val="18"/>
         </w:rPr>
         <w:t>Elasticsearch</w:t>
       </w:r>
@@ -4652,7 +3884,7 @@
       <w:r>
         <w:rPr>
           <w:rFonts w:ascii="Arial" w:hAnsi="Arial" w:cs="Arial"/>
-          <w:sz w:val="20"/>
+          <w:sz w:val="18"/>
         </w:rPr>
         <w:t>, defining mappings and ingestion pipelines that supported stable filtering and relevance at scale.</w:t>
       </w:r>
@@ -4667,13 +3899,13 @@
         <w:jc w:val="both"/>
         <w:rPr>
           <w:rFonts w:ascii="Arial" w:hAnsi="Arial" w:cs="Arial"/>
-          <w:sz w:val="20"/>
-        </w:rPr>
-      </w:pPr>
-      <w:r>
-        <w:rPr>
-          <w:rFonts w:ascii="Arial" w:hAnsi="Arial" w:cs="Arial"/>
-          <w:sz w:val="20"/>
+          <w:sz w:val="18"/>
+        </w:rPr>
+      </w:pPr>
+      <w:r>
+        <w:rPr>
+          <w:rFonts w:ascii="Arial" w:hAnsi="Arial" w:cs="Arial"/>
+          <w:sz w:val="18"/>
         </w:rPr>
         <w:t xml:space="preserve">Containerized services with </w:t>
       </w:r>
@@ -4682,7 +3914,7 @@
         <w:rPr>
           <w:rStyle w:val="Strong"/>
           <w:rFonts w:ascii="Arial" w:hAnsi="Arial" w:cs="Arial"/>
-          <w:sz w:val="20"/>
+          <w:sz w:val="18"/>
         </w:rPr>
         <w:t>Docker</w:t>
       </w:r>
@@ -4690,7 +3922,7 @@
       <w:r>
         <w:rPr>
           <w:rFonts w:ascii="Arial" w:hAnsi="Arial" w:cs="Arial"/>
-          <w:sz w:val="20"/>
+          <w:sz w:val="18"/>
         </w:rPr>
         <w:t xml:space="preserve"> and deployed into </w:t>
       </w:r>
@@ -4699,7 +3931,7 @@
         <w:rPr>
           <w:rStyle w:val="Strong"/>
           <w:rFonts w:ascii="Arial" w:hAnsi="Arial" w:cs="Arial"/>
-          <w:sz w:val="20"/>
+          <w:sz w:val="18"/>
         </w:rPr>
         <w:t>Kubernetes</w:t>
       </w:r>
@@ -4707,7 +3939,7 @@
       <w:r>
         <w:rPr>
           <w:rFonts w:ascii="Arial" w:hAnsi="Arial" w:cs="Arial"/>
-          <w:sz w:val="20"/>
+          <w:sz w:val="18"/>
         </w:rPr>
         <w:t xml:space="preserve"> environments as adoption grew, documenting operational expectations and rollout procedures.</w:t>
       </w:r>
@@ -4722,13 +3954,13 @@
         <w:jc w:val="both"/>
         <w:rPr>
           <w:rFonts w:ascii="Arial" w:hAnsi="Arial" w:cs="Arial"/>
-          <w:sz w:val="20"/>
-        </w:rPr>
-      </w:pPr>
-      <w:r>
-        <w:rPr>
-          <w:rFonts w:ascii="Arial" w:hAnsi="Arial" w:cs="Arial"/>
-          <w:sz w:val="20"/>
+          <w:sz w:val="18"/>
+        </w:rPr>
+      </w:pPr>
+      <w:r>
+        <w:rPr>
+          <w:rFonts w:ascii="Arial" w:hAnsi="Arial" w:cs="Arial"/>
+          <w:sz w:val="18"/>
         </w:rPr>
         <w:t xml:space="preserve">Automated delivery and checks with </w:t>
       </w:r>
@@ -4736,14 +3968,14 @@
         <w:rPr>
           <w:rStyle w:val="Strong"/>
           <w:rFonts w:ascii="Arial" w:hAnsi="Arial" w:cs="Arial"/>
-          <w:sz w:val="20"/>
+          <w:sz w:val="18"/>
         </w:rPr>
         <w:t>Jenkins</w:t>
       </w:r>
       <w:r>
         <w:rPr>
           <w:rFonts w:ascii="Arial" w:hAnsi="Arial" w:cs="Arial"/>
-          <w:sz w:val="20"/>
+          <w:sz w:val="18"/>
         </w:rPr>
         <w:t xml:space="preserve"> pipelines, adding </w:t>
       </w:r>
@@ -4751,7 +3983,7 @@
       <w:r>
         <w:rPr>
           <w:rFonts w:ascii="Arial" w:hAnsi="Arial" w:cs="Arial"/>
-          <w:sz w:val="20"/>
+          <w:sz w:val="18"/>
         </w:rPr>
         <w:t>linting</w:t>
       </w:r>
@@ -4759,7 +3991,7 @@
       <w:r>
         <w:rPr>
           <w:rFonts w:ascii="Arial" w:hAnsi="Arial" w:cs="Arial"/>
-          <w:sz w:val="20"/>
+          <w:sz w:val="18"/>
         </w:rPr>
         <w:t>, unit tests, and repeatable deployment steps across environments.</w:t>
       </w:r>
@@ -4772,11 +4004,15 @@
           <w:numId w:val="7"/>
         </w:numPr>
         <w:jc w:val="both"/>
-      </w:pPr>
-      <w:r>
-        <w:rPr>
-          <w:rFonts w:ascii="Arial" w:hAnsi="Arial" w:cs="Arial"/>
-          <w:sz w:val="20"/>
+        <w:rPr>
+          <w:rFonts w:ascii="Arial" w:hAnsi="Arial" w:cs="Arial"/>
+          <w:sz w:val="18"/>
+        </w:rPr>
+      </w:pPr>
+      <w:r>
+        <w:rPr>
+          <w:rFonts w:ascii="Arial" w:hAnsi="Arial" w:cs="Arial"/>
+          <w:sz w:val="18"/>
         </w:rPr>
         <w:t xml:space="preserve">Improved monitoring with structured logs, correlation IDs, and dashboards across </w:t>
       </w:r>
@@ -4785,7 +4021,7 @@
         <w:rPr>
           <w:rStyle w:val="Strong"/>
           <w:rFonts w:ascii="Arial" w:hAnsi="Arial" w:cs="Arial"/>
-          <w:sz w:val="20"/>
+          <w:sz w:val="18"/>
         </w:rPr>
         <w:t>CloudWatch</w:t>
       </w:r>
@@ -4793,7 +4029,7 @@
       <w:r>
         <w:rPr>
           <w:rFonts w:ascii="Arial" w:hAnsi="Arial" w:cs="Arial"/>
-          <w:sz w:val="20"/>
+          <w:sz w:val="18"/>
         </w:rPr>
         <w:t xml:space="preserve"> / </w:t>
       </w:r>
@@ -4801,14 +4037,14 @@
         <w:rPr>
           <w:rStyle w:val="Strong"/>
           <w:rFonts w:ascii="Arial" w:hAnsi="Arial" w:cs="Arial"/>
-          <w:sz w:val="20"/>
+          <w:sz w:val="18"/>
         </w:rPr>
         <w:t>ELK/EFK</w:t>
       </w:r>
       <w:r>
         <w:rPr>
           <w:rFonts w:ascii="Arial" w:hAnsi="Arial" w:cs="Arial"/>
-          <w:sz w:val="20"/>
+          <w:sz w:val="18"/>
         </w:rPr>
         <w:t>-style tooling to speed diagnosis of production issues.</w:t>
       </w:r>
@@ -4858,13 +4094,13 @@
         <w:jc w:val="both"/>
         <w:rPr>
           <w:rFonts w:ascii="Arial" w:hAnsi="Arial" w:cs="Arial"/>
-          <w:sz w:val="20"/>
-        </w:rPr>
-      </w:pPr>
-      <w:r>
-        <w:rPr>
-          <w:rFonts w:ascii="Arial" w:hAnsi="Arial" w:cs="Arial"/>
-          <w:sz w:val="20"/>
+          <w:sz w:val="18"/>
+        </w:rPr>
+      </w:pPr>
+      <w:r>
+        <w:rPr>
+          <w:rFonts w:ascii="Arial" w:hAnsi="Arial" w:cs="Arial"/>
+          <w:sz w:val="18"/>
         </w:rPr>
         <w:t xml:space="preserve">Delivered small </w:t>
       </w:r>
@@ -4872,25 +4108,16 @@
         <w:rPr>
           <w:rStyle w:val="Strong"/>
           <w:rFonts w:ascii="Arial" w:hAnsi="Arial" w:cs="Arial"/>
-          <w:sz w:val="20"/>
+          <w:sz w:val="18"/>
         </w:rPr>
         <w:t>Python</w:t>
       </w:r>
       <w:r>
         <w:rPr>
           <w:rFonts w:ascii="Arial" w:hAnsi="Arial" w:cs="Arial"/>
-          <w:sz w:val="20"/>
-        </w:rPr>
-        <w:t xml:space="preserve"> utilities and service endpoints with cl</w:t>
-      </w:r>
-      <w:bookmarkStart w:id="0" w:name="_GoBack"/>
-      <w:bookmarkEnd w:id="0"/>
-      <w:r>
-        <w:rPr>
-          <w:rFonts w:ascii="Arial" w:hAnsi="Arial" w:cs="Arial"/>
-          <w:sz w:val="20"/>
-        </w:rPr>
-        <w:t>ear contracts and validation to support internal consumers with safe, reviewable changes.</w:t>
+          <w:sz w:val="18"/>
+        </w:rPr>
+        <w:t xml:space="preserve"> utilities and service endpoints with clear contracts and validation to support internal consumers with safe, reviewable changes.</w:t>
       </w:r>
     </w:p>
     <w:p>
@@ -4903,28 +4130,29 @@
         <w:jc w:val="both"/>
         <w:rPr>
           <w:rFonts w:ascii="Arial" w:hAnsi="Arial" w:cs="Arial"/>
-          <w:sz w:val="20"/>
-        </w:rPr>
-      </w:pPr>
-      <w:r>
-        <w:rPr>
-          <w:rFonts w:ascii="Arial" w:hAnsi="Arial" w:cs="Arial"/>
-          <w:sz w:val="20"/>
-        </w:rPr>
+          <w:sz w:val="18"/>
+        </w:rPr>
+      </w:pPr>
+      <w:r>
+        <w:rPr>
+          <w:rFonts w:ascii="Arial" w:hAnsi="Arial" w:cs="Arial"/>
+          <w:sz w:val="18"/>
+        </w:rPr>
+        <w:lastRenderedPageBreak/>
         <w:t xml:space="preserve">Built </w:t>
       </w:r>
       <w:r>
         <w:rPr>
           <w:rStyle w:val="Strong"/>
           <w:rFonts w:ascii="Arial" w:hAnsi="Arial" w:cs="Arial"/>
-          <w:sz w:val="20"/>
+          <w:sz w:val="18"/>
         </w:rPr>
         <w:t>JavaScript</w:t>
       </w:r>
       <w:r>
         <w:rPr>
           <w:rFonts w:ascii="Arial" w:hAnsi="Arial" w:cs="Arial"/>
-          <w:sz w:val="20"/>
+          <w:sz w:val="18"/>
         </w:rPr>
         <w:t xml:space="preserve"> UI enhancements with predictable behaviors, minimizing regressions through careful testing and incremental rollout practices.</w:t>
       </w:r>
@@ -4939,13 +4167,13 @@
         <w:jc w:val="both"/>
         <w:rPr>
           <w:rFonts w:ascii="Arial" w:hAnsi="Arial" w:cs="Arial"/>
-          <w:sz w:val="20"/>
-        </w:rPr>
-      </w:pPr>
-      <w:r>
-        <w:rPr>
-          <w:rFonts w:ascii="Arial" w:hAnsi="Arial" w:cs="Arial"/>
-          <w:sz w:val="20"/>
+          <w:sz w:val="18"/>
+        </w:rPr>
+      </w:pPr>
+      <w:r>
+        <w:rPr>
+          <w:rFonts w:ascii="Arial" w:hAnsi="Arial" w:cs="Arial"/>
+          <w:sz w:val="18"/>
         </w:rPr>
         <w:t>Added telemetry hooks and defensive error handling to improve reliability and debugging during production-like validation.</w:t>
       </w:r>
@@ -4960,13 +4188,13 @@
         <w:jc w:val="both"/>
         <w:rPr>
           <w:rFonts w:ascii="Arial" w:hAnsi="Arial" w:cs="Arial"/>
-          <w:sz w:val="20"/>
-        </w:rPr>
-      </w:pPr>
-      <w:r>
-        <w:rPr>
-          <w:rFonts w:ascii="Arial" w:hAnsi="Arial" w:cs="Arial"/>
-          <w:sz w:val="20"/>
+          <w:sz w:val="18"/>
+        </w:rPr>
+      </w:pPr>
+      <w:r>
+        <w:rPr>
+          <w:rFonts w:ascii="Arial" w:hAnsi="Arial" w:cs="Arial"/>
+          <w:sz w:val="18"/>
         </w:rPr>
         <w:t>Collaborated with senior engineers through design reviews and code reviews, translating requirements into small, shippable increments.</w:t>
       </w:r>
@@ -4981,13 +4209,13 @@
         <w:jc w:val="both"/>
         <w:rPr>
           <w:rFonts w:ascii="Arial" w:hAnsi="Arial" w:cs="Arial"/>
-          <w:sz w:val="20"/>
-        </w:rPr>
-      </w:pPr>
-      <w:r>
-        <w:rPr>
-          <w:rFonts w:ascii="Arial" w:hAnsi="Arial" w:cs="Arial"/>
-          <w:sz w:val="20"/>
+          <w:sz w:val="18"/>
+        </w:rPr>
+      </w:pPr>
+      <w:r>
+        <w:rPr>
+          <w:rFonts w:ascii="Arial" w:hAnsi="Arial" w:cs="Arial"/>
+          <w:sz w:val="18"/>
         </w:rPr>
         <w:t>Wrote focused unit tests around edge cases to improve confidence in refactors and reduce repeat defects.</w:t>
       </w:r>
@@ -5000,11 +4228,14 @@
           <w:numId w:val="10"/>
         </w:numPr>
         <w:jc w:val="both"/>
-      </w:pPr>
-      <w:r>
-        <w:rPr>
-          <w:rFonts w:ascii="Arial" w:hAnsi="Arial" w:cs="Arial"/>
-          <w:sz w:val="20"/>
+        <w:rPr>
+          <w:sz w:val="22"/>
+        </w:rPr>
+      </w:pPr>
+      <w:r>
+        <w:rPr>
+          <w:rFonts w:ascii="Arial" w:hAnsi="Arial" w:cs="Arial"/>
+          <w:sz w:val="18"/>
         </w:rPr>
         <w:t>Documented implementation details and operational notes to support maintainers and reduce ramp-up time for future iterations.</w:t>
       </w:r>
@@ -5061,11 +4292,6 @@
         </w:rPr>
         <w:t>2010 - 2014</w:t>
       </w:r>
-    </w:p>
-    <w:p>
-      <w:pPr>
-        <w:spacing w:after="60"/>
-      </w:pPr>
     </w:p>
     <w:p>
       <w:pPr>
@@ -5078,11 +4304,13 @@
         <w:jc w:val="both"/>
         <w:rPr>
           <w:rFonts w:ascii="Arial" w:hAnsi="Arial" w:cs="Arial"/>
-        </w:rPr>
-      </w:pPr>
-      <w:r>
-        <w:rPr>
-          <w:rFonts w:ascii="Arial" w:hAnsi="Arial" w:cs="Arial"/>
+          <w:sz w:val="18"/>
+        </w:rPr>
+      </w:pPr>
+      <w:r>
+        <w:rPr>
+          <w:rFonts w:ascii="Arial" w:hAnsi="Arial" w:cs="Arial"/>
+          <w:sz w:val="18"/>
         </w:rPr>
         <w:t xml:space="preserve">Completed a rigorous CS curriculum emphasizing </w:t>
       </w:r>
@@ -5090,12 +4318,14 @@
         <w:rPr>
           <w:rStyle w:val="Strong"/>
           <w:rFonts w:ascii="Arial" w:hAnsi="Arial" w:cs="Arial"/>
+          <w:sz w:val="18"/>
         </w:rPr>
         <w:t>algorithms</w:t>
       </w:r>
       <w:r>
         <w:rPr>
           <w:rFonts w:ascii="Arial" w:hAnsi="Arial" w:cs="Arial"/>
+          <w:sz w:val="18"/>
         </w:rPr>
         <w:t xml:space="preserve">, </w:t>
       </w:r>
@@ -5103,12 +4333,14 @@
         <w:rPr>
           <w:rStyle w:val="Strong"/>
           <w:rFonts w:ascii="Arial" w:hAnsi="Arial" w:cs="Arial"/>
+          <w:sz w:val="18"/>
         </w:rPr>
         <w:t>systems</w:t>
       </w:r>
       <w:r>
         <w:rPr>
           <w:rFonts w:ascii="Arial" w:hAnsi="Arial" w:cs="Arial"/>
+          <w:sz w:val="18"/>
         </w:rPr>
         <w:t xml:space="preserve">, and </w:t>
       </w:r>
@@ -5116,12 +4348,14 @@
         <w:rPr>
           <w:rStyle w:val="Strong"/>
           <w:rFonts w:ascii="Arial" w:hAnsi="Arial" w:cs="Arial"/>
+          <w:sz w:val="18"/>
         </w:rPr>
         <w:t>software engineering</w:t>
       </w:r>
       <w:r>
         <w:rPr>
           <w:rFonts w:ascii="Arial" w:hAnsi="Arial" w:cs="Arial"/>
+          <w:sz w:val="18"/>
         </w:rPr>
         <w:t>, applying fundamentals through team-based projects and production-minded development practices.</w:t>
       </w:r>
@@ -5151,7 +4385,7 @@
         <w:rPr>
           <w:rFonts w:ascii="Arial" w:hAnsi="Arial" w:cs="Arial"/>
           <w:color w:val="auto"/>
-          <w:sz w:val="20"/>
+          <w:sz w:val="18"/>
         </w:rPr>
       </w:pPr>
       <w:r>
@@ -5160,7 +4394,7 @@
           <w:rFonts w:ascii="Arial" w:hAnsi="Arial" w:cs="Arial"/>
           <w:bCs w:val="0"/>
           <w:color w:val="auto"/>
-          <w:sz w:val="20"/>
+          <w:sz w:val="18"/>
         </w:rPr>
         <w:t>Event-Driven Reporting &amp; Export Platform</w:t>
       </w:r>
@@ -5175,13 +4409,13 @@
         <w:jc w:val="both"/>
         <w:rPr>
           <w:rFonts w:ascii="Arial" w:hAnsi="Arial" w:cs="Arial"/>
-          <w:sz w:val="20"/>
-        </w:rPr>
-      </w:pPr>
-      <w:r>
-        <w:rPr>
-          <w:rFonts w:ascii="Arial" w:hAnsi="Arial" w:cs="Arial"/>
-          <w:sz w:val="20"/>
+          <w:sz w:val="18"/>
+        </w:rPr>
+      </w:pPr>
+      <w:r>
+        <w:rPr>
+          <w:rFonts w:ascii="Arial" w:hAnsi="Arial" w:cs="Arial"/>
+          <w:sz w:val="18"/>
         </w:rPr>
         <w:t xml:space="preserve">Built an export system that streams large datasets safely using </w:t>
       </w:r>
@@ -5190,7 +4424,7 @@
         <w:rPr>
           <w:rStyle w:val="Strong"/>
           <w:rFonts w:ascii="Arial" w:hAnsi="Arial" w:cs="Arial"/>
-          <w:sz w:val="20"/>
+          <w:sz w:val="18"/>
         </w:rPr>
         <w:t>FastAPI</w:t>
       </w:r>
@@ -5198,7 +4432,7 @@
       <w:r>
         <w:rPr>
           <w:rFonts w:ascii="Arial" w:hAnsi="Arial" w:cs="Arial"/>
-          <w:sz w:val="20"/>
+          <w:sz w:val="18"/>
         </w:rPr>
         <w:t xml:space="preserve"> services and </w:t>
       </w:r>
@@ -5206,7 +4440,7 @@
       <w:r>
         <w:rPr>
           <w:rFonts w:ascii="Arial" w:hAnsi="Arial" w:cs="Arial"/>
-          <w:sz w:val="20"/>
+          <w:sz w:val="18"/>
         </w:rPr>
         <w:t>async</w:t>
       </w:r>
@@ -5214,7 +4448,7 @@
       <w:r>
         <w:rPr>
           <w:rFonts w:ascii="Arial" w:hAnsi="Arial" w:cs="Arial"/>
-          <w:sz w:val="20"/>
+          <w:sz w:val="18"/>
         </w:rPr>
         <w:t xml:space="preserve"> workers, separating interactive requests from heavy processing via </w:t>
       </w:r>
@@ -5222,14 +4456,14 @@
         <w:rPr>
           <w:rStyle w:val="Strong"/>
           <w:rFonts w:ascii="Arial" w:hAnsi="Arial" w:cs="Arial"/>
-          <w:sz w:val="20"/>
+          <w:sz w:val="18"/>
         </w:rPr>
         <w:t>AWS SQS/SNS</w:t>
       </w:r>
       <w:r>
         <w:rPr>
           <w:rFonts w:ascii="Arial" w:hAnsi="Arial" w:cs="Arial"/>
-          <w:sz w:val="20"/>
+          <w:sz w:val="18"/>
         </w:rPr>
         <w:t xml:space="preserve"> and </w:t>
       </w:r>
@@ -5238,7 +4472,7 @@
         <w:rPr>
           <w:rStyle w:val="Strong"/>
           <w:rFonts w:ascii="Arial" w:hAnsi="Arial" w:cs="Arial"/>
-          <w:sz w:val="20"/>
+          <w:sz w:val="18"/>
         </w:rPr>
         <w:t>RabbitMQ</w:t>
       </w:r>
@@ -5246,7 +4480,7 @@
       <w:r>
         <w:rPr>
           <w:rFonts w:ascii="Arial" w:hAnsi="Arial" w:cs="Arial"/>
-          <w:sz w:val="20"/>
+          <w:sz w:val="18"/>
         </w:rPr>
         <w:t xml:space="preserve"> patterns.</w:t>
       </w:r>
@@ -5261,13 +4495,13 @@
         <w:jc w:val="both"/>
         <w:rPr>
           <w:rFonts w:ascii="Arial" w:hAnsi="Arial" w:cs="Arial"/>
-          <w:sz w:val="20"/>
-        </w:rPr>
-      </w:pPr>
-      <w:r>
-        <w:rPr>
-          <w:rFonts w:ascii="Arial" w:hAnsi="Arial" w:cs="Arial"/>
-          <w:sz w:val="20"/>
+          <w:sz w:val="18"/>
+        </w:rPr>
+      </w:pPr>
+      <w:r>
+        <w:rPr>
+          <w:rFonts w:ascii="Arial" w:hAnsi="Arial" w:cs="Arial"/>
+          <w:sz w:val="18"/>
         </w:rPr>
         <w:t xml:space="preserve">Implemented </w:t>
       </w:r>
@@ -5276,7 +4510,7 @@
         <w:rPr>
           <w:rStyle w:val="Strong"/>
           <w:rFonts w:ascii="Arial" w:hAnsi="Arial" w:cs="Arial"/>
-          <w:sz w:val="20"/>
+          <w:sz w:val="18"/>
         </w:rPr>
         <w:t>idempotency</w:t>
       </w:r>
@@ -5284,7 +4518,7 @@
       <w:r>
         <w:rPr>
           <w:rFonts w:ascii="Arial" w:hAnsi="Arial" w:cs="Arial"/>
-          <w:sz w:val="20"/>
+          <w:sz w:val="18"/>
         </w:rPr>
         <w:t>, retries, and DLQ handling, exposing progress through APIs and structured events to avoid timeouts and enable reliable recovery.</w:t>
       </w:r>
@@ -5299,13 +4533,13 @@
         <w:jc w:val="both"/>
         <w:rPr>
           <w:rFonts w:ascii="Arial" w:hAnsi="Arial" w:cs="Arial"/>
-          <w:sz w:val="20"/>
-        </w:rPr>
-      </w:pPr>
-      <w:r>
-        <w:rPr>
-          <w:rFonts w:ascii="Arial" w:hAnsi="Arial" w:cs="Arial"/>
-          <w:sz w:val="20"/>
+          <w:sz w:val="18"/>
+        </w:rPr>
+      </w:pPr>
+      <w:r>
+        <w:rPr>
+          <w:rFonts w:ascii="Arial" w:hAnsi="Arial" w:cs="Arial"/>
+          <w:sz w:val="18"/>
         </w:rPr>
         <w:t xml:space="preserve">Stored artifacts in </w:t>
       </w:r>
@@ -5313,14 +4547,14 @@
         <w:rPr>
           <w:rStyle w:val="Strong"/>
           <w:rFonts w:ascii="Arial" w:hAnsi="Arial" w:cs="Arial"/>
-          <w:sz w:val="20"/>
+          <w:sz w:val="18"/>
         </w:rPr>
         <w:t>S3</w:t>
       </w:r>
       <w:r>
         <w:rPr>
           <w:rFonts w:ascii="Arial" w:hAnsi="Arial" w:cs="Arial"/>
-          <w:sz w:val="20"/>
+          <w:sz w:val="18"/>
         </w:rPr>
         <w:t xml:space="preserve"> with controlled lifecycle policies and served downloads behind </w:t>
       </w:r>
@@ -5329,7 +4563,7 @@
         <w:rPr>
           <w:rStyle w:val="Strong"/>
           <w:rFonts w:ascii="Arial" w:hAnsi="Arial" w:cs="Arial"/>
-          <w:sz w:val="20"/>
+          <w:sz w:val="18"/>
         </w:rPr>
         <w:t>CloudFront</w:t>
       </w:r>
@@ -5337,7 +4571,7 @@
       <w:r>
         <w:rPr>
           <w:rFonts w:ascii="Arial" w:hAnsi="Arial" w:cs="Arial"/>
-          <w:sz w:val="20"/>
+          <w:sz w:val="18"/>
         </w:rPr>
         <w:t>, ensuring secure delivery and predictable storage costs.</w:t>
       </w:r>
@@ -5352,13 +4586,13 @@
         <w:jc w:val="both"/>
         <w:rPr>
           <w:rFonts w:ascii="Arial" w:hAnsi="Arial" w:cs="Arial"/>
-          <w:sz w:val="20"/>
-        </w:rPr>
-      </w:pPr>
-      <w:r>
-        <w:rPr>
-          <w:rFonts w:ascii="Arial" w:hAnsi="Arial" w:cs="Arial"/>
-          <w:sz w:val="20"/>
+          <w:sz w:val="18"/>
+        </w:rPr>
+      </w:pPr>
+      <w:r>
+        <w:rPr>
+          <w:rFonts w:ascii="Arial" w:hAnsi="Arial" w:cs="Arial"/>
+          <w:sz w:val="18"/>
         </w:rPr>
         <w:t xml:space="preserve">Indexed searchable metadata in </w:t>
       </w:r>
@@ -5367,7 +4601,7 @@
         <w:rPr>
           <w:rStyle w:val="Strong"/>
           <w:rFonts w:ascii="Arial" w:hAnsi="Arial" w:cs="Arial"/>
-          <w:sz w:val="20"/>
+          <w:sz w:val="18"/>
         </w:rPr>
         <w:t>Elasticsearch</w:t>
       </w:r>
@@ -5375,7 +4609,7 @@
       <w:r>
         <w:rPr>
           <w:rFonts w:ascii="Arial" w:hAnsi="Arial" w:cs="Arial"/>
-          <w:sz w:val="20"/>
+          <w:sz w:val="18"/>
         </w:rPr>
         <w:t xml:space="preserve"> / </w:t>
       </w:r>
@@ -5383,14 +4617,14 @@
         <w:rPr>
           <w:rStyle w:val="Strong"/>
           <w:rFonts w:ascii="Arial" w:hAnsi="Arial" w:cs="Arial"/>
-          <w:sz w:val="20"/>
+          <w:sz w:val="18"/>
         </w:rPr>
         <w:t>OpenSearch</w:t>
       </w:r>
       <w:r>
         <w:rPr>
           <w:rFonts w:ascii="Arial" w:hAnsi="Arial" w:cs="Arial"/>
-          <w:sz w:val="20"/>
+          <w:sz w:val="18"/>
         </w:rPr>
         <w:t xml:space="preserve">, enabling fast retrieval by case, tenant, and time range with operational </w:t>
       </w:r>
@@ -5398,7 +4632,7 @@
       <w:r>
         <w:rPr>
           <w:rFonts w:ascii="Arial" w:hAnsi="Arial" w:cs="Arial"/>
-          <w:sz w:val="20"/>
+          <w:sz w:val="18"/>
         </w:rPr>
         <w:t>reindex</w:t>
       </w:r>
@@ -5406,7 +4640,7 @@
       <w:r>
         <w:rPr>
           <w:rFonts w:ascii="Arial" w:hAnsi="Arial" w:cs="Arial"/>
-          <w:sz w:val="20"/>
+          <w:sz w:val="18"/>
         </w:rPr>
         <w:t xml:space="preserve"> support.</w:t>
       </w:r>
@@ -5421,13 +4655,13 @@
         <w:jc w:val="both"/>
         <w:rPr>
           <w:rFonts w:ascii="Arial" w:hAnsi="Arial" w:cs="Arial"/>
-          <w:sz w:val="20"/>
-        </w:rPr>
-      </w:pPr>
-      <w:r>
-        <w:rPr>
-          <w:rFonts w:ascii="Arial" w:hAnsi="Arial" w:cs="Arial"/>
-          <w:sz w:val="20"/>
+          <w:sz w:val="18"/>
+        </w:rPr>
+      </w:pPr>
+      <w:r>
+        <w:rPr>
+          <w:rFonts w:ascii="Arial" w:hAnsi="Arial" w:cs="Arial"/>
+          <w:sz w:val="18"/>
         </w:rPr>
         <w:t xml:space="preserve">Published analytics-ready events into </w:t>
       </w:r>
@@ -5435,14 +4669,14 @@
         <w:rPr>
           <w:rStyle w:val="Strong"/>
           <w:rFonts w:ascii="Arial" w:hAnsi="Arial" w:cs="Arial"/>
-          <w:sz w:val="20"/>
+          <w:sz w:val="18"/>
         </w:rPr>
         <w:t>Redshift</w:t>
       </w:r>
       <w:r>
         <w:rPr>
           <w:rFonts w:ascii="Arial" w:hAnsi="Arial" w:cs="Arial"/>
-          <w:sz w:val="20"/>
+          <w:sz w:val="18"/>
         </w:rPr>
         <w:t xml:space="preserve"> and </w:t>
       </w:r>
@@ -5451,7 +4685,7 @@
         <w:rPr>
           <w:rStyle w:val="Strong"/>
           <w:rFonts w:ascii="Arial" w:hAnsi="Arial" w:cs="Arial"/>
-          <w:sz w:val="20"/>
+          <w:sz w:val="18"/>
         </w:rPr>
         <w:t>BigQuery</w:t>
       </w:r>
@@ -5459,7 +4693,7 @@
       <w:r>
         <w:rPr>
           <w:rFonts w:ascii="Arial" w:hAnsi="Arial" w:cs="Arial"/>
-          <w:sz w:val="20"/>
+          <w:sz w:val="18"/>
         </w:rPr>
         <w:t xml:space="preserve"> consumers, validating transformations and ensuring reporting correctness across environments.</w:t>
       </w:r>
@@ -5471,7 +4705,7 @@
         <w:rPr>
           <w:rFonts w:ascii="Arial" w:hAnsi="Arial" w:cs="Arial"/>
           <w:color w:val="auto"/>
-          <w:sz w:val="20"/>
+          <w:sz w:val="18"/>
         </w:rPr>
       </w:pPr>
       <w:proofErr w:type="spellStart"/>
@@ -5481,7 +4715,7 @@
           <w:rFonts w:ascii="Arial" w:hAnsi="Arial" w:cs="Arial"/>
           <w:bCs w:val="0"/>
           <w:color w:val="auto"/>
-          <w:sz w:val="20"/>
+          <w:sz w:val="18"/>
         </w:rPr>
         <w:t>Observability</w:t>
       </w:r>
@@ -5492,7 +4726,7 @@
           <w:rFonts w:ascii="Arial" w:hAnsi="Arial" w:cs="Arial"/>
           <w:bCs w:val="0"/>
           <w:color w:val="auto"/>
-          <w:sz w:val="20"/>
+          <w:sz w:val="18"/>
         </w:rPr>
         <w:t xml:space="preserve"> Standardization &amp; On-Call Noise Reduction</w:t>
       </w:r>
@@ -5507,13 +4741,13 @@
         <w:jc w:val="both"/>
         <w:rPr>
           <w:rFonts w:ascii="Arial" w:hAnsi="Arial" w:cs="Arial"/>
-          <w:sz w:val="20"/>
-        </w:rPr>
-      </w:pPr>
-      <w:r>
-        <w:rPr>
-          <w:rFonts w:ascii="Arial" w:hAnsi="Arial" w:cs="Arial"/>
-          <w:sz w:val="20"/>
+          <w:sz w:val="18"/>
+        </w:rPr>
+      </w:pPr>
+      <w:r>
+        <w:rPr>
+          <w:rFonts w:ascii="Arial" w:hAnsi="Arial" w:cs="Arial"/>
+          <w:sz w:val="18"/>
         </w:rPr>
         <w:t xml:space="preserve">Rolled out </w:t>
       </w:r>
@@ -5522,7 +4756,7 @@
         <w:rPr>
           <w:rStyle w:val="Strong"/>
           <w:rFonts w:ascii="Arial" w:hAnsi="Arial" w:cs="Arial"/>
-          <w:sz w:val="20"/>
+          <w:sz w:val="18"/>
         </w:rPr>
         <w:t>OpenTelemetry</w:t>
       </w:r>
@@ -5530,7 +4764,7 @@
       <w:r>
         <w:rPr>
           <w:rFonts w:ascii="Arial" w:hAnsi="Arial" w:cs="Arial"/>
-          <w:sz w:val="20"/>
+          <w:sz w:val="18"/>
         </w:rPr>
         <w:t xml:space="preserve"> instrumentation for traces, metrics, and logs across services, exporting to </w:t>
       </w:r>
@@ -5539,7 +4773,7 @@
         <w:rPr>
           <w:rStyle w:val="Strong"/>
           <w:rFonts w:ascii="Arial" w:hAnsi="Arial" w:cs="Arial"/>
-          <w:sz w:val="20"/>
+          <w:sz w:val="18"/>
         </w:rPr>
         <w:t>Datadog</w:t>
       </w:r>
@@ -5547,7 +4781,7 @@
       <w:r>
         <w:rPr>
           <w:rFonts w:ascii="Arial" w:hAnsi="Arial" w:cs="Arial"/>
-          <w:sz w:val="20"/>
+          <w:sz w:val="18"/>
         </w:rPr>
         <w:t xml:space="preserve">, </w:t>
       </w:r>
@@ -5555,14 +4789,14 @@
         <w:rPr>
           <w:rStyle w:val="Strong"/>
           <w:rFonts w:ascii="Arial" w:hAnsi="Arial" w:cs="Arial"/>
-          <w:sz w:val="20"/>
+          <w:sz w:val="18"/>
         </w:rPr>
         <w:t>Prometheus</w:t>
       </w:r>
       <w:r>
         <w:rPr>
           <w:rFonts w:ascii="Arial" w:hAnsi="Arial" w:cs="Arial"/>
-          <w:sz w:val="20"/>
+          <w:sz w:val="18"/>
         </w:rPr>
         <w:t xml:space="preserve">, and </w:t>
       </w:r>
@@ -5571,7 +4805,7 @@
         <w:rPr>
           <w:rStyle w:val="Strong"/>
           <w:rFonts w:ascii="Arial" w:hAnsi="Arial" w:cs="Arial"/>
-          <w:sz w:val="20"/>
+          <w:sz w:val="18"/>
         </w:rPr>
         <w:t>Grafana</w:t>
       </w:r>
@@ -5579,7 +4813,7 @@
       <w:r>
         <w:rPr>
           <w:rFonts w:ascii="Arial" w:hAnsi="Arial" w:cs="Arial"/>
-          <w:sz w:val="20"/>
+          <w:sz w:val="18"/>
         </w:rPr>
         <w:t xml:space="preserve"> for unified troubleshooting.</w:t>
       </w:r>
@@ -5594,15 +4828,24 @@
         <w:jc w:val="both"/>
         <w:rPr>
           <w:rFonts w:ascii="Arial" w:hAnsi="Arial" w:cs="Arial"/>
-          <w:sz w:val="20"/>
-        </w:rPr>
-      </w:pPr>
-      <w:r>
-        <w:rPr>
-          <w:rFonts w:ascii="Arial" w:hAnsi="Arial" w:cs="Arial"/>
-          <w:sz w:val="20"/>
-        </w:rPr>
-        <w:t>Standardized correlation IDs, log fields, and dashboards, reducing alert fatigue and improving mean-time-to-diagnosis through consistent service signals.</w:t>
+          <w:sz w:val="18"/>
+        </w:rPr>
+      </w:pPr>
+      <w:r>
+        <w:rPr>
+          <w:rFonts w:ascii="Arial" w:hAnsi="Arial" w:cs="Arial"/>
+          <w:sz w:val="18"/>
+        </w:rPr>
+        <w:t>Standardized correlation IDs, log fields, and dashboards, reducing alert fatigue and improving mean-time-to-diagnosis through consis</w:t>
+      </w:r>
+      <w:bookmarkStart w:id="0" w:name="_GoBack"/>
+      <w:bookmarkEnd w:id="0"/>
+      <w:r>
+        <w:rPr>
+          <w:rFonts w:ascii="Arial" w:hAnsi="Arial" w:cs="Arial"/>
+          <w:sz w:val="18"/>
+        </w:rPr>
+        <w:t>tent service signals.</w:t>
       </w:r>
     </w:p>
     <w:p>
@@ -5615,13 +4858,13 @@
         <w:jc w:val="both"/>
         <w:rPr>
           <w:rFonts w:ascii="Arial" w:hAnsi="Arial" w:cs="Arial"/>
-          <w:sz w:val="20"/>
-        </w:rPr>
-      </w:pPr>
-      <w:r>
-        <w:rPr>
-          <w:rFonts w:ascii="Arial" w:hAnsi="Arial" w:cs="Arial"/>
-          <w:sz w:val="20"/>
+          <w:sz w:val="18"/>
+        </w:rPr>
+      </w:pPr>
+      <w:r>
+        <w:rPr>
+          <w:rFonts w:ascii="Arial" w:hAnsi="Arial" w:cs="Arial"/>
+          <w:sz w:val="18"/>
         </w:rPr>
         <w:t xml:space="preserve">Added </w:t>
       </w:r>
@@ -5629,14 +4872,14 @@
         <w:rPr>
           <w:rStyle w:val="Strong"/>
           <w:rFonts w:ascii="Arial" w:hAnsi="Arial" w:cs="Arial"/>
-          <w:sz w:val="20"/>
+          <w:sz w:val="18"/>
         </w:rPr>
         <w:t>Pact-style</w:t>
       </w:r>
       <w:r>
         <w:rPr>
           <w:rFonts w:ascii="Arial" w:hAnsi="Arial" w:cs="Arial"/>
-          <w:sz w:val="20"/>
+          <w:sz w:val="18"/>
         </w:rPr>
         <w:t xml:space="preserve"> API contract checks and CI gates using </w:t>
       </w:r>
@@ -5645,7 +4888,7 @@
         <w:rPr>
           <w:rStyle w:val="Strong"/>
           <w:rFonts w:ascii="Arial" w:hAnsi="Arial" w:cs="Arial"/>
-          <w:sz w:val="20"/>
+          <w:sz w:val="18"/>
         </w:rPr>
         <w:t>GitHub</w:t>
       </w:r>
@@ -5654,14 +4897,14 @@
         <w:rPr>
           <w:rStyle w:val="Strong"/>
           <w:rFonts w:ascii="Arial" w:hAnsi="Arial" w:cs="Arial"/>
-          <w:sz w:val="20"/>
+          <w:sz w:val="18"/>
         </w:rPr>
         <w:t xml:space="preserve"> Actions</w:t>
       </w:r>
       <w:r>
         <w:rPr>
           <w:rFonts w:ascii="Arial" w:hAnsi="Arial" w:cs="Arial"/>
-          <w:sz w:val="20"/>
+          <w:sz w:val="18"/>
         </w:rPr>
         <w:t xml:space="preserve"> / </w:t>
       </w:r>
@@ -5669,14 +4912,14 @@
         <w:rPr>
           <w:rStyle w:val="Strong"/>
           <w:rFonts w:ascii="Arial" w:hAnsi="Arial" w:cs="Arial"/>
-          <w:sz w:val="20"/>
+          <w:sz w:val="18"/>
         </w:rPr>
         <w:t>Jenkins</w:t>
       </w:r>
       <w:r>
         <w:rPr>
           <w:rFonts w:ascii="Arial" w:hAnsi="Arial" w:cs="Arial"/>
-          <w:sz w:val="20"/>
+          <w:sz w:val="18"/>
         </w:rPr>
         <w:t>, preventing breaking changes from reaching production.</w:t>
       </w:r>
@@ -6339,6 +5582,119 @@
     </w:lvl>
   </w:abstractNum>
   <w:abstractNum w:abstractNumId="5">
+    <w:nsid w:val="27DA1255"/>
+    <w:multiLevelType w:val="hybridMultilevel"/>
+    <w:tmpl w:val="F3908348"/>
+    <w:lvl w:ilvl="0" w:tplc="D320F798">
+      <w:start w:val="1"/>
+      <w:numFmt w:val="bullet"/>
+      <w:lvlText w:val="-"/>
+      <w:lvlJc w:val="left"/>
+      <w:pPr>
+        <w:ind w:left="360" w:hanging="360"/>
+      </w:pPr>
+      <w:rPr>
+        <w:rFonts w:ascii="Yu Gothic" w:eastAsia="Yu Gothic" w:hAnsi="Yu Gothic" w:hint="eastAsia"/>
+      </w:rPr>
+    </w:lvl>
+    <w:lvl w:ilvl="1" w:tplc="04090003" w:tentative="1">
+      <w:start w:val="1"/>
+      <w:numFmt w:val="bullet"/>
+      <w:lvlText w:val="o"/>
+      <w:lvlJc w:val="left"/>
+      <w:pPr>
+        <w:ind w:left="1080" w:hanging="360"/>
+      </w:pPr>
+      <w:rPr>
+        <w:rFonts w:ascii="Courier New" w:hAnsi="Courier New" w:cs="Courier New" w:hint="default"/>
+      </w:rPr>
+    </w:lvl>
+    <w:lvl w:ilvl="2" w:tplc="04090005" w:tentative="1">
+      <w:start w:val="1"/>
+      <w:numFmt w:val="bullet"/>
+      <w:lvlText w:val=""/>
+      <w:lvlJc w:val="left"/>
+      <w:pPr>
+        <w:ind w:left="1800" w:hanging="360"/>
+      </w:pPr>
+      <w:rPr>
+        <w:rFonts w:ascii="Wingdings" w:hAnsi="Wingdings" w:hint="default"/>
+      </w:rPr>
+    </w:lvl>
+    <w:lvl w:ilvl="3" w:tplc="04090001" w:tentative="1">
+      <w:start w:val="1"/>
+      <w:numFmt w:val="bullet"/>
+      <w:lvlText w:val=""/>
+      <w:lvlJc w:val="left"/>
+      <w:pPr>
+        <w:ind w:left="2520" w:hanging="360"/>
+      </w:pPr>
+      <w:rPr>
+        <w:rFonts w:ascii="Symbol" w:hAnsi="Symbol" w:hint="default"/>
+      </w:rPr>
+    </w:lvl>
+    <w:lvl w:ilvl="4" w:tplc="04090003" w:tentative="1">
+      <w:start w:val="1"/>
+      <w:numFmt w:val="bullet"/>
+      <w:lvlText w:val="o"/>
+      <w:lvlJc w:val="left"/>
+      <w:pPr>
+        <w:ind w:left="3240" w:hanging="360"/>
+      </w:pPr>
+      <w:rPr>
+        <w:rFonts w:ascii="Courier New" w:hAnsi="Courier New" w:cs="Courier New" w:hint="default"/>
+      </w:rPr>
+    </w:lvl>
+    <w:lvl w:ilvl="5" w:tplc="04090005" w:tentative="1">
+      <w:start w:val="1"/>
+      <w:numFmt w:val="bullet"/>
+      <w:lvlText w:val=""/>
+      <w:lvlJc w:val="left"/>
+      <w:pPr>
+        <w:ind w:left="3960" w:hanging="360"/>
+      </w:pPr>
+      <w:rPr>
+        <w:rFonts w:ascii="Wingdings" w:hAnsi="Wingdings" w:hint="default"/>
+      </w:rPr>
+    </w:lvl>
+    <w:lvl w:ilvl="6" w:tplc="04090001" w:tentative="1">
+      <w:start w:val="1"/>
+      <w:numFmt w:val="bullet"/>
+      <w:lvlText w:val=""/>
+      <w:lvlJc w:val="left"/>
+      <w:pPr>
+        <w:ind w:left="4680" w:hanging="360"/>
+      </w:pPr>
+      <w:rPr>
+        <w:rFonts w:ascii="Symbol" w:hAnsi="Symbol" w:hint="default"/>
+      </w:rPr>
+    </w:lvl>
+    <w:lvl w:ilvl="7" w:tplc="04090003" w:tentative="1">
+      <w:start w:val="1"/>
+      <w:numFmt w:val="bullet"/>
+      <w:lvlText w:val="o"/>
+      <w:lvlJc w:val="left"/>
+      <w:pPr>
+        <w:ind w:left="5400" w:hanging="360"/>
+      </w:pPr>
+      <w:rPr>
+        <w:rFonts w:ascii="Courier New" w:hAnsi="Courier New" w:cs="Courier New" w:hint="default"/>
+      </w:rPr>
+    </w:lvl>
+    <w:lvl w:ilvl="8" w:tplc="04090005" w:tentative="1">
+      <w:start w:val="1"/>
+      <w:numFmt w:val="bullet"/>
+      <w:lvlText w:val=""/>
+      <w:lvlJc w:val="left"/>
+      <w:pPr>
+        <w:ind w:left="6120" w:hanging="360"/>
+      </w:pPr>
+      <w:rPr>
+        <w:rFonts w:ascii="Wingdings" w:hAnsi="Wingdings" w:hint="default"/>
+      </w:rPr>
+    </w:lvl>
+  </w:abstractNum>
+  <w:abstractNum w:abstractNumId="6">
     <w:nsid w:val="28771747"/>
     <w:multiLevelType w:val="multilevel"/>
     <w:tmpl w:val="5352EA46"/>
@@ -6487,7 +5843,7 @@
       </w:rPr>
     </w:lvl>
   </w:abstractNum>
-  <w:abstractNum w:abstractNumId="6">
+  <w:abstractNum w:abstractNumId="7">
     <w:nsid w:val="377D75DA"/>
     <w:multiLevelType w:val="hybridMultilevel"/>
     <w:tmpl w:val="2878D116"/>
@@ -6599,7 +5955,7 @@
       </w:rPr>
     </w:lvl>
   </w:abstractNum>
-  <w:abstractNum w:abstractNumId="7">
+  <w:abstractNum w:abstractNumId="8">
     <w:nsid w:val="393B4F74"/>
     <w:multiLevelType w:val="hybridMultilevel"/>
     <w:tmpl w:val="FBDCDFB4"/>
@@ -6685,7 +6041,7 @@
       </w:pPr>
     </w:lvl>
   </w:abstractNum>
-  <w:abstractNum w:abstractNumId="8">
+  <w:abstractNum w:abstractNumId="9">
     <w:nsid w:val="3B283D82"/>
     <w:multiLevelType w:val="hybridMultilevel"/>
     <w:tmpl w:val="E17008BA"/>
@@ -6798,7 +6154,7 @@
       </w:rPr>
     </w:lvl>
   </w:abstractNum>
-  <w:abstractNum w:abstractNumId="9">
+  <w:abstractNum w:abstractNumId="10">
     <w:nsid w:val="41B7444C"/>
     <w:multiLevelType w:val="hybridMultilevel"/>
     <w:tmpl w:val="925C534E"/>
@@ -6910,7 +6266,7 @@
       </w:rPr>
     </w:lvl>
   </w:abstractNum>
-  <w:abstractNum w:abstractNumId="10">
+  <w:abstractNum w:abstractNumId="11">
     <w:nsid w:val="677826B6"/>
     <w:multiLevelType w:val="multilevel"/>
     <w:tmpl w:val="AAD66D5E"/>
@@ -7059,7 +6415,7 @@
       </w:rPr>
     </w:lvl>
   </w:abstractNum>
-  <w:abstractNum w:abstractNumId="11">
+  <w:abstractNum w:abstractNumId="12">
     <w:nsid w:val="6C640900"/>
     <w:multiLevelType w:val="hybridMultilevel"/>
     <w:tmpl w:val="CD50087E"/>
@@ -7172,7 +6528,7 @@
       </w:rPr>
     </w:lvl>
   </w:abstractNum>
-  <w:abstractNum w:abstractNumId="12">
+  <w:abstractNum w:abstractNumId="13">
     <w:nsid w:val="6CC20C20"/>
     <w:multiLevelType w:val="hybridMultilevel"/>
     <w:tmpl w:val="B05C2974"/>
@@ -7285,7 +6641,7 @@
       </w:rPr>
     </w:lvl>
   </w:abstractNum>
-  <w:abstractNum w:abstractNumId="13">
+  <w:abstractNum w:abstractNumId="14">
     <w:nsid w:val="701B06C3"/>
     <w:multiLevelType w:val="multilevel"/>
     <w:tmpl w:val="30A24136"/>
@@ -7434,7 +6790,7 @@
       </w:rPr>
     </w:lvl>
   </w:abstractNum>
-  <w:abstractNum w:abstractNumId="14">
+  <w:abstractNum w:abstractNumId="15">
     <w:nsid w:val="7DEF1AB9"/>
     <w:multiLevelType w:val="multilevel"/>
     <w:tmpl w:val="AFCE0B70"/>
@@ -7584,7 +6940,7 @@
     </w:lvl>
   </w:abstractNum>
   <w:num w:numId="1">
-    <w:abstractNumId w:val="7"/>
+    <w:abstractNumId w:val="8"/>
     <w:lvlOverride w:ilvl="0">
       <w:startOverride w:val="1"/>
     </w:lvlOverride>
@@ -7593,25 +6949,25 @@
     <w:abstractNumId w:val="0"/>
   </w:num>
   <w:num w:numId="3">
+    <w:abstractNumId w:val="13"/>
+  </w:num>
+  <w:num w:numId="4">
+    <w:abstractNumId w:val="10"/>
+  </w:num>
+  <w:num w:numId="5">
     <w:abstractNumId w:val="12"/>
   </w:num>
-  <w:num w:numId="4">
-    <w:abstractNumId w:val="9"/>
-  </w:num>
-  <w:num w:numId="5">
-    <w:abstractNumId w:val="11"/>
-  </w:num>
   <w:num w:numId="6">
-    <w:abstractNumId w:val="6"/>
+    <w:abstractNumId w:val="7"/>
   </w:num>
   <w:num w:numId="7">
-    <w:abstractNumId w:val="8"/>
+    <w:abstractNumId w:val="9"/>
   </w:num>
   <w:num w:numId="8">
     <w:abstractNumId w:val="4"/>
   </w:num>
   <w:num w:numId="9">
-    <w:abstractNumId w:val="13"/>
+    <w:abstractNumId w:val="14"/>
   </w:num>
   <w:num w:numId="10">
     <w:abstractNumId w:val="3"/>
@@ -7620,16 +6976,19 @@
     <w:abstractNumId w:val="2"/>
   </w:num>
   <w:num w:numId="12">
-    <w:abstractNumId w:val="5"/>
+    <w:abstractNumId w:val="6"/>
   </w:num>
   <w:num w:numId="13">
-    <w:abstractNumId w:val="14"/>
+    <w:abstractNumId w:val="15"/>
   </w:num>
   <w:num w:numId="14">
     <w:abstractNumId w:val="1"/>
   </w:num>
   <w:num w:numId="15">
-    <w:abstractNumId w:val="10"/>
+    <w:abstractNumId w:val="11"/>
+  </w:num>
+  <w:num w:numId="16">
+    <w:abstractNumId w:val="5"/>
   </w:num>
 </w:numbering>
 </file>
@@ -8647,4 +8006,16 @@
     </a:ext>
   </a:extLst>
 </a:theme>
+</file>
+
+<file path=customXml/item1.xml><?xml version="1.0" encoding="utf-8"?>
+<b:Sources xmlns:b="http://schemas.openxmlformats.org/officeDocument/2006/bibliography" xmlns="http://schemas.openxmlformats.org/officeDocument/2006/bibliography" SelectedStyle="\APA.XSL" StyleName="APA"/>
+</file>
+
+<file path=customXml/itemProps1.xml><?xml version="1.0" encoding="utf-8"?>
+<ds:datastoreItem xmlns:ds="http://schemas.openxmlformats.org/officeDocument/2006/customXml" ds:itemID="{677F5745-5987-41B0-987C-528E1ED7635C}">
+  <ds:schemaRefs>
+    <ds:schemaRef ds:uri="http://schemas.openxmlformats.org/officeDocument/2006/bibliography"/>
+  </ds:schemaRefs>
+</ds:datastoreItem>
 </file>
--- a/idris/Python Angular/Idris_Sadiq.docx
+++ b/idris/Python Angular/Idris_Sadiq.docx
@@ -46,7 +46,6 @@
               <w:spacing w:after="40"/>
               <w:jc w:val="center"/>
             </w:pPr>
-            <w:proofErr w:type="spellStart"/>
             <w:r>
               <w:rPr>
                 <w:rFonts w:ascii="Arial" w:eastAsia="Arial" w:hAnsi="Arial" w:cs="Arial"/>
@@ -56,33 +55,8 @@
                 <w:sz w:val="48"/>
                 <w:szCs w:val="48"/>
               </w:rPr>
-              <w:t>Idris</w:t>
+              <w:t>Idris Sadiq</w:t>
             </w:r>
-            <w:proofErr w:type="spellEnd"/>
-            <w:r>
-              <w:rPr>
-                <w:rFonts w:ascii="Arial" w:eastAsia="Arial" w:hAnsi="Arial" w:cs="Arial"/>
-                <w:b/>
-                <w:bCs/>
-                <w:color w:val="FFFFFF"/>
-                <w:sz w:val="48"/>
-                <w:szCs w:val="48"/>
-              </w:rPr>
-              <w:t xml:space="preserve"> </w:t>
-            </w:r>
-            <w:proofErr w:type="spellStart"/>
-            <w:r>
-              <w:rPr>
-                <w:rFonts w:ascii="Arial" w:eastAsia="Arial" w:hAnsi="Arial" w:cs="Arial"/>
-                <w:b/>
-                <w:bCs/>
-                <w:color w:val="FFFFFF"/>
-                <w:sz w:val="48"/>
-                <w:szCs w:val="48"/>
-              </w:rPr>
-              <w:t>Sadiq</w:t>
-            </w:r>
-            <w:proofErr w:type="spellEnd"/>
           </w:p>
           <w:p>
             <w:pPr>
@@ -103,41 +77,27 @@
             <w:pPr>
               <w:spacing w:after="40"/>
               <w:jc w:val="center"/>
+              <w:rPr>
+                <w:rFonts w:ascii="Arial" w:eastAsia="Arial" w:hAnsi="Arial" w:cs="Arial"/>
+                <w:color w:val="BBBBBB"/>
+              </w:rPr>
             </w:pPr>
             <w:r>
               <w:rPr>
                 <w:rFonts w:ascii="Arial" w:eastAsia="Arial" w:hAnsi="Arial" w:cs="Arial"/>
                 <w:color w:val="BBBBBB"/>
               </w:rPr>
-              <w:t xml:space="preserve">Idrissadiq.pro@outlook.com  </w:t>
+              <w:t>Idrissdev@outlook.com | +1 (424) 458-6548 | Spring Valley, California, United States</w:t>
+            </w:r>
+            <w:r>
+              <w:t xml:space="preserve"> </w:t>
             </w:r>
             <w:r>
               <w:rPr>
                 <w:rFonts w:ascii="Arial" w:eastAsia="Arial" w:hAnsi="Arial" w:cs="Arial"/>
                 <w:color w:val="BBBBBB"/>
               </w:rPr>
-              <w:t>+1 (424) 458-6548</w:t>
-            </w:r>
-            <w:r>
-              <w:rPr>
-                <w:rFonts w:ascii="Arial" w:eastAsia="Arial" w:hAnsi="Arial" w:cs="Arial"/>
-                <w:color w:val="BBBBBB"/>
-              </w:rPr>
-              <w:t xml:space="preserve">|  </w:t>
-            </w:r>
-            <w:r>
-              <w:rPr>
-                <w:rFonts w:ascii="Arial" w:eastAsia="Arial" w:hAnsi="Arial" w:cs="Arial"/>
-                <w:color w:val="BBBBBB"/>
-              </w:rPr>
-              <w:t>Spring Valley</w:t>
-            </w:r>
-            <w:r>
-              <w:rPr>
-                <w:rFonts w:ascii="Arial" w:eastAsia="Arial" w:hAnsi="Arial" w:cs="Arial"/>
-                <w:color w:val="BBBBBB"/>
-              </w:rPr>
-              <w:t>, California, United States</w:t>
+              <w:t xml:space="preserve">https://www.linkedin.com/in/idris-sadiq-1b824b3b4 </w:t>
             </w:r>
           </w:p>
           <w:p>
@@ -149,15 +109,10 @@
                 <w:rFonts w:ascii="Arial" w:eastAsia="Arial" w:hAnsi="Arial" w:cs="Arial"/>
                 <w:color w:val="BBBBBB"/>
               </w:rPr>
-              <w:t xml:space="preserve">LinkedIn: </w:t>
+              <w:t>US citizen | White | English (Native)</w:t>
             </w:r>
-            <w:r>
-              <w:rPr>
-                <w:rFonts w:ascii="Arial" w:eastAsia="Arial" w:hAnsi="Arial" w:cs="Arial"/>
-                <w:color w:val="BBBBBB"/>
-              </w:rPr>
-              <w:t>https://www.linkedin.com/in/idris-sadiq-0640ab3b4/</w:t>
-            </w:r>
+            <w:bookmarkStart w:id="0" w:name="_GoBack"/>
+            <w:bookmarkEnd w:id="0"/>
           </w:p>
         </w:tc>
       </w:tr>
@@ -289,17 +244,8 @@
           <w:rStyle w:val="Strong"/>
           <w:rFonts w:ascii="Arial" w:hAnsi="Arial" w:cs="Arial"/>
         </w:rPr>
-        <w:t>REST/</w:t>
-      </w:r>
-      <w:proofErr w:type="spellStart"/>
-      <w:r>
-        <w:rPr>
-          <w:rStyle w:val="Strong"/>
-          <w:rFonts w:ascii="Arial" w:hAnsi="Arial" w:cs="Arial"/>
-        </w:rPr>
-        <w:t>GraphQL</w:t>
-      </w:r>
-      <w:proofErr w:type="spellEnd"/>
+        <w:t>REST/GraphQL</w:t>
+      </w:r>
       <w:r>
         <w:rPr>
           <w:rFonts w:ascii="Arial" w:hAnsi="Arial" w:cs="Arial"/>
@@ -317,23 +263,8 @@
         <w:rPr>
           <w:rFonts w:ascii="Arial" w:hAnsi="Arial" w:cs="Arial"/>
         </w:rPr>
-        <w:t xml:space="preserve"> </w:t>
-      </w:r>
-      <w:proofErr w:type="spellStart"/>
-      <w:r>
-        <w:rPr>
-          <w:rFonts w:ascii="Arial" w:hAnsi="Arial" w:cs="Arial"/>
-        </w:rPr>
-        <w:t>backends</w:t>
-      </w:r>
-      <w:proofErr w:type="spellEnd"/>
-      <w:r>
-        <w:rPr>
-          <w:rFonts w:ascii="Arial" w:hAnsi="Arial" w:cs="Arial"/>
-        </w:rPr>
-        <w:t xml:space="preserve">, and strengthening </w:t>
-      </w:r>
-      <w:proofErr w:type="spellStart"/>
+        <w:t xml:space="preserve"> backends, and strengthening </w:t>
+      </w:r>
       <w:r>
         <w:rPr>
           <w:rStyle w:val="Strong"/>
@@ -341,19 +272,11 @@
         </w:rPr>
         <w:t>observability</w:t>
       </w:r>
-      <w:proofErr w:type="spellEnd"/>
-      <w:r>
-        <w:rPr>
-          <w:rFonts w:ascii="Arial" w:hAnsi="Arial" w:cs="Arial"/>
-        </w:rPr>
-        <w:t xml:space="preserve"> to reduce on-call noise and shorten incident triage. </w:t>
-      </w:r>
-      <w:proofErr w:type="gramStart"/>
-      <w:r>
-        <w:rPr>
-          <w:rFonts w:ascii="Arial" w:hAnsi="Arial" w:cs="Arial"/>
-        </w:rPr>
-        <w:t xml:space="preserve">Strong ownership mindset with a track record of turning ambiguous requirements into measurable outcomes through </w:t>
+      <w:r>
+        <w:rPr>
+          <w:rFonts w:ascii="Arial" w:hAnsi="Arial" w:cs="Arial"/>
+        </w:rPr>
+        <w:t xml:space="preserve"> to reduce on-call noise and shorten incident triage. Strong ownership mindset with a track record of turning ambiguous requirements into measurable outcomes through </w:t>
       </w:r>
       <w:r>
         <w:rPr>
@@ -381,7 +304,6 @@
         </w:rPr>
         <w:t>, and safe rollouts.</w:t>
       </w:r>
-      <w:proofErr w:type="gramEnd"/>
     </w:p>
     <w:p>
       <w:pPr>
@@ -427,71 +349,7 @@
           <w:rFonts w:ascii="Arial" w:hAnsi="Arial" w:cs="Arial"/>
           <w:sz w:val="18"/>
         </w:rPr>
-        <w:t xml:space="preserve"> Angular, </w:t>
-      </w:r>
-      <w:proofErr w:type="spellStart"/>
-      <w:r>
-        <w:rPr>
-          <w:rFonts w:ascii="Arial" w:hAnsi="Arial" w:cs="Arial"/>
-          <w:sz w:val="18"/>
-        </w:rPr>
-        <w:t>AngularJS</w:t>
-      </w:r>
-      <w:proofErr w:type="spellEnd"/>
-      <w:r>
-        <w:rPr>
-          <w:rFonts w:ascii="Arial" w:hAnsi="Arial" w:cs="Arial"/>
-          <w:sz w:val="18"/>
-        </w:rPr>
-        <w:t xml:space="preserve">, </w:t>
-      </w:r>
-      <w:proofErr w:type="spellStart"/>
-      <w:r>
-        <w:rPr>
-          <w:rFonts w:ascii="Arial" w:hAnsi="Arial" w:cs="Arial"/>
-          <w:sz w:val="18"/>
-        </w:rPr>
-        <w:t>TypeScript</w:t>
-      </w:r>
-      <w:proofErr w:type="spellEnd"/>
-      <w:r>
-        <w:rPr>
-          <w:rFonts w:ascii="Arial" w:hAnsi="Arial" w:cs="Arial"/>
-          <w:sz w:val="18"/>
-        </w:rPr>
-        <w:t xml:space="preserve">, JavaScript, </w:t>
-      </w:r>
-      <w:proofErr w:type="spellStart"/>
-      <w:r>
-        <w:rPr>
-          <w:rFonts w:ascii="Arial" w:hAnsi="Arial" w:cs="Arial"/>
-          <w:sz w:val="18"/>
-        </w:rPr>
-        <w:t>RxJS</w:t>
-      </w:r>
-      <w:proofErr w:type="spellEnd"/>
-      <w:r>
-        <w:rPr>
-          <w:rFonts w:ascii="Arial" w:hAnsi="Arial" w:cs="Arial"/>
-          <w:sz w:val="18"/>
-        </w:rPr>
-        <w:t xml:space="preserve">, </w:t>
-      </w:r>
-      <w:proofErr w:type="spellStart"/>
-      <w:r>
-        <w:rPr>
-          <w:rFonts w:ascii="Arial" w:hAnsi="Arial" w:cs="Arial"/>
-          <w:sz w:val="18"/>
-        </w:rPr>
-        <w:t>NgRx</w:t>
-      </w:r>
-      <w:proofErr w:type="spellEnd"/>
-      <w:r>
-        <w:rPr>
-          <w:rFonts w:ascii="Arial" w:hAnsi="Arial" w:cs="Arial"/>
-          <w:sz w:val="18"/>
-        </w:rPr>
-        <w:t>, Reactive Forms, Micro-frontend patterns, Design systems, Accessibility, Performance profiling, Jest, React Testing Library, Cypress, Playwright</w:t>
+        <w:t xml:space="preserve"> Angular, AngularJS, TypeScript, JavaScript, RxJS, NgRx, Reactive Forms, Micro-frontend patterns, Design systems, Accessibility, Performance profiling, Jest, React Testing Library, Cypress, Playwright</w:t>
       </w:r>
     </w:p>
     <w:p>
@@ -520,119 +378,7 @@
           <w:rFonts w:ascii="Arial" w:hAnsi="Arial" w:cs="Arial"/>
           <w:sz w:val="18"/>
         </w:rPr>
-        <w:t xml:space="preserve"> Python, </w:t>
-      </w:r>
-      <w:proofErr w:type="spellStart"/>
-      <w:r>
-        <w:rPr>
-          <w:rFonts w:ascii="Arial" w:hAnsi="Arial" w:cs="Arial"/>
-          <w:sz w:val="18"/>
-        </w:rPr>
-        <w:t>FastAPI</w:t>
-      </w:r>
-      <w:proofErr w:type="spellEnd"/>
-      <w:r>
-        <w:rPr>
-          <w:rFonts w:ascii="Arial" w:hAnsi="Arial" w:cs="Arial"/>
-          <w:sz w:val="18"/>
-        </w:rPr>
-        <w:t xml:space="preserve">, </w:t>
-      </w:r>
-      <w:proofErr w:type="spellStart"/>
-      <w:r>
-        <w:rPr>
-          <w:rFonts w:ascii="Arial" w:hAnsi="Arial" w:cs="Arial"/>
-          <w:sz w:val="18"/>
-        </w:rPr>
-        <w:t>Django</w:t>
-      </w:r>
-      <w:proofErr w:type="spellEnd"/>
-      <w:r>
-        <w:rPr>
-          <w:rFonts w:ascii="Arial" w:hAnsi="Arial" w:cs="Arial"/>
-          <w:sz w:val="18"/>
-        </w:rPr>
-        <w:t xml:space="preserve">, DRF, Flask, REST, </w:t>
-      </w:r>
-      <w:proofErr w:type="spellStart"/>
-      <w:r>
-        <w:rPr>
-          <w:rFonts w:ascii="Arial" w:hAnsi="Arial" w:cs="Arial"/>
-          <w:sz w:val="18"/>
-        </w:rPr>
-        <w:t>GraphQL</w:t>
-      </w:r>
-      <w:proofErr w:type="spellEnd"/>
-      <w:r>
-        <w:rPr>
-          <w:rFonts w:ascii="Arial" w:hAnsi="Arial" w:cs="Arial"/>
-          <w:sz w:val="18"/>
-        </w:rPr>
-        <w:t xml:space="preserve">, </w:t>
-      </w:r>
-      <w:proofErr w:type="spellStart"/>
-      <w:r>
-        <w:rPr>
-          <w:rFonts w:ascii="Arial" w:hAnsi="Arial" w:cs="Arial"/>
-          <w:sz w:val="18"/>
-        </w:rPr>
-        <w:t>WebSockets</w:t>
-      </w:r>
-      <w:proofErr w:type="spellEnd"/>
-      <w:r>
-        <w:rPr>
-          <w:rFonts w:ascii="Arial" w:hAnsi="Arial" w:cs="Arial"/>
-          <w:sz w:val="18"/>
-        </w:rPr>
-        <w:t xml:space="preserve">, OAuth2, </w:t>
-      </w:r>
-      <w:proofErr w:type="spellStart"/>
-      <w:r>
-        <w:rPr>
-          <w:rFonts w:ascii="Arial" w:hAnsi="Arial" w:cs="Arial"/>
-          <w:sz w:val="18"/>
-        </w:rPr>
-        <w:t>OpenID</w:t>
-      </w:r>
-      <w:proofErr w:type="spellEnd"/>
-      <w:r>
-        <w:rPr>
-          <w:rFonts w:ascii="Arial" w:hAnsi="Arial" w:cs="Arial"/>
-          <w:sz w:val="18"/>
-        </w:rPr>
-        <w:t xml:space="preserve"> Connect, JWT, RBAC/ABAC, rate limiting, audit logging, </w:t>
-      </w:r>
-      <w:proofErr w:type="spellStart"/>
-      <w:r>
-        <w:rPr>
-          <w:rFonts w:ascii="Arial" w:hAnsi="Arial" w:cs="Arial"/>
-          <w:sz w:val="18"/>
-        </w:rPr>
-        <w:t>webhooks</w:t>
-      </w:r>
-      <w:proofErr w:type="spellEnd"/>
-      <w:r>
-        <w:rPr>
-          <w:rFonts w:ascii="Arial" w:hAnsi="Arial" w:cs="Arial"/>
-          <w:sz w:val="18"/>
-        </w:rPr>
-        <w:t xml:space="preserve">, </w:t>
-      </w:r>
-      <w:proofErr w:type="spellStart"/>
-      <w:r>
-        <w:rPr>
-          <w:rFonts w:ascii="Arial" w:hAnsi="Arial" w:cs="Arial"/>
-          <w:sz w:val="18"/>
-        </w:rPr>
-        <w:t>idempotency</w:t>
-      </w:r>
-      <w:proofErr w:type="spellEnd"/>
-      <w:r>
-        <w:rPr>
-          <w:rFonts w:ascii="Arial" w:hAnsi="Arial" w:cs="Arial"/>
-          <w:sz w:val="18"/>
-        </w:rPr>
-        <w:t>, retries, Go (tooling/scripting)</w:t>
+        <w:t xml:space="preserve"> Python, FastAPI, Django, DRF, Flask, REST, GraphQL, WebSockets, OAuth2, OpenID Connect, JWT, RBAC/ABAC, rate limiting, audit logging, webhooks, idempotency, retries, Go (tooling/scripting)</w:t>
       </w:r>
     </w:p>
     <w:p>
@@ -676,25 +422,8 @@
           <w:rFonts w:ascii="Arial" w:hAnsi="Arial" w:cs="Arial"/>
           <w:sz w:val="18"/>
         </w:rPr>
-        <w:t xml:space="preserve">: </w:t>
-      </w:r>
-      <w:proofErr w:type="spellStart"/>
-      <w:r>
-        <w:rPr>
-          <w:rFonts w:ascii="Arial" w:hAnsi="Arial" w:cs="Arial"/>
-          <w:sz w:val="18"/>
-        </w:rPr>
-        <w:t>PostgreSQL</w:t>
-      </w:r>
-      <w:proofErr w:type="spellEnd"/>
-      <w:r>
-        <w:rPr>
-          <w:rFonts w:ascii="Arial" w:hAnsi="Arial" w:cs="Arial"/>
-          <w:sz w:val="18"/>
-        </w:rPr>
-        <w:t xml:space="preserve">, MySQL, SQL Server | </w:t>
-      </w:r>
-      <w:proofErr w:type="spellStart"/>
+        <w:t xml:space="preserve">: PostgreSQL, MySQL, SQL Server | </w:t>
+      </w:r>
       <w:r>
         <w:rPr>
           <w:rFonts w:ascii="Arial" w:hAnsi="Arial" w:cs="Arial"/>
@@ -703,61 +432,12 @@
         </w:rPr>
         <w:t>NoSQL</w:t>
       </w:r>
-      <w:proofErr w:type="spellEnd"/>
-      <w:r>
-        <w:rPr>
-          <w:rFonts w:ascii="Arial" w:hAnsi="Arial" w:cs="Arial"/>
-          <w:sz w:val="18"/>
-        </w:rPr>
-        <w:t xml:space="preserve">: </w:t>
-      </w:r>
-      <w:proofErr w:type="spellStart"/>
-      <w:r>
-        <w:rPr>
-          <w:rFonts w:ascii="Arial" w:hAnsi="Arial" w:cs="Arial"/>
-          <w:sz w:val="18"/>
-        </w:rPr>
-        <w:t>Redis</w:t>
-      </w:r>
-      <w:proofErr w:type="spellEnd"/>
-      <w:r>
-        <w:rPr>
-          <w:rFonts w:ascii="Arial" w:hAnsi="Arial" w:cs="Arial"/>
-          <w:sz w:val="18"/>
-        </w:rPr>
-        <w:t xml:space="preserve">, </w:t>
-      </w:r>
-      <w:proofErr w:type="spellStart"/>
-      <w:r>
-        <w:rPr>
-          <w:rFonts w:ascii="Arial" w:hAnsi="Arial" w:cs="Arial"/>
-          <w:sz w:val="18"/>
-        </w:rPr>
-        <w:t>MongoDB</w:t>
-      </w:r>
-      <w:proofErr w:type="spellEnd"/>
-      <w:r>
-        <w:rPr>
-          <w:rFonts w:ascii="Arial" w:hAnsi="Arial" w:cs="Arial"/>
-          <w:sz w:val="18"/>
-        </w:rPr>
-        <w:t xml:space="preserve">, </w:t>
-      </w:r>
-      <w:proofErr w:type="spellStart"/>
-      <w:r>
-        <w:rPr>
-          <w:rFonts w:ascii="Arial" w:hAnsi="Arial" w:cs="Arial"/>
-          <w:sz w:val="18"/>
-        </w:rPr>
-        <w:t>DynamoDB</w:t>
-      </w:r>
-      <w:proofErr w:type="spellEnd"/>
-      <w:r>
-        <w:rPr>
-          <w:rFonts w:ascii="Arial" w:hAnsi="Arial" w:cs="Arial"/>
-          <w:sz w:val="18"/>
-        </w:rPr>
-        <w:t xml:space="preserve"> | </w:t>
+      <w:r>
+        <w:rPr>
+          <w:rFonts w:ascii="Arial" w:hAnsi="Arial" w:cs="Arial"/>
+          <w:sz w:val="18"/>
+        </w:rPr>
+        <w:t xml:space="preserve">: Redis, MongoDB, DynamoDB | </w:t>
       </w:r>
       <w:r>
         <w:rPr>
@@ -772,23 +452,7 @@
           <w:rFonts w:ascii="Arial" w:hAnsi="Arial" w:cs="Arial"/>
           <w:sz w:val="18"/>
         </w:rPr>
-        <w:t xml:space="preserve">: AWS SQS/SNS, Kafka, </w:t>
-      </w:r>
-      <w:proofErr w:type="spellStart"/>
-      <w:r>
-        <w:rPr>
-          <w:rFonts w:ascii="Arial" w:hAnsi="Arial" w:cs="Arial"/>
-          <w:sz w:val="18"/>
-        </w:rPr>
-        <w:t>RabbitMQ</w:t>
-      </w:r>
-      <w:proofErr w:type="spellEnd"/>
-      <w:r>
-        <w:rPr>
-          <w:rFonts w:ascii="Arial" w:hAnsi="Arial" w:cs="Arial"/>
-          <w:sz w:val="18"/>
-        </w:rPr>
-        <w:t xml:space="preserve"> | </w:t>
+        <w:t xml:space="preserve">: AWS SQS/SNS, Kafka, RabbitMQ | </w:t>
       </w:r>
       <w:r>
         <w:rPr>
@@ -803,23 +467,7 @@
           <w:rFonts w:ascii="Arial" w:hAnsi="Arial" w:cs="Arial"/>
           <w:sz w:val="18"/>
         </w:rPr>
-        <w:t xml:space="preserve">: </w:t>
-      </w:r>
-      <w:proofErr w:type="spellStart"/>
-      <w:r>
-        <w:rPr>
-          <w:rFonts w:ascii="Arial" w:hAnsi="Arial" w:cs="Arial"/>
-          <w:sz w:val="18"/>
-        </w:rPr>
-        <w:t>Elasticsearch</w:t>
-      </w:r>
-      <w:proofErr w:type="spellEnd"/>
-      <w:r>
-        <w:rPr>
-          <w:rFonts w:ascii="Arial" w:hAnsi="Arial" w:cs="Arial"/>
-          <w:sz w:val="18"/>
-        </w:rPr>
-        <w:t xml:space="preserve">, OpenSearch | </w:t>
+        <w:t xml:space="preserve">: Elasticsearch, OpenSearch | </w:t>
       </w:r>
       <w:r>
         <w:rPr>
@@ -834,17 +482,8 @@
           <w:rFonts w:ascii="Arial" w:hAnsi="Arial" w:cs="Arial"/>
           <w:sz w:val="18"/>
         </w:rPr>
-        <w:t xml:space="preserve">: Redshift, </w:t>
-      </w:r>
-      <w:proofErr w:type="spellStart"/>
-      <w:r>
-        <w:rPr>
-          <w:rFonts w:ascii="Arial" w:hAnsi="Arial" w:cs="Arial"/>
-          <w:sz w:val="18"/>
-        </w:rPr>
-        <w:t>BigQuery</w:t>
-      </w:r>
-      <w:proofErr w:type="spellEnd"/>
+        <w:t>: Redshift, BigQuery</w:t>
+      </w:r>
     </w:p>
     <w:p>
       <w:pPr>
@@ -865,112 +504,51 @@
           <w:b/>
           <w:sz w:val="18"/>
         </w:rPr>
-        <w:t xml:space="preserve">Cloud &amp; </w:t>
-      </w:r>
-      <w:proofErr w:type="spellStart"/>
+        <w:t>Cloud &amp; DevOps —</w:t>
+      </w:r>
+      <w:r>
+        <w:rPr>
+          <w:rFonts w:ascii="Arial" w:hAnsi="Arial" w:cs="Arial"/>
+          <w:sz w:val="18"/>
+        </w:rPr>
+        <w:t xml:space="preserve"> </w:t>
+      </w:r>
+      <w:r>
+        <w:rPr>
+          <w:rFonts w:ascii="Arial" w:hAnsi="Arial" w:cs="Arial"/>
+          <w:sz w:val="18"/>
+        </w:rPr>
+        <w:t xml:space="preserve">Docker, Kubernetes, Helm, Argo CD, GitOps, Terraform, CloudFormation | </w:t>
+      </w:r>
       <w:r>
         <w:rPr>
           <w:rFonts w:ascii="Arial" w:hAnsi="Arial" w:cs="Arial"/>
           <w:b/>
           <w:sz w:val="18"/>
         </w:rPr>
-        <w:t>DevOps</w:t>
-      </w:r>
-      <w:proofErr w:type="spellEnd"/>
+        <w:t>AWS</w:t>
+      </w:r>
+      <w:r>
+        <w:rPr>
+          <w:rFonts w:ascii="Arial" w:hAnsi="Arial" w:cs="Arial"/>
+          <w:sz w:val="18"/>
+        </w:rPr>
+        <w:t xml:space="preserve">: EKS, ECS, EC2, Lambda, API Gateway, S3, CloudFront, RDS, DynamoDB, ElastiCache, EventBridge, Step Functions, IAM | </w:t>
+      </w:r>
       <w:r>
         <w:rPr>
           <w:rFonts w:ascii="Arial" w:hAnsi="Arial" w:cs="Arial"/>
           <w:b/>
           <w:sz w:val="18"/>
         </w:rPr>
-        <w:t xml:space="preserve"> —</w:t>
-      </w:r>
-      <w:r>
-        <w:rPr>
-          <w:rFonts w:ascii="Arial" w:hAnsi="Arial" w:cs="Arial"/>
-          <w:sz w:val="18"/>
-        </w:rPr>
-        <w:t xml:space="preserve"> </w:t>
-      </w:r>
-      <w:proofErr w:type="spellStart"/>
-      <w:r>
-        <w:rPr>
-          <w:rFonts w:ascii="Arial" w:hAnsi="Arial" w:cs="Arial"/>
-          <w:sz w:val="18"/>
-        </w:rPr>
-        <w:t>Docker</w:t>
-      </w:r>
-      <w:proofErr w:type="spellEnd"/>
-      <w:r>
-        <w:rPr>
-          <w:rFonts w:ascii="Arial" w:hAnsi="Arial" w:cs="Arial"/>
-          <w:sz w:val="18"/>
-        </w:rPr>
-        <w:t xml:space="preserve">, </w:t>
-      </w:r>
-      <w:proofErr w:type="spellStart"/>
-      <w:r>
-        <w:rPr>
-          <w:rFonts w:ascii="Arial" w:hAnsi="Arial" w:cs="Arial"/>
-          <w:sz w:val="18"/>
-        </w:rPr>
-        <w:t>Kubernetes</w:t>
-      </w:r>
-      <w:proofErr w:type="spellEnd"/>
-      <w:r>
-        <w:rPr>
-          <w:rFonts w:ascii="Arial" w:hAnsi="Arial" w:cs="Arial"/>
-          <w:sz w:val="18"/>
-        </w:rPr>
-        <w:t xml:space="preserve">, Helm, Argo CD, </w:t>
-      </w:r>
-      <w:proofErr w:type="spellStart"/>
-      <w:r>
-        <w:rPr>
-          <w:rFonts w:ascii="Arial" w:hAnsi="Arial" w:cs="Arial"/>
-          <w:sz w:val="18"/>
-        </w:rPr>
-        <w:t>GitOps</w:t>
-      </w:r>
-      <w:proofErr w:type="spellEnd"/>
-      <w:r>
-        <w:rPr>
-          <w:rFonts w:ascii="Arial" w:hAnsi="Arial" w:cs="Arial"/>
-          <w:sz w:val="18"/>
-        </w:rPr>
-        <w:t xml:space="preserve">, </w:t>
-      </w:r>
-      <w:proofErr w:type="spellStart"/>
-      <w:r>
-        <w:rPr>
-          <w:rFonts w:ascii="Arial" w:hAnsi="Arial" w:cs="Arial"/>
-          <w:sz w:val="18"/>
-        </w:rPr>
-        <w:t>Terraform</w:t>
-      </w:r>
-      <w:proofErr w:type="spellEnd"/>
-      <w:r>
-        <w:rPr>
-          <w:rFonts w:ascii="Arial" w:hAnsi="Arial" w:cs="Arial"/>
-          <w:sz w:val="18"/>
-        </w:rPr>
-        <w:t xml:space="preserve">, </w:t>
-      </w:r>
-      <w:proofErr w:type="spellStart"/>
-      <w:r>
-        <w:rPr>
-          <w:rFonts w:ascii="Arial" w:hAnsi="Arial" w:cs="Arial"/>
-          <w:sz w:val="18"/>
-        </w:rPr>
-        <w:t>CloudFormation</w:t>
-      </w:r>
-      <w:proofErr w:type="spellEnd"/>
-      <w:r>
-        <w:rPr>
-          <w:rFonts w:ascii="Arial" w:hAnsi="Arial" w:cs="Arial"/>
-          <w:sz w:val="18"/>
-        </w:rPr>
-        <w:t xml:space="preserve"> | </w:t>
+        <w:t>Azure</w:t>
+      </w:r>
+      <w:r>
+        <w:rPr>
+          <w:rFonts w:ascii="Arial" w:hAnsi="Arial" w:cs="Arial"/>
+          <w:sz w:val="18"/>
+        </w:rPr>
+        <w:t xml:space="preserve">: AKS, App Service, Azure SQL, Service Bus, Key Vault, Application Insights | </w:t>
       </w:r>
       <w:r>
         <w:rPr>
@@ -978,78 +556,14 @@
           <w:b/>
           <w:sz w:val="18"/>
         </w:rPr>
-        <w:t>AWS</w:t>
-      </w:r>
-      <w:r>
-        <w:rPr>
-          <w:rFonts w:ascii="Arial" w:hAnsi="Arial" w:cs="Arial"/>
-          <w:sz w:val="18"/>
-        </w:rPr>
-        <w:t xml:space="preserve">: EKS, ECS, EC2, Lambda, API Gateway, S3, </w:t>
-      </w:r>
-      <w:proofErr w:type="spellStart"/>
-      <w:r>
-        <w:rPr>
-          <w:rFonts w:ascii="Arial" w:hAnsi="Arial" w:cs="Arial"/>
-          <w:sz w:val="18"/>
-        </w:rPr>
-        <w:t>CloudFront</w:t>
-      </w:r>
-      <w:proofErr w:type="spellEnd"/>
-      <w:r>
-        <w:rPr>
-          <w:rFonts w:ascii="Arial" w:hAnsi="Arial" w:cs="Arial"/>
-          <w:sz w:val="18"/>
-        </w:rPr>
-        <w:t xml:space="preserve">, RDS, </w:t>
-      </w:r>
-      <w:proofErr w:type="spellStart"/>
-      <w:r>
-        <w:rPr>
-          <w:rFonts w:ascii="Arial" w:hAnsi="Arial" w:cs="Arial"/>
-          <w:sz w:val="18"/>
-        </w:rPr>
-        <w:t>DynamoDB</w:t>
-      </w:r>
-      <w:proofErr w:type="spellEnd"/>
-      <w:r>
-        <w:rPr>
-          <w:rFonts w:ascii="Arial" w:hAnsi="Arial" w:cs="Arial"/>
-          <w:sz w:val="18"/>
-        </w:rPr>
-        <w:t xml:space="preserve">, </w:t>
-      </w:r>
-      <w:proofErr w:type="spellStart"/>
-      <w:r>
-        <w:rPr>
-          <w:rFonts w:ascii="Arial" w:hAnsi="Arial" w:cs="Arial"/>
-          <w:sz w:val="18"/>
-        </w:rPr>
-        <w:t>ElastiCache</w:t>
-      </w:r>
-      <w:proofErr w:type="spellEnd"/>
-      <w:r>
-        <w:rPr>
-          <w:rFonts w:ascii="Arial" w:hAnsi="Arial" w:cs="Arial"/>
-          <w:sz w:val="18"/>
-        </w:rPr>
-        <w:t xml:space="preserve">, </w:t>
-      </w:r>
-      <w:proofErr w:type="spellStart"/>
-      <w:r>
-        <w:rPr>
-          <w:rFonts w:ascii="Arial" w:hAnsi="Arial" w:cs="Arial"/>
-          <w:sz w:val="18"/>
-        </w:rPr>
-        <w:t>EventBridge</w:t>
-      </w:r>
-      <w:proofErr w:type="spellEnd"/>
-      <w:r>
-        <w:rPr>
-          <w:rFonts w:ascii="Arial" w:hAnsi="Arial" w:cs="Arial"/>
-          <w:sz w:val="18"/>
-        </w:rPr>
-        <w:t xml:space="preserve">, Step Functions, IAM | </w:t>
+        <w:t>GCP</w:t>
+      </w:r>
+      <w:r>
+        <w:rPr>
+          <w:rFonts w:ascii="Arial" w:hAnsi="Arial" w:cs="Arial"/>
+          <w:sz w:val="18"/>
+        </w:rPr>
+        <w:t xml:space="preserve">: GKE, Cloud Run, Pub/Sub, Cloud Storage, BigQuery (consumer/integrator) | </w:t>
       </w:r>
       <w:r>
         <w:rPr>
@@ -1057,52 +571,6 @@
           <w:b/>
           <w:sz w:val="18"/>
         </w:rPr>
-        <w:t>Azure</w:t>
-      </w:r>
-      <w:r>
-        <w:rPr>
-          <w:rFonts w:ascii="Arial" w:hAnsi="Arial" w:cs="Arial"/>
-          <w:sz w:val="18"/>
-        </w:rPr>
-        <w:t xml:space="preserve">: AKS, App Service, Azure SQL, Service Bus, Key Vault, Application Insights | </w:t>
-      </w:r>
-      <w:r>
-        <w:rPr>
-          <w:rFonts w:ascii="Arial" w:hAnsi="Arial" w:cs="Arial"/>
-          <w:b/>
-          <w:sz w:val="18"/>
-        </w:rPr>
-        <w:t>GCP</w:t>
-      </w:r>
-      <w:r>
-        <w:rPr>
-          <w:rFonts w:ascii="Arial" w:hAnsi="Arial" w:cs="Arial"/>
-          <w:sz w:val="18"/>
-        </w:rPr>
-        <w:t xml:space="preserve">: GKE, Cloud Run, Pub/Sub, Cloud Storage, </w:t>
-      </w:r>
-      <w:proofErr w:type="spellStart"/>
-      <w:r>
-        <w:rPr>
-          <w:rFonts w:ascii="Arial" w:hAnsi="Arial" w:cs="Arial"/>
-          <w:sz w:val="18"/>
-        </w:rPr>
-        <w:t>BigQuery</w:t>
-      </w:r>
-      <w:proofErr w:type="spellEnd"/>
-      <w:r>
-        <w:rPr>
-          <w:rFonts w:ascii="Arial" w:hAnsi="Arial" w:cs="Arial"/>
-          <w:sz w:val="18"/>
-        </w:rPr>
-        <w:t xml:space="preserve"> (consumer/integrator) | </w:t>
-      </w:r>
-      <w:r>
-        <w:rPr>
-          <w:rFonts w:ascii="Arial" w:hAnsi="Arial" w:cs="Arial"/>
-          <w:b/>
-          <w:sz w:val="18"/>
-        </w:rPr>
         <w:t>CI/CD</w:t>
       </w:r>
       <w:r>
@@ -1110,65 +578,8 @@
           <w:rFonts w:ascii="Arial" w:hAnsi="Arial" w:cs="Arial"/>
           <w:sz w:val="18"/>
         </w:rPr>
-        <w:t xml:space="preserve">: </w:t>
-      </w:r>
-      <w:proofErr w:type="spellStart"/>
-      <w:r>
-        <w:rPr>
-          <w:rFonts w:ascii="Arial" w:hAnsi="Arial" w:cs="Arial"/>
-          <w:sz w:val="18"/>
-        </w:rPr>
-        <w:t>GitHub</w:t>
-      </w:r>
-      <w:proofErr w:type="spellEnd"/>
-      <w:r>
-        <w:rPr>
-          <w:rFonts w:ascii="Arial" w:hAnsi="Arial" w:cs="Arial"/>
-          <w:sz w:val="18"/>
-        </w:rPr>
-        <w:t xml:space="preserve"> Actions, </w:t>
-      </w:r>
-      <w:proofErr w:type="spellStart"/>
-      <w:r>
-        <w:rPr>
-          <w:rFonts w:ascii="Arial" w:hAnsi="Arial" w:cs="Arial"/>
-          <w:sz w:val="18"/>
-        </w:rPr>
-        <w:t>GitLab</w:t>
-      </w:r>
-      <w:proofErr w:type="spellEnd"/>
-      <w:r>
-        <w:rPr>
-          <w:rFonts w:ascii="Arial" w:hAnsi="Arial" w:cs="Arial"/>
-          <w:sz w:val="18"/>
-        </w:rPr>
-        <w:t xml:space="preserve"> CI, Jenkins, Azure </w:t>
-      </w:r>
-      <w:proofErr w:type="spellStart"/>
-      <w:r>
-        <w:rPr>
-          <w:rFonts w:ascii="Arial" w:hAnsi="Arial" w:cs="Arial"/>
-          <w:sz w:val="18"/>
-        </w:rPr>
-        <w:t>DevOps</w:t>
-      </w:r>
-      <w:proofErr w:type="spellEnd"/>
-      <w:r>
-        <w:rPr>
-          <w:rFonts w:ascii="Arial" w:hAnsi="Arial" w:cs="Arial"/>
-          <w:sz w:val="18"/>
-        </w:rPr>
-        <w:t xml:space="preserve">, </w:t>
-      </w:r>
-      <w:proofErr w:type="spellStart"/>
-      <w:r>
-        <w:rPr>
-          <w:rFonts w:ascii="Arial" w:hAnsi="Arial" w:cs="Arial"/>
-          <w:sz w:val="18"/>
-        </w:rPr>
-        <w:t>CircleCI</w:t>
-      </w:r>
-      <w:proofErr w:type="spellEnd"/>
+        <w:t>: GitHub Actions, GitLab CI, Jenkins, Azure DevOps, CircleCI</w:t>
+      </w:r>
     </w:p>
     <w:p>
       <w:pPr>
@@ -1183,120 +594,21 @@
           <w:sz w:val="18"/>
         </w:rPr>
       </w:pPr>
-      <w:proofErr w:type="spellStart"/>
       <w:r>
         <w:rPr>
           <w:rFonts w:ascii="Arial" w:hAnsi="Arial" w:cs="Arial"/>
           <w:b/>
           <w:sz w:val="18"/>
         </w:rPr>
-        <w:t>Observability</w:t>
-      </w:r>
-      <w:proofErr w:type="spellEnd"/>
-      <w:r>
-        <w:rPr>
-          <w:rFonts w:ascii="Arial" w:hAnsi="Arial" w:cs="Arial"/>
-          <w:b/>
-          <w:sz w:val="18"/>
-        </w:rPr>
-        <w:t>, Quality &amp; Security</w:t>
-      </w:r>
-      <w:r>
-        <w:rPr>
-          <w:rFonts w:ascii="Arial" w:hAnsi="Arial" w:cs="Arial"/>
-          <w:sz w:val="18"/>
-        </w:rPr>
-        <w:t xml:space="preserve"> — </w:t>
-      </w:r>
-      <w:proofErr w:type="spellStart"/>
-      <w:r>
-        <w:rPr>
-          <w:rFonts w:ascii="Arial" w:hAnsi="Arial" w:cs="Arial"/>
-          <w:sz w:val="18"/>
-        </w:rPr>
-        <w:t>OpenTelemetry</w:t>
-      </w:r>
-      <w:proofErr w:type="spellEnd"/>
-      <w:r>
-        <w:rPr>
-          <w:rFonts w:ascii="Arial" w:hAnsi="Arial" w:cs="Arial"/>
-          <w:sz w:val="18"/>
-        </w:rPr>
-        <w:t xml:space="preserve">, </w:t>
-      </w:r>
-      <w:proofErr w:type="spellStart"/>
-      <w:r>
-        <w:rPr>
-          <w:rFonts w:ascii="Arial" w:hAnsi="Arial" w:cs="Arial"/>
-          <w:sz w:val="18"/>
-        </w:rPr>
-        <w:t>Datadog</w:t>
-      </w:r>
-      <w:proofErr w:type="spellEnd"/>
-      <w:r>
-        <w:rPr>
-          <w:rFonts w:ascii="Arial" w:hAnsi="Arial" w:cs="Arial"/>
-          <w:sz w:val="18"/>
-        </w:rPr>
-        <w:t xml:space="preserve">, Prometheus, </w:t>
-      </w:r>
-      <w:proofErr w:type="spellStart"/>
-      <w:r>
-        <w:rPr>
-          <w:rFonts w:ascii="Arial" w:hAnsi="Arial" w:cs="Arial"/>
-          <w:sz w:val="18"/>
-        </w:rPr>
-        <w:t>Grafana</w:t>
-      </w:r>
-      <w:proofErr w:type="spellEnd"/>
-      <w:r>
-        <w:rPr>
-          <w:rFonts w:ascii="Arial" w:hAnsi="Arial" w:cs="Arial"/>
-          <w:sz w:val="18"/>
-        </w:rPr>
-        <w:t xml:space="preserve">, ELK/EFK, </w:t>
-      </w:r>
-      <w:proofErr w:type="spellStart"/>
-      <w:r>
-        <w:rPr>
-          <w:rFonts w:ascii="Arial" w:hAnsi="Arial" w:cs="Arial"/>
-          <w:sz w:val="18"/>
-        </w:rPr>
-        <w:t>CloudWatch</w:t>
-      </w:r>
-      <w:proofErr w:type="spellEnd"/>
-      <w:r>
-        <w:rPr>
-          <w:rFonts w:ascii="Arial" w:hAnsi="Arial" w:cs="Arial"/>
-          <w:sz w:val="18"/>
-        </w:rPr>
-        <w:t xml:space="preserve">, structured logging, contract tests (Pact-style), Mocha, Chai, </w:t>
-      </w:r>
-      <w:proofErr w:type="spellStart"/>
-      <w:r>
-        <w:rPr>
-          <w:rFonts w:ascii="Arial" w:hAnsi="Arial" w:cs="Arial"/>
-          <w:sz w:val="18"/>
-        </w:rPr>
-        <w:t>Okta</w:t>
-      </w:r>
-      <w:proofErr w:type="spellEnd"/>
-      <w:r>
-        <w:rPr>
-          <w:rFonts w:ascii="Arial" w:hAnsi="Arial" w:cs="Arial"/>
-          <w:sz w:val="18"/>
-        </w:rPr>
-        <w:t xml:space="preserve">, Auth0, AWS </w:t>
-      </w:r>
-      <w:proofErr w:type="spellStart"/>
-      <w:r>
-        <w:rPr>
-          <w:rFonts w:ascii="Arial" w:hAnsi="Arial" w:cs="Arial"/>
-          <w:sz w:val="18"/>
-        </w:rPr>
-        <w:t>Cognito</w:t>
-      </w:r>
-      <w:proofErr w:type="spellEnd"/>
+        <w:t>Observability, Quality &amp; Security</w:t>
+      </w:r>
+      <w:r>
+        <w:rPr>
+          <w:rFonts w:ascii="Arial" w:hAnsi="Arial" w:cs="Arial"/>
+          <w:sz w:val="18"/>
+        </w:rPr>
+        <w:t xml:space="preserve"> — OpenTelemetry, Datadog, Prometheus, Grafana, ELK/EFK, CloudWatch, structured logging, contract tests (Pact-style), Mocha, Chai, Okta, Auth0, AWS Cognito</w:t>
+      </w:r>
     </w:p>
     <w:p>
       <w:pPr>
@@ -1330,8 +642,6 @@
       </w:r>
     </w:p>
     <w:p>
-      <w:proofErr w:type="spellStart"/>
-      <w:proofErr w:type="gramStart"/>
       <w:r>
         <w:rPr>
           <w:rFonts w:ascii="Arial" w:eastAsia="Arial" w:hAnsi="Arial" w:cs="Arial"/>
@@ -1339,27 +649,7 @@
           <w:sz w:val="21"/>
           <w:szCs w:val="21"/>
         </w:rPr>
-        <w:t>SumatoSoft</w:t>
-      </w:r>
-      <w:proofErr w:type="spellEnd"/>
-      <w:r>
-        <w:rPr>
-          <w:rFonts w:ascii="Arial" w:eastAsia="Arial" w:hAnsi="Arial" w:cs="Arial"/>
-          <w:color w:val="555555"/>
-          <w:sz w:val="21"/>
-          <w:szCs w:val="21"/>
-        </w:rPr>
-        <w:t xml:space="preserve">  |</w:t>
-      </w:r>
-      <w:proofErr w:type="gramEnd"/>
-      <w:r>
-        <w:rPr>
-          <w:rFonts w:ascii="Arial" w:eastAsia="Arial" w:hAnsi="Arial" w:cs="Arial"/>
-          <w:color w:val="555555"/>
-          <w:sz w:val="21"/>
-          <w:szCs w:val="21"/>
-        </w:rPr>
-        <w:t xml:space="preserve">  January 2021 - December 2025</w:t>
+        <w:t>SumatoSoft  |  January 2021 - December 2025</w:t>
       </w:r>
     </w:p>
     <w:p>
@@ -1464,7 +754,6 @@
         </w:rPr>
         <w:t xml:space="preserve">Implemented </w:t>
       </w:r>
-      <w:proofErr w:type="spellStart"/>
       <w:r>
         <w:rPr>
           <w:rStyle w:val="Strong"/>
@@ -1474,7 +763,6 @@
         </w:rPr>
         <w:t>RxJS</w:t>
       </w:r>
-      <w:proofErr w:type="spellEnd"/>
       <w:r>
         <w:rPr>
           <w:rFonts w:ascii="Arial" w:hAnsi="Arial" w:cs="Arial"/>
@@ -1506,7 +794,6 @@
         </w:rPr>
         <w:t xml:space="preserve">Built high-traffic </w:t>
       </w:r>
-      <w:proofErr w:type="spellStart"/>
       <w:r>
         <w:rPr>
           <w:rStyle w:val="Strong"/>
@@ -1516,7 +803,6 @@
         </w:rPr>
         <w:t>FastAPI</w:t>
       </w:r>
-      <w:proofErr w:type="spellEnd"/>
       <w:r>
         <w:rPr>
           <w:rFonts w:ascii="Arial" w:hAnsi="Arial" w:cs="Arial"/>
@@ -1525,25 +811,14 @@
         </w:rPr>
         <w:t xml:space="preserve"> endpoints with strict validation, </w:t>
       </w:r>
-      <w:proofErr w:type="spellStart"/>
-      <w:r>
-        <w:rPr>
-          <w:rStyle w:val="Strong"/>
-          <w:rFonts w:ascii="Arial" w:hAnsi="Arial" w:cs="Arial"/>
-          <w:sz w:val="18"/>
-          <w:szCs w:val="20"/>
-        </w:rPr>
-        <w:t>idempotency</w:t>
-      </w:r>
-      <w:proofErr w:type="spellEnd"/>
-      <w:r>
-        <w:rPr>
-          <w:rStyle w:val="Strong"/>
-          <w:rFonts w:ascii="Arial" w:hAnsi="Arial" w:cs="Arial"/>
-          <w:sz w:val="18"/>
-          <w:szCs w:val="20"/>
-        </w:rPr>
-        <w:t xml:space="preserve"> keys</w:t>
+      <w:r>
+        <w:rPr>
+          <w:rStyle w:val="Strong"/>
+          <w:rFonts w:ascii="Arial" w:hAnsi="Arial" w:cs="Arial"/>
+          <w:sz w:val="18"/>
+          <w:szCs w:val="20"/>
+        </w:rPr>
+        <w:t>idempotency keys</w:t>
       </w:r>
       <w:r>
         <w:rPr>
@@ -1574,25 +849,7 @@
           <w:sz w:val="18"/>
           <w:szCs w:val="20"/>
         </w:rPr>
-        <w:t xml:space="preserve">Introduced a unified </w:t>
-      </w:r>
-      <w:proofErr w:type="spellStart"/>
-      <w:r>
-        <w:rPr>
-          <w:rFonts w:ascii="Arial" w:hAnsi="Arial" w:cs="Arial"/>
-          <w:sz w:val="18"/>
-          <w:szCs w:val="20"/>
-        </w:rPr>
-        <w:t>auth</w:t>
-      </w:r>
-      <w:proofErr w:type="spellEnd"/>
-      <w:r>
-        <w:rPr>
-          <w:rFonts w:ascii="Arial" w:hAnsi="Arial" w:cs="Arial"/>
-          <w:sz w:val="18"/>
-          <w:szCs w:val="20"/>
-        </w:rPr>
-        <w:t xml:space="preserve"> approach using </w:t>
+        <w:t xml:space="preserve">Introduced a unified auth approach using </w:t>
       </w:r>
       <w:r>
         <w:rPr>
@@ -1611,25 +868,14 @@
         </w:rPr>
         <w:t xml:space="preserve">, </w:t>
       </w:r>
-      <w:proofErr w:type="spellStart"/>
-      <w:r>
-        <w:rPr>
-          <w:rStyle w:val="Strong"/>
-          <w:rFonts w:ascii="Arial" w:hAnsi="Arial" w:cs="Arial"/>
-          <w:sz w:val="18"/>
-          <w:szCs w:val="20"/>
-        </w:rPr>
-        <w:t>OpenID</w:t>
-      </w:r>
-      <w:proofErr w:type="spellEnd"/>
-      <w:r>
-        <w:rPr>
-          <w:rStyle w:val="Strong"/>
-          <w:rFonts w:ascii="Arial" w:hAnsi="Arial" w:cs="Arial"/>
-          <w:sz w:val="18"/>
-          <w:szCs w:val="20"/>
-        </w:rPr>
-        <w:t xml:space="preserve"> Connect</w:t>
+      <w:r>
+        <w:rPr>
+          <w:rStyle w:val="Strong"/>
+          <w:rFonts w:ascii="Arial" w:hAnsi="Arial" w:cs="Arial"/>
+          <w:sz w:val="18"/>
+          <w:szCs w:val="20"/>
+        </w:rPr>
+        <w:t>OpenID Connect</w:t>
       </w:r>
       <w:r>
         <w:rPr>
@@ -1713,7 +959,6 @@
         </w:rPr>
         <w:t xml:space="preserve">Tuned </w:t>
       </w:r>
-      <w:proofErr w:type="spellStart"/>
       <w:r>
         <w:rPr>
           <w:rStyle w:val="Strong"/>
@@ -1723,7 +968,6 @@
         </w:rPr>
         <w:t>PostgreSQL</w:t>
       </w:r>
-      <w:proofErr w:type="spellEnd"/>
       <w:r>
         <w:rPr>
           <w:rFonts w:ascii="Arial" w:hAnsi="Arial" w:cs="Arial"/>
@@ -1755,7 +999,6 @@
         </w:rPr>
         <w:t xml:space="preserve">Implemented caching with </w:t>
       </w:r>
-      <w:proofErr w:type="spellStart"/>
       <w:r>
         <w:rPr>
           <w:rStyle w:val="Strong"/>
@@ -1765,7 +1008,6 @@
         </w:rPr>
         <w:t>Redis</w:t>
       </w:r>
-      <w:proofErr w:type="spellEnd"/>
       <w:r>
         <w:rPr>
           <w:rFonts w:ascii="Arial" w:hAnsi="Arial" w:cs="Arial"/>
@@ -1774,7 +1016,6 @@
         </w:rPr>
         <w:t xml:space="preserve"> and </w:t>
       </w:r>
-      <w:proofErr w:type="spellStart"/>
       <w:r>
         <w:rPr>
           <w:rStyle w:val="Strong"/>
@@ -1784,7 +1025,6 @@
         </w:rPr>
         <w:t>ElastiCache</w:t>
       </w:r>
-      <w:proofErr w:type="spellEnd"/>
       <w:r>
         <w:rPr>
           <w:rFonts w:ascii="Arial" w:hAnsi="Arial" w:cs="Arial"/>
@@ -1814,25 +1054,7 @@
           <w:sz w:val="18"/>
           <w:szCs w:val="20"/>
         </w:rPr>
-        <w:t xml:space="preserve">Built </w:t>
-      </w:r>
-      <w:proofErr w:type="spellStart"/>
-      <w:r>
-        <w:rPr>
-          <w:rFonts w:ascii="Arial" w:hAnsi="Arial" w:cs="Arial"/>
-          <w:sz w:val="18"/>
-          <w:szCs w:val="20"/>
-        </w:rPr>
-        <w:t>async</w:t>
-      </w:r>
-      <w:proofErr w:type="spellEnd"/>
-      <w:r>
-        <w:rPr>
-          <w:rFonts w:ascii="Arial" w:hAnsi="Arial" w:cs="Arial"/>
-          <w:sz w:val="18"/>
-          <w:szCs w:val="20"/>
-        </w:rPr>
-        <w:t xml:space="preserve"> pipelines using </w:t>
+        <w:t xml:space="preserve">Built async pipelines using </w:t>
       </w:r>
       <w:r>
         <w:rPr>
@@ -1891,7 +1113,6 @@
         </w:rPr>
         <w:t xml:space="preserve">Delivered search-backed experiences with </w:t>
       </w:r>
-      <w:proofErr w:type="spellStart"/>
       <w:r>
         <w:rPr>
           <w:rStyle w:val="Strong"/>
@@ -1901,7 +1122,6 @@
         </w:rPr>
         <w:t>Elasticsearch</w:t>
       </w:r>
-      <w:proofErr w:type="spellEnd"/>
       <w:r>
         <w:rPr>
           <w:rFonts w:ascii="Arial" w:hAnsi="Arial" w:cs="Arial"/>
@@ -1925,25 +1145,7 @@
           <w:sz w:val="18"/>
           <w:szCs w:val="20"/>
         </w:rPr>
-        <w:t xml:space="preserve">, defining index mappings, query patterns, and </w:t>
-      </w:r>
-      <w:proofErr w:type="spellStart"/>
-      <w:r>
-        <w:rPr>
-          <w:rFonts w:ascii="Arial" w:hAnsi="Arial" w:cs="Arial"/>
-          <w:sz w:val="18"/>
-          <w:szCs w:val="20"/>
-        </w:rPr>
-        <w:t>reindex</w:t>
-      </w:r>
-      <w:proofErr w:type="spellEnd"/>
-      <w:r>
-        <w:rPr>
-          <w:rFonts w:ascii="Arial" w:hAnsi="Arial" w:cs="Arial"/>
-          <w:sz w:val="18"/>
-          <w:szCs w:val="20"/>
-        </w:rPr>
-        <w:t xml:space="preserve"> workflows to keep relevance and latency stable.</w:t>
+        <w:t>, defining index mappings, query patterns, and reindex workflows to keep relevance and latency stable.</w:t>
       </w:r>
     </w:p>
     <w:p>
@@ -2053,7 +1255,6 @@
         </w:rPr>
         <w:t xml:space="preserve"> and serving via </w:t>
       </w:r>
-      <w:proofErr w:type="spellStart"/>
       <w:r>
         <w:rPr>
           <w:rStyle w:val="Strong"/>
@@ -2063,7 +1264,6 @@
         </w:rPr>
         <w:t>CloudFront</w:t>
       </w:r>
-      <w:proofErr w:type="spellEnd"/>
       <w:r>
         <w:rPr>
           <w:rFonts w:ascii="Arial" w:hAnsi="Arial" w:cs="Arial"/>
@@ -2095,7 +1295,6 @@
         </w:rPr>
         <w:t xml:space="preserve">Orchestrated workflows with </w:t>
       </w:r>
-      <w:proofErr w:type="spellStart"/>
       <w:r>
         <w:rPr>
           <w:rStyle w:val="Strong"/>
@@ -2105,7 +1304,6 @@
         </w:rPr>
         <w:t>EventBridge</w:t>
       </w:r>
-      <w:proofErr w:type="spellEnd"/>
       <w:r>
         <w:rPr>
           <w:rFonts w:ascii="Arial" w:hAnsi="Arial" w:cs="Arial"/>
@@ -2129,25 +1327,7 @@
           <w:sz w:val="18"/>
           <w:szCs w:val="20"/>
         </w:rPr>
-        <w:t xml:space="preserve"> for fan-out processing, error handling, and </w:t>
-      </w:r>
-      <w:proofErr w:type="spellStart"/>
-      <w:r>
-        <w:rPr>
-          <w:rFonts w:ascii="Arial" w:hAnsi="Arial" w:cs="Arial"/>
-          <w:sz w:val="18"/>
-          <w:szCs w:val="20"/>
-        </w:rPr>
-        <w:t>replayable</w:t>
-      </w:r>
-      <w:proofErr w:type="spellEnd"/>
-      <w:r>
-        <w:rPr>
-          <w:rFonts w:ascii="Arial" w:hAnsi="Arial" w:cs="Arial"/>
-          <w:sz w:val="18"/>
-          <w:szCs w:val="20"/>
-        </w:rPr>
-        <w:t xml:space="preserve"> execution across distributed tasks.</w:t>
+        <w:t xml:space="preserve"> for fan-out processing, error handling, and replayable execution across distributed tasks.</w:t>
       </w:r>
     </w:p>
     <w:p>
@@ -2189,7 +1369,6 @@
         </w:rPr>
         <w:t xml:space="preserve">, </w:t>
       </w:r>
-      <w:proofErr w:type="spellStart"/>
       <w:r>
         <w:rPr>
           <w:rStyle w:val="Strong"/>
@@ -2199,7 +1378,6 @@
         </w:rPr>
         <w:t>DynamoDB</w:t>
       </w:r>
-      <w:proofErr w:type="spellEnd"/>
       <w:r>
         <w:rPr>
           <w:rFonts w:ascii="Arial" w:hAnsi="Arial" w:cs="Arial"/>
@@ -2208,7 +1386,6 @@
         </w:rPr>
         <w:t xml:space="preserve">, and </w:t>
       </w:r>
-      <w:proofErr w:type="spellStart"/>
       <w:r>
         <w:rPr>
           <w:rStyle w:val="Strong"/>
@@ -2218,7 +1395,6 @@
         </w:rPr>
         <w:t>MongoDB</w:t>
       </w:r>
-      <w:proofErr w:type="spellEnd"/>
       <w:r>
         <w:rPr>
           <w:rFonts w:ascii="Arial" w:hAnsi="Arial" w:cs="Arial"/>
@@ -2250,25 +1426,14 @@
         </w:rPr>
         <w:t xml:space="preserve">Established delivery automation using </w:t>
       </w:r>
-      <w:proofErr w:type="spellStart"/>
-      <w:r>
-        <w:rPr>
-          <w:rStyle w:val="Strong"/>
-          <w:rFonts w:ascii="Arial" w:hAnsi="Arial" w:cs="Arial"/>
-          <w:sz w:val="18"/>
-          <w:szCs w:val="20"/>
-        </w:rPr>
-        <w:t>GitHub</w:t>
-      </w:r>
-      <w:proofErr w:type="spellEnd"/>
-      <w:r>
-        <w:rPr>
-          <w:rStyle w:val="Strong"/>
-          <w:rFonts w:ascii="Arial" w:hAnsi="Arial" w:cs="Arial"/>
-          <w:sz w:val="18"/>
-          <w:szCs w:val="20"/>
-        </w:rPr>
-        <w:t xml:space="preserve"> Actions</w:t>
+      <w:r>
+        <w:rPr>
+          <w:rStyle w:val="Strong"/>
+          <w:rFonts w:ascii="Arial" w:hAnsi="Arial" w:cs="Arial"/>
+          <w:sz w:val="18"/>
+          <w:szCs w:val="20"/>
+        </w:rPr>
+        <w:t>GitHub Actions</w:t>
       </w:r>
       <w:r>
         <w:rPr>
@@ -2278,25 +1443,14 @@
         </w:rPr>
         <w:t xml:space="preserve">, </w:t>
       </w:r>
-      <w:proofErr w:type="spellStart"/>
-      <w:r>
-        <w:rPr>
-          <w:rStyle w:val="Strong"/>
-          <w:rFonts w:ascii="Arial" w:hAnsi="Arial" w:cs="Arial"/>
-          <w:sz w:val="18"/>
-          <w:szCs w:val="20"/>
-        </w:rPr>
-        <w:t>GitLab</w:t>
-      </w:r>
-      <w:proofErr w:type="spellEnd"/>
-      <w:r>
-        <w:rPr>
-          <w:rStyle w:val="Strong"/>
-          <w:rFonts w:ascii="Arial" w:hAnsi="Arial" w:cs="Arial"/>
-          <w:sz w:val="18"/>
-          <w:szCs w:val="20"/>
-        </w:rPr>
-        <w:t xml:space="preserve"> CI</w:t>
+      <w:r>
+        <w:rPr>
+          <w:rStyle w:val="Strong"/>
+          <w:rFonts w:ascii="Arial" w:hAnsi="Arial" w:cs="Arial"/>
+          <w:sz w:val="18"/>
+          <w:szCs w:val="20"/>
+        </w:rPr>
+        <w:t>GitLab CI</w:t>
       </w:r>
       <w:r>
         <w:rPr>
@@ -2344,27 +1498,8 @@
           <w:sz w:val="18"/>
           <w:szCs w:val="20"/>
         </w:rPr>
-        <w:t xml:space="preserve">Standardized </w:t>
-      </w:r>
-      <w:proofErr w:type="spellStart"/>
-      <w:r>
-        <w:rPr>
-          <w:rFonts w:ascii="Arial" w:hAnsi="Arial" w:cs="Arial"/>
-          <w:sz w:val="18"/>
-          <w:szCs w:val="20"/>
-        </w:rPr>
-        <w:t>observability</w:t>
-      </w:r>
-      <w:proofErr w:type="spellEnd"/>
-      <w:r>
-        <w:rPr>
-          <w:rFonts w:ascii="Arial" w:hAnsi="Arial" w:cs="Arial"/>
-          <w:sz w:val="18"/>
-          <w:szCs w:val="20"/>
-        </w:rPr>
-        <w:t xml:space="preserve"> with </w:t>
-      </w:r>
-      <w:proofErr w:type="spellStart"/>
+        <w:t xml:space="preserve">Standardized observability with </w:t>
+      </w:r>
       <w:r>
         <w:rPr>
           <w:rStyle w:val="Strong"/>
@@ -2374,7 +1509,6 @@
         </w:rPr>
         <w:t>OpenTelemetry</w:t>
       </w:r>
-      <w:proofErr w:type="spellEnd"/>
       <w:r>
         <w:rPr>
           <w:rFonts w:ascii="Arial" w:hAnsi="Arial" w:cs="Arial"/>
@@ -2383,7 +1517,6 @@
         </w:rPr>
         <w:t xml:space="preserve">, </w:t>
       </w:r>
-      <w:proofErr w:type="spellStart"/>
       <w:r>
         <w:rPr>
           <w:rStyle w:val="Strong"/>
@@ -2393,7 +1526,6 @@
         </w:rPr>
         <w:t>Datadog</w:t>
       </w:r>
-      <w:proofErr w:type="spellEnd"/>
       <w:r>
         <w:rPr>
           <w:rFonts w:ascii="Arial" w:hAnsi="Arial" w:cs="Arial"/>
@@ -2419,7 +1551,6 @@
         </w:rPr>
         <w:t xml:space="preserve">, </w:t>
       </w:r>
-      <w:proofErr w:type="spellStart"/>
       <w:r>
         <w:rPr>
           <w:rStyle w:val="Strong"/>
@@ -2429,7 +1560,6 @@
         </w:rPr>
         <w:t>Grafana</w:t>
       </w:r>
-      <w:proofErr w:type="spellEnd"/>
       <w:r>
         <w:rPr>
           <w:rFonts w:ascii="Arial" w:hAnsi="Arial" w:cs="Arial"/>
@@ -2438,7 +1568,6 @@
         </w:rPr>
         <w:t xml:space="preserve">, </w:t>
       </w:r>
-      <w:proofErr w:type="spellStart"/>
       <w:r>
         <w:rPr>
           <w:rStyle w:val="Strong"/>
@@ -2448,7 +1577,6 @@
         </w:rPr>
         <w:t>CloudWatch</w:t>
       </w:r>
-      <w:proofErr w:type="spellEnd"/>
       <w:r>
         <w:rPr>
           <w:rFonts w:ascii="Arial" w:hAnsi="Arial" w:cs="Arial"/>
@@ -2478,6 +1606,7 @@
           <w:sz w:val="18"/>
           <w:szCs w:val="20"/>
         </w:rPr>
+        <w:lastRenderedPageBreak/>
         <w:t xml:space="preserve">Built analytics exports integrating </w:t>
       </w:r>
       <w:r>
@@ -2497,7 +1626,6 @@
         </w:rPr>
         <w:t xml:space="preserve"> and </w:t>
       </w:r>
-      <w:proofErr w:type="spellStart"/>
       <w:r>
         <w:rPr>
           <w:rStyle w:val="Strong"/>
@@ -2507,7 +1635,6 @@
         </w:rPr>
         <w:t>BigQuery</w:t>
       </w:r>
-      <w:proofErr w:type="spellEnd"/>
       <w:r>
         <w:rPr>
           <w:rFonts w:ascii="Arial" w:hAnsi="Arial" w:cs="Arial"/>
@@ -2527,7 +1654,6 @@
           <w:sz w:val="25"/>
           <w:szCs w:val="25"/>
         </w:rPr>
-        <w:lastRenderedPageBreak/>
         <w:t>Senior Software Engineer</w:t>
       </w:r>
     </w:p>
@@ -2539,27 +1665,7 @@
           <w:sz w:val="21"/>
           <w:szCs w:val="21"/>
         </w:rPr>
-        <w:t xml:space="preserve">High Touch </w:t>
-      </w:r>
-      <w:proofErr w:type="gramStart"/>
-      <w:r>
-        <w:rPr>
-          <w:rFonts w:ascii="Arial" w:eastAsia="Arial" w:hAnsi="Arial" w:cs="Arial"/>
-          <w:color w:val="555555"/>
-          <w:sz w:val="21"/>
-          <w:szCs w:val="21"/>
-        </w:rPr>
-        <w:t>Technologies  |</w:t>
-      </w:r>
-      <w:proofErr w:type="gramEnd"/>
-      <w:r>
-        <w:rPr>
-          <w:rFonts w:ascii="Arial" w:eastAsia="Arial" w:hAnsi="Arial" w:cs="Arial"/>
-          <w:color w:val="555555"/>
-          <w:sz w:val="21"/>
-          <w:szCs w:val="21"/>
-        </w:rPr>
-        <w:t xml:space="preserve">  June 2018 - December 2020</w:t>
+        <w:t>High Touch Technologies  |  June 2018 - December 2020</w:t>
       </w:r>
     </w:p>
     <w:p>
@@ -2654,7 +1760,6 @@
         </w:rPr>
         <w:t xml:space="preserve">Implemented reactive UI patterns with </w:t>
       </w:r>
-      <w:proofErr w:type="spellStart"/>
       <w:r>
         <w:rPr>
           <w:rStyle w:val="Strong"/>
@@ -2663,7 +1768,6 @@
         </w:rPr>
         <w:t>RxJS</w:t>
       </w:r>
-      <w:proofErr w:type="spellEnd"/>
       <w:r>
         <w:rPr>
           <w:rFonts w:ascii="Arial" w:hAnsi="Arial" w:cs="Arial"/>
@@ -2671,7 +1775,6 @@
         </w:rPr>
         <w:t xml:space="preserve"> and </w:t>
       </w:r>
-      <w:proofErr w:type="spellStart"/>
       <w:r>
         <w:rPr>
           <w:rStyle w:val="Strong"/>
@@ -2680,29 +1783,12 @@
         </w:rPr>
         <w:t>NgRx</w:t>
       </w:r>
-      <w:proofErr w:type="spellEnd"/>
-      <w:r>
-        <w:rPr>
-          <w:rFonts w:ascii="Arial" w:hAnsi="Arial" w:cs="Arial"/>
-          <w:sz w:val="18"/>
-        </w:rPr>
-        <w:t xml:space="preserve">, adding </w:t>
-      </w:r>
-      <w:proofErr w:type="spellStart"/>
-      <w:r>
-        <w:rPr>
-          <w:rFonts w:ascii="Arial" w:hAnsi="Arial" w:cs="Arial"/>
-          <w:sz w:val="18"/>
-        </w:rPr>
-        <w:t>debouncing</w:t>
-      </w:r>
-      <w:proofErr w:type="spellEnd"/>
-      <w:r>
-        <w:rPr>
-          <w:rFonts w:ascii="Arial" w:hAnsi="Arial" w:cs="Arial"/>
-          <w:sz w:val="18"/>
-        </w:rPr>
-        <w:t>, cancellation, and guarded navigation to prevent redundant calls and race conditions.</w:t>
+      <w:r>
+        <w:rPr>
+          <w:rFonts w:ascii="Arial" w:hAnsi="Arial" w:cs="Arial"/>
+          <w:sz w:val="18"/>
+        </w:rPr>
+        <w:t>, adding debouncing, cancellation, and guarded navigation to prevent redundant calls and race conditions.</w:t>
       </w:r>
     </w:p>
     <w:p>
@@ -2776,7 +1862,6 @@
         </w:rPr>
         <w:t xml:space="preserve">Improved database reliability and performance across </w:t>
       </w:r>
-      <w:proofErr w:type="spellStart"/>
       <w:r>
         <w:rPr>
           <w:rStyle w:val="Strong"/>
@@ -2785,7 +1870,6 @@
         </w:rPr>
         <w:t>PostgreSQL</w:t>
       </w:r>
-      <w:proofErr w:type="spellEnd"/>
       <w:r>
         <w:rPr>
           <w:rFonts w:ascii="Arial" w:hAnsi="Arial" w:cs="Arial"/>
@@ -2844,7 +1928,6 @@
         </w:rPr>
         <w:t xml:space="preserve">Built background processing with </w:t>
       </w:r>
-      <w:proofErr w:type="spellStart"/>
       <w:r>
         <w:rPr>
           <w:rStyle w:val="Strong"/>
@@ -2853,7 +1936,6 @@
         </w:rPr>
         <w:t>RabbitMQ</w:t>
       </w:r>
-      <w:proofErr w:type="spellEnd"/>
       <w:r>
         <w:rPr>
           <w:rFonts w:ascii="Arial" w:hAnsi="Arial" w:cs="Arial"/>
@@ -2912,7 +1994,6 @@
         </w:rPr>
         <w:t xml:space="preserve">, </w:t>
       </w:r>
-      <w:proofErr w:type="spellStart"/>
       <w:r>
         <w:rPr>
           <w:rStyle w:val="Strong"/>
@@ -2921,7 +2002,6 @@
         </w:rPr>
         <w:t>CloudFront</w:t>
       </w:r>
-      <w:proofErr w:type="spellEnd"/>
       <w:r>
         <w:rPr>
           <w:rFonts w:ascii="Arial" w:hAnsi="Arial" w:cs="Arial"/>
@@ -2995,7 +2075,6 @@
         </w:rPr>
         <w:t xml:space="preserve">Added search capabilities using </w:t>
       </w:r>
-      <w:proofErr w:type="spellStart"/>
       <w:r>
         <w:rPr>
           <w:rStyle w:val="Strong"/>
@@ -3004,7 +2083,6 @@
         </w:rPr>
         <w:t>Elasticsearch</w:t>
       </w:r>
-      <w:proofErr w:type="spellEnd"/>
       <w:r>
         <w:rPr>
           <w:rFonts w:ascii="Arial" w:hAnsi="Arial" w:cs="Arial"/>
@@ -3025,23 +2103,7 @@
           <w:rFonts w:ascii="Arial" w:hAnsi="Arial" w:cs="Arial"/>
           <w:sz w:val="18"/>
         </w:rPr>
-        <w:t xml:space="preserve">, creating stable query templates and operational </w:t>
-      </w:r>
-      <w:proofErr w:type="spellStart"/>
-      <w:r>
-        <w:rPr>
-          <w:rFonts w:ascii="Arial" w:hAnsi="Arial" w:cs="Arial"/>
-          <w:sz w:val="18"/>
-        </w:rPr>
-        <w:t>runbooks</w:t>
-      </w:r>
-      <w:proofErr w:type="spellEnd"/>
-      <w:r>
-        <w:rPr>
-          <w:rFonts w:ascii="Arial" w:hAnsi="Arial" w:cs="Arial"/>
-          <w:sz w:val="18"/>
-        </w:rPr>
-        <w:t xml:space="preserve"> for index lifecycle changes.</w:t>
+        <w:t>, creating stable query templates and operational runbooks for index lifecycle changes.</w:t>
       </w:r>
     </w:p>
     <w:p>
@@ -3062,23 +2124,7 @@
           <w:rFonts w:ascii="Arial" w:hAnsi="Arial" w:cs="Arial"/>
           <w:sz w:val="18"/>
         </w:rPr>
-        <w:t xml:space="preserve">Strengthened </w:t>
-      </w:r>
-      <w:proofErr w:type="spellStart"/>
-      <w:r>
-        <w:rPr>
-          <w:rFonts w:ascii="Arial" w:hAnsi="Arial" w:cs="Arial"/>
-          <w:sz w:val="18"/>
-        </w:rPr>
-        <w:t>observability</w:t>
-      </w:r>
-      <w:proofErr w:type="spellEnd"/>
-      <w:r>
-        <w:rPr>
-          <w:rFonts w:ascii="Arial" w:hAnsi="Arial" w:cs="Arial"/>
-          <w:sz w:val="18"/>
-        </w:rPr>
-        <w:t xml:space="preserve"> using </w:t>
+        <w:t xml:space="preserve">Strengthened observability using </w:t>
       </w:r>
       <w:r>
         <w:rPr>
@@ -3095,7 +2141,6 @@
         </w:rPr>
         <w:t xml:space="preserve">, </w:t>
       </w:r>
-      <w:proofErr w:type="spellStart"/>
       <w:r>
         <w:rPr>
           <w:rStyle w:val="Strong"/>
@@ -3104,7 +2149,6 @@
         </w:rPr>
         <w:t>Datadog</w:t>
       </w:r>
-      <w:proofErr w:type="spellEnd"/>
       <w:r>
         <w:rPr>
           <w:rFonts w:ascii="Arial" w:hAnsi="Arial" w:cs="Arial"/>
@@ -3127,7 +2171,6 @@
         </w:rPr>
         <w:t xml:space="preserve">, and </w:t>
       </w:r>
-      <w:proofErr w:type="spellStart"/>
       <w:r>
         <w:rPr>
           <w:rStyle w:val="Strong"/>
@@ -3136,7 +2179,6 @@
         </w:rPr>
         <w:t>Grafana</w:t>
       </w:r>
-      <w:proofErr w:type="spellEnd"/>
       <w:r>
         <w:rPr>
           <w:rFonts w:ascii="Arial" w:hAnsi="Arial" w:cs="Arial"/>
@@ -3171,18 +2213,8 @@
           <w:rFonts w:ascii="Arial" w:hAnsi="Arial" w:cs="Arial"/>
           <w:sz w:val="18"/>
         </w:rPr>
-        <w:t xml:space="preserve">Azure </w:t>
-      </w:r>
-      <w:proofErr w:type="spellStart"/>
-      <w:r>
-        <w:rPr>
-          <w:rStyle w:val="Strong"/>
-          <w:rFonts w:ascii="Arial" w:hAnsi="Arial" w:cs="Arial"/>
-          <w:sz w:val="18"/>
-        </w:rPr>
-        <w:t>DevOps</w:t>
-      </w:r>
-      <w:proofErr w:type="spellEnd"/>
+        <w:t>Azure DevOps</w:t>
+      </w:r>
       <w:r>
         <w:rPr>
           <w:rFonts w:ascii="Arial" w:hAnsi="Arial" w:cs="Arial"/>
@@ -3190,7 +2222,6 @@
         </w:rPr>
         <w:t xml:space="preserve">, </w:t>
       </w:r>
-      <w:proofErr w:type="spellStart"/>
       <w:r>
         <w:rPr>
           <w:rStyle w:val="Strong"/>
@@ -3199,7 +2230,6 @@
         </w:rPr>
         <w:t>CircleCI</w:t>
       </w:r>
-      <w:proofErr w:type="spellEnd"/>
       <w:r>
         <w:rPr>
           <w:rFonts w:ascii="Arial" w:hAnsi="Arial" w:cs="Arial"/>
@@ -3495,7 +2525,6 @@
         </w:rPr>
         <w:t xml:space="preserve">, </w:t>
       </w:r>
-      <w:proofErr w:type="spellStart"/>
       <w:r>
         <w:rPr>
           <w:rStyle w:val="Strong"/>
@@ -3504,7 +2533,6 @@
         </w:rPr>
         <w:t>BigQuery</w:t>
       </w:r>
-      <w:proofErr w:type="spellEnd"/>
       <w:r>
         <w:rPr>
           <w:rFonts w:ascii="Arial" w:hAnsi="Arial" w:cs="Arial"/>
@@ -3534,27 +2562,7 @@
           <w:sz w:val="21"/>
           <w:szCs w:val="21"/>
         </w:rPr>
-        <w:t xml:space="preserve">Centric Tech Inc.  </w:t>
-      </w:r>
-      <w:proofErr w:type="gramStart"/>
-      <w:r>
-        <w:rPr>
-          <w:rFonts w:ascii="Arial" w:eastAsia="Arial" w:hAnsi="Arial" w:cs="Arial"/>
-          <w:color w:val="555555"/>
-          <w:sz w:val="21"/>
-          <w:szCs w:val="21"/>
-        </w:rPr>
-        <w:t>|  September</w:t>
-      </w:r>
-      <w:proofErr w:type="gramEnd"/>
-      <w:r>
-        <w:rPr>
-          <w:rFonts w:ascii="Arial" w:eastAsia="Arial" w:hAnsi="Arial" w:cs="Arial"/>
-          <w:color w:val="555555"/>
-          <w:sz w:val="21"/>
-          <w:szCs w:val="21"/>
-        </w:rPr>
-        <w:t xml:space="preserve"> 2015 - May 2018</w:t>
+        <w:t>Centric Tech Inc.  |  September 2015 - May 2018</w:t>
       </w:r>
     </w:p>
     <w:p>
@@ -3577,7 +2585,6 @@
         </w:rPr>
         <w:t xml:space="preserve">Migrated legacy server-rendered pages into </w:t>
       </w:r>
-      <w:proofErr w:type="spellStart"/>
       <w:r>
         <w:rPr>
           <w:rStyle w:val="Strong"/>
@@ -3586,7 +2593,6 @@
         </w:rPr>
         <w:t>AngularJS</w:t>
       </w:r>
-      <w:proofErr w:type="spellEnd"/>
       <w:r>
         <w:rPr>
           <w:rFonts w:ascii="Arial" w:hAnsi="Arial" w:cs="Arial"/>
@@ -3672,7 +2678,6 @@
         </w:rPr>
         <w:t xml:space="preserve">Implemented schema changes and migrations across </w:t>
       </w:r>
-      <w:proofErr w:type="spellStart"/>
       <w:r>
         <w:rPr>
           <w:rStyle w:val="Strong"/>
@@ -3681,7 +2686,6 @@
         </w:rPr>
         <w:t>PostgreSQL</w:t>
       </w:r>
-      <w:proofErr w:type="spellEnd"/>
       <w:r>
         <w:rPr>
           <w:rFonts w:ascii="Arial" w:hAnsi="Arial" w:cs="Arial"/>
@@ -3738,23 +2742,7 @@
           <w:rFonts w:ascii="Arial" w:hAnsi="Arial" w:cs="Arial"/>
           <w:sz w:val="18"/>
         </w:rPr>
-        <w:t xml:space="preserve">Improved reporting and list endpoints by eliminating </w:t>
-      </w:r>
-      <w:proofErr w:type="gramStart"/>
-      <w:r>
-        <w:rPr>
-          <w:rFonts w:ascii="Arial" w:hAnsi="Arial" w:cs="Arial"/>
-          <w:sz w:val="18"/>
-        </w:rPr>
-        <w:t>N+1 patterns</w:t>
-      </w:r>
-      <w:proofErr w:type="gramEnd"/>
-      <w:r>
-        <w:rPr>
-          <w:rFonts w:ascii="Arial" w:hAnsi="Arial" w:cs="Arial"/>
-          <w:sz w:val="18"/>
-        </w:rPr>
-        <w:t>, adding targeted indexes, and implementing keyset pagination for scale.</w:t>
+        <w:t>Improved reporting and list endpoints by eliminating N+1 patterns, adding targeted indexes, and implementing keyset pagination for scale.</w:t>
       </w:r>
     </w:p>
     <w:p>
@@ -3777,8 +2765,6 @@
         </w:rPr>
         <w:t xml:space="preserve">Introduced caching strategies using </w:t>
       </w:r>
-      <w:proofErr w:type="spellStart"/>
-      <w:proofErr w:type="gramStart"/>
       <w:r>
         <w:rPr>
           <w:rStyle w:val="Strong"/>
@@ -3787,8 +2773,6 @@
         </w:rPr>
         <w:t>Redis</w:t>
       </w:r>
-      <w:proofErr w:type="spellEnd"/>
-      <w:proofErr w:type="gramEnd"/>
       <w:r>
         <w:rPr>
           <w:rFonts w:ascii="Arial" w:hAnsi="Arial" w:cs="Arial"/>
@@ -3817,7 +2801,6 @@
         </w:rPr>
         <w:t xml:space="preserve">Delivered queue-based processing for exports and batch jobs using </w:t>
       </w:r>
-      <w:proofErr w:type="spellStart"/>
       <w:r>
         <w:rPr>
           <w:rStyle w:val="Strong"/>
@@ -3826,29 +2809,12 @@
         </w:rPr>
         <w:t>RabbitMQ</w:t>
       </w:r>
-      <w:proofErr w:type="spellEnd"/>
-      <w:r>
-        <w:rPr>
-          <w:rFonts w:ascii="Arial" w:hAnsi="Arial" w:cs="Arial"/>
-          <w:sz w:val="18"/>
-        </w:rPr>
-        <w:t xml:space="preserve"> and AWS-style </w:t>
-      </w:r>
-      <w:proofErr w:type="gramStart"/>
-      <w:r>
-        <w:rPr>
-          <w:rFonts w:ascii="Arial" w:hAnsi="Arial" w:cs="Arial"/>
-          <w:sz w:val="18"/>
-        </w:rPr>
-        <w:t>patterns, ensuring retries</w:t>
-      </w:r>
-      <w:proofErr w:type="gramEnd"/>
-      <w:r>
-        <w:rPr>
-          <w:rFonts w:ascii="Arial" w:hAnsi="Arial" w:cs="Arial"/>
-          <w:sz w:val="18"/>
-        </w:rPr>
-        <w:t xml:space="preserve"> and idempotent execution.</w:t>
+      <w:r>
+        <w:rPr>
+          <w:rFonts w:ascii="Arial" w:hAnsi="Arial" w:cs="Arial"/>
+          <w:sz w:val="18"/>
+        </w:rPr>
+        <w:t xml:space="preserve"> and AWS-style patterns, ensuring retries and idempotent execution.</w:t>
       </w:r>
     </w:p>
     <w:p>
@@ -3871,7 +2837,6 @@
         </w:rPr>
         <w:t xml:space="preserve">Implemented search indexing with </w:t>
       </w:r>
-      <w:proofErr w:type="spellStart"/>
       <w:r>
         <w:rPr>
           <w:rStyle w:val="Strong"/>
@@ -3880,7 +2845,6 @@
         </w:rPr>
         <w:t>Elasticsearch</w:t>
       </w:r>
-      <w:proofErr w:type="spellEnd"/>
       <w:r>
         <w:rPr>
           <w:rFonts w:ascii="Arial" w:hAnsi="Arial" w:cs="Arial"/>
@@ -3909,7 +2873,6 @@
         </w:rPr>
         <w:t xml:space="preserve">Containerized services with </w:t>
       </w:r>
-      <w:proofErr w:type="spellStart"/>
       <w:r>
         <w:rPr>
           <w:rStyle w:val="Strong"/>
@@ -3918,7 +2881,6 @@
         </w:rPr>
         <w:t>Docker</w:t>
       </w:r>
-      <w:proofErr w:type="spellEnd"/>
       <w:r>
         <w:rPr>
           <w:rFonts w:ascii="Arial" w:hAnsi="Arial" w:cs="Arial"/>
@@ -3926,7 +2888,6 @@
         </w:rPr>
         <w:t xml:space="preserve"> and deployed into </w:t>
       </w:r>
-      <w:proofErr w:type="spellStart"/>
       <w:r>
         <w:rPr>
           <w:rStyle w:val="Strong"/>
@@ -3935,7 +2896,6 @@
         </w:rPr>
         <w:t>Kubernetes</w:t>
       </w:r>
-      <w:proofErr w:type="spellEnd"/>
       <w:r>
         <w:rPr>
           <w:rFonts w:ascii="Arial" w:hAnsi="Arial" w:cs="Arial"/>
@@ -3977,23 +2937,7 @@
           <w:rFonts w:ascii="Arial" w:hAnsi="Arial" w:cs="Arial"/>
           <w:sz w:val="18"/>
         </w:rPr>
-        <w:t xml:space="preserve"> pipelines, adding </w:t>
-      </w:r>
-      <w:proofErr w:type="spellStart"/>
-      <w:r>
-        <w:rPr>
-          <w:rFonts w:ascii="Arial" w:hAnsi="Arial" w:cs="Arial"/>
-          <w:sz w:val="18"/>
-        </w:rPr>
-        <w:t>linting</w:t>
-      </w:r>
-      <w:proofErr w:type="spellEnd"/>
-      <w:r>
-        <w:rPr>
-          <w:rFonts w:ascii="Arial" w:hAnsi="Arial" w:cs="Arial"/>
-          <w:sz w:val="18"/>
-        </w:rPr>
-        <w:t>, unit tests, and repeatable deployment steps across environments.</w:t>
+        <w:t xml:space="preserve"> pipelines, adding linting, unit tests, and repeatable deployment steps across environments.</w:t>
       </w:r>
     </w:p>
     <w:p>
@@ -4016,7 +2960,6 @@
         </w:rPr>
         <w:t xml:space="preserve">Improved monitoring with structured logs, correlation IDs, and dashboards across </w:t>
       </w:r>
-      <w:proofErr w:type="spellStart"/>
       <w:r>
         <w:rPr>
           <w:rStyle w:val="Strong"/>
@@ -4025,7 +2968,6 @@
         </w:rPr>
         <w:t>CloudWatch</w:t>
       </w:r>
-      <w:proofErr w:type="spellEnd"/>
       <w:r>
         <w:rPr>
           <w:rFonts w:ascii="Arial" w:hAnsi="Arial" w:cs="Arial"/>
@@ -4063,7 +3005,6 @@
       </w:r>
     </w:p>
     <w:p>
-      <w:proofErr w:type="gramStart"/>
       <w:r>
         <w:rPr>
           <w:rFonts w:ascii="Arial" w:eastAsia="Arial" w:hAnsi="Arial" w:cs="Arial"/>
@@ -4071,17 +3012,7 @@
           <w:sz w:val="21"/>
           <w:szCs w:val="21"/>
         </w:rPr>
-        <w:t>Microsoft  |</w:t>
-      </w:r>
-      <w:proofErr w:type="gramEnd"/>
-      <w:r>
-        <w:rPr>
-          <w:rFonts w:ascii="Arial" w:eastAsia="Arial" w:hAnsi="Arial" w:cs="Arial"/>
-          <w:color w:val="555555"/>
-          <w:sz w:val="21"/>
-          <w:szCs w:val="21"/>
-        </w:rPr>
-        <w:t xml:space="preserve">  September 2014 - August 2015</w:t>
+        <w:t>Microsoft  |  September 2014 - August 2015</w:t>
       </w:r>
     </w:p>
     <w:p>
@@ -4102,6 +3033,7 @@
           <w:rFonts w:ascii="Arial" w:hAnsi="Arial" w:cs="Arial"/>
           <w:sz w:val="18"/>
         </w:rPr>
+        <w:lastRenderedPageBreak/>
         <w:t xml:space="preserve">Delivered small </w:t>
       </w:r>
       <w:r>
@@ -4138,7 +3070,6 @@
           <w:rFonts w:ascii="Arial" w:hAnsi="Arial" w:cs="Arial"/>
           <w:sz w:val="18"/>
         </w:rPr>
-        <w:lastRenderedPageBreak/>
         <w:t xml:space="preserve">Built </w:t>
       </w:r>
       <w:r>
@@ -4419,7 +3350,6 @@
         </w:rPr>
         <w:t xml:space="preserve">Built an export system that streams large datasets safely using </w:t>
       </w:r>
-      <w:proofErr w:type="spellStart"/>
       <w:r>
         <w:rPr>
           <w:rStyle w:val="Strong"/>
@@ -4428,29 +3358,12 @@
         </w:rPr>
         <w:t>FastAPI</w:t>
       </w:r>
-      <w:proofErr w:type="spellEnd"/>
-      <w:r>
-        <w:rPr>
-          <w:rFonts w:ascii="Arial" w:hAnsi="Arial" w:cs="Arial"/>
-          <w:sz w:val="18"/>
-        </w:rPr>
-        <w:t xml:space="preserve"> services and </w:t>
-      </w:r>
-      <w:proofErr w:type="spellStart"/>
-      <w:r>
-        <w:rPr>
-          <w:rFonts w:ascii="Arial" w:hAnsi="Arial" w:cs="Arial"/>
-          <w:sz w:val="18"/>
-        </w:rPr>
-        <w:t>async</w:t>
-      </w:r>
-      <w:proofErr w:type="spellEnd"/>
-      <w:r>
-        <w:rPr>
-          <w:rFonts w:ascii="Arial" w:hAnsi="Arial" w:cs="Arial"/>
-          <w:sz w:val="18"/>
-        </w:rPr>
-        <w:t xml:space="preserve"> workers, separating interactive requests from heavy processing via </w:t>
+      <w:r>
+        <w:rPr>
+          <w:rFonts w:ascii="Arial" w:hAnsi="Arial" w:cs="Arial"/>
+          <w:sz w:val="18"/>
+        </w:rPr>
+        <w:t xml:space="preserve"> services and async workers, separating interactive requests from heavy processing via </w:t>
       </w:r>
       <w:r>
         <w:rPr>
@@ -4467,7 +3380,6 @@
         </w:rPr>
         <w:t xml:space="preserve"> and </w:t>
       </w:r>
-      <w:proofErr w:type="spellStart"/>
       <w:r>
         <w:rPr>
           <w:rStyle w:val="Strong"/>
@@ -4476,7 +3388,6 @@
         </w:rPr>
         <w:t>RabbitMQ</w:t>
       </w:r>
-      <w:proofErr w:type="spellEnd"/>
       <w:r>
         <w:rPr>
           <w:rFonts w:ascii="Arial" w:hAnsi="Arial" w:cs="Arial"/>
@@ -4505,7 +3416,6 @@
         </w:rPr>
         <w:t xml:space="preserve">Implemented </w:t>
       </w:r>
-      <w:proofErr w:type="spellStart"/>
       <w:r>
         <w:rPr>
           <w:rStyle w:val="Strong"/>
@@ -4514,7 +3424,6 @@
         </w:rPr>
         <w:t>idempotency</w:t>
       </w:r>
-      <w:proofErr w:type="spellEnd"/>
       <w:r>
         <w:rPr>
           <w:rFonts w:ascii="Arial" w:hAnsi="Arial" w:cs="Arial"/>
@@ -4558,7 +3467,6 @@
         </w:rPr>
         <w:t xml:space="preserve"> with controlled lifecycle policies and served downloads behind </w:t>
       </w:r>
-      <w:proofErr w:type="spellStart"/>
       <w:r>
         <w:rPr>
           <w:rStyle w:val="Strong"/>
@@ -4567,7 +3475,6 @@
         </w:rPr>
         <w:t>CloudFront</w:t>
       </w:r>
-      <w:proofErr w:type="spellEnd"/>
       <w:r>
         <w:rPr>
           <w:rFonts w:ascii="Arial" w:hAnsi="Arial" w:cs="Arial"/>
@@ -4596,7 +3503,6 @@
         </w:rPr>
         <w:t xml:space="preserve">Indexed searchable metadata in </w:t>
       </w:r>
-      <w:proofErr w:type="spellStart"/>
       <w:r>
         <w:rPr>
           <w:rStyle w:val="Strong"/>
@@ -4605,7 +3511,6 @@
         </w:rPr>
         <w:t>Elasticsearch</w:t>
       </w:r>
-      <w:proofErr w:type="spellEnd"/>
       <w:r>
         <w:rPr>
           <w:rFonts w:ascii="Arial" w:hAnsi="Arial" w:cs="Arial"/>
@@ -4626,23 +3531,7 @@
           <w:rFonts w:ascii="Arial" w:hAnsi="Arial" w:cs="Arial"/>
           <w:sz w:val="18"/>
         </w:rPr>
-        <w:t xml:space="preserve">, enabling fast retrieval by case, tenant, and time range with operational </w:t>
-      </w:r>
-      <w:proofErr w:type="spellStart"/>
-      <w:r>
-        <w:rPr>
-          <w:rFonts w:ascii="Arial" w:hAnsi="Arial" w:cs="Arial"/>
-          <w:sz w:val="18"/>
-        </w:rPr>
-        <w:t>reindex</w:t>
-      </w:r>
-      <w:proofErr w:type="spellEnd"/>
-      <w:r>
-        <w:rPr>
-          <w:rFonts w:ascii="Arial" w:hAnsi="Arial" w:cs="Arial"/>
-          <w:sz w:val="18"/>
-        </w:rPr>
-        <w:t xml:space="preserve"> support.</w:t>
+        <w:t>, enabling fast retrieval by case, tenant, and time range with operational reindex support.</w:t>
       </w:r>
     </w:p>
     <w:p>
@@ -4680,7 +3569,6 @@
         </w:rPr>
         <w:t xml:space="preserve"> and </w:t>
       </w:r>
-      <w:proofErr w:type="spellStart"/>
       <w:r>
         <w:rPr>
           <w:rStyle w:val="Strong"/>
@@ -4689,7 +3577,6 @@
         </w:rPr>
         <w:t>BigQuery</w:t>
       </w:r>
-      <w:proofErr w:type="spellEnd"/>
       <w:r>
         <w:rPr>
           <w:rFonts w:ascii="Arial" w:hAnsi="Arial" w:cs="Arial"/>
@@ -4708,7 +3595,6 @@
           <w:sz w:val="18"/>
         </w:rPr>
       </w:pPr>
-      <w:proofErr w:type="spellStart"/>
       <w:r>
         <w:rPr>
           <w:rStyle w:val="Strong"/>
@@ -4717,18 +3603,7 @@
           <w:color w:val="auto"/>
           <w:sz w:val="18"/>
         </w:rPr>
-        <w:t>Observability</w:t>
-      </w:r>
-      <w:proofErr w:type="spellEnd"/>
-      <w:r>
-        <w:rPr>
-          <w:rStyle w:val="Strong"/>
-          <w:rFonts w:ascii="Arial" w:hAnsi="Arial" w:cs="Arial"/>
-          <w:bCs w:val="0"/>
-          <w:color w:val="auto"/>
-          <w:sz w:val="18"/>
-        </w:rPr>
-        <w:t xml:space="preserve"> Standardization &amp; On-Call Noise Reduction</w:t>
+        <w:t>Observability Standardization &amp; On-Call Noise Reduction</w:t>
       </w:r>
     </w:p>
     <w:p>
@@ -4751,7 +3626,6 @@
         </w:rPr>
         <w:t xml:space="preserve">Rolled out </w:t>
       </w:r>
-      <w:proofErr w:type="spellStart"/>
       <w:r>
         <w:rPr>
           <w:rStyle w:val="Strong"/>
@@ -4760,7 +3634,6 @@
         </w:rPr>
         <w:t>OpenTelemetry</w:t>
       </w:r>
-      <w:proofErr w:type="spellEnd"/>
       <w:r>
         <w:rPr>
           <w:rFonts w:ascii="Arial" w:hAnsi="Arial" w:cs="Arial"/>
@@ -4768,7 +3641,6 @@
         </w:rPr>
         <w:t xml:space="preserve"> instrumentation for traces, metrics, and logs across services, exporting to </w:t>
       </w:r>
-      <w:proofErr w:type="spellStart"/>
       <w:r>
         <w:rPr>
           <w:rStyle w:val="Strong"/>
@@ -4777,7 +3649,6 @@
         </w:rPr>
         <w:t>Datadog</w:t>
       </w:r>
-      <w:proofErr w:type="spellEnd"/>
       <w:r>
         <w:rPr>
           <w:rFonts w:ascii="Arial" w:hAnsi="Arial" w:cs="Arial"/>
@@ -4800,7 +3671,6 @@
         </w:rPr>
         <w:t xml:space="preserve">, and </w:t>
       </w:r>
-      <w:proofErr w:type="spellStart"/>
       <w:r>
         <w:rPr>
           <w:rStyle w:val="Strong"/>
@@ -4809,7 +3679,6 @@
         </w:rPr>
         <w:t>Grafana</w:t>
       </w:r>
-      <w:proofErr w:type="spellEnd"/>
       <w:r>
         <w:rPr>
           <w:rFonts w:ascii="Arial" w:hAnsi="Arial" w:cs="Arial"/>
@@ -4836,16 +3705,7 @@
           <w:rFonts w:ascii="Arial" w:hAnsi="Arial" w:cs="Arial"/>
           <w:sz w:val="18"/>
         </w:rPr>
-        <w:t>Standardized correlation IDs, log fields, and dashboards, reducing alert fatigue and improving mean-time-to-diagnosis through consis</w:t>
-      </w:r>
-      <w:bookmarkStart w:id="0" w:name="_GoBack"/>
-      <w:bookmarkEnd w:id="0"/>
-      <w:r>
-        <w:rPr>
-          <w:rFonts w:ascii="Arial" w:hAnsi="Arial" w:cs="Arial"/>
-          <w:sz w:val="18"/>
-        </w:rPr>
-        <w:t>tent service signals.</w:t>
+        <w:t>Standardized correlation IDs, log fields, and dashboards, reducing alert fatigue and improving mean-time-to-diagnosis through consistent service signals.</w:t>
       </w:r>
     </w:p>
     <w:p>
@@ -4883,23 +3743,13 @@
         </w:rPr>
         <w:t xml:space="preserve"> API contract checks and CI gates using </w:t>
       </w:r>
-      <w:proofErr w:type="spellStart"/>
-      <w:r>
-        <w:rPr>
-          <w:rStyle w:val="Strong"/>
-          <w:rFonts w:ascii="Arial" w:hAnsi="Arial" w:cs="Arial"/>
-          <w:sz w:val="18"/>
-        </w:rPr>
-        <w:t>GitHub</w:t>
-      </w:r>
-      <w:proofErr w:type="spellEnd"/>
-      <w:r>
-        <w:rPr>
-          <w:rStyle w:val="Strong"/>
-          <w:rFonts w:ascii="Arial" w:hAnsi="Arial" w:cs="Arial"/>
-          <w:sz w:val="18"/>
-        </w:rPr>
-        <w:t xml:space="preserve"> Actions</w:t>
+      <w:r>
+        <w:rPr>
+          <w:rStyle w:val="Strong"/>
+          <w:rFonts w:ascii="Arial" w:hAnsi="Arial" w:cs="Arial"/>
+          <w:sz w:val="18"/>
+        </w:rPr>
+        <w:t>GitHub Actions</w:t>
       </w:r>
       <w:r>
         <w:rPr>
@@ -8002,7 +6852,7 @@
   <a:extraClrSchemeLst/>
   <a:extLst>
     <a:ext uri="{05A4C25C-085E-4340-85A3-A5531E510DB2}">
-      <thm15:themeFamily xmlns:thm15="http://schemas.microsoft.com/office/thememl/2012/main" xmlns="" name="Office Theme" id="{2E142A2C-CD16-42D6-873A-C26D2A0506FA}" vid="{1BDDFF52-6CD6-40A5-AB3C-68EB2F1E4D0A}"/>
+      <thm15:themeFamily xmlns="" xmlns:thm15="http://schemas.microsoft.com/office/thememl/2012/main" name="Office Theme" id="{2E142A2C-CD16-42D6-873A-C26D2A0506FA}" vid="{1BDDFF52-6CD6-40A5-AB3C-68EB2F1E4D0A}"/>
     </a:ext>
   </a:extLst>
 </a:theme>
@@ -8013,7 +6863,7 @@
 </file>
 
 <file path=customXml/itemProps1.xml><?xml version="1.0" encoding="utf-8"?>
-<ds:datastoreItem xmlns:ds="http://schemas.openxmlformats.org/officeDocument/2006/customXml" ds:itemID="{677F5745-5987-41B0-987C-528E1ED7635C}">
+<ds:datastoreItem xmlns:ds="http://schemas.openxmlformats.org/officeDocument/2006/customXml" ds:itemID="{4F7089AF-9A99-4E60-BDA6-7858CFC7CA65}">
   <ds:schemaRefs>
     <ds:schemaRef ds:uri="http://schemas.openxmlformats.org/officeDocument/2006/bibliography"/>
   </ds:schemaRefs>
